--- a/data/outputs/docx/Grade 10 Bio/Bio 1.3/Biology_CellStructure_CBE_LessonSequence.docx
+++ b/data/outputs/docx/Grade 10 Bio/Bio 1.3/Biology_CellStructure_CBE_LessonSequence.docx
@@ -4,7 +4,7 @@
   <w:body>
     <w:p>
       <w:pPr>
-        <w:spacing w:after="80" w:before="0"/>
+        <w:spacing w:after="30" w:before="0"/>
         <w:jc w:val="center"/>
       </w:pPr>
       <w:r>
@@ -23,7 +23,7 @@
     </w:p>
     <w:p>
       <w:pPr>
-        <w:spacing w:after="160" w:before="0"/>
+        <w:spacing w:after="60" w:before="0"/>
         <w:jc w:val="center"/>
       </w:pPr>
       <w:r>
@@ -31,8 +31,8 @@
           <w:rFonts w:ascii="Arial" w:cs="Arial" w:eastAsia="Arial" w:hAnsi="Arial"/>
           <w:b w:val="false"/>
           <w:bCs w:val="false"/>
-          <w:i w:val="false"/>
-          <w:iCs w:val="false"/>
+          <w:i/>
+          <w:iCs/>
           <w:color w:val="1F6B75"/>
           <w:sz w:val="22"/>
           <w:szCs w:val="22"/>
@@ -42,20 +42,9 @@
     </w:p>
     <w:p>
       <w:pPr>
-        <w:spacing w:after="120" w:before="0"/>
-        <w:jc w:val="left"/>
+        <w:spacing w:after="120"/>
       </w:pPr>
       <w:r>
-        <w:rPr>
-          <w:rFonts w:ascii="Arial" w:cs="Arial" w:eastAsia="Arial" w:hAnsi="Arial"/>
-          <w:b w:val="false"/>
-          <w:bCs w:val="false"/>
-          <w:i w:val="false"/>
-          <w:iCs w:val="false"/>
-          <w:color w:val="000000"/>
-          <w:sz w:val="18"/>
-          <w:szCs w:val="18"/>
-        </w:rPr>
         <w:t xml:space="preserve"/>
       </w:r>
     </w:p>
@@ -404,7 +393,7 @@
                 <w:sz w:val="18"/>
                 <w:szCs w:val="18"/>
               </w:rPr>
-              <w:t xml:space="preserve">Learning Outcomes</w:t>
+              <w:t xml:space="preserve">Total Duration</w:t>
             </w:r>
           </w:p>
         </w:tc>
@@ -436,6 +425,72 @@
                 <w:sz w:val="18"/>
                 <w:szCs w:val="18"/>
               </w:rPr>
+              <w:t xml:space="preserve">8 lessons (approximately 20 periods × 40 minutes = 800 minutes)</w:t>
+            </w:r>
+          </w:p>
+        </w:tc>
+      </w:tr>
+      <w:tr>
+        <w:tc>
+          <w:tcPr>
+            <w:tcW w:type="dxa" w:w="3000"/>
+            <w:shd w:fill="D5E8F0" w:color="auto" w:val="clear"/>
+            <w:tcMar>
+              <w:top w:type="dxa" w:w="60"/>
+              <w:left w:type="dxa" w:w="120"/>
+              <w:bottom w:type="dxa" w:w="60"/>
+              <w:right w:type="dxa" w:w="120"/>
+            </w:tcMar>
+            <w:vAlign w:val="top"/>
+          </w:tcPr>
+          <w:p>
+            <w:pPr>
+              <w:spacing w:after="40" w:before="0"/>
+              <w:jc w:val="left"/>
+            </w:pPr>
+            <w:r>
+              <w:rPr>
+                <w:rFonts w:ascii="Arial" w:cs="Arial" w:eastAsia="Arial" w:hAnsi="Arial"/>
+                <w:b/>
+                <w:bCs/>
+                <w:i w:val="false"/>
+                <w:iCs w:val="false"/>
+                <w:color w:val="000000"/>
+                <w:sz w:val="18"/>
+                <w:szCs w:val="18"/>
+              </w:rPr>
+              <w:t xml:space="preserve">Learning Outcomes</w:t>
+            </w:r>
+          </w:p>
+        </w:tc>
+        <w:tc>
+          <w:tcPr>
+            <w:tcW w:type="dxa" w:w="10680"/>
+            <w:shd w:fill="FFFFFF" w:color="auto" w:val="clear"/>
+            <w:tcMar>
+              <w:top w:type="dxa" w:w="60"/>
+              <w:left w:type="dxa" w:w="120"/>
+              <w:bottom w:type="dxa" w:w="60"/>
+              <w:right w:type="dxa" w:w="120"/>
+            </w:tcMar>
+            <w:vAlign w:val="top"/>
+          </w:tcPr>
+          <w:p>
+            <w:pPr>
+              <w:spacing w:after="40" w:before="0"/>
+              <w:jc w:val="left"/>
+            </w:pPr>
+            <w:r>
+              <w:rPr>
+                <w:rFonts w:ascii="Arial" w:cs="Arial" w:eastAsia="Arial" w:hAnsi="Arial"/>
+                <w:b w:val="false"/>
+                <w:bCs w:val="false"/>
+                <w:i w:val="false"/>
+                <w:iCs w:val="false"/>
+                <w:color w:val="000000"/>
+                <w:sz w:val="18"/>
+                <w:szCs w:val="18"/>
+              </w:rPr>
               <w:t xml:space="preserve">By the end of this sub-strand, the learner should be able to:</w:t>
             </w:r>
           </w:p>
@@ -757,7 +812,7 @@
                 <w:sz w:val="18"/>
                 <w:szCs w:val="18"/>
               </w:rPr>
-              <w:t xml:space="preserve">Values</w:t>
+              <w:t xml:space="preserve">Core Values</w:t>
             </w:r>
           </w:p>
         </w:tc>
@@ -899,7 +954,7 @@
         <w:tc>
           <w:tcPr>
             <w:tcW w:type="dxa" w:w="3000"/>
-            <w:shd w:fill="D9EEF1" w:color="auto" w:val="clear"/>
+            <w:shd w:fill="D5E8F0" w:color="auto" w:val="clear"/>
             <w:tcMar>
               <w:top w:type="dxa" w:w="60"/>
               <w:left w:type="dxa" w:w="120"/>
@@ -1193,7 +1248,7 @@
         <w:tc>
           <w:tcPr>
             <w:tcW w:type="dxa" w:w="3000"/>
-            <w:shd w:fill="D5E8F0" w:color="auto" w:val="clear"/>
+            <w:shd w:fill="D9EEF1" w:color="auto" w:val="clear"/>
             <w:tcMar>
               <w:top w:type="dxa" w:w="60"/>
               <w:left w:type="dxa" w:w="120"/>
@@ -1426,32 +1481,32 @@
         <w:tc>
           <w:tcPr>
             <w:tcW w:type="dxa" w:w="3000"/>
-            <w:shd w:fill="D5E8F0" w:color="auto" w:val="clear"/>
-            <w:tcMar>
-              <w:top w:type="dxa" w:w="60"/>
-              <w:left w:type="dxa" w:w="120"/>
-              <w:bottom w:type="dxa" w:w="60"/>
-              <w:right w:type="dxa" w:w="120"/>
-            </w:tcMar>
-            <w:vAlign w:val="top"/>
-          </w:tcPr>
-          <w:p>
-            <w:pPr>
-              <w:spacing w:after="40" w:before="0"/>
-              <w:jc w:val="left"/>
-            </w:pPr>
-            <w:r>
-              <w:rPr>
-                <w:rFonts w:ascii="Arial" w:cs="Arial" w:eastAsia="Arial" w:hAnsi="Arial"/>
-                <w:b/>
-                <w:bCs/>
-                <w:i w:val="false"/>
-                <w:iCs w:val="false"/>
-                <w:color w:val="000000"/>
-                <w:sz w:val="18"/>
-                <w:szCs w:val="18"/>
-              </w:rPr>
-              <w:t xml:space="preserve">Total Duration</w:t>
+            <w:shd w:fill="EAD1F5" w:color="auto" w:val="clear"/>
+            <w:tcMar>
+              <w:top w:type="dxa" w:w="60"/>
+              <w:left w:type="dxa" w:w="120"/>
+              <w:bottom w:type="dxa" w:w="60"/>
+              <w:right w:type="dxa" w:w="120"/>
+            </w:tcMar>
+            <w:vAlign w:val="top"/>
+          </w:tcPr>
+          <w:p>
+            <w:pPr>
+              <w:spacing w:after="40" w:before="0"/>
+              <w:jc w:val="left"/>
+            </w:pPr>
+            <w:r>
+              <w:rPr>
+                <w:rFonts w:ascii="Arial" w:cs="Arial" w:eastAsia="Arial" w:hAnsi="Arial"/>
+                <w:b/>
+                <w:bCs/>
+                <w:i w:val="false"/>
+                <w:iCs w:val="false"/>
+                <w:color w:val="000000"/>
+                <w:sz w:val="18"/>
+                <w:szCs w:val="18"/>
+              </w:rPr>
+              <w:t xml:space="preserve">Driving Question / Key Inquiry Questions</w:t>
             </w:r>
           </w:p>
         </w:tc>
@@ -1483,7 +1538,83 @@
                 <w:sz w:val="18"/>
                 <w:szCs w:val="18"/>
               </w:rPr>
-              <w:t xml:space="preserve">8 lessons (approximately 20 periods × 40 minutes = 800 minutes)</w:t>
+              <w:t xml:space="preserve">DRIVING QUESTION: How does a single cell become a complex, specialised organism — and what does the internal structure of a cell reveal about what it can do?</w:t>
+            </w:r>
+          </w:p>
+          <w:p>
+            <w:pPr>
+              <w:spacing w:after="40" w:before="0"/>
+              <w:jc w:val="left"/>
+            </w:pPr>
+            <w:r>
+              <w:rPr>
+                <w:rFonts w:ascii="Arial" w:cs="Arial" w:eastAsia="Arial" w:hAnsi="Arial"/>
+                <w:b w:val="false"/>
+                <w:bCs w:val="false"/>
+                <w:i w:val="false"/>
+                <w:iCs w:val="false"/>
+                <w:color w:val="000000"/>
+                <w:sz w:val="18"/>
+                <w:szCs w:val="18"/>
+              </w:rPr>
+              <w:t xml:space="preserve"/>
+            </w:r>
+          </w:p>
+          <w:p>
+            <w:pPr>
+              <w:spacing w:after="40" w:before="0"/>
+              <w:jc w:val="left"/>
+            </w:pPr>
+            <w:r>
+              <w:rPr>
+                <w:rFonts w:ascii="Arial" w:cs="Arial" w:eastAsia="Arial" w:hAnsi="Arial"/>
+                <w:b w:val="false"/>
+                <w:bCs w:val="false"/>
+                <w:i w:val="false"/>
+                <w:iCs w:val="false"/>
+                <w:color w:val="000000"/>
+                <w:sz w:val="18"/>
+                <w:szCs w:val="18"/>
+              </w:rPr>
+              <w:t xml:space="preserve">KICD KEY INQUIRY QUESTIONS:</w:t>
+            </w:r>
+          </w:p>
+          <w:p>
+            <w:pPr>
+              <w:spacing w:after="40" w:before="0"/>
+              <w:jc w:val="left"/>
+            </w:pPr>
+            <w:r>
+              <w:rPr>
+                <w:rFonts w:ascii="Arial" w:cs="Arial" w:eastAsia="Arial" w:hAnsi="Arial"/>
+                <w:b w:val="false"/>
+                <w:bCs w:val="false"/>
+                <w:i w:val="false"/>
+                <w:iCs w:val="false"/>
+                <w:color w:val="000000"/>
+                <w:sz w:val="18"/>
+                <w:szCs w:val="18"/>
+              </w:rPr>
+              <w:t xml:space="preserve">1. Why do plant and animal cells differ?</w:t>
+            </w:r>
+          </w:p>
+          <w:p>
+            <w:pPr>
+              <w:spacing w:after="40" w:before="0"/>
+              <w:jc w:val="left"/>
+            </w:pPr>
+            <w:r>
+              <w:rPr>
+                <w:rFonts w:ascii="Arial" w:cs="Arial" w:eastAsia="Arial" w:hAnsi="Arial"/>
+                <w:b w:val="false"/>
+                <w:bCs w:val="false"/>
+                <w:i w:val="false"/>
+                <w:iCs w:val="false"/>
+                <w:color w:val="000000"/>
+                <w:sz w:val="18"/>
+                <w:szCs w:val="18"/>
+              </w:rPr>
+              <w:t xml:space="preserve">2. How are cells specialised?</w:t>
             </w:r>
           </w:p>
         </w:tc>
@@ -1596,32 +1727,32 @@
         <w:tc>
           <w:tcPr>
             <w:tcW w:type="dxa" w:w="3000"/>
-            <w:shd w:fill="EAD1F5" w:color="auto" w:val="clear"/>
-            <w:tcMar>
-              <w:top w:type="dxa" w:w="60"/>
-              <w:left w:type="dxa" w:w="120"/>
-              <w:bottom w:type="dxa" w:w="60"/>
-              <w:right w:type="dxa" w:w="120"/>
-            </w:tcMar>
-            <w:vAlign w:val="top"/>
-          </w:tcPr>
-          <w:p>
-            <w:pPr>
-              <w:spacing w:after="40" w:before="0"/>
-              <w:jc w:val="left"/>
-            </w:pPr>
-            <w:r>
-              <w:rPr>
-                <w:rFonts w:ascii="Arial" w:cs="Arial" w:eastAsia="Arial" w:hAnsi="Arial"/>
-                <w:b/>
-                <w:bCs/>
-                <w:i w:val="false"/>
-                <w:iCs w:val="false"/>
-                <w:color w:val="000000"/>
-                <w:sz w:val="18"/>
-                <w:szCs w:val="18"/>
-              </w:rPr>
-              <w:t xml:space="preserve">Supporting Phenomena</w:t>
+            <w:shd w:fill="D9EEF1" w:color="auto" w:val="clear"/>
+            <w:tcMar>
+              <w:top w:type="dxa" w:w="60"/>
+              <w:left w:type="dxa" w:w="120"/>
+              <w:bottom w:type="dxa" w:w="60"/>
+              <w:right w:type="dxa" w:w="120"/>
+            </w:tcMar>
+            <w:vAlign w:val="top"/>
+          </w:tcPr>
+          <w:p>
+            <w:pPr>
+              <w:spacing w:after="40" w:before="0"/>
+              <w:jc w:val="left"/>
+            </w:pPr>
+            <w:r>
+              <w:rPr>
+                <w:rFonts w:ascii="Arial" w:cs="Arial" w:eastAsia="Arial" w:hAnsi="Arial"/>
+                <w:b/>
+                <w:bCs/>
+                <w:i w:val="false"/>
+                <w:iCs w:val="false"/>
+                <w:color w:val="000000"/>
+                <w:sz w:val="18"/>
+                <w:szCs w:val="18"/>
+              </w:rPr>
+              <w:t xml:space="preserve">Storyline Thread</w:t>
             </w:r>
           </w:p>
         </w:tc>
@@ -1639,6 +1770,338 @@
           </w:tcPr>
           <w:p>
             <w:pPr>
+              <w:spacing w:after="40" w:before="0"/>
+              <w:jc w:val="left"/>
+            </w:pPr>
+            <w:r>
+              <w:rPr>
+                <w:rFonts w:ascii="Arial" w:cs="Arial" w:eastAsia="Arial" w:hAnsi="Arial"/>
+                <w:b w:val="false"/>
+                <w:bCs w:val="false"/>
+                <w:i w:val="false"/>
+                <w:iCs w:val="false"/>
+                <w:color w:val="000000"/>
+                <w:sz w:val="18"/>
+                <w:szCs w:val="18"/>
+              </w:rPr>
+              <w:t xml:space="preserve">Lesson 1: Students observe the salamander time-lapse and generate questions. They draw initial models of what they think a "cell" looks like and post questions on the DQB.</w:t>
+            </w:r>
+          </w:p>
+          <w:p>
+            <w:pPr>
+              <w:spacing w:after="40" w:before="0"/>
+              <w:jc w:val="left"/>
+            </w:pPr>
+            <w:r>
+              <w:rPr>
+                <w:rFonts w:ascii="Arial" w:cs="Arial" w:eastAsia="Arial" w:hAnsi="Arial"/>
+                <w:b w:val="false"/>
+                <w:bCs w:val="false"/>
+                <w:i w:val="false"/>
+                <w:iCs w:val="false"/>
+                <w:color w:val="000000"/>
+                <w:sz w:val="18"/>
+                <w:szCs w:val="18"/>
+              </w:rPr>
+              <w:t xml:space="preserve"/>
+            </w:r>
+          </w:p>
+          <w:p>
+            <w:pPr>
+              <w:spacing w:after="40" w:before="0"/>
+              <w:jc w:val="left"/>
+            </w:pPr>
+            <w:r>
+              <w:rPr>
+                <w:rFonts w:ascii="Arial" w:cs="Arial" w:eastAsia="Arial" w:hAnsi="Arial"/>
+                <w:b w:val="false"/>
+                <w:bCs w:val="false"/>
+                <w:i w:val="false"/>
+                <w:iCs w:val="false"/>
+                <w:color w:val="000000"/>
+                <w:sz w:val="18"/>
+                <w:szCs w:val="18"/>
+              </w:rPr>
+              <w:t xml:space="preserve">Lesson 2: Students discover that the type of microscope matters — light vs electron — and why each reveals different levels of detail about cell structure.</w:t>
+            </w:r>
+          </w:p>
+          <w:p>
+            <w:pPr>
+              <w:spacing w:after="40" w:before="0"/>
+              <w:jc w:val="left"/>
+            </w:pPr>
+            <w:r>
+              <w:rPr>
+                <w:rFonts w:ascii="Arial" w:cs="Arial" w:eastAsia="Arial" w:hAnsi="Arial"/>
+                <w:b w:val="false"/>
+                <w:bCs w:val="false"/>
+                <w:i w:val="false"/>
+                <w:iCs w:val="false"/>
+                <w:color w:val="000000"/>
+                <w:sz w:val="18"/>
+                <w:szCs w:val="18"/>
+              </w:rPr>
+              <w:t xml:space="preserve"/>
+            </w:r>
+          </w:p>
+          <w:p>
+            <w:pPr>
+              <w:spacing w:after="40" w:before="0"/>
+              <w:jc w:val="left"/>
+            </w:pPr>
+            <w:r>
+              <w:rPr>
+                <w:rFonts w:ascii="Arial" w:cs="Arial" w:eastAsia="Arial" w:hAnsi="Arial"/>
+                <w:b w:val="false"/>
+                <w:bCs w:val="false"/>
+                <w:i w:val="false"/>
+                <w:iCs w:val="false"/>
+                <w:color w:val="000000"/>
+                <w:sz w:val="18"/>
+                <w:szCs w:val="18"/>
+              </w:rPr>
+              <w:t xml:space="preserve">Lesson 3: Students make their own temporary slides and observe real plant cells through a light microscope, estimating cell size. Model updated.</w:t>
+            </w:r>
+          </w:p>
+          <w:p>
+            <w:pPr>
+              <w:spacing w:after="40" w:before="0"/>
+              <w:jc w:val="left"/>
+            </w:pPr>
+            <w:r>
+              <w:rPr>
+                <w:rFonts w:ascii="Arial" w:cs="Arial" w:eastAsia="Arial" w:hAnsi="Arial"/>
+                <w:b w:val="false"/>
+                <w:bCs w:val="false"/>
+                <w:i w:val="false"/>
+                <w:iCs w:val="false"/>
+                <w:color w:val="000000"/>
+                <w:sz w:val="18"/>
+                <w:szCs w:val="18"/>
+              </w:rPr>
+              <w:t xml:space="preserve"/>
+            </w:r>
+          </w:p>
+          <w:p>
+            <w:pPr>
+              <w:spacing w:after="40" w:before="0"/>
+              <w:jc w:val="left"/>
+            </w:pPr>
+            <w:r>
+              <w:rPr>
+                <w:rFonts w:ascii="Arial" w:cs="Arial" w:eastAsia="Arial" w:hAnsi="Arial"/>
+                <w:b w:val="false"/>
+                <w:bCs w:val="false"/>
+                <w:i w:val="false"/>
+                <w:iCs w:val="false"/>
+                <w:color w:val="000000"/>
+                <w:sz w:val="18"/>
+                <w:szCs w:val="18"/>
+              </w:rPr>
+              <w:t xml:space="preserve">Lesson 4: Students study EM images of plant and animal cells, identifying and mapping the major organelles and their functions.</w:t>
+            </w:r>
+          </w:p>
+          <w:p>
+            <w:pPr>
+              <w:spacing w:after="40" w:before="0"/>
+              <w:jc w:val="left"/>
+            </w:pPr>
+            <w:r>
+              <w:rPr>
+                <w:rFonts w:ascii="Arial" w:cs="Arial" w:eastAsia="Arial" w:hAnsi="Arial"/>
+                <w:b w:val="false"/>
+                <w:bCs w:val="false"/>
+                <w:i w:val="false"/>
+                <w:iCs w:val="false"/>
+                <w:color w:val="000000"/>
+                <w:sz w:val="18"/>
+                <w:szCs w:val="18"/>
+              </w:rPr>
+              <w:t xml:space="preserve"/>
+            </w:r>
+          </w:p>
+          <w:p>
+            <w:pPr>
+              <w:spacing w:after="40" w:before="0"/>
+              <w:jc w:val="left"/>
+            </w:pPr>
+            <w:r>
+              <w:rPr>
+                <w:rFonts w:ascii="Arial" w:cs="Arial" w:eastAsia="Arial" w:hAnsi="Arial"/>
+                <w:b w:val="false"/>
+                <w:bCs w:val="false"/>
+                <w:i w:val="false"/>
+                <w:iCs w:val="false"/>
+                <w:color w:val="000000"/>
+                <w:sz w:val="18"/>
+                <w:szCs w:val="18"/>
+              </w:rPr>
+              <w:t xml:space="preserve">Lesson 5: Students systematically compare plant and animal cells — identifying structures unique to each. Model revised.</w:t>
+            </w:r>
+          </w:p>
+          <w:p>
+            <w:pPr>
+              <w:spacing w:after="40" w:before="0"/>
+              <w:jc w:val="left"/>
+            </w:pPr>
+            <w:r>
+              <w:rPr>
+                <w:rFonts w:ascii="Arial" w:cs="Arial" w:eastAsia="Arial" w:hAnsi="Arial"/>
+                <w:b w:val="false"/>
+                <w:bCs w:val="false"/>
+                <w:i w:val="false"/>
+                <w:iCs w:val="false"/>
+                <w:color w:val="000000"/>
+                <w:sz w:val="18"/>
+                <w:szCs w:val="18"/>
+              </w:rPr>
+              <w:t xml:space="preserve"/>
+            </w:r>
+          </w:p>
+          <w:p>
+            <w:pPr>
+              <w:spacing w:after="40" w:before="0"/>
+              <w:jc w:val="left"/>
+            </w:pPr>
+            <w:r>
+              <w:rPr>
+                <w:rFonts w:ascii="Arial" w:cs="Arial" w:eastAsia="Arial" w:hAnsi="Arial"/>
+                <w:b w:val="false"/>
+                <w:bCs w:val="false"/>
+                <w:i w:val="false"/>
+                <w:iCs w:val="false"/>
+                <w:color w:val="000000"/>
+                <w:sz w:val="18"/>
+                <w:szCs w:val="18"/>
+              </w:rPr>
+              <w:t xml:space="preserve">Lesson 6: Students investigate specialised cells in plants (root hair, guard cell, xylem, phloem) — connecting structure to function.</w:t>
+            </w:r>
+          </w:p>
+          <w:p>
+            <w:pPr>
+              <w:spacing w:after="40" w:before="0"/>
+              <w:jc w:val="left"/>
+            </w:pPr>
+            <w:r>
+              <w:rPr>
+                <w:rFonts w:ascii="Arial" w:cs="Arial" w:eastAsia="Arial" w:hAnsi="Arial"/>
+                <w:b w:val="false"/>
+                <w:bCs w:val="false"/>
+                <w:i w:val="false"/>
+                <w:iCs w:val="false"/>
+                <w:color w:val="000000"/>
+                <w:sz w:val="18"/>
+                <w:szCs w:val="18"/>
+              </w:rPr>
+              <w:t xml:space="preserve"/>
+            </w:r>
+          </w:p>
+          <w:p>
+            <w:pPr>
+              <w:spacing w:after="40" w:before="0"/>
+              <w:jc w:val="left"/>
+            </w:pPr>
+            <w:r>
+              <w:rPr>
+                <w:rFonts w:ascii="Arial" w:cs="Arial" w:eastAsia="Arial" w:hAnsi="Arial"/>
+                <w:b w:val="false"/>
+                <w:bCs w:val="false"/>
+                <w:i w:val="false"/>
+                <w:iCs w:val="false"/>
+                <w:color w:val="000000"/>
+                <w:sz w:val="18"/>
+                <w:szCs w:val="18"/>
+              </w:rPr>
+              <w:t xml:space="preserve">Lesson 7: Students investigate specialised cells in animals (RBC, sperm, egg, nerve, muscle) — connecting structure to function. DQB updated.</w:t>
+            </w:r>
+          </w:p>
+          <w:p>
+            <w:pPr>
+              <w:spacing w:after="40" w:before="0"/>
+              <w:jc w:val="left"/>
+            </w:pPr>
+            <w:r>
+              <w:rPr>
+                <w:rFonts w:ascii="Arial" w:cs="Arial" w:eastAsia="Arial" w:hAnsi="Arial"/>
+                <w:b w:val="false"/>
+                <w:bCs w:val="false"/>
+                <w:i w:val="false"/>
+                <w:iCs w:val="false"/>
+                <w:color w:val="000000"/>
+                <w:sz w:val="18"/>
+                <w:szCs w:val="18"/>
+              </w:rPr>
+              <w:t xml:space="preserve"/>
+            </w:r>
+          </w:p>
+          <w:p>
+            <w:pPr>
+              <w:spacing w:after="40" w:before="0"/>
+              <w:jc w:val="left"/>
+            </w:pPr>
+            <w:r>
+              <w:rPr>
+                <w:rFonts w:ascii="Arial" w:cs="Arial" w:eastAsia="Arial" w:hAnsi="Arial"/>
+                <w:b w:val="false"/>
+                <w:bCs w:val="false"/>
+                <w:i w:val="false"/>
+                <w:iCs w:val="false"/>
+                <w:color w:val="000000"/>
+                <w:sz w:val="18"/>
+                <w:szCs w:val="18"/>
+              </w:rPr>
+              <w:t xml:space="preserve">Lesson 8: Students map the levels of organisation (cell → tissue → organ → organ system → organism) and write their final explanation of how the salamander became complex.</w:t>
+            </w:r>
+          </w:p>
+        </w:tc>
+      </w:tr>
+      <w:tr>
+        <w:tc>
+          <w:tcPr>
+            <w:tcW w:type="dxa" w:w="3000"/>
+            <w:shd w:fill="EAD1F5" w:color="auto" w:val="clear"/>
+            <w:tcMar>
+              <w:top w:type="dxa" w:w="60"/>
+              <w:left w:type="dxa" w:w="120"/>
+              <w:bottom w:type="dxa" w:w="60"/>
+              <w:right w:type="dxa" w:w="120"/>
+            </w:tcMar>
+            <w:vAlign w:val="top"/>
+          </w:tcPr>
+          <w:p>
+            <w:pPr>
+              <w:spacing w:after="40" w:before="0"/>
+              <w:jc w:val="left"/>
+            </w:pPr>
+            <w:r>
+              <w:rPr>
+                <w:rFonts w:ascii="Arial" w:cs="Arial" w:eastAsia="Arial" w:hAnsi="Arial"/>
+                <w:b/>
+                <w:bCs/>
+                <w:i w:val="false"/>
+                <w:iCs w:val="false"/>
+                <w:color w:val="000000"/>
+                <w:sz w:val="18"/>
+                <w:szCs w:val="18"/>
+              </w:rPr>
+              <w:t xml:space="preserve">Supporting Phenomena</w:t>
+            </w:r>
+          </w:p>
+        </w:tc>
+        <w:tc>
+          <w:tcPr>
+            <w:tcW w:type="dxa" w:w="10680"/>
+            <w:shd w:fill="FFFFFF" w:color="auto" w:val="clear"/>
+            <w:tcMar>
+              <w:top w:type="dxa" w:w="60"/>
+              <w:left w:type="dxa" w:w="120"/>
+              <w:bottom w:type="dxa" w:w="60"/>
+              <w:right w:type="dxa" w:w="120"/>
+            </w:tcMar>
+            <w:vAlign w:val="top"/>
+          </w:tcPr>
+          <w:p>
+            <w:pPr>
               <w:spacing w:after="30" w:before="0"/>
               <w:ind w:left="360" w:hanging="180"/>
               <w:jc w:val="left"/>
@@ -1715,480 +2178,6 @@
                 <w:szCs w:val="18"/>
               </w:rPr>
               <w:t xml:space="preserve">–  Why does a root hair cell have such a long thin extension — and how does that help the plant survive?</w:t>
-            </w:r>
-          </w:p>
-        </w:tc>
-      </w:tr>
-      <w:tr>
-        <w:tc>
-          <w:tcPr>
-            <w:tcW w:type="dxa" w:w="3000"/>
-            <w:shd w:fill="D9EEF1" w:color="auto" w:val="clear"/>
-            <w:tcMar>
-              <w:top w:type="dxa" w:w="60"/>
-              <w:left w:type="dxa" w:w="120"/>
-              <w:bottom w:type="dxa" w:w="60"/>
-              <w:right w:type="dxa" w:w="120"/>
-            </w:tcMar>
-            <w:vAlign w:val="top"/>
-          </w:tcPr>
-          <w:p>
-            <w:pPr>
-              <w:spacing w:after="40" w:before="0"/>
-              <w:jc w:val="left"/>
-            </w:pPr>
-            <w:r>
-              <w:rPr>
-                <w:rFonts w:ascii="Arial" w:cs="Arial" w:eastAsia="Arial" w:hAnsi="Arial"/>
-                <w:b/>
-                <w:bCs/>
-                <w:i w:val="false"/>
-                <w:iCs w:val="false"/>
-                <w:color w:val="000000"/>
-                <w:sz w:val="18"/>
-                <w:szCs w:val="18"/>
-              </w:rPr>
-              <w:t xml:space="preserve">Storyline Thread</w:t>
-            </w:r>
-          </w:p>
-        </w:tc>
-        <w:tc>
-          <w:tcPr>
-            <w:tcW w:type="dxa" w:w="10680"/>
-            <w:shd w:fill="FFFFFF" w:color="auto" w:val="clear"/>
-            <w:tcMar>
-              <w:top w:type="dxa" w:w="60"/>
-              <w:left w:type="dxa" w:w="120"/>
-              <w:bottom w:type="dxa" w:w="60"/>
-              <w:right w:type="dxa" w:w="120"/>
-            </w:tcMar>
-            <w:vAlign w:val="top"/>
-          </w:tcPr>
-          <w:p>
-            <w:pPr>
-              <w:spacing w:after="40" w:before="0"/>
-              <w:jc w:val="left"/>
-            </w:pPr>
-            <w:r>
-              <w:rPr>
-                <w:rFonts w:ascii="Arial" w:cs="Arial" w:eastAsia="Arial" w:hAnsi="Arial"/>
-                <w:b w:val="false"/>
-                <w:bCs w:val="false"/>
-                <w:i w:val="false"/>
-                <w:iCs w:val="false"/>
-                <w:color w:val="000000"/>
-                <w:sz w:val="18"/>
-                <w:szCs w:val="18"/>
-              </w:rPr>
-              <w:t xml:space="preserve">Lesson 1: Students observe the salamander time-lapse and generate questions. They draw initial models of what they think a "cell" looks like and post questions on the DQB.</w:t>
-            </w:r>
-          </w:p>
-          <w:p>
-            <w:pPr>
-              <w:spacing w:after="40" w:before="0"/>
-              <w:jc w:val="left"/>
-            </w:pPr>
-            <w:r>
-              <w:rPr>
-                <w:rFonts w:ascii="Arial" w:cs="Arial" w:eastAsia="Arial" w:hAnsi="Arial"/>
-                <w:b w:val="false"/>
-                <w:bCs w:val="false"/>
-                <w:i w:val="false"/>
-                <w:iCs w:val="false"/>
-                <w:color w:val="000000"/>
-                <w:sz w:val="18"/>
-                <w:szCs w:val="18"/>
-              </w:rPr>
-              <w:t xml:space="preserve"/>
-            </w:r>
-          </w:p>
-          <w:p>
-            <w:pPr>
-              <w:spacing w:after="40" w:before="0"/>
-              <w:jc w:val="left"/>
-            </w:pPr>
-            <w:r>
-              <w:rPr>
-                <w:rFonts w:ascii="Arial" w:cs="Arial" w:eastAsia="Arial" w:hAnsi="Arial"/>
-                <w:b w:val="false"/>
-                <w:bCs w:val="false"/>
-                <w:i w:val="false"/>
-                <w:iCs w:val="false"/>
-                <w:color w:val="000000"/>
-                <w:sz w:val="18"/>
-                <w:szCs w:val="18"/>
-              </w:rPr>
-              <w:t xml:space="preserve">Lesson 2: Students discover that the type of microscope matters — light vs electron — and why each reveals different levels of detail about cell structure.</w:t>
-            </w:r>
-          </w:p>
-          <w:p>
-            <w:pPr>
-              <w:spacing w:after="40" w:before="0"/>
-              <w:jc w:val="left"/>
-            </w:pPr>
-            <w:r>
-              <w:rPr>
-                <w:rFonts w:ascii="Arial" w:cs="Arial" w:eastAsia="Arial" w:hAnsi="Arial"/>
-                <w:b w:val="false"/>
-                <w:bCs w:val="false"/>
-                <w:i w:val="false"/>
-                <w:iCs w:val="false"/>
-                <w:color w:val="000000"/>
-                <w:sz w:val="18"/>
-                <w:szCs w:val="18"/>
-              </w:rPr>
-              <w:t xml:space="preserve"/>
-            </w:r>
-          </w:p>
-          <w:p>
-            <w:pPr>
-              <w:spacing w:after="40" w:before="0"/>
-              <w:jc w:val="left"/>
-            </w:pPr>
-            <w:r>
-              <w:rPr>
-                <w:rFonts w:ascii="Arial" w:cs="Arial" w:eastAsia="Arial" w:hAnsi="Arial"/>
-                <w:b w:val="false"/>
-                <w:bCs w:val="false"/>
-                <w:i w:val="false"/>
-                <w:iCs w:val="false"/>
-                <w:color w:val="000000"/>
-                <w:sz w:val="18"/>
-                <w:szCs w:val="18"/>
-              </w:rPr>
-              <w:t xml:space="preserve">Lesson 3: Students make their own temporary slides and observe real plant cells through a light microscope, estimating cell size. Model updated.</w:t>
-            </w:r>
-          </w:p>
-          <w:p>
-            <w:pPr>
-              <w:spacing w:after="40" w:before="0"/>
-              <w:jc w:val="left"/>
-            </w:pPr>
-            <w:r>
-              <w:rPr>
-                <w:rFonts w:ascii="Arial" w:cs="Arial" w:eastAsia="Arial" w:hAnsi="Arial"/>
-                <w:b w:val="false"/>
-                <w:bCs w:val="false"/>
-                <w:i w:val="false"/>
-                <w:iCs w:val="false"/>
-                <w:color w:val="000000"/>
-                <w:sz w:val="18"/>
-                <w:szCs w:val="18"/>
-              </w:rPr>
-              <w:t xml:space="preserve"/>
-            </w:r>
-          </w:p>
-          <w:p>
-            <w:pPr>
-              <w:spacing w:after="40" w:before="0"/>
-              <w:jc w:val="left"/>
-            </w:pPr>
-            <w:r>
-              <w:rPr>
-                <w:rFonts w:ascii="Arial" w:cs="Arial" w:eastAsia="Arial" w:hAnsi="Arial"/>
-                <w:b w:val="false"/>
-                <w:bCs w:val="false"/>
-                <w:i w:val="false"/>
-                <w:iCs w:val="false"/>
-                <w:color w:val="000000"/>
-                <w:sz w:val="18"/>
-                <w:szCs w:val="18"/>
-              </w:rPr>
-              <w:t xml:space="preserve">Lesson 4: Students study EM images of plant and animal cells, identifying and mapping the major organelles and their functions.</w:t>
-            </w:r>
-          </w:p>
-          <w:p>
-            <w:pPr>
-              <w:spacing w:after="40" w:before="0"/>
-              <w:jc w:val="left"/>
-            </w:pPr>
-            <w:r>
-              <w:rPr>
-                <w:rFonts w:ascii="Arial" w:cs="Arial" w:eastAsia="Arial" w:hAnsi="Arial"/>
-                <w:b w:val="false"/>
-                <w:bCs w:val="false"/>
-                <w:i w:val="false"/>
-                <w:iCs w:val="false"/>
-                <w:color w:val="000000"/>
-                <w:sz w:val="18"/>
-                <w:szCs w:val="18"/>
-              </w:rPr>
-              <w:t xml:space="preserve"/>
-            </w:r>
-          </w:p>
-          <w:p>
-            <w:pPr>
-              <w:spacing w:after="40" w:before="0"/>
-              <w:jc w:val="left"/>
-            </w:pPr>
-            <w:r>
-              <w:rPr>
-                <w:rFonts w:ascii="Arial" w:cs="Arial" w:eastAsia="Arial" w:hAnsi="Arial"/>
-                <w:b w:val="false"/>
-                <w:bCs w:val="false"/>
-                <w:i w:val="false"/>
-                <w:iCs w:val="false"/>
-                <w:color w:val="000000"/>
-                <w:sz w:val="18"/>
-                <w:szCs w:val="18"/>
-              </w:rPr>
-              <w:t xml:space="preserve">Lesson 5: Students systematically compare plant and animal cells — identifying structures unique to each. Model revised.</w:t>
-            </w:r>
-          </w:p>
-          <w:p>
-            <w:pPr>
-              <w:spacing w:after="40" w:before="0"/>
-              <w:jc w:val="left"/>
-            </w:pPr>
-            <w:r>
-              <w:rPr>
-                <w:rFonts w:ascii="Arial" w:cs="Arial" w:eastAsia="Arial" w:hAnsi="Arial"/>
-                <w:b w:val="false"/>
-                <w:bCs w:val="false"/>
-                <w:i w:val="false"/>
-                <w:iCs w:val="false"/>
-                <w:color w:val="000000"/>
-                <w:sz w:val="18"/>
-                <w:szCs w:val="18"/>
-              </w:rPr>
-              <w:t xml:space="preserve"/>
-            </w:r>
-          </w:p>
-          <w:p>
-            <w:pPr>
-              <w:spacing w:after="40" w:before="0"/>
-              <w:jc w:val="left"/>
-            </w:pPr>
-            <w:r>
-              <w:rPr>
-                <w:rFonts w:ascii="Arial" w:cs="Arial" w:eastAsia="Arial" w:hAnsi="Arial"/>
-                <w:b w:val="false"/>
-                <w:bCs w:val="false"/>
-                <w:i w:val="false"/>
-                <w:iCs w:val="false"/>
-                <w:color w:val="000000"/>
-                <w:sz w:val="18"/>
-                <w:szCs w:val="18"/>
-              </w:rPr>
-              <w:t xml:space="preserve">Lesson 6: Students investigate specialised cells in plants (root hair, guard cell, xylem, phloem) — connecting structure to function.</w:t>
-            </w:r>
-          </w:p>
-          <w:p>
-            <w:pPr>
-              <w:spacing w:after="40" w:before="0"/>
-              <w:jc w:val="left"/>
-            </w:pPr>
-            <w:r>
-              <w:rPr>
-                <w:rFonts w:ascii="Arial" w:cs="Arial" w:eastAsia="Arial" w:hAnsi="Arial"/>
-                <w:b w:val="false"/>
-                <w:bCs w:val="false"/>
-                <w:i w:val="false"/>
-                <w:iCs w:val="false"/>
-                <w:color w:val="000000"/>
-                <w:sz w:val="18"/>
-                <w:szCs w:val="18"/>
-              </w:rPr>
-              <w:t xml:space="preserve"/>
-            </w:r>
-          </w:p>
-          <w:p>
-            <w:pPr>
-              <w:spacing w:after="40" w:before="0"/>
-              <w:jc w:val="left"/>
-            </w:pPr>
-            <w:r>
-              <w:rPr>
-                <w:rFonts w:ascii="Arial" w:cs="Arial" w:eastAsia="Arial" w:hAnsi="Arial"/>
-                <w:b w:val="false"/>
-                <w:bCs w:val="false"/>
-                <w:i w:val="false"/>
-                <w:iCs w:val="false"/>
-                <w:color w:val="000000"/>
-                <w:sz w:val="18"/>
-                <w:szCs w:val="18"/>
-              </w:rPr>
-              <w:t xml:space="preserve">Lesson 7: Students investigate specialised cells in animals (RBC, sperm, egg, nerve, muscle) — connecting structure to function. DQB updated.</w:t>
-            </w:r>
-          </w:p>
-          <w:p>
-            <w:pPr>
-              <w:spacing w:after="40" w:before="0"/>
-              <w:jc w:val="left"/>
-            </w:pPr>
-            <w:r>
-              <w:rPr>
-                <w:rFonts w:ascii="Arial" w:cs="Arial" w:eastAsia="Arial" w:hAnsi="Arial"/>
-                <w:b w:val="false"/>
-                <w:bCs w:val="false"/>
-                <w:i w:val="false"/>
-                <w:iCs w:val="false"/>
-                <w:color w:val="000000"/>
-                <w:sz w:val="18"/>
-                <w:szCs w:val="18"/>
-              </w:rPr>
-              <w:t xml:space="preserve"/>
-            </w:r>
-          </w:p>
-          <w:p>
-            <w:pPr>
-              <w:spacing w:after="40" w:before="0"/>
-              <w:jc w:val="left"/>
-            </w:pPr>
-            <w:r>
-              <w:rPr>
-                <w:rFonts w:ascii="Arial" w:cs="Arial" w:eastAsia="Arial" w:hAnsi="Arial"/>
-                <w:b w:val="false"/>
-                <w:bCs w:val="false"/>
-                <w:i w:val="false"/>
-                <w:iCs w:val="false"/>
-                <w:color w:val="000000"/>
-                <w:sz w:val="18"/>
-                <w:szCs w:val="18"/>
-              </w:rPr>
-              <w:t xml:space="preserve">Lesson 8: Students map the levels of organisation (cell → tissue → organ → organ system → organism) and write their final explanation of how the salamander became complex.</w:t>
-            </w:r>
-          </w:p>
-        </w:tc>
-      </w:tr>
-      <w:tr>
-        <w:tc>
-          <w:tcPr>
-            <w:tcW w:type="dxa" w:w="3000"/>
-            <w:shd w:fill="EAD1F5" w:color="auto" w:val="clear"/>
-            <w:tcMar>
-              <w:top w:type="dxa" w:w="60"/>
-              <w:left w:type="dxa" w:w="120"/>
-              <w:bottom w:type="dxa" w:w="60"/>
-              <w:right w:type="dxa" w:w="120"/>
-            </w:tcMar>
-            <w:vAlign w:val="top"/>
-          </w:tcPr>
-          <w:p>
-            <w:pPr>
-              <w:spacing w:after="40" w:before="0"/>
-              <w:jc w:val="left"/>
-            </w:pPr>
-            <w:r>
-              <w:rPr>
-                <w:rFonts w:ascii="Arial" w:cs="Arial" w:eastAsia="Arial" w:hAnsi="Arial"/>
-                <w:b/>
-                <w:bCs/>
-                <w:i w:val="false"/>
-                <w:iCs w:val="false"/>
-                <w:color w:val="000000"/>
-                <w:sz w:val="18"/>
-                <w:szCs w:val="18"/>
-              </w:rPr>
-              <w:t xml:space="preserve">Key Inquiry Questions / Driving Question</w:t>
-            </w:r>
-          </w:p>
-        </w:tc>
-        <w:tc>
-          <w:tcPr>
-            <w:tcW w:type="dxa" w:w="10680"/>
-            <w:shd w:fill="FFFFFF" w:color="auto" w:val="clear"/>
-            <w:tcMar>
-              <w:top w:type="dxa" w:w="60"/>
-              <w:left w:type="dxa" w:w="120"/>
-              <w:bottom w:type="dxa" w:w="60"/>
-              <w:right w:type="dxa" w:w="120"/>
-            </w:tcMar>
-            <w:vAlign w:val="top"/>
-          </w:tcPr>
-          <w:p>
-            <w:pPr>
-              <w:spacing w:after="40" w:before="0"/>
-              <w:jc w:val="left"/>
-            </w:pPr>
-            <w:r>
-              <w:rPr>
-                <w:rFonts w:ascii="Arial" w:cs="Arial" w:eastAsia="Arial" w:hAnsi="Arial"/>
-                <w:b w:val="false"/>
-                <w:bCs w:val="false"/>
-                <w:i w:val="false"/>
-                <w:iCs w:val="false"/>
-                <w:color w:val="000000"/>
-                <w:sz w:val="18"/>
-                <w:szCs w:val="18"/>
-              </w:rPr>
-              <w:t xml:space="preserve">DRIVING QUESTION: How does a single cell become a complex, specialised organism — and what does the internal structure of a cell reveal about what it can do?</w:t>
-            </w:r>
-          </w:p>
-          <w:p>
-            <w:pPr>
-              <w:spacing w:after="40" w:before="0"/>
-              <w:jc w:val="left"/>
-            </w:pPr>
-            <w:r>
-              <w:rPr>
-                <w:rFonts w:ascii="Arial" w:cs="Arial" w:eastAsia="Arial" w:hAnsi="Arial"/>
-                <w:b w:val="false"/>
-                <w:bCs w:val="false"/>
-                <w:i w:val="false"/>
-                <w:iCs w:val="false"/>
-                <w:color w:val="000000"/>
-                <w:sz w:val="18"/>
-                <w:szCs w:val="18"/>
-              </w:rPr>
-              <w:t xml:space="preserve"/>
-            </w:r>
-          </w:p>
-          <w:p>
-            <w:pPr>
-              <w:spacing w:after="40" w:before="0"/>
-              <w:jc w:val="left"/>
-            </w:pPr>
-            <w:r>
-              <w:rPr>
-                <w:rFonts w:ascii="Arial" w:cs="Arial" w:eastAsia="Arial" w:hAnsi="Arial"/>
-                <w:b w:val="false"/>
-                <w:bCs w:val="false"/>
-                <w:i w:val="false"/>
-                <w:iCs w:val="false"/>
-                <w:color w:val="000000"/>
-                <w:sz w:val="18"/>
-                <w:szCs w:val="18"/>
-              </w:rPr>
-              <w:t xml:space="preserve">KICD KEY INQUIRY QUESTIONS:</w:t>
-            </w:r>
-          </w:p>
-          <w:p>
-            <w:pPr>
-              <w:spacing w:after="40" w:before="0"/>
-              <w:jc w:val="left"/>
-            </w:pPr>
-            <w:r>
-              <w:rPr>
-                <w:rFonts w:ascii="Arial" w:cs="Arial" w:eastAsia="Arial" w:hAnsi="Arial"/>
-                <w:b w:val="false"/>
-                <w:bCs w:val="false"/>
-                <w:i w:val="false"/>
-                <w:iCs w:val="false"/>
-                <w:color w:val="000000"/>
-                <w:sz w:val="18"/>
-                <w:szCs w:val="18"/>
-              </w:rPr>
-              <w:t xml:space="preserve">1. Why do plant and animal cells differ?</w:t>
-            </w:r>
-          </w:p>
-          <w:p>
-            <w:pPr>
-              <w:spacing w:after="40" w:before="0"/>
-              <w:jc w:val="left"/>
-            </w:pPr>
-            <w:r>
-              <w:rPr>
-                <w:rFonts w:ascii="Arial" w:cs="Arial" w:eastAsia="Arial" w:hAnsi="Arial"/>
-                <w:b w:val="false"/>
-                <w:bCs w:val="false"/>
-                <w:i w:val="false"/>
-                <w:iCs w:val="false"/>
-                <w:color w:val="000000"/>
-                <w:sz w:val="18"/>
-                <w:szCs w:val="18"/>
-              </w:rPr>
-              <w:t xml:space="preserve">2. How are cells specialised?</w:t>
             </w:r>
           </w:p>
         </w:tc>
@@ -2196,39 +2185,17 @@
     </w:tbl>
     <w:p>
       <w:pPr>
-        <w:spacing w:after="120" w:before="0"/>
-        <w:jc w:val="left"/>
+        <w:spacing w:after="120"/>
       </w:pPr>
       <w:r>
-        <w:rPr>
-          <w:rFonts w:ascii="Arial" w:cs="Arial" w:eastAsia="Arial" w:hAnsi="Arial"/>
-          <w:b w:val="false"/>
-          <w:bCs w:val="false"/>
-          <w:i w:val="false"/>
-          <w:iCs w:val="false"/>
-          <w:color w:val="000000"/>
-          <w:sz w:val="18"/>
-          <w:szCs w:val="18"/>
-        </w:rPr>
         <w:t xml:space="preserve"/>
       </w:r>
     </w:p>
     <w:p>
       <w:pPr>
-        <w:spacing w:after="120" w:before="0"/>
-        <w:jc w:val="left"/>
+        <w:spacing w:after="120"/>
       </w:pPr>
       <w:r>
-        <w:rPr>
-          <w:rFonts w:ascii="Arial" w:cs="Arial" w:eastAsia="Arial" w:hAnsi="Arial"/>
-          <w:b w:val="false"/>
-          <w:bCs w:val="false"/>
-          <w:i w:val="false"/>
-          <w:iCs w:val="false"/>
-          <w:color w:val="000000"/>
-          <w:sz w:val="18"/>
-          <w:szCs w:val="18"/>
-        </w:rPr>
         <w:t xml:space="preserve"/>
       </w:r>
     </w:p>
@@ -2973,20 +2940,9 @@
     </w:tbl>
     <w:p>
       <w:pPr>
-        <w:spacing w:after="120" w:before="0"/>
-        <w:jc w:val="left"/>
+        <w:spacing w:after="120"/>
       </w:pPr>
       <w:r>
-        <w:rPr>
-          <w:rFonts w:ascii="Arial" w:cs="Arial" w:eastAsia="Arial" w:hAnsi="Arial"/>
-          <w:b w:val="false"/>
-          <w:bCs w:val="false"/>
-          <w:i w:val="false"/>
-          <w:iCs w:val="false"/>
-          <w:color w:val="000000"/>
-          <w:sz w:val="18"/>
-          <w:szCs w:val="18"/>
-        </w:rPr>
         <w:t xml:space="preserve"/>
       </w:r>
     </w:p>
@@ -3115,20 +3071,9 @@
     </w:tbl>
     <w:p>
       <w:pPr>
-        <w:spacing w:after="120" w:before="0"/>
-        <w:jc w:val="left"/>
+        <w:spacing w:after="120"/>
       </w:pPr>
       <w:r>
-        <w:rPr>
-          <w:rFonts w:ascii="Arial" w:cs="Arial" w:eastAsia="Arial" w:hAnsi="Arial"/>
-          <w:b w:val="false"/>
-          <w:bCs w:val="false"/>
-          <w:i w:val="false"/>
-          <w:iCs w:val="false"/>
-          <w:color w:val="000000"/>
-          <w:sz w:val="18"/>
-          <w:szCs w:val="18"/>
-        </w:rPr>
         <w:t xml:space="preserve"/>
       </w:r>
     </w:p>
@@ -3479,7 +3424,7 @@
             <w:pPr>
               <w:spacing w:after="20" w:before="0"/>
             </w:pPr>
-            <w:hyperlink w:history="1" r:id="rId6muegs67h5z__offgx44u">
+            <w:hyperlink w:history="1" r:id="rIdgej_al94ewnjtblq5xsxk">
               <w:r>
                 <w:rPr>
                   <w:rFonts w:ascii="Arial" w:cs="Arial" w:eastAsia="Arial" w:hAnsi="Arial"/>
@@ -3512,7 +3457,7 @@
               <w:spacing w:after="10" w:before="0"/>
               <w:ind w:left="120"/>
             </w:pPr>
-            <w:hyperlink w:history="1" r:id="rIdzbsu0tyoojc5lijjltdbq">
+            <w:hyperlink w:history="1" r:id="rIdppv4zmvffxbin5sm_0uee">
               <w:r>
                 <w:rPr>
                   <w:rFonts w:ascii="Arial" w:cs="Arial" w:eastAsia="Arial" w:hAnsi="Arial"/>
@@ -3557,7 +3502,7 @@
             <w:pPr>
               <w:spacing w:after="20" w:before="0"/>
             </w:pPr>
-            <w:hyperlink w:history="1" r:id="rIdm26padqplc9vayjdxsnq6">
+            <w:hyperlink w:history="1" r:id="rIdxsv7l5t-lgvvjz7vxt6jk">
               <w:r>
                 <w:rPr>
                   <w:rFonts w:ascii="Arial" w:cs="Arial" w:eastAsia="Arial" w:hAnsi="Arial"/>
@@ -3590,7 +3535,7 @@
               <w:spacing w:after="10" w:before="0"/>
               <w:ind w:left="120"/>
             </w:pPr>
-            <w:hyperlink w:history="1" r:id="rId6e6jxjbthrew-_sxzfuco">
+            <w:hyperlink w:history="1" r:id="rIdlcwzzq_kxiftglydiqivi">
               <w:r>
                 <w:rPr>
                   <w:rFonts w:ascii="Arial" w:cs="Arial" w:eastAsia="Arial" w:hAnsi="Arial"/>
@@ -3931,7 +3876,7 @@
             <w:pPr>
               <w:spacing w:after="20" w:before="0"/>
             </w:pPr>
-            <w:hyperlink w:history="1" r:id="rIdqj3am1r_qrhgaka22xdsb">
+            <w:hyperlink w:history="1" r:id="rId9ubxfjtilpatmoy2ucjyv">
               <w:r>
                 <w:rPr>
                   <w:rFonts w:ascii="Arial" w:cs="Arial" w:eastAsia="Arial" w:hAnsi="Arial"/>
@@ -3964,7 +3909,7 @@
               <w:spacing w:after="10" w:before="0"/>
               <w:ind w:left="120"/>
             </w:pPr>
-            <w:hyperlink w:history="1" r:id="rIdzk22djzvkznelbuvzzvok">
+            <w:hyperlink w:history="1" r:id="rIdam3cjjxvkwtb4vsfdosco">
               <w:r>
                 <w:rPr>
                   <w:rFonts w:ascii="Arial" w:cs="Arial" w:eastAsia="Arial" w:hAnsi="Arial"/>
@@ -4009,7 +3954,7 @@
             <w:pPr>
               <w:spacing w:after="20" w:before="0"/>
             </w:pPr>
-            <w:hyperlink w:history="1" r:id="rIdfkxq1twpzemco6-kfrlqs">
+            <w:hyperlink w:history="1" r:id="rIdznstws-zslg9p7n-oah-e">
               <w:r>
                 <w:rPr>
                   <w:rFonts w:ascii="Arial" w:cs="Arial" w:eastAsia="Arial" w:hAnsi="Arial"/>
@@ -4042,7 +3987,7 @@
               <w:spacing w:after="10" w:before="0"/>
               <w:ind w:left="120"/>
             </w:pPr>
-            <w:hyperlink w:history="1" r:id="rIdjc4q4jjlf805d8dchg9dg">
+            <w:hyperlink w:history="1" r:id="rIdy7uavbaz3c9hzorejs7tm">
               <w:r>
                 <w:rPr>
                   <w:rFonts w:ascii="Arial" w:cs="Arial" w:eastAsia="Arial" w:hAnsi="Arial"/>
@@ -4383,7 +4328,7 @@
             <w:pPr>
               <w:spacing w:after="20" w:before="0"/>
             </w:pPr>
-            <w:hyperlink w:history="1" r:id="rIdei97u38n2hlxkcdgdafaw">
+            <w:hyperlink w:history="1" r:id="rIdmylwyvysk1svwu6sui1za">
               <w:r>
                 <w:rPr>
                   <w:rFonts w:ascii="Arial" w:cs="Arial" w:eastAsia="Arial" w:hAnsi="Arial"/>
@@ -4416,7 +4361,7 @@
               <w:spacing w:after="10" w:before="0"/>
               <w:ind w:left="120"/>
             </w:pPr>
-            <w:hyperlink w:history="1" r:id="rIdu19i2gfilalj230dbrdh-">
+            <w:hyperlink w:history="1" r:id="rIdajcytvizgwco74xqwh96r">
               <w:r>
                 <w:rPr>
                   <w:rFonts w:ascii="Arial" w:cs="Arial" w:eastAsia="Arial" w:hAnsi="Arial"/>
@@ -4461,7 +4406,7 @@
             <w:pPr>
               <w:spacing w:after="20" w:before="0"/>
             </w:pPr>
-            <w:hyperlink w:history="1" r:id="rIdzrnozzsoi5net3gjrspya">
+            <w:hyperlink w:history="1" r:id="rIdncl7fgcxsadzodxny9-uk">
               <w:r>
                 <w:rPr>
                   <w:rFonts w:ascii="Arial" w:cs="Arial" w:eastAsia="Arial" w:hAnsi="Arial"/>
@@ -4494,7 +4439,7 @@
               <w:spacing w:after="10" w:before="0"/>
               <w:ind w:left="120"/>
             </w:pPr>
-            <w:hyperlink w:history="1" r:id="rIdexxs2ouzgduygvz48tmcf">
+            <w:hyperlink w:history="1" r:id="rIdcudm9tsg3vco5-y5dt1ud">
               <w:r>
                 <w:rPr>
                   <w:rFonts w:ascii="Arial" w:cs="Arial" w:eastAsia="Arial" w:hAnsi="Arial"/>
@@ -4854,7 +4799,7 @@
             <w:pPr>
               <w:spacing w:after="20" w:before="0"/>
             </w:pPr>
-            <w:hyperlink w:history="1" r:id="rIdpaw6mezqdkguaoulfarkm">
+            <w:hyperlink w:history="1" r:id="rIdm0qyitmrqyxwmbabxlob_">
               <w:r>
                 <w:rPr>
                   <w:rFonts w:ascii="Arial" w:cs="Arial" w:eastAsia="Arial" w:hAnsi="Arial"/>
@@ -4887,7 +4832,7 @@
               <w:spacing w:after="10" w:before="0"/>
               <w:ind w:left="120"/>
             </w:pPr>
-            <w:hyperlink w:history="1" r:id="rId6fnwzs7chyshwznmdp0ap">
+            <w:hyperlink w:history="1" r:id="rIdnrnhpomv7k2wokn2x25rd">
               <w:r>
                 <w:rPr>
                   <w:rFonts w:ascii="Arial" w:cs="Arial" w:eastAsia="Arial" w:hAnsi="Arial"/>
@@ -4932,7 +4877,7 @@
             <w:pPr>
               <w:spacing w:after="20" w:before="0"/>
             </w:pPr>
-            <w:hyperlink w:history="1" r:id="rId5jkqeksihfc6a9lde1alp">
+            <w:hyperlink w:history="1" r:id="rIdxus3ljymgbd2u2bcfk-tf">
               <w:r>
                 <w:rPr>
                   <w:rFonts w:ascii="Arial" w:cs="Arial" w:eastAsia="Arial" w:hAnsi="Arial"/>
@@ -4965,7 +4910,7 @@
               <w:spacing w:after="10" w:before="0"/>
               <w:ind w:left="120"/>
             </w:pPr>
-            <w:hyperlink w:history="1" r:id="rIdcaw7gqduyexf_41k44hxf">
+            <w:hyperlink w:history="1" r:id="rIdepxi8eawfphg6fjnaok7c">
               <w:r>
                 <w:rPr>
                   <w:rFonts w:ascii="Arial" w:cs="Arial" w:eastAsia="Arial" w:hAnsi="Arial"/>
@@ -5325,7 +5270,7 @@
             <w:pPr>
               <w:spacing w:after="20" w:before="0"/>
             </w:pPr>
-            <w:hyperlink w:history="1" r:id="rIdofznu83b_pgma4yeo_gxn">
+            <w:hyperlink w:history="1" r:id="rIdp-hwu5muj9fmkk4xzus-6">
               <w:r>
                 <w:rPr>
                   <w:rFonts w:ascii="Arial" w:cs="Arial" w:eastAsia="Arial" w:hAnsi="Arial"/>
@@ -5358,7 +5303,7 @@
               <w:spacing w:after="10" w:before="0"/>
               <w:ind w:left="120"/>
             </w:pPr>
-            <w:hyperlink w:history="1" r:id="rIdouee8sf_octtrg-u1wlk_">
+            <w:hyperlink w:history="1" r:id="rIdzclbrg0ke1e-hmgs3jurc">
               <w:r>
                 <w:rPr>
                   <w:rFonts w:ascii="Arial" w:cs="Arial" w:eastAsia="Arial" w:hAnsi="Arial"/>
@@ -5403,7 +5348,7 @@
             <w:pPr>
               <w:spacing w:after="20" w:before="0"/>
             </w:pPr>
-            <w:hyperlink w:history="1" r:id="rIdjcss60spykaiwtgoxxt9w">
+            <w:hyperlink w:history="1" r:id="rIdomds1xfdbhhacpuej86gt">
               <w:r>
                 <w:rPr>
                   <w:rFonts w:ascii="Arial" w:cs="Arial" w:eastAsia="Arial" w:hAnsi="Arial"/>
@@ -5436,7 +5381,7 @@
               <w:spacing w:after="10" w:before="0"/>
               <w:ind w:left="120"/>
             </w:pPr>
-            <w:hyperlink w:history="1" r:id="rIdfu7g_1mj8ajtidrfpqwss">
+            <w:hyperlink w:history="1" r:id="rIdpaiiag6ufe7fhujxppmwl">
               <w:r>
                 <w:rPr>
                   <w:rFonts w:ascii="Arial" w:cs="Arial" w:eastAsia="Arial" w:hAnsi="Arial"/>
@@ -5702,20 +5647,9 @@
     </w:tbl>
     <w:p>
       <w:pPr>
-        <w:spacing w:after="120" w:before="0"/>
-        <w:jc w:val="left"/>
+        <w:spacing w:after="120"/>
       </w:pPr>
       <w:r>
-        <w:rPr>
-          <w:rFonts w:ascii="Arial" w:cs="Arial" w:eastAsia="Arial" w:hAnsi="Arial"/>
-          <w:b w:val="false"/>
-          <w:bCs w:val="false"/>
-          <w:i w:val="false"/>
-          <w:iCs w:val="false"/>
-          <w:color w:val="000000"/>
-          <w:sz w:val="18"/>
-          <w:szCs w:val="18"/>
-        </w:rPr>
         <w:t xml:space="preserve"/>
       </w:r>
     </w:p>
@@ -6034,20 +5968,9 @@
     </w:tbl>
     <w:p>
       <w:pPr>
-        <w:spacing w:after="120" w:before="0"/>
-        <w:jc w:val="left"/>
+        <w:spacing w:after="120"/>
       </w:pPr>
       <w:r>
-        <w:rPr>
-          <w:rFonts w:ascii="Arial" w:cs="Arial" w:eastAsia="Arial" w:hAnsi="Arial"/>
-          <w:b w:val="false"/>
-          <w:bCs w:val="false"/>
-          <w:i w:val="false"/>
-          <w:iCs w:val="false"/>
-          <w:color w:val="000000"/>
-          <w:sz w:val="18"/>
-          <w:szCs w:val="18"/>
-        </w:rPr>
         <w:t xml:space="preserve"/>
       </w:r>
     </w:p>
@@ -6304,39 +6227,17 @@
     </w:tbl>
     <w:p>
       <w:pPr>
-        <w:spacing w:after="120" w:before="0"/>
-        <w:jc w:val="left"/>
+        <w:spacing w:after="120"/>
       </w:pPr>
       <w:r>
-        <w:rPr>
-          <w:rFonts w:ascii="Arial" w:cs="Arial" w:eastAsia="Arial" w:hAnsi="Arial"/>
-          <w:b w:val="false"/>
-          <w:bCs w:val="false"/>
-          <w:i w:val="false"/>
-          <w:iCs w:val="false"/>
-          <w:color w:val="000000"/>
-          <w:sz w:val="18"/>
-          <w:szCs w:val="18"/>
-        </w:rPr>
         <w:t xml:space="preserve"/>
       </w:r>
     </w:p>
     <w:p>
       <w:pPr>
-        <w:spacing w:after="120" w:before="0"/>
-        <w:jc w:val="left"/>
+        <w:spacing w:after="120"/>
       </w:pPr>
       <w:r>
-        <w:rPr>
-          <w:rFonts w:ascii="Arial" w:cs="Arial" w:eastAsia="Arial" w:hAnsi="Arial"/>
-          <w:b w:val="false"/>
-          <w:bCs w:val="false"/>
-          <w:i w:val="false"/>
-          <w:iCs w:val="false"/>
-          <w:color w:val="000000"/>
-          <w:sz w:val="18"/>
-          <w:szCs w:val="18"/>
-        </w:rPr>
         <w:t xml:space="preserve"/>
       </w:r>
     </w:p>
@@ -7162,20 +7063,9 @@
     </w:tbl>
     <w:p>
       <w:pPr>
-        <w:spacing w:after="120" w:before="0"/>
-        <w:jc w:val="left"/>
+        <w:spacing w:after="120"/>
       </w:pPr>
       <w:r>
-        <w:rPr>
-          <w:rFonts w:ascii="Arial" w:cs="Arial" w:eastAsia="Arial" w:hAnsi="Arial"/>
-          <w:b w:val="false"/>
-          <w:bCs w:val="false"/>
-          <w:i w:val="false"/>
-          <w:iCs w:val="false"/>
-          <w:color w:val="000000"/>
-          <w:sz w:val="18"/>
-          <w:szCs w:val="18"/>
-        </w:rPr>
         <w:t xml:space="preserve"/>
       </w:r>
     </w:p>
@@ -7304,20 +7194,9 @@
     </w:tbl>
     <w:p>
       <w:pPr>
-        <w:spacing w:after="120" w:before="0"/>
-        <w:jc w:val="left"/>
+        <w:spacing w:after="120"/>
       </w:pPr>
       <w:r>
-        <w:rPr>
-          <w:rFonts w:ascii="Arial" w:cs="Arial" w:eastAsia="Arial" w:hAnsi="Arial"/>
-          <w:b w:val="false"/>
-          <w:bCs w:val="false"/>
-          <w:i w:val="false"/>
-          <w:iCs w:val="false"/>
-          <w:color w:val="000000"/>
-          <w:sz w:val="18"/>
-          <w:szCs w:val="18"/>
-        </w:rPr>
         <w:t xml:space="preserve"/>
       </w:r>
     </w:p>
@@ -7668,7 +7547,7 @@
             <w:pPr>
               <w:spacing w:after="20" w:before="0"/>
             </w:pPr>
-            <w:hyperlink w:history="1" r:id="rIdpbblpejdgzn2vtfhphgiw">
+            <w:hyperlink w:history="1" r:id="rIdkfcbnjyyixzcrulefbxca">
               <w:r>
                 <w:rPr>
                   <w:rFonts w:ascii="Arial" w:cs="Arial" w:eastAsia="Arial" w:hAnsi="Arial"/>
@@ -7701,7 +7580,7 @@
               <w:spacing w:after="10" w:before="0"/>
               <w:ind w:left="120"/>
             </w:pPr>
-            <w:hyperlink w:history="1" r:id="rIdp6jhwewxscoduddoxd_qk">
+            <w:hyperlink w:history="1" r:id="rIda9w4emecte2d9adkcvomb">
               <w:r>
                 <w:rPr>
                   <w:rFonts w:ascii="Arial" w:cs="Arial" w:eastAsia="Arial" w:hAnsi="Arial"/>
@@ -7746,7 +7625,7 @@
             <w:pPr>
               <w:spacing w:after="20" w:before="0"/>
             </w:pPr>
-            <w:hyperlink w:history="1" r:id="rIdg2apr3gvcsreqwz_j76ui">
+            <w:hyperlink w:history="1" r:id="rIdp3fkmmm8g6bu8ych8sy-3">
               <w:r>
                 <w:rPr>
                   <w:rFonts w:ascii="Arial" w:cs="Arial" w:eastAsia="Arial" w:hAnsi="Arial"/>
@@ -7779,7 +7658,7 @@
               <w:spacing w:after="10" w:before="0"/>
               <w:ind w:left="120"/>
             </w:pPr>
-            <w:hyperlink w:history="1" r:id="rIdv2zkyjandqjc9w9-nbhda">
+            <w:hyperlink w:history="1" r:id="rIdi99rjh6jtiuzujcvpvqu6">
               <w:r>
                 <w:rPr>
                   <w:rFonts w:ascii="Arial" w:cs="Arial" w:eastAsia="Arial" w:hAnsi="Arial"/>
@@ -8101,7 +7980,7 @@
             <w:pPr>
               <w:spacing w:after="20" w:before="0"/>
             </w:pPr>
-            <w:hyperlink w:history="1" r:id="rIdt3b2vzgzhpx5znmjiarly">
+            <w:hyperlink w:history="1" r:id="rIdvfcdgg4awy8n9f3ww2drd">
               <w:r>
                 <w:rPr>
                   <w:rFonts w:ascii="Arial" w:cs="Arial" w:eastAsia="Arial" w:hAnsi="Arial"/>
@@ -8134,7 +8013,7 @@
               <w:spacing w:after="10" w:before="0"/>
               <w:ind w:left="120"/>
             </w:pPr>
-            <w:hyperlink w:history="1" r:id="rIdcootwwo_l6fsgx3niyloe">
+            <w:hyperlink w:history="1" r:id="rIdfuangb1y1q6ixw2gm4jzt">
               <w:r>
                 <w:rPr>
                   <w:rFonts w:ascii="Arial" w:cs="Arial" w:eastAsia="Arial" w:hAnsi="Arial"/>
@@ -8179,7 +8058,7 @@
             <w:pPr>
               <w:spacing w:after="20" w:before="0"/>
             </w:pPr>
-            <w:hyperlink w:history="1" r:id="rIdlemc-w-0ctpqhkuqbyqdw">
+            <w:hyperlink w:history="1" r:id="rIdfhg565w-pn6jt_6qxmj8n">
               <w:r>
                 <w:rPr>
                   <w:rFonts w:ascii="Arial" w:cs="Arial" w:eastAsia="Arial" w:hAnsi="Arial"/>
@@ -8212,7 +8091,7 @@
               <w:spacing w:after="10" w:before="0"/>
               <w:ind w:left="120"/>
             </w:pPr>
-            <w:hyperlink w:history="1" r:id="rIdu8jkqup4bw8zrscqcyamm">
+            <w:hyperlink w:history="1" r:id="rIdvqp1qkzuhkl3svhk8vshw">
               <w:r>
                 <w:rPr>
                   <w:rFonts w:ascii="Arial" w:cs="Arial" w:eastAsia="Arial" w:hAnsi="Arial"/>
@@ -8553,7 +8432,7 @@
             <w:pPr>
               <w:spacing w:after="20" w:before="0"/>
             </w:pPr>
-            <w:hyperlink w:history="1" r:id="rIdkdrjxfrcmthk6byiorie1">
+            <w:hyperlink w:history="1" r:id="rIdxw8cssghm7-sq4jk4ut-m">
               <w:r>
                 <w:rPr>
                   <w:rFonts w:ascii="Arial" w:cs="Arial" w:eastAsia="Arial" w:hAnsi="Arial"/>
@@ -8586,7 +8465,7 @@
               <w:spacing w:after="10" w:before="0"/>
               <w:ind w:left="120"/>
             </w:pPr>
-            <w:hyperlink w:history="1" r:id="rIddp_jezc94r69uhpppuoly">
+            <w:hyperlink w:history="1" r:id="rIdmavnceuly-md9lb0sb-kr">
               <w:r>
                 <w:rPr>
                   <w:rFonts w:ascii="Arial" w:cs="Arial" w:eastAsia="Arial" w:hAnsi="Arial"/>
@@ -8631,7 +8510,7 @@
             <w:pPr>
               <w:spacing w:after="20" w:before="0"/>
             </w:pPr>
-            <w:hyperlink w:history="1" r:id="rIdqs9r8wrzttuvrgzvz6org">
+            <w:hyperlink w:history="1" r:id="rIdvgjtqz7fmpgdd9jmjieu7">
               <w:r>
                 <w:rPr>
                   <w:rFonts w:ascii="Arial" w:cs="Arial" w:eastAsia="Arial" w:hAnsi="Arial"/>
@@ -8664,7 +8543,7 @@
               <w:spacing w:after="10" w:before="0"/>
               <w:ind w:left="120"/>
             </w:pPr>
-            <w:hyperlink w:history="1" r:id="rIdwrdrxyxjj-oejlacqegba">
+            <w:hyperlink w:history="1" r:id="rId1tc99put1_igmsrxrrt2n">
               <w:r>
                 <w:rPr>
                   <w:rFonts w:ascii="Arial" w:cs="Arial" w:eastAsia="Arial" w:hAnsi="Arial"/>
@@ -8986,7 +8865,7 @@
             <w:pPr>
               <w:spacing w:after="20" w:before="0"/>
             </w:pPr>
-            <w:hyperlink w:history="1" r:id="rId8vdemmjmsyikp1bu10abb">
+            <w:hyperlink w:history="1" r:id="rIdfvi85z6vorqtyx-uhxjrp">
               <w:r>
                 <w:rPr>
                   <w:rFonts w:ascii="Arial" w:cs="Arial" w:eastAsia="Arial" w:hAnsi="Arial"/>
@@ -9019,7 +8898,7 @@
               <w:spacing w:after="10" w:before="0"/>
               <w:ind w:left="120"/>
             </w:pPr>
-            <w:hyperlink w:history="1" r:id="rIdlde8atqguh73bz8ts7fla">
+            <w:hyperlink w:history="1" r:id="rIdjmmvupkkew1wm4zqjr8pd">
               <w:r>
                 <w:rPr>
                   <w:rFonts w:ascii="Arial" w:cs="Arial" w:eastAsia="Arial" w:hAnsi="Arial"/>
@@ -9064,7 +8943,7 @@
             <w:pPr>
               <w:spacing w:after="20" w:before="0"/>
             </w:pPr>
-            <w:hyperlink w:history="1" r:id="rIdkis1j-gykj1ktq4jibdsw">
+            <w:hyperlink w:history="1" r:id="rIdwzdvveaagaitkofcio2-q">
               <w:r>
                 <w:rPr>
                   <w:rFonts w:ascii="Arial" w:cs="Arial" w:eastAsia="Arial" w:hAnsi="Arial"/>
@@ -9097,7 +8976,7 @@
               <w:spacing w:after="10" w:before="0"/>
               <w:ind w:left="120"/>
             </w:pPr>
-            <w:hyperlink w:history="1" r:id="rIdauucmnlsck7prjbkgq_if">
+            <w:hyperlink w:history="1" r:id="rIde5mprxxadvz3j3-ianrvg">
               <w:r>
                 <w:rPr>
                   <w:rFonts w:ascii="Arial" w:cs="Arial" w:eastAsia="Arial" w:hAnsi="Arial"/>
@@ -9400,7 +9279,7 @@
             <w:pPr>
               <w:spacing w:after="20" w:before="0"/>
             </w:pPr>
-            <w:hyperlink w:history="1" r:id="rIdxwpg5dk7ipm-kpwib4afd">
+            <w:hyperlink w:history="1" r:id="rId1nl9fgq3geekakhhrexhr">
               <w:r>
                 <w:rPr>
                   <w:rFonts w:ascii="Arial" w:cs="Arial" w:eastAsia="Arial" w:hAnsi="Arial"/>
@@ -9433,7 +9312,7 @@
               <w:spacing w:after="10" w:before="0"/>
               <w:ind w:left="120"/>
             </w:pPr>
-            <w:hyperlink w:history="1" r:id="rIdy6m7bmfg6msgwh5mvzkeg">
+            <w:hyperlink w:history="1" r:id="rIduqo9qxtd4ogtqj_85kti7">
               <w:r>
                 <w:rPr>
                   <w:rFonts w:ascii="Arial" w:cs="Arial" w:eastAsia="Arial" w:hAnsi="Arial"/>
@@ -9478,7 +9357,7 @@
             <w:pPr>
               <w:spacing w:after="20" w:before="0"/>
             </w:pPr>
-            <w:hyperlink w:history="1" r:id="rIdqforiiihiqk2x9vyor98r">
+            <w:hyperlink w:history="1" r:id="rIdnwlpnudo5fznwnfsfhoij">
               <w:r>
                 <w:rPr>
                   <w:rFonts w:ascii="Arial" w:cs="Arial" w:eastAsia="Arial" w:hAnsi="Arial"/>
@@ -9511,7 +9390,7 @@
               <w:spacing w:after="10" w:before="0"/>
               <w:ind w:left="120"/>
             </w:pPr>
-            <w:hyperlink w:history="1" r:id="rIdanbo65as0grv-4uec98sw">
+            <w:hyperlink w:history="1" r:id="rIdpmys7d_6i5asnucltn1mm">
               <w:r>
                 <w:rPr>
                   <w:rFonts w:ascii="Arial" w:cs="Arial" w:eastAsia="Arial" w:hAnsi="Arial"/>
@@ -9701,20 +9580,9 @@
     </w:tbl>
     <w:p>
       <w:pPr>
-        <w:spacing w:after="120" w:before="0"/>
-        <w:jc w:val="left"/>
+        <w:spacing w:after="120"/>
       </w:pPr>
       <w:r>
-        <w:rPr>
-          <w:rFonts w:ascii="Arial" w:cs="Arial" w:eastAsia="Arial" w:hAnsi="Arial"/>
-          <w:b w:val="false"/>
-          <w:bCs w:val="false"/>
-          <w:i w:val="false"/>
-          <w:iCs w:val="false"/>
-          <w:color w:val="000000"/>
-          <w:sz w:val="18"/>
-          <w:szCs w:val="18"/>
-        </w:rPr>
         <w:t xml:space="preserve"/>
       </w:r>
     </w:p>
@@ -10033,20 +9901,9 @@
     </w:tbl>
     <w:p>
       <w:pPr>
-        <w:spacing w:after="120" w:before="0"/>
-        <w:jc w:val="left"/>
+        <w:spacing w:after="120"/>
       </w:pPr>
       <w:r>
-        <w:rPr>
-          <w:rFonts w:ascii="Arial" w:cs="Arial" w:eastAsia="Arial" w:hAnsi="Arial"/>
-          <w:b w:val="false"/>
-          <w:bCs w:val="false"/>
-          <w:i w:val="false"/>
-          <w:iCs w:val="false"/>
-          <w:color w:val="000000"/>
-          <w:sz w:val="18"/>
-          <w:szCs w:val="18"/>
-        </w:rPr>
         <w:t xml:space="preserve"/>
       </w:r>
     </w:p>
@@ -10303,39 +10160,17 @@
     </w:tbl>
     <w:p>
       <w:pPr>
-        <w:spacing w:after="120" w:before="0"/>
-        <w:jc w:val="left"/>
+        <w:spacing w:after="120"/>
       </w:pPr>
       <w:r>
-        <w:rPr>
-          <w:rFonts w:ascii="Arial" w:cs="Arial" w:eastAsia="Arial" w:hAnsi="Arial"/>
-          <w:b w:val="false"/>
-          <w:bCs w:val="false"/>
-          <w:i w:val="false"/>
-          <w:iCs w:val="false"/>
-          <w:color w:val="000000"/>
-          <w:sz w:val="18"/>
-          <w:szCs w:val="18"/>
-        </w:rPr>
         <w:t xml:space="preserve"/>
       </w:r>
     </w:p>
     <w:p>
       <w:pPr>
-        <w:spacing w:after="120" w:before="0"/>
-        <w:jc w:val="left"/>
+        <w:spacing w:after="120"/>
       </w:pPr>
       <w:r>
-        <w:rPr>
-          <w:rFonts w:ascii="Arial" w:cs="Arial" w:eastAsia="Arial" w:hAnsi="Arial"/>
-          <w:b w:val="false"/>
-          <w:bCs w:val="false"/>
-          <w:i w:val="false"/>
-          <w:iCs w:val="false"/>
-          <w:color w:val="000000"/>
-          <w:sz w:val="18"/>
-          <w:szCs w:val="18"/>
-        </w:rPr>
         <w:t xml:space="preserve"/>
       </w:r>
     </w:p>
@@ -11181,20 +11016,9 @@
     </w:tbl>
     <w:p>
       <w:pPr>
-        <w:spacing w:after="120" w:before="0"/>
-        <w:jc w:val="left"/>
+        <w:spacing w:after="120"/>
       </w:pPr>
       <w:r>
-        <w:rPr>
-          <w:rFonts w:ascii="Arial" w:cs="Arial" w:eastAsia="Arial" w:hAnsi="Arial"/>
-          <w:b w:val="false"/>
-          <w:bCs w:val="false"/>
-          <w:i w:val="false"/>
-          <w:iCs w:val="false"/>
-          <w:color w:val="000000"/>
-          <w:sz w:val="18"/>
-          <w:szCs w:val="18"/>
-        </w:rPr>
         <w:t xml:space="preserve"/>
       </w:r>
     </w:p>
@@ -11323,20 +11147,9 @@
     </w:tbl>
     <w:p>
       <w:pPr>
-        <w:spacing w:after="120" w:before="0"/>
-        <w:jc w:val="left"/>
+        <w:spacing w:after="120"/>
       </w:pPr>
       <w:r>
-        <w:rPr>
-          <w:rFonts w:ascii="Arial" w:cs="Arial" w:eastAsia="Arial" w:hAnsi="Arial"/>
-          <w:b w:val="false"/>
-          <w:bCs w:val="false"/>
-          <w:i w:val="false"/>
-          <w:iCs w:val="false"/>
-          <w:color w:val="000000"/>
-          <w:sz w:val="18"/>
-          <w:szCs w:val="18"/>
-        </w:rPr>
         <w:t xml:space="preserve"/>
       </w:r>
     </w:p>
@@ -11687,7 +11500,7 @@
             <w:pPr>
               <w:spacing w:after="20" w:before="0"/>
             </w:pPr>
-            <w:hyperlink w:history="1" r:id="rIduixmjpvysft5-tp16j_8p">
+            <w:hyperlink w:history="1" r:id="rIdgl4qc4zoepmsnuyds0vy8">
               <w:r>
                 <w:rPr>
                   <w:rFonts w:ascii="Arial" w:cs="Arial" w:eastAsia="Arial" w:hAnsi="Arial"/>
@@ -11720,7 +11533,7 @@
               <w:spacing w:after="10" w:before="0"/>
               <w:ind w:left="120"/>
             </w:pPr>
-            <w:hyperlink w:history="1" r:id="rIdu0e0dwwfhhonujxyxheuf">
+            <w:hyperlink w:history="1" r:id="rIdsa3hbvnd71jvwkmfzlwon">
               <w:r>
                 <w:rPr>
                   <w:rFonts w:ascii="Arial" w:cs="Arial" w:eastAsia="Arial" w:hAnsi="Arial"/>
@@ -11765,7 +11578,7 @@
             <w:pPr>
               <w:spacing w:after="20" w:before="0"/>
             </w:pPr>
-            <w:hyperlink w:history="1" r:id="rIdbl9kyrd2z5zpznccpexw2">
+            <w:hyperlink w:history="1" r:id="rIdcigqsko9gxprmr7u5df3c">
               <w:r>
                 <w:rPr>
                   <w:rFonts w:ascii="Arial" w:cs="Arial" w:eastAsia="Arial" w:hAnsi="Arial"/>
@@ -11798,7 +11611,7 @@
               <w:spacing w:after="10" w:before="0"/>
               <w:ind w:left="120"/>
             </w:pPr>
-            <w:hyperlink w:history="1" r:id="rIdvtd-w0cw9a17xj_fbospi">
+            <w:hyperlink w:history="1" r:id="rIdxjtxiilbkx_nkigqu--et">
               <w:r>
                 <w:rPr>
                   <w:rFonts w:ascii="Arial" w:cs="Arial" w:eastAsia="Arial" w:hAnsi="Arial"/>
@@ -12139,7 +11952,7 @@
             <w:pPr>
               <w:spacing w:after="20" w:before="0"/>
             </w:pPr>
-            <w:hyperlink w:history="1" r:id="rId78pliy8lezezfzayid08y">
+            <w:hyperlink w:history="1" r:id="rIdoejqlbxjjumptrz-6g-op">
               <w:r>
                 <w:rPr>
                   <w:rFonts w:ascii="Arial" w:cs="Arial" w:eastAsia="Arial" w:hAnsi="Arial"/>
@@ -12172,7 +11985,7 @@
               <w:spacing w:after="10" w:before="0"/>
               <w:ind w:left="120"/>
             </w:pPr>
-            <w:hyperlink w:history="1" r:id="rIdrjwekxxesytfkerdglebt">
+            <w:hyperlink w:history="1" r:id="rIdj5dugllulsn6aqlncwi8i">
               <w:r>
                 <w:rPr>
                   <w:rFonts w:ascii="Arial" w:cs="Arial" w:eastAsia="Arial" w:hAnsi="Arial"/>
@@ -12217,7 +12030,7 @@
             <w:pPr>
               <w:spacing w:after="20" w:before="0"/>
             </w:pPr>
-            <w:hyperlink w:history="1" r:id="rIdlrdng-kkcm_1dwtqbrjhb">
+            <w:hyperlink w:history="1" r:id="rId-pnjbd_xu9aapmpntga6r">
               <w:r>
                 <w:rPr>
                   <w:rFonts w:ascii="Arial" w:cs="Arial" w:eastAsia="Arial" w:hAnsi="Arial"/>
@@ -12250,7 +12063,7 @@
               <w:spacing w:after="10" w:before="0"/>
               <w:ind w:left="120"/>
             </w:pPr>
-            <w:hyperlink w:history="1" r:id="rIdghz1h83nec84n-8qcxrqf">
+            <w:hyperlink w:history="1" r:id="rIdmb4pvukfbmv8oi6kjd0y0">
               <w:r>
                 <w:rPr>
                   <w:rFonts w:ascii="Arial" w:cs="Arial" w:eastAsia="Arial" w:hAnsi="Arial"/>
@@ -12591,7 +12404,7 @@
             <w:pPr>
               <w:spacing w:after="20" w:before="0"/>
             </w:pPr>
-            <w:hyperlink w:history="1" r:id="rIdz0ytexnqgvlrse3iyytnc">
+            <w:hyperlink w:history="1" r:id="rId8kxdrpf_b3bnba6xo4827">
               <w:r>
                 <w:rPr>
                   <w:rFonts w:ascii="Arial" w:cs="Arial" w:eastAsia="Arial" w:hAnsi="Arial"/>
@@ -12624,7 +12437,7 @@
               <w:spacing w:after="10" w:before="0"/>
               <w:ind w:left="120"/>
             </w:pPr>
-            <w:hyperlink w:history="1" r:id="rIddedwtq7xx9ocgoy3jd6_o">
+            <w:hyperlink w:history="1" r:id="rId2bygsoegzjd8yueqprocu">
               <w:r>
                 <w:rPr>
                   <w:rFonts w:ascii="Arial" w:cs="Arial" w:eastAsia="Arial" w:hAnsi="Arial"/>
@@ -12669,7 +12482,7 @@
             <w:pPr>
               <w:spacing w:after="20" w:before="0"/>
             </w:pPr>
-            <w:hyperlink w:history="1" r:id="rIditw9neulexiidm82eup0q">
+            <w:hyperlink w:history="1" r:id="rId7lrlprkm5lopqttmos3rk">
               <w:r>
                 <w:rPr>
                   <w:rFonts w:ascii="Arial" w:cs="Arial" w:eastAsia="Arial" w:hAnsi="Arial"/>
@@ -12702,7 +12515,7 @@
               <w:spacing w:after="10" w:before="0"/>
               <w:ind w:left="120"/>
             </w:pPr>
-            <w:hyperlink w:history="1" r:id="rIdfgeft9_qjkd5mqksdrksx">
+            <w:hyperlink w:history="1" r:id="rIdjobefp4peqnfmddyax7ds">
               <w:r>
                 <w:rPr>
                   <w:rFonts w:ascii="Arial" w:cs="Arial" w:eastAsia="Arial" w:hAnsi="Arial"/>
@@ -13024,7 +12837,7 @@
             <w:pPr>
               <w:spacing w:after="20" w:before="0"/>
             </w:pPr>
-            <w:hyperlink w:history="1" r:id="rId8ccrbch06uhustnqhlxle">
+            <w:hyperlink w:history="1" r:id="rIdylyuun3oezcllp2lbfpce">
               <w:r>
                 <w:rPr>
                   <w:rFonts w:ascii="Arial" w:cs="Arial" w:eastAsia="Arial" w:hAnsi="Arial"/>
@@ -13057,7 +12870,7 @@
               <w:spacing w:after="10" w:before="0"/>
               <w:ind w:left="120"/>
             </w:pPr>
-            <w:hyperlink w:history="1" r:id="rId5cwtoedzbwvzrxzqkuow-">
+            <w:hyperlink w:history="1" r:id="rIdcctodvds3wq24g7_qso38">
               <w:r>
                 <w:rPr>
                   <w:rFonts w:ascii="Arial" w:cs="Arial" w:eastAsia="Arial" w:hAnsi="Arial"/>
@@ -13102,7 +12915,7 @@
             <w:pPr>
               <w:spacing w:after="20" w:before="0"/>
             </w:pPr>
-            <w:hyperlink w:history="1" r:id="rIduyadeel38fmj7gpj74caa">
+            <w:hyperlink w:history="1" r:id="rId9aywqs2yqtetw4te0tw7u">
               <w:r>
                 <w:rPr>
                   <w:rFonts w:ascii="Arial" w:cs="Arial" w:eastAsia="Arial" w:hAnsi="Arial"/>
@@ -13135,7 +12948,7 @@
               <w:spacing w:after="10" w:before="0"/>
               <w:ind w:left="120"/>
             </w:pPr>
-            <w:hyperlink w:history="1" r:id="rIdlrvs9nrbwrzjoo6xxcedq">
+            <w:hyperlink w:history="1" r:id="rIdvyqnvxaqhcg4bkpmwyhti">
               <w:r>
                 <w:rPr>
                   <w:rFonts w:ascii="Arial" w:cs="Arial" w:eastAsia="Arial" w:hAnsi="Arial"/>
@@ -13419,7 +13232,7 @@
             <w:pPr>
               <w:spacing w:after="20" w:before="0"/>
             </w:pPr>
-            <w:hyperlink w:history="1" r:id="rIdgugvk0eed0ypkq8clssmz">
+            <w:hyperlink w:history="1" r:id="rIducvu9mwrdwdstm4skq_hb">
               <w:r>
                 <w:rPr>
                   <w:rFonts w:ascii="Arial" w:cs="Arial" w:eastAsia="Arial" w:hAnsi="Arial"/>
@@ -13452,7 +13265,7 @@
               <w:spacing w:after="10" w:before="0"/>
               <w:ind w:left="120"/>
             </w:pPr>
-            <w:hyperlink w:history="1" r:id="rIdg8al83nvkdanzouxlfzhx">
+            <w:hyperlink w:history="1" r:id="rIdnxssjhcwa3egjsuf9xf7a">
               <w:r>
                 <w:rPr>
                   <w:rFonts w:ascii="Arial" w:cs="Arial" w:eastAsia="Arial" w:hAnsi="Arial"/>
@@ -13497,7 +13310,7 @@
             <w:pPr>
               <w:spacing w:after="20" w:before="0"/>
             </w:pPr>
-            <w:hyperlink w:history="1" r:id="rIdooyccqa3yr7nrk41yjw6r">
+            <w:hyperlink w:history="1" r:id="rIdbjmquz-f56u-zdxu9gep7">
               <w:r>
                 <w:rPr>
                   <w:rFonts w:ascii="Arial" w:cs="Arial" w:eastAsia="Arial" w:hAnsi="Arial"/>
@@ -13530,7 +13343,7 @@
               <w:spacing w:after="10" w:before="0"/>
               <w:ind w:left="120"/>
             </w:pPr>
-            <w:hyperlink w:history="1" r:id="rIdclrbszqt7tkfrutsjoqbr">
+            <w:hyperlink w:history="1" r:id="rIdofvljgud_ustvxliwfbzd">
               <w:r>
                 <w:rPr>
                   <w:rFonts w:ascii="Arial" w:cs="Arial" w:eastAsia="Arial" w:hAnsi="Arial"/>
@@ -13701,20 +13514,9 @@
     </w:tbl>
     <w:p>
       <w:pPr>
-        <w:spacing w:after="120" w:before="0"/>
-        <w:jc w:val="left"/>
+        <w:spacing w:after="120"/>
       </w:pPr>
       <w:r>
-        <w:rPr>
-          <w:rFonts w:ascii="Arial" w:cs="Arial" w:eastAsia="Arial" w:hAnsi="Arial"/>
-          <w:b w:val="false"/>
-          <w:bCs w:val="false"/>
-          <w:i w:val="false"/>
-          <w:iCs w:val="false"/>
-          <w:color w:val="000000"/>
-          <w:sz w:val="18"/>
-          <w:szCs w:val="18"/>
-        </w:rPr>
         <w:t xml:space="preserve"/>
       </w:r>
     </w:p>
@@ -14033,20 +13835,9 @@
     </w:tbl>
     <w:p>
       <w:pPr>
-        <w:spacing w:after="120" w:before="0"/>
-        <w:jc w:val="left"/>
+        <w:spacing w:after="120"/>
       </w:pPr>
       <w:r>
-        <w:rPr>
-          <w:rFonts w:ascii="Arial" w:cs="Arial" w:eastAsia="Arial" w:hAnsi="Arial"/>
-          <w:b w:val="false"/>
-          <w:bCs w:val="false"/>
-          <w:i w:val="false"/>
-          <w:iCs w:val="false"/>
-          <w:color w:val="000000"/>
-          <w:sz w:val="18"/>
-          <w:szCs w:val="18"/>
-        </w:rPr>
         <w:t xml:space="preserve"/>
       </w:r>
     </w:p>
@@ -14303,39 +14094,17 @@
     </w:tbl>
     <w:p>
       <w:pPr>
-        <w:spacing w:after="120" w:before="0"/>
-        <w:jc w:val="left"/>
+        <w:spacing w:after="120"/>
       </w:pPr>
       <w:r>
-        <w:rPr>
-          <w:rFonts w:ascii="Arial" w:cs="Arial" w:eastAsia="Arial" w:hAnsi="Arial"/>
-          <w:b w:val="false"/>
-          <w:bCs w:val="false"/>
-          <w:i w:val="false"/>
-          <w:iCs w:val="false"/>
-          <w:color w:val="000000"/>
-          <w:sz w:val="18"/>
-          <w:szCs w:val="18"/>
-        </w:rPr>
         <w:t xml:space="preserve"/>
       </w:r>
     </w:p>
     <w:p>
       <w:pPr>
-        <w:spacing w:after="120" w:before="0"/>
-        <w:jc w:val="left"/>
+        <w:spacing w:after="120"/>
       </w:pPr>
       <w:r>
-        <w:rPr>
-          <w:rFonts w:ascii="Arial" w:cs="Arial" w:eastAsia="Arial" w:hAnsi="Arial"/>
-          <w:b w:val="false"/>
-          <w:bCs w:val="false"/>
-          <w:i w:val="false"/>
-          <w:iCs w:val="false"/>
-          <w:color w:val="000000"/>
-          <w:sz w:val="18"/>
-          <w:szCs w:val="18"/>
-        </w:rPr>
         <w:t xml:space="preserve"/>
       </w:r>
     </w:p>
@@ -15080,20 +14849,9 @@
     </w:tbl>
     <w:p>
       <w:pPr>
-        <w:spacing w:after="120" w:before="0"/>
-        <w:jc w:val="left"/>
+        <w:spacing w:after="120"/>
       </w:pPr>
       <w:r>
-        <w:rPr>
-          <w:rFonts w:ascii="Arial" w:cs="Arial" w:eastAsia="Arial" w:hAnsi="Arial"/>
-          <w:b w:val="false"/>
-          <w:bCs w:val="false"/>
-          <w:i w:val="false"/>
-          <w:iCs w:val="false"/>
-          <w:color w:val="000000"/>
-          <w:sz w:val="18"/>
-          <w:szCs w:val="18"/>
-        </w:rPr>
         <w:t xml:space="preserve"/>
       </w:r>
     </w:p>
@@ -15222,20 +14980,9 @@
     </w:tbl>
     <w:p>
       <w:pPr>
-        <w:spacing w:after="120" w:before="0"/>
-        <w:jc w:val="left"/>
+        <w:spacing w:after="120"/>
       </w:pPr>
       <w:r>
-        <w:rPr>
-          <w:rFonts w:ascii="Arial" w:cs="Arial" w:eastAsia="Arial" w:hAnsi="Arial"/>
-          <w:b w:val="false"/>
-          <w:bCs w:val="false"/>
-          <w:i w:val="false"/>
-          <w:iCs w:val="false"/>
-          <w:color w:val="000000"/>
-          <w:sz w:val="18"/>
-          <w:szCs w:val="18"/>
-        </w:rPr>
         <w:t xml:space="preserve"/>
       </w:r>
     </w:p>
@@ -15586,7 +15333,7 @@
             <w:pPr>
               <w:spacing w:after="20" w:before="0"/>
             </w:pPr>
-            <w:hyperlink w:history="1" r:id="rIdibqdnnfga8em2h-kkuuru">
+            <w:hyperlink w:history="1" r:id="rIdjtd_zrb0xlbhx5t9wdajy">
               <w:r>
                 <w:rPr>
                   <w:rFonts w:ascii="Arial" w:cs="Arial" w:eastAsia="Arial" w:hAnsi="Arial"/>
@@ -15619,7 +15366,7 @@
               <w:spacing w:after="10" w:before="0"/>
               <w:ind w:left="120"/>
             </w:pPr>
-            <w:hyperlink w:history="1" r:id="rIdinwo_9flgo80cm0ctkdz_">
+            <w:hyperlink w:history="1" r:id="rIdcdl4kiqg3hadacmo5i3ql">
               <w:r>
                 <w:rPr>
                   <w:rFonts w:ascii="Arial" w:cs="Arial" w:eastAsia="Arial" w:hAnsi="Arial"/>
@@ -15664,7 +15411,7 @@
             <w:pPr>
               <w:spacing w:after="20" w:before="0"/>
             </w:pPr>
-            <w:hyperlink w:history="1" r:id="rIdxmugqzrpxhwyb3pgu8t3d">
+            <w:hyperlink w:history="1" r:id="rIdb0fs-nxzkfzqs7eeub28n">
               <w:r>
                 <w:rPr>
                   <w:rFonts w:ascii="Arial" w:cs="Arial" w:eastAsia="Arial" w:hAnsi="Arial"/>
@@ -15697,7 +15444,7 @@
               <w:spacing w:after="10" w:before="0"/>
               <w:ind w:left="120"/>
             </w:pPr>
-            <w:hyperlink w:history="1" r:id="rIdlkoelag-o9jku-7srglfc">
+            <w:hyperlink w:history="1" r:id="rId-oktvislhcyjyjp62vsco">
               <w:r>
                 <w:rPr>
                   <w:rFonts w:ascii="Arial" w:cs="Arial" w:eastAsia="Arial" w:hAnsi="Arial"/>
@@ -15981,7 +15728,7 @@
             <w:pPr>
               <w:spacing w:after="20" w:before="0"/>
             </w:pPr>
-            <w:hyperlink w:history="1" r:id="rId3sfy3zuh_9lx2kqdde_k_">
+            <w:hyperlink w:history="1" r:id="rId2edt_hk4dksrq0oujvpml">
               <w:r>
                 <w:rPr>
                   <w:rFonts w:ascii="Arial" w:cs="Arial" w:eastAsia="Arial" w:hAnsi="Arial"/>
@@ -16014,7 +15761,7 @@
               <w:spacing w:after="10" w:before="0"/>
               <w:ind w:left="120"/>
             </w:pPr>
-            <w:hyperlink w:history="1" r:id="rIdteke_i7mt65huskv2rtez">
+            <w:hyperlink w:history="1" r:id="rIdubt3nsjsuk4pgmxjh6let">
               <w:r>
                 <w:rPr>
                   <w:rFonts w:ascii="Arial" w:cs="Arial" w:eastAsia="Arial" w:hAnsi="Arial"/>
@@ -16059,7 +15806,7 @@
             <w:pPr>
               <w:spacing w:after="20" w:before="0"/>
             </w:pPr>
-            <w:hyperlink w:history="1" r:id="rIdkou2-oqkpnx-hapgjnbea">
+            <w:hyperlink w:history="1" r:id="rIdphqbebz575ncarzswrswv">
               <w:r>
                 <w:rPr>
                   <w:rFonts w:ascii="Arial" w:cs="Arial" w:eastAsia="Arial" w:hAnsi="Arial"/>
@@ -16092,7 +15839,7 @@
               <w:spacing w:after="10" w:before="0"/>
               <w:ind w:left="120"/>
             </w:pPr>
-            <w:hyperlink w:history="1" r:id="rIdssqp2dptx9khcuz4_bes7">
+            <w:hyperlink w:history="1" r:id="rIdiygf4yugt0r24vbsgoevn">
               <w:r>
                 <w:rPr>
                   <w:rFonts w:ascii="Arial" w:cs="Arial" w:eastAsia="Arial" w:hAnsi="Arial"/>
@@ -16414,7 +16161,7 @@
             <w:pPr>
               <w:spacing w:after="20" w:before="0"/>
             </w:pPr>
-            <w:hyperlink w:history="1" r:id="rIdgjan-e6ghlwrqqh84xzqo">
+            <w:hyperlink w:history="1" r:id="rIdjbqauhp7honieyuezyuaz">
               <w:r>
                 <w:rPr>
                   <w:rFonts w:ascii="Arial" w:cs="Arial" w:eastAsia="Arial" w:hAnsi="Arial"/>
@@ -16447,7 +16194,7 @@
               <w:spacing w:after="10" w:before="0"/>
               <w:ind w:left="120"/>
             </w:pPr>
-            <w:hyperlink w:history="1" r:id="rIdwuzpw9sm5-kbxhty8odee">
+            <w:hyperlink w:history="1" r:id="rIdnlc9xz6mhhn5-wlz0r81k">
               <w:r>
                 <w:rPr>
                   <w:rFonts w:ascii="Arial" w:cs="Arial" w:eastAsia="Arial" w:hAnsi="Arial"/>
@@ -16492,7 +16239,7 @@
             <w:pPr>
               <w:spacing w:after="20" w:before="0"/>
             </w:pPr>
-            <w:hyperlink w:history="1" r:id="rId0pm-xlm_fhirwumtyuq7c">
+            <w:hyperlink w:history="1" r:id="rIdsvmdf4vqjyn4yzm5ykmpb">
               <w:r>
                 <w:rPr>
                   <w:rFonts w:ascii="Arial" w:cs="Arial" w:eastAsia="Arial" w:hAnsi="Arial"/>
@@ -16525,7 +16272,7 @@
               <w:spacing w:after="10" w:before="0"/>
               <w:ind w:left="120"/>
             </w:pPr>
-            <w:hyperlink w:history="1" r:id="rId_bmeapeilzfopt-tolcrh">
+            <w:hyperlink w:history="1" r:id="rIdidffp8dn3xhxdcbnbsmzx">
               <w:r>
                 <w:rPr>
                   <w:rFonts w:ascii="Arial" w:cs="Arial" w:eastAsia="Arial" w:hAnsi="Arial"/>
@@ -16847,7 +16594,7 @@
             <w:pPr>
               <w:spacing w:after="20" w:before="0"/>
             </w:pPr>
-            <w:hyperlink w:history="1" r:id="rIdnarsjnmw_kvt57xdfuakn">
+            <w:hyperlink w:history="1" r:id="rIdbzeuxdeuzwdgmubpjw738">
               <w:r>
                 <w:rPr>
                   <w:rFonts w:ascii="Arial" w:cs="Arial" w:eastAsia="Arial" w:hAnsi="Arial"/>
@@ -16880,7 +16627,7 @@
               <w:spacing w:after="10" w:before="0"/>
               <w:ind w:left="120"/>
             </w:pPr>
-            <w:hyperlink w:history="1" r:id="rIddgbxxnhjmdht72bscdixu">
+            <w:hyperlink w:history="1" r:id="rIdzlzn8pjaiy9w24hnwempt">
               <w:r>
                 <w:rPr>
                   <w:rFonts w:ascii="Arial" w:cs="Arial" w:eastAsia="Arial" w:hAnsi="Arial"/>
@@ -16925,7 +16672,7 @@
             <w:pPr>
               <w:spacing w:after="20" w:before="0"/>
             </w:pPr>
-            <w:hyperlink w:history="1" r:id="rIdtrvl1vvzwkfqrxn9z7z1w">
+            <w:hyperlink w:history="1" r:id="rIdmqjkqqyi3jvvuoziitjkc">
               <w:r>
                 <w:rPr>
                   <w:rFonts w:ascii="Arial" w:cs="Arial" w:eastAsia="Arial" w:hAnsi="Arial"/>
@@ -16958,7 +16705,7 @@
               <w:spacing w:after="10" w:before="0"/>
               <w:ind w:left="120"/>
             </w:pPr>
-            <w:hyperlink w:history="1" r:id="rId3tvckamkliobrokoampex">
+            <w:hyperlink w:history="1" r:id="rIdt_k2n2zg7hwu5smkjpasx">
               <w:r>
                 <w:rPr>
                   <w:rFonts w:ascii="Arial" w:cs="Arial" w:eastAsia="Arial" w:hAnsi="Arial"/>
@@ -17204,7 +16951,7 @@
             <w:pPr>
               <w:spacing w:after="20" w:before="0"/>
             </w:pPr>
-            <w:hyperlink w:history="1" r:id="rIdontavw0i8zj6syo3eoeoi">
+            <w:hyperlink w:history="1" r:id="rId4uryfjgpcnt047wsiydky">
               <w:r>
                 <w:rPr>
                   <w:rFonts w:ascii="Arial" w:cs="Arial" w:eastAsia="Arial" w:hAnsi="Arial"/>
@@ -17237,7 +16984,7 @@
               <w:spacing w:after="10" w:before="0"/>
               <w:ind w:left="120"/>
             </w:pPr>
-            <w:hyperlink w:history="1" r:id="rIdf8no0zgthjdgpduzdhrzi">
+            <w:hyperlink w:history="1" r:id="rIdcu95jxwaexylyguy25bd6">
               <w:r>
                 <w:rPr>
                   <w:rFonts w:ascii="Arial" w:cs="Arial" w:eastAsia="Arial" w:hAnsi="Arial"/>
@@ -17282,7 +17029,7 @@
             <w:pPr>
               <w:spacing w:after="20" w:before="0"/>
             </w:pPr>
-            <w:hyperlink w:history="1" r:id="rIdta7jirdm_dse6ocqdz2ml">
+            <w:hyperlink w:history="1" r:id="rIdmi_7unfbrokuix2ge-93v">
               <w:r>
                 <w:rPr>
                   <w:rFonts w:ascii="Arial" w:cs="Arial" w:eastAsia="Arial" w:hAnsi="Arial"/>
@@ -17315,7 +17062,7 @@
               <w:spacing w:after="10" w:before="0"/>
               <w:ind w:left="120"/>
             </w:pPr>
-            <w:hyperlink w:history="1" r:id="rIdiuuwlyzheb3ubh1tdteky">
+            <w:hyperlink w:history="1" r:id="rIdsytrmd42klnjtpwleprid">
               <w:r>
                 <w:rPr>
                   <w:rFonts w:ascii="Arial" w:cs="Arial" w:eastAsia="Arial" w:hAnsi="Arial"/>
@@ -17505,20 +17252,9 @@
     </w:tbl>
     <w:p>
       <w:pPr>
-        <w:spacing w:after="120" w:before="0"/>
-        <w:jc w:val="left"/>
+        <w:spacing w:after="120"/>
       </w:pPr>
       <w:r>
-        <w:rPr>
-          <w:rFonts w:ascii="Arial" w:cs="Arial" w:eastAsia="Arial" w:hAnsi="Arial"/>
-          <w:b w:val="false"/>
-          <w:bCs w:val="false"/>
-          <w:i w:val="false"/>
-          <w:iCs w:val="false"/>
-          <w:color w:val="000000"/>
-          <w:sz w:val="18"/>
-          <w:szCs w:val="18"/>
-        </w:rPr>
         <w:t xml:space="preserve"/>
       </w:r>
     </w:p>
@@ -17837,20 +17573,9 @@
     </w:tbl>
     <w:p>
       <w:pPr>
-        <w:spacing w:after="120" w:before="0"/>
-        <w:jc w:val="left"/>
+        <w:spacing w:after="120"/>
       </w:pPr>
       <w:r>
-        <w:rPr>
-          <w:rFonts w:ascii="Arial" w:cs="Arial" w:eastAsia="Arial" w:hAnsi="Arial"/>
-          <w:b w:val="false"/>
-          <w:bCs w:val="false"/>
-          <w:i w:val="false"/>
-          <w:iCs w:val="false"/>
-          <w:color w:val="000000"/>
-          <w:sz w:val="18"/>
-          <w:szCs w:val="18"/>
-        </w:rPr>
         <w:t xml:space="preserve"/>
       </w:r>
     </w:p>
@@ -18107,39 +17832,17 @@
     </w:tbl>
     <w:p>
       <w:pPr>
-        <w:spacing w:after="120" w:before="0"/>
-        <w:jc w:val="left"/>
+        <w:spacing w:after="120"/>
       </w:pPr>
       <w:r>
-        <w:rPr>
-          <w:rFonts w:ascii="Arial" w:cs="Arial" w:eastAsia="Arial" w:hAnsi="Arial"/>
-          <w:b w:val="false"/>
-          <w:bCs w:val="false"/>
-          <w:i w:val="false"/>
-          <w:iCs w:val="false"/>
-          <w:color w:val="000000"/>
-          <w:sz w:val="18"/>
-          <w:szCs w:val="18"/>
-        </w:rPr>
         <w:t xml:space="preserve"/>
       </w:r>
     </w:p>
     <w:p>
       <w:pPr>
-        <w:spacing w:after="120" w:before="0"/>
-        <w:jc w:val="left"/>
+        <w:spacing w:after="120"/>
       </w:pPr>
       <w:r>
-        <w:rPr>
-          <w:rFonts w:ascii="Arial" w:cs="Arial" w:eastAsia="Arial" w:hAnsi="Arial"/>
-          <w:b w:val="false"/>
-          <w:bCs w:val="false"/>
-          <w:i w:val="false"/>
-          <w:iCs w:val="false"/>
-          <w:color w:val="000000"/>
-          <w:sz w:val="18"/>
-          <w:szCs w:val="18"/>
-        </w:rPr>
         <w:t xml:space="preserve"/>
       </w:r>
     </w:p>
@@ -18884,20 +18587,9 @@
     </w:tbl>
     <w:p>
       <w:pPr>
-        <w:spacing w:after="120" w:before="0"/>
-        <w:jc w:val="left"/>
+        <w:spacing w:after="120"/>
       </w:pPr>
       <w:r>
-        <w:rPr>
-          <w:rFonts w:ascii="Arial" w:cs="Arial" w:eastAsia="Arial" w:hAnsi="Arial"/>
-          <w:b w:val="false"/>
-          <w:bCs w:val="false"/>
-          <w:i w:val="false"/>
-          <w:iCs w:val="false"/>
-          <w:color w:val="000000"/>
-          <w:sz w:val="18"/>
-          <w:szCs w:val="18"/>
-        </w:rPr>
         <w:t xml:space="preserve"/>
       </w:r>
     </w:p>
@@ -19026,20 +18718,9 @@
     </w:tbl>
     <w:p>
       <w:pPr>
-        <w:spacing w:after="120" w:before="0"/>
-        <w:jc w:val="left"/>
+        <w:spacing w:after="120"/>
       </w:pPr>
       <w:r>
-        <w:rPr>
-          <w:rFonts w:ascii="Arial" w:cs="Arial" w:eastAsia="Arial" w:hAnsi="Arial"/>
-          <w:b w:val="false"/>
-          <w:bCs w:val="false"/>
-          <w:i w:val="false"/>
-          <w:iCs w:val="false"/>
-          <w:color w:val="000000"/>
-          <w:sz w:val="18"/>
-          <w:szCs w:val="18"/>
-        </w:rPr>
         <w:t xml:space="preserve"/>
       </w:r>
     </w:p>
@@ -19390,7 +19071,7 @@
             <w:pPr>
               <w:spacing w:after="20" w:before="0"/>
             </w:pPr>
-            <w:hyperlink w:history="1" r:id="rId_5si51p78ps6d4cz7qtw3">
+            <w:hyperlink w:history="1" r:id="rIdyk-knufarqkllk3uzgnwo">
               <w:r>
                 <w:rPr>
                   <w:rFonts w:ascii="Arial" w:cs="Arial" w:eastAsia="Arial" w:hAnsi="Arial"/>
@@ -19423,7 +19104,7 @@
               <w:spacing w:after="10" w:before="0"/>
               <w:ind w:left="120"/>
             </w:pPr>
-            <w:hyperlink w:history="1" r:id="rIdeh9ntbd_ry5ztlr2yobco">
+            <w:hyperlink w:history="1" r:id="rId742ahtrnrttb_bznvozzr">
               <w:r>
                 <w:rPr>
                   <w:rFonts w:ascii="Arial" w:cs="Arial" w:eastAsia="Arial" w:hAnsi="Arial"/>
@@ -19468,7 +19149,7 @@
             <w:pPr>
               <w:spacing w:after="20" w:before="0"/>
             </w:pPr>
-            <w:hyperlink w:history="1" r:id="rId6builsrk9yy3mlptuvkeb">
+            <w:hyperlink w:history="1" r:id="rIdeu6_tzanehsjnuk8vmixh">
               <w:r>
                 <w:rPr>
                   <w:rFonts w:ascii="Arial" w:cs="Arial" w:eastAsia="Arial" w:hAnsi="Arial"/>
@@ -19501,7 +19182,7 @@
               <w:spacing w:after="10" w:before="0"/>
               <w:ind w:left="120"/>
             </w:pPr>
-            <w:hyperlink w:history="1" r:id="rIdhqr7nihgkw7iyfque64ui">
+            <w:hyperlink w:history="1" r:id="rIdvt9gf3aq6v5ek1jrswias">
               <w:r>
                 <w:rPr>
                   <w:rFonts w:ascii="Arial" w:cs="Arial" w:eastAsia="Arial" w:hAnsi="Arial"/>
@@ -19785,7 +19466,7 @@
             <w:pPr>
               <w:spacing w:after="20" w:before="0"/>
             </w:pPr>
-            <w:hyperlink w:history="1" r:id="rIdm_ixyipqsvfwlmgpxqjzq">
+            <w:hyperlink w:history="1" r:id="rIdbf_owncuti0b44qkumhq3">
               <w:r>
                 <w:rPr>
                   <w:rFonts w:ascii="Arial" w:cs="Arial" w:eastAsia="Arial" w:hAnsi="Arial"/>
@@ -19818,7 +19499,7 @@
               <w:spacing w:after="10" w:before="0"/>
               <w:ind w:left="120"/>
             </w:pPr>
-            <w:hyperlink w:history="1" r:id="rIdkxuc5ka2iyxsi06nfp-ci">
+            <w:hyperlink w:history="1" r:id="rId0gvfnmvqkva1m_bv1kru3">
               <w:r>
                 <w:rPr>
                   <w:rFonts w:ascii="Arial" w:cs="Arial" w:eastAsia="Arial" w:hAnsi="Arial"/>
@@ -19863,7 +19544,7 @@
             <w:pPr>
               <w:spacing w:after="20" w:before="0"/>
             </w:pPr>
-            <w:hyperlink w:history="1" r:id="rIdv1p0ya3aarteydjp12xge">
+            <w:hyperlink w:history="1" r:id="rId_bzwcw3yxq-gvlemcmq6k">
               <w:r>
                 <w:rPr>
                   <w:rFonts w:ascii="Arial" w:cs="Arial" w:eastAsia="Arial" w:hAnsi="Arial"/>
@@ -19896,7 +19577,7 @@
               <w:spacing w:after="10" w:before="0"/>
               <w:ind w:left="120"/>
             </w:pPr>
-            <w:hyperlink w:history="1" r:id="rIdwonddll3bkkoda0_-ewno">
+            <w:hyperlink w:history="1" r:id="rIdvikguz8hac6majbxj1ucz">
               <w:r>
                 <w:rPr>
                   <w:rFonts w:ascii="Arial" w:cs="Arial" w:eastAsia="Arial" w:hAnsi="Arial"/>
@@ -20180,7 +19861,7 @@
             <w:pPr>
               <w:spacing w:after="20" w:before="0"/>
             </w:pPr>
-            <w:hyperlink w:history="1" r:id="rIdtxgzmueoco9vb7xxok84c">
+            <w:hyperlink w:history="1" r:id="rId_lsfbxywmovkisq_y7o-u">
               <w:r>
                 <w:rPr>
                   <w:rFonts w:ascii="Arial" w:cs="Arial" w:eastAsia="Arial" w:hAnsi="Arial"/>
@@ -20213,7 +19894,7 @@
               <w:spacing w:after="10" w:before="0"/>
               <w:ind w:left="120"/>
             </w:pPr>
-            <w:hyperlink w:history="1" r:id="rId8-vm_jcpg3shklzpgsgsl">
+            <w:hyperlink w:history="1" r:id="rIdc9pifrizencteaftl3puy">
               <w:r>
                 <w:rPr>
                   <w:rFonts w:ascii="Arial" w:cs="Arial" w:eastAsia="Arial" w:hAnsi="Arial"/>
@@ -20258,7 +19939,7 @@
             <w:pPr>
               <w:spacing w:after="20" w:before="0"/>
             </w:pPr>
-            <w:hyperlink w:history="1" r:id="rIdzxz_dqqpddlmit65v62fw">
+            <w:hyperlink w:history="1" r:id="rIdsqowxlah28yhkkvt0rjiv">
               <w:r>
                 <w:rPr>
                   <w:rFonts w:ascii="Arial" w:cs="Arial" w:eastAsia="Arial" w:hAnsi="Arial"/>
@@ -20291,7 +19972,7 @@
               <w:spacing w:after="10" w:before="0"/>
               <w:ind w:left="120"/>
             </w:pPr>
-            <w:hyperlink w:history="1" r:id="rIdcu2m4miagn1z0q157ohtw">
+            <w:hyperlink w:history="1" r:id="rIdc5yht5va90djypjawd0vu">
               <w:r>
                 <w:rPr>
                   <w:rFonts w:ascii="Arial" w:cs="Arial" w:eastAsia="Arial" w:hAnsi="Arial"/>
@@ -20575,7 +20256,7 @@
             <w:pPr>
               <w:spacing w:after="20" w:before="0"/>
             </w:pPr>
-            <w:hyperlink w:history="1" r:id="rIdtzlciy77t0u-toiy7olk3">
+            <w:hyperlink w:history="1" r:id="rIdb2blwgqjlzpuakhuwpnhf">
               <w:r>
                 <w:rPr>
                   <w:rFonts w:ascii="Arial" w:cs="Arial" w:eastAsia="Arial" w:hAnsi="Arial"/>
@@ -20608,7 +20289,7 @@
               <w:spacing w:after="10" w:before="0"/>
               <w:ind w:left="120"/>
             </w:pPr>
-            <w:hyperlink w:history="1" r:id="rId_5agmkpnpbptq5if96tgo">
+            <w:hyperlink w:history="1" r:id="rIdfuiyeqc4cdpfg7ydgt_tf">
               <w:r>
                 <w:rPr>
                   <w:rFonts w:ascii="Arial" w:cs="Arial" w:eastAsia="Arial" w:hAnsi="Arial"/>
@@ -20653,7 +20334,7 @@
             <w:pPr>
               <w:spacing w:after="20" w:before="0"/>
             </w:pPr>
-            <w:hyperlink w:history="1" r:id="rIdmiwafr5sv3epbms-dbbvf">
+            <w:hyperlink w:history="1" r:id="rIdwvmlcr7szvpl8pf4l-tdo">
               <w:r>
                 <w:rPr>
                   <w:rFonts w:ascii="Arial" w:cs="Arial" w:eastAsia="Arial" w:hAnsi="Arial"/>
@@ -20686,7 +20367,7 @@
               <w:spacing w:after="10" w:before="0"/>
               <w:ind w:left="120"/>
             </w:pPr>
-            <w:hyperlink w:history="1" r:id="rIdxnbzbljq-zyyi9fxvc371">
+            <w:hyperlink w:history="1" r:id="rIdzr0jjkadvsqh9zk-m80gu">
               <w:r>
                 <w:rPr>
                   <w:rFonts w:ascii="Arial" w:cs="Arial" w:eastAsia="Arial" w:hAnsi="Arial"/>
@@ -20951,7 +20632,7 @@
             <w:pPr>
               <w:spacing w:after="20" w:before="0"/>
             </w:pPr>
-            <w:hyperlink w:history="1" r:id="rId3uzvqhmro5hn0p-x37kjs">
+            <w:hyperlink w:history="1" r:id="rIdhbk5p6cxnzgsyih8zd9px">
               <w:r>
                 <w:rPr>
                   <w:rFonts w:ascii="Arial" w:cs="Arial" w:eastAsia="Arial" w:hAnsi="Arial"/>
@@ -20984,7 +20665,7 @@
               <w:spacing w:after="10" w:before="0"/>
               <w:ind w:left="120"/>
             </w:pPr>
-            <w:hyperlink w:history="1" r:id="rIdahnwh2u1hrwux-hpdpfc5">
+            <w:hyperlink w:history="1" r:id="rIdmjcck7opkkkrpgda2-21o">
               <w:r>
                 <w:rPr>
                   <w:rFonts w:ascii="Arial" w:cs="Arial" w:eastAsia="Arial" w:hAnsi="Arial"/>
@@ -21029,7 +20710,7 @@
             <w:pPr>
               <w:spacing w:after="20" w:before="0"/>
             </w:pPr>
-            <w:hyperlink w:history="1" r:id="rIdnffmpaknnysdnyfbiv9gx">
+            <w:hyperlink w:history="1" r:id="rIdad0_ejdaxnopkriqjosym">
               <w:r>
                 <w:rPr>
                   <w:rFonts w:ascii="Arial" w:cs="Arial" w:eastAsia="Arial" w:hAnsi="Arial"/>
@@ -21062,7 +20743,7 @@
               <w:spacing w:after="10" w:before="0"/>
               <w:ind w:left="120"/>
             </w:pPr>
-            <w:hyperlink w:history="1" r:id="rId2cuq9k-ic9po8zvlpovg-">
+            <w:hyperlink w:history="1" r:id="rIduzzdhwu4sq57xqs__9kbz">
               <w:r>
                 <w:rPr>
                   <w:rFonts w:ascii="Arial" w:cs="Arial" w:eastAsia="Arial" w:hAnsi="Arial"/>
@@ -21214,20 +20895,9 @@
     </w:tbl>
     <w:p>
       <w:pPr>
-        <w:spacing w:after="120" w:before="0"/>
-        <w:jc w:val="left"/>
+        <w:spacing w:after="120"/>
       </w:pPr>
       <w:r>
-        <w:rPr>
-          <w:rFonts w:ascii="Arial" w:cs="Arial" w:eastAsia="Arial" w:hAnsi="Arial"/>
-          <w:b w:val="false"/>
-          <w:bCs w:val="false"/>
-          <w:i w:val="false"/>
-          <w:iCs w:val="false"/>
-          <w:color w:val="000000"/>
-          <w:sz w:val="18"/>
-          <w:szCs w:val="18"/>
-        </w:rPr>
         <w:t xml:space="preserve"/>
       </w:r>
     </w:p>
@@ -21546,20 +21216,9 @@
     </w:tbl>
     <w:p>
       <w:pPr>
-        <w:spacing w:after="120" w:before="0"/>
-        <w:jc w:val="left"/>
+        <w:spacing w:after="120"/>
       </w:pPr>
       <w:r>
-        <w:rPr>
-          <w:rFonts w:ascii="Arial" w:cs="Arial" w:eastAsia="Arial" w:hAnsi="Arial"/>
-          <w:b w:val="false"/>
-          <w:bCs w:val="false"/>
-          <w:i w:val="false"/>
-          <w:iCs w:val="false"/>
-          <w:color w:val="000000"/>
-          <w:sz w:val="18"/>
-          <w:szCs w:val="18"/>
-        </w:rPr>
         <w:t xml:space="preserve"/>
       </w:r>
     </w:p>
@@ -21816,39 +21475,17 @@
     </w:tbl>
     <w:p>
       <w:pPr>
-        <w:spacing w:after="120" w:before="0"/>
-        <w:jc w:val="left"/>
+        <w:spacing w:after="120"/>
       </w:pPr>
       <w:r>
-        <w:rPr>
-          <w:rFonts w:ascii="Arial" w:cs="Arial" w:eastAsia="Arial" w:hAnsi="Arial"/>
-          <w:b w:val="false"/>
-          <w:bCs w:val="false"/>
-          <w:i w:val="false"/>
-          <w:iCs w:val="false"/>
-          <w:color w:val="000000"/>
-          <w:sz w:val="18"/>
-          <w:szCs w:val="18"/>
-        </w:rPr>
         <w:t xml:space="preserve"/>
       </w:r>
     </w:p>
     <w:p>
       <w:pPr>
-        <w:spacing w:after="120" w:before="0"/>
-        <w:jc w:val="left"/>
+        <w:spacing w:after="120"/>
       </w:pPr>
       <w:r>
-        <w:rPr>
-          <w:rFonts w:ascii="Arial" w:cs="Arial" w:eastAsia="Arial" w:hAnsi="Arial"/>
-          <w:b w:val="false"/>
-          <w:bCs w:val="false"/>
-          <w:i w:val="false"/>
-          <w:iCs w:val="false"/>
-          <w:color w:val="000000"/>
-          <w:sz w:val="18"/>
-          <w:szCs w:val="18"/>
-        </w:rPr>
         <w:t xml:space="preserve"/>
       </w:r>
     </w:p>
@@ -22613,20 +22250,9 @@
     </w:tbl>
     <w:p>
       <w:pPr>
-        <w:spacing w:after="120" w:before="0"/>
-        <w:jc w:val="left"/>
+        <w:spacing w:after="120"/>
       </w:pPr>
       <w:r>
-        <w:rPr>
-          <w:rFonts w:ascii="Arial" w:cs="Arial" w:eastAsia="Arial" w:hAnsi="Arial"/>
-          <w:b w:val="false"/>
-          <w:bCs w:val="false"/>
-          <w:i w:val="false"/>
-          <w:iCs w:val="false"/>
-          <w:color w:val="000000"/>
-          <w:sz w:val="18"/>
-          <w:szCs w:val="18"/>
-        </w:rPr>
         <w:t xml:space="preserve"/>
       </w:r>
     </w:p>
@@ -22755,20 +22381,9 @@
     </w:tbl>
     <w:p>
       <w:pPr>
-        <w:spacing w:after="120" w:before="0"/>
-        <w:jc w:val="left"/>
+        <w:spacing w:after="120"/>
       </w:pPr>
       <w:r>
-        <w:rPr>
-          <w:rFonts w:ascii="Arial" w:cs="Arial" w:eastAsia="Arial" w:hAnsi="Arial"/>
-          <w:b w:val="false"/>
-          <w:bCs w:val="false"/>
-          <w:i w:val="false"/>
-          <w:iCs w:val="false"/>
-          <w:color w:val="000000"/>
-          <w:sz w:val="18"/>
-          <w:szCs w:val="18"/>
-        </w:rPr>
         <w:t xml:space="preserve"/>
       </w:r>
     </w:p>
@@ -23119,7 +22734,7 @@
             <w:pPr>
               <w:spacing w:after="20" w:before="0"/>
             </w:pPr>
-            <w:hyperlink w:history="1" r:id="rId2sxsskb3vi-f3smraq-5x">
+            <w:hyperlink w:history="1" r:id="rId-lbjzwaic5ryjfajlhhr-">
               <w:r>
                 <w:rPr>
                   <w:rFonts w:ascii="Arial" w:cs="Arial" w:eastAsia="Arial" w:hAnsi="Arial"/>
@@ -23152,7 +22767,7 @@
               <w:spacing w:after="10" w:before="0"/>
               <w:ind w:left="120"/>
             </w:pPr>
-            <w:hyperlink w:history="1" r:id="rIdvlzpcn-zeirvptwozvo6j">
+            <w:hyperlink w:history="1" r:id="rIdtpqlxn3dq2jyafphpjkkf">
               <w:r>
                 <w:rPr>
                   <w:rFonts w:ascii="Arial" w:cs="Arial" w:eastAsia="Arial" w:hAnsi="Arial"/>
@@ -23197,7 +22812,7 @@
             <w:pPr>
               <w:spacing w:after="20" w:before="0"/>
             </w:pPr>
-            <w:hyperlink w:history="1" r:id="rIdrdwtw85vt2lak0n-qhnr7">
+            <w:hyperlink w:history="1" r:id="rIdhinjblla9xx0qnd8oz_ew">
               <w:r>
                 <w:rPr>
                   <w:rFonts w:ascii="Arial" w:cs="Arial" w:eastAsia="Arial" w:hAnsi="Arial"/>
@@ -23230,7 +22845,7 @@
               <w:spacing w:after="10" w:before="0"/>
               <w:ind w:left="120"/>
             </w:pPr>
-            <w:hyperlink w:history="1" r:id="rId_sufyaifkhvvki_xuhrio">
+            <w:hyperlink w:history="1" r:id="rIdslbzrwvuagafjaxwmp3jo">
               <w:r>
                 <w:rPr>
                   <w:rFonts w:ascii="Arial" w:cs="Arial" w:eastAsia="Arial" w:hAnsi="Arial"/>
@@ -23533,7 +23148,7 @@
             <w:pPr>
               <w:spacing w:after="20" w:before="0"/>
             </w:pPr>
-            <w:hyperlink w:history="1" r:id="rIdneijposnj8ukufpcl5cl8">
+            <w:hyperlink w:history="1" r:id="rIdgysiicrppfgdgluuq50zv">
               <w:r>
                 <w:rPr>
                   <w:rFonts w:ascii="Arial" w:cs="Arial" w:eastAsia="Arial" w:hAnsi="Arial"/>
@@ -23566,7 +23181,7 @@
               <w:spacing w:after="10" w:before="0"/>
               <w:ind w:left="120"/>
             </w:pPr>
-            <w:hyperlink w:history="1" r:id="rIdwv_lkbalet-gydokxw0bl">
+            <w:hyperlink w:history="1" r:id="rIdcwhmr64xb_soroax3x_he">
               <w:r>
                 <w:rPr>
                   <w:rFonts w:ascii="Arial" w:cs="Arial" w:eastAsia="Arial" w:hAnsi="Arial"/>
@@ -23611,7 +23226,7 @@
             <w:pPr>
               <w:spacing w:after="20" w:before="0"/>
             </w:pPr>
-            <w:hyperlink w:history="1" r:id="rIdttgjlcalxnlnkvqfgd6di">
+            <w:hyperlink w:history="1" r:id="rIdu8mspru3-tdqudckaywwb">
               <w:r>
                 <w:rPr>
                   <w:rFonts w:ascii="Arial" w:cs="Arial" w:eastAsia="Arial" w:hAnsi="Arial"/>
@@ -23644,7 +23259,7 @@
               <w:spacing w:after="10" w:before="0"/>
               <w:ind w:left="120"/>
             </w:pPr>
-            <w:hyperlink w:history="1" r:id="rIdj0fzdjo6zqtwgw-u6qsto">
+            <w:hyperlink w:history="1" r:id="rId0hamf79vlnn_rdbjir99h">
               <w:r>
                 <w:rPr>
                   <w:rFonts w:ascii="Arial" w:cs="Arial" w:eastAsia="Arial" w:hAnsi="Arial"/>
@@ -23909,7 +23524,7 @@
             <w:pPr>
               <w:spacing w:after="20" w:before="0"/>
             </w:pPr>
-            <w:hyperlink w:history="1" r:id="rIdgnajvod3y7n2-4uarfe6f">
+            <w:hyperlink w:history="1" r:id="rIdntiv9rjz4elqybfxtkwfw">
               <w:r>
                 <w:rPr>
                   <w:rFonts w:ascii="Arial" w:cs="Arial" w:eastAsia="Arial" w:hAnsi="Arial"/>
@@ -23942,7 +23557,7 @@
               <w:spacing w:after="10" w:before="0"/>
               <w:ind w:left="120"/>
             </w:pPr>
-            <w:hyperlink w:history="1" r:id="rIdeg0bxsv7rqxmwsvjjbrlr">
+            <w:hyperlink w:history="1" r:id="rIdsiooounfpysoci8fodv6z">
               <w:r>
                 <w:rPr>
                   <w:rFonts w:ascii="Arial" w:cs="Arial" w:eastAsia="Arial" w:hAnsi="Arial"/>
@@ -23987,7 +23602,7 @@
             <w:pPr>
               <w:spacing w:after="20" w:before="0"/>
             </w:pPr>
-            <w:hyperlink w:history="1" r:id="rIdznonzz-n0umap-dloysol">
+            <w:hyperlink w:history="1" r:id="rId4fhlhs6k_yf61pqx3j21n">
               <w:r>
                 <w:rPr>
                   <w:rFonts w:ascii="Arial" w:cs="Arial" w:eastAsia="Arial" w:hAnsi="Arial"/>
@@ -24020,7 +23635,7 @@
               <w:spacing w:after="10" w:before="0"/>
               <w:ind w:left="120"/>
             </w:pPr>
-            <w:hyperlink w:history="1" r:id="rIduspxaancc3uqujdmnpjzn">
+            <w:hyperlink w:history="1" r:id="rIddwjvhutwsupogpgo6gamj">
               <w:r>
                 <w:rPr>
                   <w:rFonts w:ascii="Arial" w:cs="Arial" w:eastAsia="Arial" w:hAnsi="Arial"/>
@@ -24285,7 +23900,7 @@
             <w:pPr>
               <w:spacing w:after="20" w:before="0"/>
             </w:pPr>
-            <w:hyperlink w:history="1" r:id="rIdrrd1serhu6zo6kdnpv-l-">
+            <w:hyperlink w:history="1" r:id="rId33a4qvsstwms01fprqpmb">
               <w:r>
                 <w:rPr>
                   <w:rFonts w:ascii="Arial" w:cs="Arial" w:eastAsia="Arial" w:hAnsi="Arial"/>
@@ -24318,7 +23933,7 @@
               <w:spacing w:after="10" w:before="0"/>
               <w:ind w:left="120"/>
             </w:pPr>
-            <w:hyperlink w:history="1" r:id="rIdgyummih81srywnucj9ej7">
+            <w:hyperlink w:history="1" r:id="rIdy5iii23omfvotd8oznwxh">
               <w:r>
                 <w:rPr>
                   <w:rFonts w:ascii="Arial" w:cs="Arial" w:eastAsia="Arial" w:hAnsi="Arial"/>
@@ -24363,7 +23978,7 @@
             <w:pPr>
               <w:spacing w:after="20" w:before="0"/>
             </w:pPr>
-            <w:hyperlink w:history="1" r:id="rIdt8vyw-qfjhggi1tznzxn3">
+            <w:hyperlink w:history="1" r:id="rIdsdzhrnv3hmwjgcqiz18ji">
               <w:r>
                 <w:rPr>
                   <w:rFonts w:ascii="Arial" w:cs="Arial" w:eastAsia="Arial" w:hAnsi="Arial"/>
@@ -24396,7 +24011,7 @@
               <w:spacing w:after="10" w:before="0"/>
               <w:ind w:left="120"/>
             </w:pPr>
-            <w:hyperlink w:history="1" r:id="rIddmv4gvmjqnee4jb87xqso">
+            <w:hyperlink w:history="1" r:id="rId4xpjqnbk5kzqutwhusjvx">
               <w:r>
                 <w:rPr>
                   <w:rFonts w:ascii="Arial" w:cs="Arial" w:eastAsia="Arial" w:hAnsi="Arial"/>
@@ -24623,7 +24238,7 @@
             <w:pPr>
               <w:spacing w:after="20" w:before="0"/>
             </w:pPr>
-            <w:hyperlink w:history="1" r:id="rIdywvpa-jtj1ddvuc5esvmo">
+            <w:hyperlink w:history="1" r:id="rIdu4hcwm9q5fyanaao7qdij">
               <w:r>
                 <w:rPr>
                   <w:rFonts w:ascii="Arial" w:cs="Arial" w:eastAsia="Arial" w:hAnsi="Arial"/>
@@ -24656,7 +24271,7 @@
               <w:spacing w:after="10" w:before="0"/>
               <w:ind w:left="120"/>
             </w:pPr>
-            <w:hyperlink w:history="1" r:id="rIdpogl_pfafmaqzmniltfrm">
+            <w:hyperlink w:history="1" r:id="rIdhmlj4-sthgxepasmx0b64">
               <w:r>
                 <w:rPr>
                   <w:rFonts w:ascii="Arial" w:cs="Arial" w:eastAsia="Arial" w:hAnsi="Arial"/>
@@ -24701,7 +24316,7 @@
             <w:pPr>
               <w:spacing w:after="20" w:before="0"/>
             </w:pPr>
-            <w:hyperlink w:history="1" r:id="rIdvj6ezxtscfp1fpuc1htn5">
+            <w:hyperlink w:history="1" r:id="rIduhfxh17jsf7pqgfe823dh">
               <w:r>
                 <w:rPr>
                   <w:rFonts w:ascii="Arial" w:cs="Arial" w:eastAsia="Arial" w:hAnsi="Arial"/>
@@ -24734,7 +24349,7 @@
               <w:spacing w:after="10" w:before="0"/>
               <w:ind w:left="120"/>
             </w:pPr>
-            <w:hyperlink w:history="1" r:id="rIdujzu06hl1zgibdswtrbuj">
+            <w:hyperlink w:history="1" r:id="rIdkg2ikvt48tiut7dt-4sy4">
               <w:r>
                 <w:rPr>
                   <w:rFonts w:ascii="Arial" w:cs="Arial" w:eastAsia="Arial" w:hAnsi="Arial"/>
@@ -24886,20 +24501,9 @@
     </w:tbl>
     <w:p>
       <w:pPr>
-        <w:spacing w:after="120" w:before="0"/>
-        <w:jc w:val="left"/>
+        <w:spacing w:after="120"/>
       </w:pPr>
       <w:r>
-        <w:rPr>
-          <w:rFonts w:ascii="Arial" w:cs="Arial" w:eastAsia="Arial" w:hAnsi="Arial"/>
-          <w:b w:val="false"/>
-          <w:bCs w:val="false"/>
-          <w:i w:val="false"/>
-          <w:iCs w:val="false"/>
-          <w:color w:val="000000"/>
-          <w:sz w:val="18"/>
-          <w:szCs w:val="18"/>
-        </w:rPr>
         <w:t xml:space="preserve"/>
       </w:r>
     </w:p>
@@ -25218,20 +24822,9 @@
     </w:tbl>
     <w:p>
       <w:pPr>
-        <w:spacing w:after="120" w:before="0"/>
-        <w:jc w:val="left"/>
+        <w:spacing w:after="120"/>
       </w:pPr>
       <w:r>
-        <w:rPr>
-          <w:rFonts w:ascii="Arial" w:cs="Arial" w:eastAsia="Arial" w:hAnsi="Arial"/>
-          <w:b w:val="false"/>
-          <w:bCs w:val="false"/>
-          <w:i w:val="false"/>
-          <w:iCs w:val="false"/>
-          <w:color w:val="000000"/>
-          <w:sz w:val="18"/>
-          <w:szCs w:val="18"/>
-        </w:rPr>
         <w:t xml:space="preserve"/>
       </w:r>
     </w:p>
@@ -25488,39 +25081,17 @@
     </w:tbl>
     <w:p>
       <w:pPr>
-        <w:spacing w:after="120" w:before="0"/>
-        <w:jc w:val="left"/>
+        <w:spacing w:after="120"/>
       </w:pPr>
       <w:r>
-        <w:rPr>
-          <w:rFonts w:ascii="Arial" w:cs="Arial" w:eastAsia="Arial" w:hAnsi="Arial"/>
-          <w:b w:val="false"/>
-          <w:bCs w:val="false"/>
-          <w:i w:val="false"/>
-          <w:iCs w:val="false"/>
-          <w:color w:val="000000"/>
-          <w:sz w:val="18"/>
-          <w:szCs w:val="18"/>
-        </w:rPr>
         <w:t xml:space="preserve"/>
       </w:r>
     </w:p>
     <w:p>
       <w:pPr>
-        <w:spacing w:after="120" w:before="0"/>
-        <w:jc w:val="left"/>
+        <w:spacing w:after="120"/>
       </w:pPr>
       <w:r>
-        <w:rPr>
-          <w:rFonts w:ascii="Arial" w:cs="Arial" w:eastAsia="Arial" w:hAnsi="Arial"/>
-          <w:b w:val="false"/>
-          <w:bCs w:val="false"/>
-          <w:i w:val="false"/>
-          <w:iCs w:val="false"/>
-          <w:color w:val="000000"/>
-          <w:sz w:val="18"/>
-          <w:szCs w:val="18"/>
-        </w:rPr>
         <w:t xml:space="preserve"/>
       </w:r>
     </w:p>
@@ -26346,20 +25917,9 @@
     </w:tbl>
     <w:p>
       <w:pPr>
-        <w:spacing w:after="120" w:before="0"/>
-        <w:jc w:val="left"/>
+        <w:spacing w:after="120"/>
       </w:pPr>
       <w:r>
-        <w:rPr>
-          <w:rFonts w:ascii="Arial" w:cs="Arial" w:eastAsia="Arial" w:hAnsi="Arial"/>
-          <w:b w:val="false"/>
-          <w:bCs w:val="false"/>
-          <w:i w:val="false"/>
-          <w:iCs w:val="false"/>
-          <w:color w:val="000000"/>
-          <w:sz w:val="18"/>
-          <w:szCs w:val="18"/>
-        </w:rPr>
         <w:t xml:space="preserve"/>
       </w:r>
     </w:p>
@@ -26488,20 +26048,9 @@
     </w:tbl>
     <w:p>
       <w:pPr>
-        <w:spacing w:after="120" w:before="0"/>
-        <w:jc w:val="left"/>
+        <w:spacing w:after="120"/>
       </w:pPr>
       <w:r>
-        <w:rPr>
-          <w:rFonts w:ascii="Arial" w:cs="Arial" w:eastAsia="Arial" w:hAnsi="Arial"/>
-          <w:b w:val="false"/>
-          <w:bCs w:val="false"/>
-          <w:i w:val="false"/>
-          <w:iCs w:val="false"/>
-          <w:color w:val="000000"/>
-          <w:sz w:val="18"/>
-          <w:szCs w:val="18"/>
-        </w:rPr>
         <w:t xml:space="preserve"/>
       </w:r>
     </w:p>
@@ -26852,7 +26401,7 @@
             <w:pPr>
               <w:spacing w:after="20" w:before="0"/>
             </w:pPr>
-            <w:hyperlink w:history="1" r:id="rIdkfuw1ug43zb3_m-shsun9">
+            <w:hyperlink w:history="1" r:id="rIde3k_ev2lovkivta0syonj">
               <w:r>
                 <w:rPr>
                   <w:rFonts w:ascii="Arial" w:cs="Arial" w:eastAsia="Arial" w:hAnsi="Arial"/>
@@ -26885,7 +26434,7 @@
               <w:spacing w:after="10" w:before="0"/>
               <w:ind w:left="120"/>
             </w:pPr>
-            <w:hyperlink w:history="1" r:id="rIdjd9hjdzvxtany5tefbqry">
+            <w:hyperlink w:history="1" r:id="rIdtff8504hiyntkqnn-balr">
               <w:r>
                 <w:rPr>
                   <w:rFonts w:ascii="Arial" w:cs="Arial" w:eastAsia="Arial" w:hAnsi="Arial"/>
@@ -26930,7 +26479,7 @@
             <w:pPr>
               <w:spacing w:after="20" w:before="0"/>
             </w:pPr>
-            <w:hyperlink w:history="1" r:id="rIdhlh6r3frk0cx83ijzy-lg">
+            <w:hyperlink w:history="1" r:id="rIdnjdobqrepk_rkjggqu9pj">
               <w:r>
                 <w:rPr>
                   <w:rFonts w:ascii="Arial" w:cs="Arial" w:eastAsia="Arial" w:hAnsi="Arial"/>
@@ -26963,7 +26512,7 @@
               <w:spacing w:after="10" w:before="0"/>
               <w:ind w:left="120"/>
             </w:pPr>
-            <w:hyperlink w:history="1" r:id="rIdfz2ryfn5ei0_iyihvjgs6">
+            <w:hyperlink w:history="1" r:id="rId_-jm7eirx2klw-rjpjgh5">
               <w:r>
                 <w:rPr>
                   <w:rFonts w:ascii="Arial" w:cs="Arial" w:eastAsia="Arial" w:hAnsi="Arial"/>
@@ -27247,7 +26796,7 @@
             <w:pPr>
               <w:spacing w:after="20" w:before="0"/>
             </w:pPr>
-            <w:hyperlink w:history="1" r:id="rIdvk4a3mtxv5ahrdr6allax">
+            <w:hyperlink w:history="1" r:id="rIdcb_zap6pq53gx0hym_qih">
               <w:r>
                 <w:rPr>
                   <w:rFonts w:ascii="Arial" w:cs="Arial" w:eastAsia="Arial" w:hAnsi="Arial"/>
@@ -27280,7 +26829,7 @@
               <w:spacing w:after="10" w:before="0"/>
               <w:ind w:left="120"/>
             </w:pPr>
-            <w:hyperlink w:history="1" r:id="rIdv4rgxjb9y63f5nkqoeoih">
+            <w:hyperlink w:history="1" r:id="rIdolzksuh3-k4eig4hbvru9">
               <w:r>
                 <w:rPr>
                   <w:rFonts w:ascii="Arial" w:cs="Arial" w:eastAsia="Arial" w:hAnsi="Arial"/>
@@ -27325,7 +26874,7 @@
             <w:pPr>
               <w:spacing w:after="20" w:before="0"/>
             </w:pPr>
-            <w:hyperlink w:history="1" r:id="rIdbbusfvgcmazdzxi81prce">
+            <w:hyperlink w:history="1" r:id="rId1z41-gdaouuebplbbwuph">
               <w:r>
                 <w:rPr>
                   <w:rFonts w:ascii="Arial" w:cs="Arial" w:eastAsia="Arial" w:hAnsi="Arial"/>
@@ -27358,7 +26907,7 @@
               <w:spacing w:after="10" w:before="0"/>
               <w:ind w:left="120"/>
             </w:pPr>
-            <w:hyperlink w:history="1" r:id="rIdtwvrtaahfsnlji-fwp5t_">
+            <w:hyperlink w:history="1" r:id="rIdy_jiq1gbx3tkvzpr0js8t">
               <w:r>
                 <w:rPr>
                   <w:rFonts w:ascii="Arial" w:cs="Arial" w:eastAsia="Arial" w:hAnsi="Arial"/>
@@ -27623,7 +27172,7 @@
             <w:pPr>
               <w:spacing w:after="20" w:before="0"/>
             </w:pPr>
-            <w:hyperlink w:history="1" r:id="rIdnha7u5evmwuiiuz0oaib-">
+            <w:hyperlink w:history="1" r:id="rId3fi1jat0fapaualkqvd3j">
               <w:r>
                 <w:rPr>
                   <w:rFonts w:ascii="Arial" w:cs="Arial" w:eastAsia="Arial" w:hAnsi="Arial"/>
@@ -27656,7 +27205,7 @@
               <w:spacing w:after="10" w:before="0"/>
               <w:ind w:left="120"/>
             </w:pPr>
-            <w:hyperlink w:history="1" r:id="rIdc52n1cp-8aenfanr0wtat">
+            <w:hyperlink w:history="1" r:id="rIdbwn357s7gpr8pslrggkpj">
               <w:r>
                 <w:rPr>
                   <w:rFonts w:ascii="Arial" w:cs="Arial" w:eastAsia="Arial" w:hAnsi="Arial"/>
@@ -27701,7 +27250,7 @@
             <w:pPr>
               <w:spacing w:after="20" w:before="0"/>
             </w:pPr>
-            <w:hyperlink w:history="1" r:id="rId3burd9htzrwmrfwjvix55">
+            <w:hyperlink w:history="1" r:id="rIdumms-vpsfjet9o83covkt">
               <w:r>
                 <w:rPr>
                   <w:rFonts w:ascii="Arial" w:cs="Arial" w:eastAsia="Arial" w:hAnsi="Arial"/>
@@ -27734,7 +27283,7 @@
               <w:spacing w:after="10" w:before="0"/>
               <w:ind w:left="120"/>
             </w:pPr>
-            <w:hyperlink w:history="1" r:id="rIdmkj83dyqj3-ptgrbjez-t">
+            <w:hyperlink w:history="1" r:id="rIdq2myqb9l81kbthihmiww1">
               <w:r>
                 <w:rPr>
                   <w:rFonts w:ascii="Arial" w:cs="Arial" w:eastAsia="Arial" w:hAnsi="Arial"/>
@@ -27999,7 +27548,7 @@
             <w:pPr>
               <w:spacing w:after="20" w:before="0"/>
             </w:pPr>
-            <w:hyperlink w:history="1" r:id="rIdxixgyyeabtqvmuejvxtck">
+            <w:hyperlink w:history="1" r:id="rId17pgz_yafputrezayyto4">
               <w:r>
                 <w:rPr>
                   <w:rFonts w:ascii="Arial" w:cs="Arial" w:eastAsia="Arial" w:hAnsi="Arial"/>
@@ -28032,7 +27581,7 @@
               <w:spacing w:after="10" w:before="0"/>
               <w:ind w:left="120"/>
             </w:pPr>
-            <w:hyperlink w:history="1" r:id="rIdd9dzsebe9yzudsrfwc-wh">
+            <w:hyperlink w:history="1" r:id="rIdhiqrlkcbdfpkwkd_oedjx">
               <w:r>
                 <w:rPr>
                   <w:rFonts w:ascii="Arial" w:cs="Arial" w:eastAsia="Arial" w:hAnsi="Arial"/>
@@ -28077,7 +27626,7 @@
             <w:pPr>
               <w:spacing w:after="20" w:before="0"/>
             </w:pPr>
-            <w:hyperlink w:history="1" r:id="rIdoxwm_dktzrg0xoudaxlq5">
+            <w:hyperlink w:history="1" r:id="rIdbake2moiim6jt_xi0ihsm">
               <w:r>
                 <w:rPr>
                   <w:rFonts w:ascii="Arial" w:cs="Arial" w:eastAsia="Arial" w:hAnsi="Arial"/>
@@ -28110,7 +27659,7 @@
               <w:spacing w:after="10" w:before="0"/>
               <w:ind w:left="120"/>
             </w:pPr>
-            <w:hyperlink w:history="1" r:id="rIdx9sndkzyja3vwdvjtkfl0">
+            <w:hyperlink w:history="1" r:id="rId_ucnkvj-9urbw7-yn2dtb">
               <w:r>
                 <w:rPr>
                   <w:rFonts w:ascii="Arial" w:cs="Arial" w:eastAsia="Arial" w:hAnsi="Arial"/>
@@ -28394,7 +27943,7 @@
             <w:pPr>
               <w:spacing w:after="20" w:before="0"/>
             </w:pPr>
-            <w:hyperlink w:history="1" r:id="rIduxxsrsrvk6tnlyr448_97">
+            <w:hyperlink w:history="1" r:id="rIdz9iqsim7rql7l2njzotkg">
               <w:r>
                 <w:rPr>
                   <w:rFonts w:ascii="Arial" w:cs="Arial" w:eastAsia="Arial" w:hAnsi="Arial"/>
@@ -28427,7 +27976,7 @@
               <w:spacing w:after="10" w:before="0"/>
               <w:ind w:left="120"/>
             </w:pPr>
-            <w:hyperlink w:history="1" r:id="rIds7ydun-bfaa_d6dqvwabz">
+            <w:hyperlink w:history="1" r:id="rIdakdr4ibupjs_6ka1kxubm">
               <w:r>
                 <w:rPr>
                   <w:rFonts w:ascii="Arial" w:cs="Arial" w:eastAsia="Arial" w:hAnsi="Arial"/>
@@ -28472,7 +28021,7 @@
             <w:pPr>
               <w:spacing w:after="20" w:before="0"/>
             </w:pPr>
-            <w:hyperlink w:history="1" r:id="rIdmcpoynzjtqskrjzwzl5vv">
+            <w:hyperlink w:history="1" r:id="rIdghz1uus_stgzcgakz5vcy">
               <w:r>
                 <w:rPr>
                   <w:rFonts w:ascii="Arial" w:cs="Arial" w:eastAsia="Arial" w:hAnsi="Arial"/>
@@ -28505,7 +28054,7 @@
               <w:spacing w:after="10" w:before="0"/>
               <w:ind w:left="120"/>
             </w:pPr>
-            <w:hyperlink w:history="1" r:id="rIdixsatnev0tpjsdzsrlprf">
+            <w:hyperlink w:history="1" r:id="rIdn7xrhgffb8sx20rskn9nl">
               <w:r>
                 <w:rPr>
                   <w:rFonts w:ascii="Arial" w:cs="Arial" w:eastAsia="Arial" w:hAnsi="Arial"/>
@@ -28657,20 +28206,9 @@
     </w:tbl>
     <w:p>
       <w:pPr>
-        <w:spacing w:after="120" w:before="0"/>
-        <w:jc w:val="left"/>
+        <w:spacing w:after="120"/>
       </w:pPr>
       <w:r>
-        <w:rPr>
-          <w:rFonts w:ascii="Arial" w:cs="Arial" w:eastAsia="Arial" w:hAnsi="Arial"/>
-          <w:b w:val="false"/>
-          <w:bCs w:val="false"/>
-          <w:i w:val="false"/>
-          <w:iCs w:val="false"/>
-          <w:color w:val="000000"/>
-          <w:sz w:val="18"/>
-          <w:szCs w:val="18"/>
-        </w:rPr>
         <w:t xml:space="preserve"/>
       </w:r>
     </w:p>
@@ -28989,20 +28527,9 @@
     </w:tbl>
     <w:p>
       <w:pPr>
-        <w:spacing w:after="120" w:before="0"/>
-        <w:jc w:val="left"/>
+        <w:spacing w:after="120"/>
       </w:pPr>
       <w:r>
-        <w:rPr>
-          <w:rFonts w:ascii="Arial" w:cs="Arial" w:eastAsia="Arial" w:hAnsi="Arial"/>
-          <w:b w:val="false"/>
-          <w:bCs w:val="false"/>
-          <w:i w:val="false"/>
-          <w:iCs w:val="false"/>
-          <w:color w:val="000000"/>
-          <w:sz w:val="18"/>
-          <w:szCs w:val="18"/>
-        </w:rPr>
         <w:t xml:space="preserve"/>
       </w:r>
     </w:p>
@@ -29259,39 +28786,17 @@
     </w:tbl>
     <w:p>
       <w:pPr>
-        <w:spacing w:after="120" w:before="0"/>
-        <w:jc w:val="left"/>
+        <w:spacing w:after="120"/>
       </w:pPr>
       <w:r>
-        <w:rPr>
-          <w:rFonts w:ascii="Arial" w:cs="Arial" w:eastAsia="Arial" w:hAnsi="Arial"/>
-          <w:b w:val="false"/>
-          <w:bCs w:val="false"/>
-          <w:i w:val="false"/>
-          <w:iCs w:val="false"/>
-          <w:color w:val="000000"/>
-          <w:sz w:val="18"/>
-          <w:szCs w:val="18"/>
-        </w:rPr>
         <w:t xml:space="preserve"/>
       </w:r>
     </w:p>
     <w:p>
       <w:pPr>
-        <w:spacing w:after="120" w:before="0"/>
-        <w:jc w:val="left"/>
+        <w:spacing w:after="120"/>
       </w:pPr>
       <w:r>
-        <w:rPr>
-          <w:rFonts w:ascii="Arial" w:cs="Arial" w:eastAsia="Arial" w:hAnsi="Arial"/>
-          <w:b w:val="false"/>
-          <w:bCs w:val="false"/>
-          <w:i w:val="false"/>
-          <w:iCs w:val="false"/>
-          <w:color w:val="000000"/>
-          <w:sz w:val="18"/>
-          <w:szCs w:val="18"/>
-        </w:rPr>
         <w:t xml:space="preserve"/>
       </w:r>
     </w:p>
@@ -30056,20 +29561,9 @@
     </w:tbl>
     <w:p>
       <w:pPr>
-        <w:spacing w:after="120" w:before="0"/>
-        <w:jc w:val="left"/>
+        <w:spacing w:after="120"/>
       </w:pPr>
       <w:r>
-        <w:rPr>
-          <w:rFonts w:ascii="Arial" w:cs="Arial" w:eastAsia="Arial" w:hAnsi="Arial"/>
-          <w:b w:val="false"/>
-          <w:bCs w:val="false"/>
-          <w:i w:val="false"/>
-          <w:iCs w:val="false"/>
-          <w:color w:val="000000"/>
-          <w:sz w:val="18"/>
-          <w:szCs w:val="18"/>
-        </w:rPr>
         <w:t xml:space="preserve"/>
       </w:r>
     </w:p>
@@ -30198,20 +29692,9 @@
     </w:tbl>
     <w:p>
       <w:pPr>
-        <w:spacing w:after="120" w:before="0"/>
-        <w:jc w:val="left"/>
+        <w:spacing w:after="120"/>
       </w:pPr>
       <w:r>
-        <w:rPr>
-          <w:rFonts w:ascii="Arial" w:cs="Arial" w:eastAsia="Arial" w:hAnsi="Arial"/>
-          <w:b w:val="false"/>
-          <w:bCs w:val="false"/>
-          <w:i w:val="false"/>
-          <w:iCs w:val="false"/>
-          <w:color w:val="000000"/>
-          <w:sz w:val="18"/>
-          <w:szCs w:val="18"/>
-        </w:rPr>
         <w:t xml:space="preserve"/>
       </w:r>
     </w:p>
@@ -30562,7 +30045,7 @@
             <w:pPr>
               <w:spacing w:after="20" w:before="0"/>
             </w:pPr>
-            <w:hyperlink w:history="1" r:id="rIdkeza8qbjvyhkx0jgazhbm">
+            <w:hyperlink w:history="1" r:id="rIdpnlu__vsnnc1hlndp9yck">
               <w:r>
                 <w:rPr>
                   <w:rFonts w:ascii="Arial" w:cs="Arial" w:eastAsia="Arial" w:hAnsi="Arial"/>
@@ -30595,7 +30078,7 @@
               <w:spacing w:after="10" w:before="0"/>
               <w:ind w:left="120"/>
             </w:pPr>
-            <w:hyperlink w:history="1" r:id="rIdzaiwvm6m98cvgy0fu7iit">
+            <w:hyperlink w:history="1" r:id="rIdv01nlcoecu6ropna7d7-s">
               <w:r>
                 <w:rPr>
                   <w:rFonts w:ascii="Arial" w:cs="Arial" w:eastAsia="Arial" w:hAnsi="Arial"/>
@@ -30640,7 +30123,7 @@
             <w:pPr>
               <w:spacing w:after="20" w:before="0"/>
             </w:pPr>
-            <w:hyperlink w:history="1" r:id="rIdl1jhru4-_ir3omqzswotd">
+            <w:hyperlink w:history="1" r:id="rIdmx8yvrdd3ybznwmdtismp">
               <w:r>
                 <w:rPr>
                   <w:rFonts w:ascii="Arial" w:cs="Arial" w:eastAsia="Arial" w:hAnsi="Arial"/>
@@ -30673,7 +30156,7 @@
               <w:spacing w:after="10" w:before="0"/>
               <w:ind w:left="120"/>
             </w:pPr>
-            <w:hyperlink w:history="1" r:id="rIdl8trhm_ntqmxodqxkyevz">
+            <w:hyperlink w:history="1" r:id="rIdulxdc43xy-llku_arfhh1">
               <w:r>
                 <w:rPr>
                   <w:rFonts w:ascii="Arial" w:cs="Arial" w:eastAsia="Arial" w:hAnsi="Arial"/>
@@ -30919,7 +30402,7 @@
             <w:pPr>
               <w:spacing w:after="20" w:before="0"/>
             </w:pPr>
-            <w:hyperlink w:history="1" r:id="rIdhibtpputxtoiade7qsjhv">
+            <w:hyperlink w:history="1" r:id="rIdirp3dqhruxnlkjnavla4b">
               <w:r>
                 <w:rPr>
                   <w:rFonts w:ascii="Arial" w:cs="Arial" w:eastAsia="Arial" w:hAnsi="Arial"/>
@@ -30952,7 +30435,7 @@
               <w:spacing w:after="10" w:before="0"/>
               <w:ind w:left="120"/>
             </w:pPr>
-            <w:hyperlink w:history="1" r:id="rIdviy0zcwet0x727p1z641p">
+            <w:hyperlink w:history="1" r:id="rIdebtphiqtq8k2b8kp8y4vy">
               <w:r>
                 <w:rPr>
                   <w:rFonts w:ascii="Arial" w:cs="Arial" w:eastAsia="Arial" w:hAnsi="Arial"/>
@@ -30997,7 +30480,7 @@
             <w:pPr>
               <w:spacing w:after="20" w:before="0"/>
             </w:pPr>
-            <w:hyperlink w:history="1" r:id="rIdm0mbeo4x1j8ntiqlfrsna">
+            <w:hyperlink w:history="1" r:id="rId79tbdzsz3xl-l7tuw4wxy">
               <w:r>
                 <w:rPr>
                   <w:rFonts w:ascii="Arial" w:cs="Arial" w:eastAsia="Arial" w:hAnsi="Arial"/>
@@ -31030,7 +30513,7 @@
               <w:spacing w:after="10" w:before="0"/>
               <w:ind w:left="120"/>
             </w:pPr>
-            <w:hyperlink w:history="1" r:id="rIdf6vik-wwvkoasm7sid0n9">
+            <w:hyperlink w:history="1" r:id="rIdjjp6p8hnb9p8yixwp-5_p">
               <w:r>
                 <w:rPr>
                   <w:rFonts w:ascii="Arial" w:cs="Arial" w:eastAsia="Arial" w:hAnsi="Arial"/>
@@ -31295,7 +30778,7 @@
             <w:pPr>
               <w:spacing w:after="20" w:before="0"/>
             </w:pPr>
-            <w:hyperlink w:history="1" r:id="rIdxrfp-wvn9ft1w_5wawfse">
+            <w:hyperlink w:history="1" r:id="rIdaucmjcsuwbcuxkmep_frh">
               <w:r>
                 <w:rPr>
                   <w:rFonts w:ascii="Arial" w:cs="Arial" w:eastAsia="Arial" w:hAnsi="Arial"/>
@@ -31328,7 +30811,7 @@
               <w:spacing w:after="10" w:before="0"/>
               <w:ind w:left="120"/>
             </w:pPr>
-            <w:hyperlink w:history="1" r:id="rIdmkwffy_lwzzcdaffbukh2">
+            <w:hyperlink w:history="1" r:id="rIdpd9yyrqqmd_sx6lvpozfk">
               <w:r>
                 <w:rPr>
                   <w:rFonts w:ascii="Arial" w:cs="Arial" w:eastAsia="Arial" w:hAnsi="Arial"/>
@@ -31373,7 +30856,7 @@
             <w:pPr>
               <w:spacing w:after="20" w:before="0"/>
             </w:pPr>
-            <w:hyperlink w:history="1" r:id="rIdee5ayq6i7lgmgt6w9lqyw">
+            <w:hyperlink w:history="1" r:id="rIdn2uhyaa8moplnmg6zsthn">
               <w:r>
                 <w:rPr>
                   <w:rFonts w:ascii="Arial" w:cs="Arial" w:eastAsia="Arial" w:hAnsi="Arial"/>
@@ -31406,7 +30889,7 @@
               <w:spacing w:after="10" w:before="0"/>
               <w:ind w:left="120"/>
             </w:pPr>
-            <w:hyperlink w:history="1" r:id="rIdlfojm2-w7nxrynn3exnkn">
+            <w:hyperlink w:history="1" r:id="rIdrayrcfhdqsvjrwd3tsylm">
               <w:r>
                 <w:rPr>
                   <w:rFonts w:ascii="Arial" w:cs="Arial" w:eastAsia="Arial" w:hAnsi="Arial"/>
@@ -31671,7 +31154,7 @@
             <w:pPr>
               <w:spacing w:after="20" w:before="0"/>
             </w:pPr>
-            <w:hyperlink w:history="1" r:id="rIdaqkxu0e0ogizv6a4cfstw">
+            <w:hyperlink w:history="1" r:id="rIdsvr50ejdbnrbrk_jh60r1">
               <w:r>
                 <w:rPr>
                   <w:rFonts w:ascii="Arial" w:cs="Arial" w:eastAsia="Arial" w:hAnsi="Arial"/>
@@ -31704,7 +31187,7 @@
               <w:spacing w:after="10" w:before="0"/>
               <w:ind w:left="120"/>
             </w:pPr>
-            <w:hyperlink w:history="1" r:id="rId6sa2aiszepsgodsbbtrl-">
+            <w:hyperlink w:history="1" r:id="rIdrlekvvmx7jbp98w2crnkr">
               <w:r>
                 <w:rPr>
                   <w:rFonts w:ascii="Arial" w:cs="Arial" w:eastAsia="Arial" w:hAnsi="Arial"/>
@@ -31749,7 +31232,7 @@
             <w:pPr>
               <w:spacing w:after="20" w:before="0"/>
             </w:pPr>
-            <w:hyperlink w:history="1" r:id="rIdmhxyusniapkhpgbqkxmqr">
+            <w:hyperlink w:history="1" r:id="rIdi6auq_a9jxohjnipdxtfv">
               <w:r>
                 <w:rPr>
                   <w:rFonts w:ascii="Arial" w:cs="Arial" w:eastAsia="Arial" w:hAnsi="Arial"/>
@@ -31782,7 +31265,7 @@
               <w:spacing w:after="10" w:before="0"/>
               <w:ind w:left="120"/>
             </w:pPr>
-            <w:hyperlink w:history="1" r:id="rIdh8msbry5hngwcpgqah0a_">
+            <w:hyperlink w:history="1" r:id="rIdhnwhaottkarfrtrangr5i">
               <w:r>
                 <w:rPr>
                   <w:rFonts w:ascii="Arial" w:cs="Arial" w:eastAsia="Arial" w:hAnsi="Arial"/>
@@ -32028,7 +31511,7 @@
             <w:pPr>
               <w:spacing w:after="20" w:before="0"/>
             </w:pPr>
-            <w:hyperlink w:history="1" r:id="rId3nfx6wlg6tikxsmbehnij">
+            <w:hyperlink w:history="1" r:id="rId0nxicuqnhopbrn82v1c0d">
               <w:r>
                 <w:rPr>
                   <w:rFonts w:ascii="Arial" w:cs="Arial" w:eastAsia="Arial" w:hAnsi="Arial"/>
@@ -32061,7 +31544,7 @@
               <w:spacing w:after="10" w:before="0"/>
               <w:ind w:left="120"/>
             </w:pPr>
-            <w:hyperlink w:history="1" r:id="rIdx7pptsxentjrtfeeupd95">
+            <w:hyperlink w:history="1" r:id="rIdxixuddyl0iiwxwbx6avyj">
               <w:r>
                 <w:rPr>
                   <w:rFonts w:ascii="Arial" w:cs="Arial" w:eastAsia="Arial" w:hAnsi="Arial"/>
@@ -32106,7 +31589,7 @@
             <w:pPr>
               <w:spacing w:after="20" w:before="0"/>
             </w:pPr>
-            <w:hyperlink w:history="1" r:id="rIdlaor_fbdfsugq2otf2cav">
+            <w:hyperlink w:history="1" r:id="rIdkbogkovpk1y2rx1ibhh-p">
               <w:r>
                 <w:rPr>
                   <w:rFonts w:ascii="Arial" w:cs="Arial" w:eastAsia="Arial" w:hAnsi="Arial"/>
@@ -32139,7 +31622,7 @@
               <w:spacing w:after="10" w:before="0"/>
               <w:ind w:left="120"/>
             </w:pPr>
-            <w:hyperlink w:history="1" r:id="rIdajnxcbiltwqevpua_thqa">
+            <w:hyperlink w:history="1" r:id="rIdudrgvuwgjdxg1vzz3ntsm">
               <w:r>
                 <w:rPr>
                   <w:rFonts w:ascii="Arial" w:cs="Arial" w:eastAsia="Arial" w:hAnsi="Arial"/>
@@ -32310,20 +31793,9 @@
     </w:tbl>
     <w:p>
       <w:pPr>
-        <w:spacing w:after="120" w:before="0"/>
-        <w:jc w:val="left"/>
+        <w:spacing w:after="120"/>
       </w:pPr>
       <w:r>
-        <w:rPr>
-          <w:rFonts w:ascii="Arial" w:cs="Arial" w:eastAsia="Arial" w:hAnsi="Arial"/>
-          <w:b w:val="false"/>
-          <w:bCs w:val="false"/>
-          <w:i w:val="false"/>
-          <w:iCs w:val="false"/>
-          <w:color w:val="000000"/>
-          <w:sz w:val="18"/>
-          <w:szCs w:val="18"/>
-        </w:rPr>
         <w:t xml:space="preserve"/>
       </w:r>
     </w:p>
@@ -32642,20 +32114,9 @@
     </w:tbl>
     <w:p>
       <w:pPr>
-        <w:spacing w:after="120" w:before="0"/>
-        <w:jc w:val="left"/>
+        <w:spacing w:after="120"/>
       </w:pPr>
       <w:r>
-        <w:rPr>
-          <w:rFonts w:ascii="Arial" w:cs="Arial" w:eastAsia="Arial" w:hAnsi="Arial"/>
-          <w:b w:val="false"/>
-          <w:bCs w:val="false"/>
-          <w:i w:val="false"/>
-          <w:iCs w:val="false"/>
-          <w:color w:val="000000"/>
-          <w:sz w:val="18"/>
-          <w:szCs w:val="18"/>
-        </w:rPr>
         <w:t xml:space="preserve"/>
       </w:r>
     </w:p>
@@ -32912,39 +32373,17 @@
     </w:tbl>
     <w:p>
       <w:pPr>
-        <w:spacing w:after="120" w:before="0"/>
-        <w:jc w:val="left"/>
+        <w:spacing w:after="120"/>
       </w:pPr>
       <w:r>
-        <w:rPr>
-          <w:rFonts w:ascii="Arial" w:cs="Arial" w:eastAsia="Arial" w:hAnsi="Arial"/>
-          <w:b w:val="false"/>
-          <w:bCs w:val="false"/>
-          <w:i w:val="false"/>
-          <w:iCs w:val="false"/>
-          <w:color w:val="000000"/>
-          <w:sz w:val="18"/>
-          <w:szCs w:val="18"/>
-        </w:rPr>
         <w:t xml:space="preserve"/>
       </w:r>
     </w:p>
     <w:p>
       <w:pPr>
-        <w:spacing w:after="120" w:before="0"/>
-        <w:jc w:val="left"/>
+        <w:spacing w:after="120"/>
       </w:pPr>
       <w:r>
-        <w:rPr>
-          <w:rFonts w:ascii="Arial" w:cs="Arial" w:eastAsia="Arial" w:hAnsi="Arial"/>
-          <w:b w:val="false"/>
-          <w:bCs w:val="false"/>
-          <w:i w:val="false"/>
-          <w:iCs w:val="false"/>
-          <w:color w:val="000000"/>
-          <w:sz w:val="18"/>
-          <w:szCs w:val="18"/>
-        </w:rPr>
         <w:t xml:space="preserve"/>
       </w:r>
     </w:p>
@@ -33128,7 +32567,7 @@
                 <w:sz w:val="18"/>
                 <w:szCs w:val="18"/>
               </w:rPr>
-              <w:t xml:space="preserve">English Language Learners / emerging literacy</w:t>
+              <w:t xml:space="preserve">English Language Learners</w:t>
             </w:r>
           </w:p>
         </w:tc>
@@ -33146,82 +32585,21 @@
           </w:tcPr>
           <w:p>
             <w:pPr>
-              <w:spacing w:after="30" w:before="0"/>
-              <w:ind w:left="360" w:hanging="180"/>
-              <w:jc w:val="left"/>
-            </w:pPr>
-            <w:r>
-              <w:rPr>
-                <w:rFonts w:ascii="Arial" w:cs="Arial" w:eastAsia="Arial" w:hAnsi="Arial"/>
-                <w:b w:val="false"/>
-                <w:bCs w:val="false"/>
-                <w:i w:val="false"/>
-                <w:iCs w:val="false"/>
-                <w:color w:val="000000"/>
-                <w:sz w:val="18"/>
-                <w:szCs w:val="18"/>
-              </w:rPr>
-              <w:t xml:space="preserve">–  Provide labelled diagrams of cell organelles with bilingual captions (English/Swahili)</w:t>
-            </w:r>
-          </w:p>
-          <w:p>
-            <w:pPr>
-              <w:spacing w:after="30" w:before="0"/>
-              <w:ind w:left="360" w:hanging="180"/>
-              <w:jc w:val="left"/>
-            </w:pPr>
-            <w:r>
-              <w:rPr>
-                <w:rFonts w:ascii="Arial" w:cs="Arial" w:eastAsia="Arial" w:hAnsi="Arial"/>
-                <w:b w:val="false"/>
-                <w:bCs w:val="false"/>
-                <w:i w:val="false"/>
-                <w:iCs w:val="false"/>
-                <w:color w:val="000000"/>
-                <w:sz w:val="18"/>
-                <w:szCs w:val="18"/>
-              </w:rPr>
-              <w:t xml:space="preserve">–  Use visual models and realia (actual microscope slides)</w:t>
-            </w:r>
-          </w:p>
-          <w:p>
-            <w:pPr>
-              <w:spacing w:after="30" w:before="0"/>
-              <w:ind w:left="360" w:hanging="180"/>
-              <w:jc w:val="left"/>
-            </w:pPr>
-            <w:r>
-              <w:rPr>
-                <w:rFonts w:ascii="Arial" w:cs="Arial" w:eastAsia="Arial" w:hAnsi="Arial"/>
-                <w:b w:val="false"/>
-                <w:bCs w:val="false"/>
-                <w:i w:val="false"/>
-                <w:iCs w:val="false"/>
-                <w:color w:val="000000"/>
-                <w:sz w:val="18"/>
-                <w:szCs w:val="18"/>
-              </w:rPr>
-              <w:t xml:space="preserve">–  Pair with a peer who can explain in Swahili</w:t>
-            </w:r>
-          </w:p>
-          <w:p>
-            <w:pPr>
-              <w:spacing w:after="30" w:before="0"/>
-              <w:ind w:left="360" w:hanging="180"/>
-              <w:jc w:val="left"/>
-            </w:pPr>
-            <w:r>
-              <w:rPr>
-                <w:rFonts w:ascii="Arial" w:cs="Arial" w:eastAsia="Arial" w:hAnsi="Arial"/>
-                <w:b w:val="false"/>
-                <w:bCs w:val="false"/>
-                <w:i w:val="false"/>
-                <w:iCs w:val="false"/>
-                <w:color w:val="000000"/>
-                <w:sz w:val="18"/>
-                <w:szCs w:val="18"/>
-              </w:rPr>
-              <w:t xml:space="preserve">–  Sentence starters: "I observe that…", "I think this means…"</w:t>
+              <w:spacing w:after="40" w:before="0"/>
+              <w:jc w:val="left"/>
+            </w:pPr>
+            <w:r>
+              <w:rPr>
+                <w:rFonts w:ascii="Arial" w:cs="Arial" w:eastAsia="Arial" w:hAnsi="Arial"/>
+                <w:b w:val="false"/>
+                <w:bCs w:val="false"/>
+                <w:i w:val="false"/>
+                <w:iCs w:val="false"/>
+                <w:color w:val="000000"/>
+                <w:sz w:val="18"/>
+                <w:szCs w:val="18"/>
+              </w:rPr>
+              <w:t xml:space="preserve">Provide bilingual glossaries; allow use of first language for initial model drawing.</w:t>
             </w:r>
           </w:p>
         </w:tc>
@@ -33239,62 +32617,21 @@
           </w:tcPr>
           <w:p>
             <w:pPr>
-              <w:spacing w:after="30" w:before="0"/>
-              <w:ind w:left="360" w:hanging="180"/>
-              <w:jc w:val="left"/>
-            </w:pPr>
-            <w:r>
-              <w:rPr>
-                <w:rFonts w:ascii="Arial" w:cs="Arial" w:eastAsia="Arial" w:hAnsi="Arial"/>
-                <w:b w:val="false"/>
-                <w:bCs w:val="false"/>
-                <w:i w:val="false"/>
-                <w:iCs w:val="false"/>
-                <w:color w:val="000000"/>
-                <w:sz w:val="18"/>
-                <w:szCs w:val="18"/>
-              </w:rPr>
-              <w:t xml:space="preserve">–  Research additional specialised cell types not covered in class</w:t>
-            </w:r>
-          </w:p>
-          <w:p>
-            <w:pPr>
-              <w:spacing w:after="30" w:before="0"/>
-              <w:ind w:left="360" w:hanging="180"/>
-              <w:jc w:val="left"/>
-            </w:pPr>
-            <w:r>
-              <w:rPr>
-                <w:rFonts w:ascii="Arial" w:cs="Arial" w:eastAsia="Arial" w:hAnsi="Arial"/>
-                <w:b w:val="false"/>
-                <w:bCs w:val="false"/>
-                <w:i w:val="false"/>
-                <w:iCs w:val="false"/>
-                <w:color w:val="000000"/>
-                <w:sz w:val="18"/>
-                <w:szCs w:val="18"/>
-              </w:rPr>
-              <w:t xml:space="preserve">–  Write a bilingual glossary of cell biology terms</w:t>
-            </w:r>
-          </w:p>
-          <w:p>
-            <w:pPr>
-              <w:spacing w:after="30" w:before="0"/>
-              <w:ind w:left="360" w:hanging="180"/>
-              <w:jc w:val="left"/>
-            </w:pPr>
-            <w:r>
-              <w:rPr>
-                <w:rFonts w:ascii="Arial" w:cs="Arial" w:eastAsia="Arial" w:hAnsi="Arial"/>
-                <w:b w:val="false"/>
-                <w:bCs w:val="false"/>
-                <w:i w:val="false"/>
-                <w:iCs w:val="false"/>
-                <w:color w:val="000000"/>
-                <w:sz w:val="18"/>
-                <w:szCs w:val="18"/>
-              </w:rPr>
-              <w:t xml:space="preserve">–  Create labelled comparison posters of plant vs animal cells</w:t>
+              <w:spacing w:after="40" w:before="0"/>
+              <w:jc w:val="left"/>
+            </w:pPr>
+            <w:r>
+              <w:rPr>
+                <w:rFonts w:ascii="Arial" w:cs="Arial" w:eastAsia="Arial" w:hAnsi="Arial"/>
+                <w:b w:val="false"/>
+                <w:bCs w:val="false"/>
+                <w:i w:val="false"/>
+                <w:iCs w:val="false"/>
+                <w:color w:val="000000"/>
+                <w:sz w:val="18"/>
+                <w:szCs w:val="18"/>
+              </w:rPr>
+              <w:t xml:space="preserve">Write extended explanations of observations; lead group discussions in English.</w:t>
             </w:r>
           </w:p>
         </w:tc>
@@ -33328,7 +32665,7 @@
                 <w:sz w:val="18"/>
                 <w:szCs w:val="18"/>
               </w:rPr>
-              <w:t xml:space="preserve">Learners with visual impairment</w:t>
+              <w:t xml:space="preserve">Students with learning difficulties</w:t>
             </w:r>
           </w:p>
         </w:tc>
@@ -33346,62 +32683,21 @@
           </w:tcPr>
           <w:p>
             <w:pPr>
-              <w:spacing w:after="30" w:before="0"/>
-              <w:ind w:left="360" w:hanging="180"/>
-              <w:jc w:val="left"/>
-            </w:pPr>
-            <w:r>
-              <w:rPr>
-                <w:rFonts w:ascii="Arial" w:cs="Arial" w:eastAsia="Arial" w:hAnsi="Arial"/>
-                <w:b w:val="false"/>
-                <w:bCs w:val="false"/>
-                <w:i w:val="false"/>
-                <w:iCs w:val="false"/>
-                <w:color w:val="000000"/>
-                <w:sz w:val="18"/>
-                <w:szCs w:val="18"/>
-              </w:rPr>
-              <w:t xml:space="preserve">–  Provide 3D tactile cell models (clay, Styrofoam) for organelle identification</w:t>
-            </w:r>
-          </w:p>
-          <w:p>
-            <w:pPr>
-              <w:spacing w:after="30" w:before="0"/>
-              <w:ind w:left="360" w:hanging="180"/>
-              <w:jc w:val="left"/>
-            </w:pPr>
-            <w:r>
-              <w:rPr>
-                <w:rFonts w:ascii="Arial" w:cs="Arial" w:eastAsia="Arial" w:hAnsi="Arial"/>
-                <w:b w:val="false"/>
-                <w:bCs w:val="false"/>
-                <w:i w:val="false"/>
-                <w:iCs w:val="false"/>
-                <w:color w:val="000000"/>
-                <w:sz w:val="18"/>
-                <w:szCs w:val="18"/>
-              </w:rPr>
-              <w:t xml:space="preserve">–  Use audio descriptions of microscope images</w:t>
-            </w:r>
-          </w:p>
-          <w:p>
-            <w:pPr>
-              <w:spacing w:after="30" w:before="0"/>
-              <w:ind w:left="360" w:hanging="180"/>
-              <w:jc w:val="left"/>
-            </w:pPr>
-            <w:r>
-              <w:rPr>
-                <w:rFonts w:ascii="Arial" w:cs="Arial" w:eastAsia="Arial" w:hAnsi="Arial"/>
-                <w:b w:val="false"/>
-                <w:bCs w:val="false"/>
-                <w:i w:val="false"/>
-                <w:iCs w:val="false"/>
-                <w:color w:val="000000"/>
-                <w:sz w:val="18"/>
-                <w:szCs w:val="18"/>
-              </w:rPr>
-              <w:t xml:space="preserve">–  Allow verbal responses instead of written diagrams</w:t>
+              <w:spacing w:after="40" w:before="0"/>
+              <w:jc w:val="left"/>
+            </w:pPr>
+            <w:r>
+              <w:rPr>
+                <w:rFonts w:ascii="Arial" w:cs="Arial" w:eastAsia="Arial" w:hAnsi="Arial"/>
+                <w:b w:val="false"/>
+                <w:bCs w:val="false"/>
+                <w:i w:val="false"/>
+                <w:iCs w:val="false"/>
+                <w:color w:val="000000"/>
+                <w:sz w:val="18"/>
+                <w:szCs w:val="18"/>
+              </w:rPr>
+              <w:t xml:space="preserve">Provide structured note frames; pair with a supportive partner during investigations.</w:t>
             </w:r>
           </w:p>
         </w:tc>
@@ -33419,42 +32715,21 @@
           </w:tcPr>
           <w:p>
             <w:pPr>
-              <w:spacing w:after="30" w:before="0"/>
-              <w:ind w:left="360" w:hanging="180"/>
-              <w:jc w:val="left"/>
-            </w:pPr>
-            <w:r>
-              <w:rPr>
-                <w:rFonts w:ascii="Arial" w:cs="Arial" w:eastAsia="Arial" w:hAnsi="Arial"/>
-                <w:b w:val="false"/>
-                <w:bCs w:val="false"/>
-                <w:i w:val="false"/>
-                <w:iCs w:val="false"/>
-                <w:color w:val="000000"/>
-                <w:sz w:val="18"/>
-                <w:szCs w:val="18"/>
-              </w:rPr>
-              <w:t xml:space="preserve">–  Verbally describe and debate cell specialisation differences</w:t>
-            </w:r>
-          </w:p>
-          <w:p>
-            <w:pPr>
-              <w:spacing w:after="30" w:before="0"/>
-              <w:ind w:left="360" w:hanging="180"/>
-              <w:jc w:val="left"/>
-            </w:pPr>
-            <w:r>
-              <w:rPr>
-                <w:rFonts w:ascii="Arial" w:cs="Arial" w:eastAsia="Arial" w:hAnsi="Arial"/>
-                <w:b w:val="false"/>
-                <w:bCs w:val="false"/>
-                <w:i w:val="false"/>
-                <w:iCs w:val="false"/>
-                <w:color w:val="000000"/>
-                <w:sz w:val="18"/>
-                <w:szCs w:val="18"/>
-              </w:rPr>
-              <w:t xml:space="preserve">–  Lead group discussions on levels of organisation</w:t>
+              <w:spacing w:after="40" w:before="0"/>
+              <w:jc w:val="left"/>
+            </w:pPr>
+            <w:r>
+              <w:rPr>
+                <w:rFonts w:ascii="Arial" w:cs="Arial" w:eastAsia="Arial" w:hAnsi="Arial"/>
+                <w:b w:val="false"/>
+                <w:bCs w:val="false"/>
+                <w:i w:val="false"/>
+                <w:iCs w:val="false"/>
+                <w:color w:val="000000"/>
+                <w:sz w:val="18"/>
+                <w:szCs w:val="18"/>
+              </w:rPr>
+              <w:t xml:space="preserve">Mentor peers; create additional visual models to explain concepts.</w:t>
             </w:r>
           </w:p>
         </w:tc>
@@ -33488,7 +32763,7 @@
                 <w:sz w:val="18"/>
                 <w:szCs w:val="18"/>
               </w:rPr>
-              <w:t xml:space="preserve">Learners who need additional time / support with abstract concepts</w:t>
+              <w:t xml:space="preserve">Gifted and advanced learners</w:t>
             </w:r>
           </w:p>
         </w:tc>
@@ -33506,82 +32781,21 @@
           </w:tcPr>
           <w:p>
             <w:pPr>
-              <w:spacing w:after="30" w:before="0"/>
-              <w:ind w:left="360" w:hanging="180"/>
-              <w:jc w:val="left"/>
-            </w:pPr>
-            <w:r>
-              <w:rPr>
-                <w:rFonts w:ascii="Arial" w:cs="Arial" w:eastAsia="Arial" w:hAnsi="Arial"/>
-                <w:b w:val="false"/>
-                <w:bCs w:val="false"/>
-                <w:i w:val="false"/>
-                <w:iCs w:val="false"/>
-                <w:color w:val="000000"/>
-                <w:sz w:val="18"/>
-                <w:szCs w:val="18"/>
-              </w:rPr>
-              <w:t xml:space="preserve">–  Use analogy cards: cell = factory (nucleus = manager, mitochondria = power plant…)</w:t>
-            </w:r>
-          </w:p>
-          <w:p>
-            <w:pPr>
-              <w:spacing w:after="30" w:before="0"/>
-              <w:ind w:left="360" w:hanging="180"/>
-              <w:jc w:val="left"/>
-            </w:pPr>
-            <w:r>
-              <w:rPr>
-                <w:rFonts w:ascii="Arial" w:cs="Arial" w:eastAsia="Arial" w:hAnsi="Arial"/>
-                <w:b w:val="false"/>
-                <w:bCs w:val="false"/>
-                <w:i w:val="false"/>
-                <w:iCs w:val="false"/>
-                <w:color w:val="000000"/>
-                <w:sz w:val="18"/>
-                <w:szCs w:val="18"/>
-              </w:rPr>
-              <w:t xml:space="preserve">–  Chunk tasks: complete one organelle at a time</w:t>
-            </w:r>
-          </w:p>
-          <w:p>
-            <w:pPr>
-              <w:spacing w:after="30" w:before="0"/>
-              <w:ind w:left="360" w:hanging="180"/>
-              <w:jc w:val="left"/>
-            </w:pPr>
-            <w:r>
-              <w:rPr>
-                <w:rFonts w:ascii="Arial" w:cs="Arial" w:eastAsia="Arial" w:hAnsi="Arial"/>
-                <w:b w:val="false"/>
-                <w:bCs w:val="false"/>
-                <w:i w:val="false"/>
-                <w:iCs w:val="false"/>
-                <w:color w:val="000000"/>
-                <w:sz w:val="18"/>
-                <w:szCs w:val="18"/>
-              </w:rPr>
-              <w:t xml:space="preserve">–  Provide partially-completed diagrams to fill in</w:t>
-            </w:r>
-          </w:p>
-          <w:p>
-            <w:pPr>
-              <w:spacing w:after="30" w:before="0"/>
-              <w:ind w:left="360" w:hanging="180"/>
-              <w:jc w:val="left"/>
-            </w:pPr>
-            <w:r>
-              <w:rPr>
-                <w:rFonts w:ascii="Arial" w:cs="Arial" w:eastAsia="Arial" w:hAnsi="Arial"/>
-                <w:b w:val="false"/>
-                <w:bCs w:val="false"/>
-                <w:i w:val="false"/>
-                <w:iCs w:val="false"/>
-                <w:color w:val="000000"/>
-                <w:sz w:val="18"/>
-                <w:szCs w:val="18"/>
-              </w:rPr>
-              <w:t xml:space="preserve">–  Allow extended time for model drawing</w:t>
+              <w:spacing w:after="40" w:before="0"/>
+              <w:jc w:val="left"/>
+            </w:pPr>
+            <w:r>
+              <w:rPr>
+                <w:rFonts w:ascii="Arial" w:cs="Arial" w:eastAsia="Arial" w:hAnsi="Arial"/>
+                <w:b w:val="false"/>
+                <w:bCs w:val="false"/>
+                <w:i w:val="false"/>
+                <w:iCs w:val="false"/>
+                <w:color w:val="000000"/>
+                <w:sz w:val="18"/>
+                <w:szCs w:val="18"/>
+              </w:rPr>
+              <w:t xml:space="preserve">Access to additional reading materials; challenge questions during DQB.</w:t>
             </w:r>
           </w:p>
         </w:tc>
@@ -33599,202 +32813,21 @@
           </w:tcPr>
           <w:p>
             <w:pPr>
-              <w:spacing w:after="30" w:before="0"/>
-              <w:ind w:left="360" w:hanging="180"/>
-              <w:jc w:val="left"/>
-            </w:pPr>
-            <w:r>
-              <w:rPr>
-                <w:rFonts w:ascii="Arial" w:cs="Arial" w:eastAsia="Arial" w:hAnsi="Arial"/>
-                <w:b w:val="false"/>
-                <w:bCs w:val="false"/>
-                <w:i w:val="false"/>
-                <w:iCs w:val="false"/>
-                <w:color w:val="000000"/>
-                <w:sz w:val="18"/>
-                <w:szCs w:val="18"/>
-              </w:rPr>
-              <w:t xml:space="preserve">–  Design their own cell analogy (school, city, sports team…)</w:t>
-            </w:r>
-          </w:p>
-          <w:p>
-            <w:pPr>
-              <w:spacing w:after="30" w:before="0"/>
-              <w:ind w:left="360" w:hanging="180"/>
-              <w:jc w:val="left"/>
-            </w:pPr>
-            <w:r>
-              <w:rPr>
-                <w:rFonts w:ascii="Arial" w:cs="Arial" w:eastAsia="Arial" w:hAnsi="Arial"/>
-                <w:b w:val="false"/>
-                <w:bCs w:val="false"/>
-                <w:i w:val="false"/>
-                <w:iCs w:val="false"/>
-                <w:color w:val="000000"/>
-                <w:sz w:val="18"/>
-                <w:szCs w:val="18"/>
-              </w:rPr>
-              <w:t xml:space="preserve">–  Investigate cutting-edge research: CRISPR, stem cells, cancer cells</w:t>
-            </w:r>
-          </w:p>
-        </w:tc>
-      </w:tr>
-      <w:tr>
-        <w:tc>
-          <w:tcPr>
-            <w:tcW w:type="dxa" w:w="3000"/>
-            <w:shd w:fill="D5E8F0" w:color="auto" w:val="clear"/>
-            <w:tcMar>
-              <w:top w:type="dxa" w:w="60"/>
-              <w:left w:type="dxa" w:w="120"/>
-              <w:bottom w:type="dxa" w:w="60"/>
-              <w:right w:type="dxa" w:w="120"/>
-            </w:tcMar>
-            <w:vAlign w:val="top"/>
-          </w:tcPr>
-          <w:p>
-            <w:pPr>
-              <w:spacing w:after="40" w:before="0"/>
-              <w:jc w:val="left"/>
-            </w:pPr>
-            <w:r>
-              <w:rPr>
-                <w:rFonts w:ascii="Arial" w:cs="Arial" w:eastAsia="Arial" w:hAnsi="Arial"/>
-                <w:b w:val="false"/>
-                <w:bCs w:val="false"/>
-                <w:i w:val="false"/>
-                <w:iCs w:val="false"/>
-                <w:color w:val="000000"/>
-                <w:sz w:val="18"/>
-                <w:szCs w:val="18"/>
-              </w:rPr>
-              <w:t xml:space="preserve">Advanced learners</w:t>
-            </w:r>
-          </w:p>
-        </w:tc>
-        <w:tc>
-          <w:tcPr>
-            <w:tcW w:type="dxa" w:w="5340"/>
-            <w:shd w:fill="FFFFFF" w:color="auto" w:val="clear"/>
-            <w:tcMar>
-              <w:top w:type="dxa" w:w="60"/>
-              <w:left w:type="dxa" w:w="120"/>
-              <w:bottom w:type="dxa" w:w="60"/>
-              <w:right w:type="dxa" w:w="120"/>
-            </w:tcMar>
-            <w:vAlign w:val="top"/>
-          </w:tcPr>
-          <w:p>
-            <w:pPr>
-              <w:spacing w:after="30" w:before="0"/>
-              <w:ind w:left="360" w:hanging="180"/>
-              <w:jc w:val="left"/>
-            </w:pPr>
-            <w:r>
-              <w:rPr>
-                <w:rFonts w:ascii="Arial" w:cs="Arial" w:eastAsia="Arial" w:hAnsi="Arial"/>
-                <w:b w:val="false"/>
-                <w:bCs w:val="false"/>
-                <w:i w:val="false"/>
-                <w:iCs w:val="false"/>
-                <w:color w:val="000000"/>
-                <w:sz w:val="18"/>
-                <w:szCs w:val="18"/>
-              </w:rPr>
-              <w:t xml:space="preserve">–  Peer-teach organelle functions to partners</w:t>
-            </w:r>
-          </w:p>
-          <w:p>
-            <w:pPr>
-              <w:spacing w:after="30" w:before="0"/>
-              <w:ind w:left="360" w:hanging="180"/>
-              <w:jc w:val="left"/>
-            </w:pPr>
-            <w:r>
-              <w:rPr>
-                <w:rFonts w:ascii="Arial" w:cs="Arial" w:eastAsia="Arial" w:hAnsi="Arial"/>
-                <w:b w:val="false"/>
-                <w:bCs w:val="false"/>
-                <w:i w:val="false"/>
-                <w:iCs w:val="false"/>
-                <w:color w:val="000000"/>
-                <w:sz w:val="18"/>
-                <w:szCs w:val="18"/>
-              </w:rPr>
-              <w:t xml:space="preserve">–  Act as lab assistants during practical lessons</w:t>
-            </w:r>
-          </w:p>
-        </w:tc>
-        <w:tc>
-          <w:tcPr>
-            <w:tcW w:type="dxa" w:w="5340"/>
-            <w:shd w:fill="F2F2F2" w:color="auto" w:val="clear"/>
-            <w:tcMar>
-              <w:top w:type="dxa" w:w="60"/>
-              <w:left w:type="dxa" w:w="120"/>
-              <w:bottom w:type="dxa" w:w="60"/>
-              <w:right w:type="dxa" w:w="120"/>
-            </w:tcMar>
-            <w:vAlign w:val="top"/>
-          </w:tcPr>
-          <w:p>
-            <w:pPr>
-              <w:spacing w:after="30" w:before="0"/>
-              <w:ind w:left="360" w:hanging="180"/>
-              <w:jc w:val="left"/>
-            </w:pPr>
-            <w:r>
-              <w:rPr>
-                <w:rFonts w:ascii="Arial" w:cs="Arial" w:eastAsia="Arial" w:hAnsi="Arial"/>
-                <w:b w:val="false"/>
-                <w:bCs w:val="false"/>
-                <w:i w:val="false"/>
-                <w:iCs w:val="false"/>
-                <w:color w:val="000000"/>
-                <w:sz w:val="18"/>
-                <w:szCs w:val="18"/>
-              </w:rPr>
-              <w:t xml:space="preserve">–  Investigate disease caused by organelle malfunction (e.g., mitochondrial disease)</w:t>
-            </w:r>
-          </w:p>
-          <w:p>
-            <w:pPr>
-              <w:spacing w:after="30" w:before="0"/>
-              <w:ind w:left="360" w:hanging="180"/>
-              <w:jc w:val="left"/>
-            </w:pPr>
-            <w:r>
-              <w:rPr>
-                <w:rFonts w:ascii="Arial" w:cs="Arial" w:eastAsia="Arial" w:hAnsi="Arial"/>
-                <w:b w:val="false"/>
-                <w:bCs w:val="false"/>
-                <w:i w:val="false"/>
-                <w:iCs w:val="false"/>
-                <w:color w:val="000000"/>
-                <w:sz w:val="18"/>
-                <w:szCs w:val="18"/>
-              </w:rPr>
-              <w:t xml:space="preserve">–  Research current Kenyan biomedical research involving cell biology</w:t>
-            </w:r>
-          </w:p>
-          <w:p>
-            <w:pPr>
-              <w:spacing w:after="30" w:before="0"/>
-              <w:ind w:left="360" w:hanging="180"/>
-              <w:jc w:val="left"/>
-            </w:pPr>
-            <w:r>
-              <w:rPr>
-                <w:rFonts w:ascii="Arial" w:cs="Arial" w:eastAsia="Arial" w:hAnsi="Arial"/>
-                <w:b w:val="false"/>
-                <w:bCs w:val="false"/>
-                <w:i w:val="false"/>
-                <w:iCs w:val="false"/>
-                <w:color w:val="000000"/>
-                <w:sz w:val="18"/>
-                <w:szCs w:val="18"/>
-              </w:rPr>
-              <w:t xml:space="preserve">–  Model a full organism from cell to organ system level in a diagram</w:t>
+              <w:spacing w:after="40" w:before="0"/>
+              <w:jc w:val="left"/>
+            </w:pPr>
+            <w:r>
+              <w:rPr>
+                <w:rFonts w:ascii="Arial" w:cs="Arial" w:eastAsia="Arial" w:hAnsi="Arial"/>
+                <w:b w:val="false"/>
+                <w:bCs w:val="false"/>
+                <w:i w:val="false"/>
+                <w:iCs w:val="false"/>
+                <w:color w:val="000000"/>
+                <w:sz w:val="18"/>
+                <w:szCs w:val="18"/>
+              </w:rPr>
+              <w:t xml:space="preserve">Lead model-building discussions; research and present extension topics to class.</w:t>
             </w:r>
           </w:p>
         </w:tc>

--- a/data/outputs/docx/Grade 10 Bio/Bio 1.3/Biology_CellStructure_CBE_LessonSequence.docx
+++ b/data/outputs/docx/Grade 10 Bio/Bio 1.3/Biology_CellStructure_CBE_LessonSequence.docx
@@ -459,6 +459,173 @@
                 <w:sz w:val="18"/>
                 <w:szCs w:val="18"/>
               </w:rPr>
+              <w:t xml:space="preserve">Sub-Strand Content</w:t>
+            </w:r>
+          </w:p>
+        </w:tc>
+        <w:tc>
+          <w:tcPr>
+            <w:tcW w:type="dxa" w:w="10680"/>
+            <w:shd w:fill="FFFFFF" w:color="auto" w:val="clear"/>
+            <w:tcMar>
+              <w:top w:type="dxa" w:w="60"/>
+              <w:left w:type="dxa" w:w="120"/>
+              <w:bottom w:type="dxa" w:w="60"/>
+              <w:right w:type="dxa" w:w="120"/>
+            </w:tcMar>
+            <w:vAlign w:val="top"/>
+          </w:tcPr>
+          <w:p>
+            <w:pPr>
+              <w:spacing w:after="30" w:before="0"/>
+              <w:ind w:left="360" w:hanging="180"/>
+              <w:jc w:val="left"/>
+            </w:pPr>
+            <w:r>
+              <w:rPr>
+                <w:rFonts w:ascii="Arial" w:cs="Arial" w:eastAsia="Arial" w:hAnsi="Arial"/>
+                <w:b w:val="false"/>
+                <w:bCs w:val="false"/>
+                <w:i w:val="false"/>
+                <w:iCs w:val="false"/>
+                <w:color w:val="000000"/>
+                <w:sz w:val="18"/>
+                <w:szCs w:val="18"/>
+              </w:rPr>
+              <w:t xml:space="preserve">–  Microscopy: comparison of the light microscope and the electron microscope (magnification and resolution)</w:t>
+            </w:r>
+          </w:p>
+          <w:p>
+            <w:pPr>
+              <w:spacing w:after="30" w:before="0"/>
+              <w:ind w:left="360" w:hanging="180"/>
+              <w:jc w:val="left"/>
+            </w:pPr>
+            <w:r>
+              <w:rPr>
+                <w:rFonts w:ascii="Arial" w:cs="Arial" w:eastAsia="Arial" w:hAnsi="Arial"/>
+                <w:b w:val="false"/>
+                <w:bCs w:val="false"/>
+                <w:i w:val="false"/>
+                <w:iCs w:val="false"/>
+                <w:color w:val="000000"/>
+                <w:sz w:val="18"/>
+                <w:szCs w:val="18"/>
+              </w:rPr>
+              <w:t xml:space="preserve">–  Preparation and observation of temporary slides of plant cells</w:t>
+            </w:r>
+          </w:p>
+          <w:p>
+            <w:pPr>
+              <w:spacing w:after="30" w:before="0"/>
+              <w:ind w:left="360" w:hanging="180"/>
+              <w:jc w:val="left"/>
+            </w:pPr>
+            <w:r>
+              <w:rPr>
+                <w:rFonts w:ascii="Arial" w:cs="Arial" w:eastAsia="Arial" w:hAnsi="Arial"/>
+                <w:b w:val="false"/>
+                <w:bCs w:val="false"/>
+                <w:i w:val="false"/>
+                <w:iCs w:val="false"/>
+                <w:color w:val="000000"/>
+                <w:sz w:val="18"/>
+                <w:szCs w:val="18"/>
+              </w:rPr>
+              <w:t xml:space="preserve">–  Cell structure: organelles and their functions as seen under the electron microscope</w:t>
+            </w:r>
+          </w:p>
+          <w:p>
+            <w:pPr>
+              <w:spacing w:after="30" w:before="0"/>
+              <w:ind w:left="360" w:hanging="180"/>
+              <w:jc w:val="left"/>
+            </w:pPr>
+            <w:r>
+              <w:rPr>
+                <w:rFonts w:ascii="Arial" w:cs="Arial" w:eastAsia="Arial" w:hAnsi="Arial"/>
+                <w:b w:val="false"/>
+                <w:bCs w:val="false"/>
+                <w:i w:val="false"/>
+                <w:iCs w:val="false"/>
+                <w:color w:val="000000"/>
+                <w:sz w:val="18"/>
+                <w:szCs w:val="18"/>
+              </w:rPr>
+              <w:t xml:space="preserve">–  Comparison of plant and animal cells</w:t>
+            </w:r>
+          </w:p>
+          <w:p>
+            <w:pPr>
+              <w:spacing w:after="30" w:before="0"/>
+              <w:ind w:left="360" w:hanging="180"/>
+              <w:jc w:val="left"/>
+            </w:pPr>
+            <w:r>
+              <w:rPr>
+                <w:rFonts w:ascii="Arial" w:cs="Arial" w:eastAsia="Arial" w:hAnsi="Arial"/>
+                <w:b w:val="false"/>
+                <w:bCs w:val="false"/>
+                <w:i w:val="false"/>
+                <w:iCs w:val="false"/>
+                <w:color w:val="000000"/>
+                <w:sz w:val="18"/>
+                <w:szCs w:val="18"/>
+              </w:rPr>
+              <w:t xml:space="preserve">–  Cell specialisation: how the structure of specialised plant and animal cells serves their function</w:t>
+            </w:r>
+          </w:p>
+          <w:p>
+            <w:pPr>
+              <w:spacing w:after="30" w:before="0"/>
+              <w:ind w:left="360" w:hanging="180"/>
+              <w:jc w:val="left"/>
+            </w:pPr>
+            <w:r>
+              <w:rPr>
+                <w:rFonts w:ascii="Arial" w:cs="Arial" w:eastAsia="Arial" w:hAnsi="Arial"/>
+                <w:b w:val="false"/>
+                <w:bCs w:val="false"/>
+                <w:i w:val="false"/>
+                <w:iCs w:val="false"/>
+                <w:color w:val="000000"/>
+                <w:sz w:val="18"/>
+                <w:szCs w:val="18"/>
+              </w:rPr>
+              <w:t xml:space="preserve">–  Levels of organisation: cell, tissue, organ, organ system, organism</w:t>
+            </w:r>
+          </w:p>
+        </w:tc>
+      </w:tr>
+      <w:tr>
+        <w:tc>
+          <w:tcPr>
+            <w:tcW w:type="dxa" w:w="3000"/>
+            <w:shd w:fill="D5E8F0" w:color="auto" w:val="clear"/>
+            <w:tcMar>
+              <w:top w:type="dxa" w:w="60"/>
+              <w:left w:type="dxa" w:w="120"/>
+              <w:bottom w:type="dxa" w:w="60"/>
+              <w:right w:type="dxa" w:w="120"/>
+            </w:tcMar>
+            <w:vAlign w:val="top"/>
+          </w:tcPr>
+          <w:p>
+            <w:pPr>
+              <w:spacing w:after="40" w:before="0"/>
+              <w:jc w:val="left"/>
+            </w:pPr>
+            <w:r>
+              <w:rPr>
+                <w:rFonts w:ascii="Arial" w:cs="Arial" w:eastAsia="Arial" w:hAnsi="Arial"/>
+                <w:b/>
+                <w:bCs/>
+                <w:i w:val="false"/>
+                <w:iCs w:val="false"/>
+                <w:color w:val="000000"/>
+                <w:sz w:val="18"/>
+                <w:szCs w:val="18"/>
+              </w:rPr>
               <w:t xml:space="preserve">Learning Outcomes</w:t>
             </w:r>
           </w:p>
@@ -3092,11 +3259,11 @@
       </w:tblPr>
       <w:tblGrid>
         <w:gridCol w:w="900"/>
+        <w:gridCol w:w="2300"/>
         <w:gridCol w:w="2556"/>
-        <w:gridCol w:w="2556"/>
-        <w:gridCol w:w="2556"/>
-        <w:gridCol w:w="2556"/>
-        <w:gridCol w:w="2556"/>
+        <w:gridCol w:w="3324"/>
+        <w:gridCol w:w="2300"/>
+        <w:gridCol w:w="2300"/>
       </w:tblGrid>
       <w:tr>
         <w:tc>
@@ -3168,7 +3335,7 @@
         </w:tc>
         <w:tc>
           <w:tcPr>
-            <w:tcW w:type="dxa" w:w="2556"/>
+            <w:tcW w:type="dxa" w:w="2300"/>
             <w:shd w:fill="2E75B6" w:color="auto" w:val="clear"/>
             <w:tcMar>
               <w:top w:type="dxa" w:w="60"/>
@@ -3232,7 +3399,7 @@
         </w:tc>
         <w:tc>
           <w:tcPr>
-            <w:tcW w:type="dxa" w:w="2556"/>
+            <w:tcW w:type="dxa" w:w="3324"/>
             <w:shd w:fill="2E75B6" w:color="auto" w:val="clear"/>
             <w:tcMar>
               <w:top w:type="dxa" w:w="60"/>
@@ -3264,7 +3431,7 @@
         </w:tc>
         <w:tc>
           <w:tcPr>
-            <w:tcW w:type="dxa" w:w="2556"/>
+            <w:tcW w:type="dxa" w:w="2300"/>
             <w:shd w:fill="1F6B75" w:color="auto" w:val="clear"/>
             <w:tcMar>
               <w:top w:type="dxa" w:w="60"/>
@@ -3296,7 +3463,7 @@
         </w:tc>
         <w:tc>
           <w:tcPr>
-            <w:tcW w:type="dxa" w:w="2556"/>
+            <w:tcW w:type="dxa" w:w="2300"/>
             <w:shd w:fill="2E75B6" w:color="auto" w:val="clear"/>
             <w:tcMar>
               <w:top w:type="dxa" w:w="60"/>
@@ -3362,7 +3529,7 @@
         </w:tc>
         <w:tc>
           <w:tcPr>
-            <w:tcW w:type="dxa" w:w="2556"/>
+            <w:tcW w:type="dxa" w:w="2300"/>
             <w:shd w:fill="FFFFFF" w:color="auto" w:val="clear"/>
             <w:tcMar>
               <w:top w:type="dxa" w:w="60"/>
@@ -3424,7 +3591,7 @@
             <w:pPr>
               <w:spacing w:after="20" w:before="0"/>
             </w:pPr>
-            <w:hyperlink w:history="1" r:id="rIdgej_al94ewnjtblq5xsxk">
+            <w:hyperlink w:history="1" r:id="rId9cyio7beau0phjz2xpimp">
               <w:r>
                 <w:rPr>
                   <w:rFonts w:ascii="Arial" w:cs="Arial" w:eastAsia="Arial" w:hAnsi="Arial"/>
@@ -3457,7 +3624,7 @@
               <w:spacing w:after="10" w:before="0"/>
               <w:ind w:left="120"/>
             </w:pPr>
-            <w:hyperlink w:history="1" r:id="rIdppv4zmvffxbin5sm_0uee">
+            <w:hyperlink w:history="1" r:id="rIdvrb7bxkrafcjwvm0opg-r">
               <w:r>
                 <w:rPr>
                   <w:rFonts w:ascii="Arial" w:cs="Arial" w:eastAsia="Arial" w:hAnsi="Arial"/>
@@ -3502,7 +3669,7 @@
             <w:pPr>
               <w:spacing w:after="20" w:before="0"/>
             </w:pPr>
-            <w:hyperlink w:history="1" r:id="rIdxsv7l5t-lgvvjz7vxt6jk">
+            <w:hyperlink w:history="1" r:id="rIdurdcfwfixuotaurc7aklw">
               <w:r>
                 <w:rPr>
                   <w:rFonts w:ascii="Arial" w:cs="Arial" w:eastAsia="Arial" w:hAnsi="Arial"/>
@@ -3535,7 +3702,7 @@
               <w:spacing w:after="10" w:before="0"/>
               <w:ind w:left="120"/>
             </w:pPr>
-            <w:hyperlink w:history="1" r:id="rIdlcwzzq_kxiftglydiqivi">
+            <w:hyperlink w:history="1" r:id="rIdhpiwftcdjumz0ctsmgd5v">
               <w:r>
                 <w:rPr>
                   <w:rFonts w:ascii="Arial" w:cs="Arial" w:eastAsia="Arial" w:hAnsi="Arial"/>
@@ -3551,7 +3718,7 @@
         </w:tc>
         <w:tc>
           <w:tcPr>
-            <w:tcW w:type="dxa" w:w="2556"/>
+            <w:tcW w:type="dxa" w:w="3324"/>
             <w:shd w:fill="FFFFFF" w:color="auto" w:val="clear"/>
             <w:tcMar>
               <w:top w:type="dxa" w:w="60"/>
@@ -3640,7 +3807,7 @@
         </w:tc>
         <w:tc>
           <w:tcPr>
-            <w:tcW w:type="dxa" w:w="2556"/>
+            <w:tcW w:type="dxa" w:w="2300"/>
             <w:shd w:fill="F2F2F2" w:color="auto" w:val="clear"/>
             <w:tcMar>
               <w:top w:type="dxa" w:w="60"/>
@@ -3691,7 +3858,7 @@
         </w:tc>
         <w:tc>
           <w:tcPr>
-            <w:tcW w:type="dxa" w:w="2556"/>
+            <w:tcW w:type="dxa" w:w="2300"/>
             <w:shd w:fill="FFFFFF" w:color="auto" w:val="clear"/>
             <w:tcMar>
               <w:top w:type="dxa" w:w="60"/>
@@ -3814,7 +3981,7 @@
         </w:tc>
         <w:tc>
           <w:tcPr>
-            <w:tcW w:type="dxa" w:w="2556"/>
+            <w:tcW w:type="dxa" w:w="2300"/>
             <w:shd w:fill="FFFFFF" w:color="auto" w:val="clear"/>
             <w:tcMar>
               <w:top w:type="dxa" w:w="60"/>
@@ -3876,7 +4043,7 @@
             <w:pPr>
               <w:spacing w:after="20" w:before="0"/>
             </w:pPr>
-            <w:hyperlink w:history="1" r:id="rId9ubxfjtilpatmoy2ucjyv">
+            <w:hyperlink w:history="1" r:id="rIdaky83jlued8ilqbsrl7ow">
               <w:r>
                 <w:rPr>
                   <w:rFonts w:ascii="Arial" w:cs="Arial" w:eastAsia="Arial" w:hAnsi="Arial"/>
@@ -3909,7 +4076,7 @@
               <w:spacing w:after="10" w:before="0"/>
               <w:ind w:left="120"/>
             </w:pPr>
-            <w:hyperlink w:history="1" r:id="rIdam3cjjxvkwtb4vsfdosco">
+            <w:hyperlink w:history="1" r:id="rIdwcwrtjsxwhq8kodb-q2oo">
               <w:r>
                 <w:rPr>
                   <w:rFonts w:ascii="Arial" w:cs="Arial" w:eastAsia="Arial" w:hAnsi="Arial"/>
@@ -3954,7 +4121,7 @@
             <w:pPr>
               <w:spacing w:after="20" w:before="0"/>
             </w:pPr>
-            <w:hyperlink w:history="1" r:id="rIdznstws-zslg9p7n-oah-e">
+            <w:hyperlink w:history="1" r:id="rIdqxxaurlxtisr8fnxt292j">
               <w:r>
                 <w:rPr>
                   <w:rFonts w:ascii="Arial" w:cs="Arial" w:eastAsia="Arial" w:hAnsi="Arial"/>
@@ -3987,7 +4154,7 @@
               <w:spacing w:after="10" w:before="0"/>
               <w:ind w:left="120"/>
             </w:pPr>
-            <w:hyperlink w:history="1" r:id="rIdy7uavbaz3c9hzorejs7tm">
+            <w:hyperlink w:history="1" r:id="rId58qpthw_ek605xnoe7jci">
               <w:r>
                 <w:rPr>
                   <w:rFonts w:ascii="Arial" w:cs="Arial" w:eastAsia="Arial" w:hAnsi="Arial"/>
@@ -4003,7 +4170,7 @@
         </w:tc>
         <w:tc>
           <w:tcPr>
-            <w:tcW w:type="dxa" w:w="2556"/>
+            <w:tcW w:type="dxa" w:w="3324"/>
             <w:shd w:fill="FFFFFF" w:color="auto" w:val="clear"/>
             <w:tcMar>
               <w:top w:type="dxa" w:w="60"/>
@@ -4092,7 +4259,7 @@
         </w:tc>
         <w:tc>
           <w:tcPr>
-            <w:tcW w:type="dxa" w:w="2556"/>
+            <w:tcW w:type="dxa" w:w="2300"/>
             <w:shd w:fill="F2F2F2" w:color="auto" w:val="clear"/>
             <w:tcMar>
               <w:top w:type="dxa" w:w="60"/>
@@ -4162,7 +4329,7 @@
         </w:tc>
         <w:tc>
           <w:tcPr>
-            <w:tcW w:type="dxa" w:w="2556"/>
+            <w:tcW w:type="dxa" w:w="2300"/>
             <w:shd w:fill="FFFFFF" w:color="auto" w:val="clear"/>
             <w:tcMar>
               <w:top w:type="dxa" w:w="60"/>
@@ -4266,7 +4433,7 @@
         </w:tc>
         <w:tc>
           <w:tcPr>
-            <w:tcW w:type="dxa" w:w="2556"/>
+            <w:tcW w:type="dxa" w:w="2300"/>
             <w:shd w:fill="FFFFFF" w:color="auto" w:val="clear"/>
             <w:tcMar>
               <w:top w:type="dxa" w:w="60"/>
@@ -4328,7 +4495,7 @@
             <w:pPr>
               <w:spacing w:after="20" w:before="0"/>
             </w:pPr>
-            <w:hyperlink w:history="1" r:id="rIdmylwyvysk1svwu6sui1za">
+            <w:hyperlink w:history="1" r:id="rId-qhzcrgcuop9xvbrjgdmf">
               <w:r>
                 <w:rPr>
                   <w:rFonts w:ascii="Arial" w:cs="Arial" w:eastAsia="Arial" w:hAnsi="Arial"/>
@@ -4361,7 +4528,7 @@
               <w:spacing w:after="10" w:before="0"/>
               <w:ind w:left="120"/>
             </w:pPr>
-            <w:hyperlink w:history="1" r:id="rIdajcytvizgwco74xqwh96r">
+            <w:hyperlink w:history="1" r:id="rId5kbdjz98mpz13tzfn7pql">
               <w:r>
                 <w:rPr>
                   <w:rFonts w:ascii="Arial" w:cs="Arial" w:eastAsia="Arial" w:hAnsi="Arial"/>
@@ -4406,7 +4573,7 @@
             <w:pPr>
               <w:spacing w:after="20" w:before="0"/>
             </w:pPr>
-            <w:hyperlink w:history="1" r:id="rIdncl7fgcxsadzodxny9-uk">
+            <w:hyperlink w:history="1" r:id="rIdzi-5a0eat5zc6we8awluv">
               <w:r>
                 <w:rPr>
                   <w:rFonts w:ascii="Arial" w:cs="Arial" w:eastAsia="Arial" w:hAnsi="Arial"/>
@@ -4439,7 +4606,7 @@
               <w:spacing w:after="10" w:before="0"/>
               <w:ind w:left="120"/>
             </w:pPr>
-            <w:hyperlink w:history="1" r:id="rIdcudm9tsg3vco5-y5dt1ud">
+            <w:hyperlink w:history="1" r:id="rIdwx4yazh-ryf4u_qlsdfbu">
               <w:r>
                 <w:rPr>
                   <w:rFonts w:ascii="Arial" w:cs="Arial" w:eastAsia="Arial" w:hAnsi="Arial"/>
@@ -4455,7 +4622,7 @@
         </w:tc>
         <w:tc>
           <w:tcPr>
-            <w:tcW w:type="dxa" w:w="2556"/>
+            <w:tcW w:type="dxa" w:w="3324"/>
             <w:shd w:fill="FFFFFF" w:color="auto" w:val="clear"/>
             <w:tcMar>
               <w:top w:type="dxa" w:w="60"/>
@@ -4563,7 +4730,7 @@
         </w:tc>
         <w:tc>
           <w:tcPr>
-            <w:tcW w:type="dxa" w:w="2556"/>
+            <w:tcW w:type="dxa" w:w="2300"/>
             <w:shd w:fill="F2F2F2" w:color="auto" w:val="clear"/>
             <w:tcMar>
               <w:top w:type="dxa" w:w="60"/>
@@ -4633,7 +4800,7 @@
         </w:tc>
         <w:tc>
           <w:tcPr>
-            <w:tcW w:type="dxa" w:w="2556"/>
+            <w:tcW w:type="dxa" w:w="2300"/>
             <w:shd w:fill="FFFFFF" w:color="auto" w:val="clear"/>
             <w:tcMar>
               <w:top w:type="dxa" w:w="60"/>
@@ -4737,7 +4904,7 @@
         </w:tc>
         <w:tc>
           <w:tcPr>
-            <w:tcW w:type="dxa" w:w="2556"/>
+            <w:tcW w:type="dxa" w:w="2300"/>
             <w:shd w:fill="FFFFFF" w:color="auto" w:val="clear"/>
             <w:tcMar>
               <w:top w:type="dxa" w:w="60"/>
@@ -4799,7 +4966,7 @@
             <w:pPr>
               <w:spacing w:after="20" w:before="0"/>
             </w:pPr>
-            <w:hyperlink w:history="1" r:id="rIdm0qyitmrqyxwmbabxlob_">
+            <w:hyperlink w:history="1" r:id="rIdakypkncbicom2my-4_7fe">
               <w:r>
                 <w:rPr>
                   <w:rFonts w:ascii="Arial" w:cs="Arial" w:eastAsia="Arial" w:hAnsi="Arial"/>
@@ -4832,7 +4999,7 @@
               <w:spacing w:after="10" w:before="0"/>
               <w:ind w:left="120"/>
             </w:pPr>
-            <w:hyperlink w:history="1" r:id="rIdnrnhpomv7k2wokn2x25rd">
+            <w:hyperlink w:history="1" r:id="rIdbpeheqqkrhxamzi4lxtz3">
               <w:r>
                 <w:rPr>
                   <w:rFonts w:ascii="Arial" w:cs="Arial" w:eastAsia="Arial" w:hAnsi="Arial"/>
@@ -4877,7 +5044,7 @@
             <w:pPr>
               <w:spacing w:after="20" w:before="0"/>
             </w:pPr>
-            <w:hyperlink w:history="1" r:id="rIdxus3ljymgbd2u2bcfk-tf">
+            <w:hyperlink w:history="1" r:id="rIdtnrou1-kxtqcfyrex7rem">
               <w:r>
                 <w:rPr>
                   <w:rFonts w:ascii="Arial" w:cs="Arial" w:eastAsia="Arial" w:hAnsi="Arial"/>
@@ -4910,7 +5077,7 @@
               <w:spacing w:after="10" w:before="0"/>
               <w:ind w:left="120"/>
             </w:pPr>
-            <w:hyperlink w:history="1" r:id="rIdepxi8eawfphg6fjnaok7c">
+            <w:hyperlink w:history="1" r:id="rIdwyv__pehlvj3xi68jqo01">
               <w:r>
                 <w:rPr>
                   <w:rFonts w:ascii="Arial" w:cs="Arial" w:eastAsia="Arial" w:hAnsi="Arial"/>
@@ -4926,7 +5093,7 @@
         </w:tc>
         <w:tc>
           <w:tcPr>
-            <w:tcW w:type="dxa" w:w="2556"/>
+            <w:tcW w:type="dxa" w:w="3324"/>
             <w:shd w:fill="FFFFFF" w:color="auto" w:val="clear"/>
             <w:tcMar>
               <w:top w:type="dxa" w:w="60"/>
@@ -5015,7 +5182,7 @@
         </w:tc>
         <w:tc>
           <w:tcPr>
-            <w:tcW w:type="dxa" w:w="2556"/>
+            <w:tcW w:type="dxa" w:w="2300"/>
             <w:shd w:fill="F2F2F2" w:color="auto" w:val="clear"/>
             <w:tcMar>
               <w:top w:type="dxa" w:w="60"/>
@@ -5104,7 +5271,7 @@
         </w:tc>
         <w:tc>
           <w:tcPr>
-            <w:tcW w:type="dxa" w:w="2556"/>
+            <w:tcW w:type="dxa" w:w="2300"/>
             <w:shd w:fill="FFFFFF" w:color="auto" w:val="clear"/>
             <w:tcMar>
               <w:top w:type="dxa" w:w="60"/>
@@ -5208,7 +5375,7 @@
         </w:tc>
         <w:tc>
           <w:tcPr>
-            <w:tcW w:type="dxa" w:w="2556"/>
+            <w:tcW w:type="dxa" w:w="2300"/>
             <w:shd w:fill="FFFFFF" w:color="auto" w:val="clear"/>
             <w:tcMar>
               <w:top w:type="dxa" w:w="60"/>
@@ -5270,7 +5437,7 @@
             <w:pPr>
               <w:spacing w:after="20" w:before="0"/>
             </w:pPr>
-            <w:hyperlink w:history="1" r:id="rIdp-hwu5muj9fmkk4xzus-6">
+            <w:hyperlink w:history="1" r:id="rId0de_1fe0_v_6ye-kt1zjc">
               <w:r>
                 <w:rPr>
                   <w:rFonts w:ascii="Arial" w:cs="Arial" w:eastAsia="Arial" w:hAnsi="Arial"/>
@@ -5303,7 +5470,7 @@
               <w:spacing w:after="10" w:before="0"/>
               <w:ind w:left="120"/>
             </w:pPr>
-            <w:hyperlink w:history="1" r:id="rIdzclbrg0ke1e-hmgs3jurc">
+            <w:hyperlink w:history="1" r:id="rIdmizdsqdmrbxogcb0trccs">
               <w:r>
                 <w:rPr>
                   <w:rFonts w:ascii="Arial" w:cs="Arial" w:eastAsia="Arial" w:hAnsi="Arial"/>
@@ -5348,7 +5515,7 @@
             <w:pPr>
               <w:spacing w:after="20" w:before="0"/>
             </w:pPr>
-            <w:hyperlink w:history="1" r:id="rIdomds1xfdbhhacpuej86gt">
+            <w:hyperlink w:history="1" r:id="rIdy24wmgobf53ebaprx3tkk">
               <w:r>
                 <w:rPr>
                   <w:rFonts w:ascii="Arial" w:cs="Arial" w:eastAsia="Arial" w:hAnsi="Arial"/>
@@ -5381,7 +5548,7 @@
               <w:spacing w:after="10" w:before="0"/>
               <w:ind w:left="120"/>
             </w:pPr>
-            <w:hyperlink w:history="1" r:id="rIdpaiiag6ufe7fhujxppmwl">
+            <w:hyperlink w:history="1" r:id="rIdjhkczjdwn4_cdayne30ax">
               <w:r>
                 <w:rPr>
                   <w:rFonts w:ascii="Arial" w:cs="Arial" w:eastAsia="Arial" w:hAnsi="Arial"/>
@@ -5397,7 +5564,7 @@
         </w:tc>
         <w:tc>
           <w:tcPr>
-            <w:tcW w:type="dxa" w:w="2556"/>
+            <w:tcW w:type="dxa" w:w="3324"/>
             <w:shd w:fill="FFFFFF" w:color="auto" w:val="clear"/>
             <w:tcMar>
               <w:top w:type="dxa" w:w="60"/>
@@ -5486,7 +5653,7 @@
         </w:tc>
         <w:tc>
           <w:tcPr>
-            <w:tcW w:type="dxa" w:w="2556"/>
+            <w:tcW w:type="dxa" w:w="2300"/>
             <w:shd w:fill="F2F2F2" w:color="auto" w:val="clear"/>
             <w:tcMar>
               <w:top w:type="dxa" w:w="60"/>
@@ -5575,7 +5742,7 @@
         </w:tc>
         <w:tc>
           <w:tcPr>
-            <w:tcW w:type="dxa" w:w="2556"/>
+            <w:tcW w:type="dxa" w:w="2300"/>
             <w:shd w:fill="FFFFFF" w:color="auto" w:val="clear"/>
             <w:tcMar>
               <w:top w:type="dxa" w:w="60"/>
@@ -7215,11 +7382,11 @@
       </w:tblPr>
       <w:tblGrid>
         <w:gridCol w:w="900"/>
+        <w:gridCol w:w="2300"/>
         <w:gridCol w:w="2556"/>
-        <w:gridCol w:w="2556"/>
-        <w:gridCol w:w="2556"/>
-        <w:gridCol w:w="2556"/>
-        <w:gridCol w:w="2556"/>
+        <w:gridCol w:w="3324"/>
+        <w:gridCol w:w="2300"/>
+        <w:gridCol w:w="2300"/>
       </w:tblGrid>
       <w:tr>
         <w:tc>
@@ -7291,7 +7458,7 @@
         </w:tc>
         <w:tc>
           <w:tcPr>
-            <w:tcW w:type="dxa" w:w="2556"/>
+            <w:tcW w:type="dxa" w:w="2300"/>
             <w:shd w:fill="2E75B6" w:color="auto" w:val="clear"/>
             <w:tcMar>
               <w:top w:type="dxa" w:w="60"/>
@@ -7355,7 +7522,7 @@
         </w:tc>
         <w:tc>
           <w:tcPr>
-            <w:tcW w:type="dxa" w:w="2556"/>
+            <w:tcW w:type="dxa" w:w="3324"/>
             <w:shd w:fill="2E75B6" w:color="auto" w:val="clear"/>
             <w:tcMar>
               <w:top w:type="dxa" w:w="60"/>
@@ -7387,7 +7554,7 @@
         </w:tc>
         <w:tc>
           <w:tcPr>
-            <w:tcW w:type="dxa" w:w="2556"/>
+            <w:tcW w:type="dxa" w:w="2300"/>
             <w:shd w:fill="1F6B75" w:color="auto" w:val="clear"/>
             <w:tcMar>
               <w:top w:type="dxa" w:w="60"/>
@@ -7419,7 +7586,7 @@
         </w:tc>
         <w:tc>
           <w:tcPr>
-            <w:tcW w:type="dxa" w:w="2556"/>
+            <w:tcW w:type="dxa" w:w="2300"/>
             <w:shd w:fill="2E75B6" w:color="auto" w:val="clear"/>
             <w:tcMar>
               <w:top w:type="dxa" w:w="60"/>
@@ -7485,7 +7652,7 @@
         </w:tc>
         <w:tc>
           <w:tcPr>
-            <w:tcW w:type="dxa" w:w="2556"/>
+            <w:tcW w:type="dxa" w:w="2300"/>
             <w:shd w:fill="FFFFFF" w:color="auto" w:val="clear"/>
             <w:tcMar>
               <w:top w:type="dxa" w:w="60"/>
@@ -7547,7 +7714,7 @@
             <w:pPr>
               <w:spacing w:after="20" w:before="0"/>
             </w:pPr>
-            <w:hyperlink w:history="1" r:id="rIdkfcbnjyyixzcrulefbxca">
+            <w:hyperlink w:history="1" r:id="rIdfphvp2kdcmruwjwojs3dd">
               <w:r>
                 <w:rPr>
                   <w:rFonts w:ascii="Arial" w:cs="Arial" w:eastAsia="Arial" w:hAnsi="Arial"/>
@@ -7580,7 +7747,7 @@
               <w:spacing w:after="10" w:before="0"/>
               <w:ind w:left="120"/>
             </w:pPr>
-            <w:hyperlink w:history="1" r:id="rIda9w4emecte2d9adkcvomb">
+            <w:hyperlink w:history="1" r:id="rId60h_jfkq0hivburokz9mp">
               <w:r>
                 <w:rPr>
                   <w:rFonts w:ascii="Arial" w:cs="Arial" w:eastAsia="Arial" w:hAnsi="Arial"/>
@@ -7625,7 +7792,7 @@
             <w:pPr>
               <w:spacing w:after="20" w:before="0"/>
             </w:pPr>
-            <w:hyperlink w:history="1" r:id="rIdp3fkmmm8g6bu8ych8sy-3">
+            <w:hyperlink w:history="1" r:id="rId1zxe4mwvnfi_ush8oa6ny">
               <w:r>
                 <w:rPr>
                   <w:rFonts w:ascii="Arial" w:cs="Arial" w:eastAsia="Arial" w:hAnsi="Arial"/>
@@ -7658,7 +7825,7 @@
               <w:spacing w:after="10" w:before="0"/>
               <w:ind w:left="120"/>
             </w:pPr>
-            <w:hyperlink w:history="1" r:id="rIdi99rjh6jtiuzujcvpvqu6">
+            <w:hyperlink w:history="1" r:id="rId6xwl4haz1imuotixkgvap">
               <w:r>
                 <w:rPr>
                   <w:rFonts w:ascii="Arial" w:cs="Arial" w:eastAsia="Arial" w:hAnsi="Arial"/>
@@ -7674,7 +7841,7 @@
         </w:tc>
         <w:tc>
           <w:tcPr>
-            <w:tcW w:type="dxa" w:w="2556"/>
+            <w:tcW w:type="dxa" w:w="3324"/>
             <w:shd w:fill="FFFFFF" w:color="auto" w:val="clear"/>
             <w:tcMar>
               <w:top w:type="dxa" w:w="60"/>
@@ -7782,7 +7949,7 @@
         </w:tc>
         <w:tc>
           <w:tcPr>
-            <w:tcW w:type="dxa" w:w="2556"/>
+            <w:tcW w:type="dxa" w:w="2300"/>
             <w:shd w:fill="F2F2F2" w:color="auto" w:val="clear"/>
             <w:tcMar>
               <w:top w:type="dxa" w:w="60"/>
@@ -7852,7 +8019,7 @@
         </w:tc>
         <w:tc>
           <w:tcPr>
-            <w:tcW w:type="dxa" w:w="2556"/>
+            <w:tcW w:type="dxa" w:w="2300"/>
             <w:shd w:fill="FFFFFF" w:color="auto" w:val="clear"/>
             <w:tcMar>
               <w:top w:type="dxa" w:w="60"/>
@@ -7918,7 +8085,7 @@
         </w:tc>
         <w:tc>
           <w:tcPr>
-            <w:tcW w:type="dxa" w:w="2556"/>
+            <w:tcW w:type="dxa" w:w="2300"/>
             <w:shd w:fill="FFFFFF" w:color="auto" w:val="clear"/>
             <w:tcMar>
               <w:top w:type="dxa" w:w="60"/>
@@ -7980,7 +8147,7 @@
             <w:pPr>
               <w:spacing w:after="20" w:before="0"/>
             </w:pPr>
-            <w:hyperlink w:history="1" r:id="rIdvfcdgg4awy8n9f3ww2drd">
+            <w:hyperlink w:history="1" r:id="rIdhjgaikenawqviybxuxorm">
               <w:r>
                 <w:rPr>
                   <w:rFonts w:ascii="Arial" w:cs="Arial" w:eastAsia="Arial" w:hAnsi="Arial"/>
@@ -8013,7 +8180,7 @@
               <w:spacing w:after="10" w:before="0"/>
               <w:ind w:left="120"/>
             </w:pPr>
-            <w:hyperlink w:history="1" r:id="rIdfuangb1y1q6ixw2gm4jzt">
+            <w:hyperlink w:history="1" r:id="rIdz7rt7ijclc0qflse9381n">
               <w:r>
                 <w:rPr>
                   <w:rFonts w:ascii="Arial" w:cs="Arial" w:eastAsia="Arial" w:hAnsi="Arial"/>
@@ -8058,7 +8225,7 @@
             <w:pPr>
               <w:spacing w:after="20" w:before="0"/>
             </w:pPr>
-            <w:hyperlink w:history="1" r:id="rIdfhg565w-pn6jt_6qxmj8n">
+            <w:hyperlink w:history="1" r:id="rIduy3xtzkjkalqq79xolmrj">
               <w:r>
                 <w:rPr>
                   <w:rFonts w:ascii="Arial" w:cs="Arial" w:eastAsia="Arial" w:hAnsi="Arial"/>
@@ -8091,7 +8258,7 @@
               <w:spacing w:after="10" w:before="0"/>
               <w:ind w:left="120"/>
             </w:pPr>
-            <w:hyperlink w:history="1" r:id="rIdvqp1qkzuhkl3svhk8vshw">
+            <w:hyperlink w:history="1" r:id="rIdcrhevvlsu4teq5fmkuztj">
               <w:r>
                 <w:rPr>
                   <w:rFonts w:ascii="Arial" w:cs="Arial" w:eastAsia="Arial" w:hAnsi="Arial"/>
@@ -8107,7 +8274,7 @@
         </w:tc>
         <w:tc>
           <w:tcPr>
-            <w:tcW w:type="dxa" w:w="2556"/>
+            <w:tcW w:type="dxa" w:w="3324"/>
             <w:shd w:fill="FFFFFF" w:color="auto" w:val="clear"/>
             <w:tcMar>
               <w:top w:type="dxa" w:w="60"/>
@@ -8196,7 +8363,7 @@
         </w:tc>
         <w:tc>
           <w:tcPr>
-            <w:tcW w:type="dxa" w:w="2556"/>
+            <w:tcW w:type="dxa" w:w="2300"/>
             <w:shd w:fill="F2F2F2" w:color="auto" w:val="clear"/>
             <w:tcMar>
               <w:top w:type="dxa" w:w="60"/>
@@ -8266,7 +8433,7 @@
         </w:tc>
         <w:tc>
           <w:tcPr>
-            <w:tcW w:type="dxa" w:w="2556"/>
+            <w:tcW w:type="dxa" w:w="2300"/>
             <w:shd w:fill="FFFFFF" w:color="auto" w:val="clear"/>
             <w:tcMar>
               <w:top w:type="dxa" w:w="60"/>
@@ -8370,7 +8537,7 @@
         </w:tc>
         <w:tc>
           <w:tcPr>
-            <w:tcW w:type="dxa" w:w="2556"/>
+            <w:tcW w:type="dxa" w:w="2300"/>
             <w:shd w:fill="FFFFFF" w:color="auto" w:val="clear"/>
             <w:tcMar>
               <w:top w:type="dxa" w:w="60"/>
@@ -8432,7 +8599,7 @@
             <w:pPr>
               <w:spacing w:after="20" w:before="0"/>
             </w:pPr>
-            <w:hyperlink w:history="1" r:id="rIdxw8cssghm7-sq4jk4ut-m">
+            <w:hyperlink w:history="1" r:id="rIdwxm7ty-6m01wjbluurwyl">
               <w:r>
                 <w:rPr>
                   <w:rFonts w:ascii="Arial" w:cs="Arial" w:eastAsia="Arial" w:hAnsi="Arial"/>
@@ -8465,7 +8632,7 @@
               <w:spacing w:after="10" w:before="0"/>
               <w:ind w:left="120"/>
             </w:pPr>
-            <w:hyperlink w:history="1" r:id="rIdmavnceuly-md9lb0sb-kr">
+            <w:hyperlink w:history="1" r:id="rIdisgx26qyp_yj_ss22_cm5">
               <w:r>
                 <w:rPr>
                   <w:rFonts w:ascii="Arial" w:cs="Arial" w:eastAsia="Arial" w:hAnsi="Arial"/>
@@ -8510,7 +8677,7 @@
             <w:pPr>
               <w:spacing w:after="20" w:before="0"/>
             </w:pPr>
-            <w:hyperlink w:history="1" r:id="rIdvgjtqz7fmpgdd9jmjieu7">
+            <w:hyperlink w:history="1" r:id="rIdckt8uvhw3f5exk-eg7rtw">
               <w:r>
                 <w:rPr>
                   <w:rFonts w:ascii="Arial" w:cs="Arial" w:eastAsia="Arial" w:hAnsi="Arial"/>
@@ -8543,7 +8710,7 @@
               <w:spacing w:after="10" w:before="0"/>
               <w:ind w:left="120"/>
             </w:pPr>
-            <w:hyperlink w:history="1" r:id="rId1tc99put1_igmsrxrrt2n">
+            <w:hyperlink w:history="1" r:id="rIddzhgdp5h5an4lslx-xtva">
               <w:r>
                 <w:rPr>
                   <w:rFonts w:ascii="Arial" w:cs="Arial" w:eastAsia="Arial" w:hAnsi="Arial"/>
@@ -8559,7 +8726,7 @@
         </w:tc>
         <w:tc>
           <w:tcPr>
-            <w:tcW w:type="dxa" w:w="2556"/>
+            <w:tcW w:type="dxa" w:w="3324"/>
             <w:shd w:fill="FFFFFF" w:color="auto" w:val="clear"/>
             <w:tcMar>
               <w:top w:type="dxa" w:w="60"/>
@@ -8648,7 +8815,7 @@
         </w:tc>
         <w:tc>
           <w:tcPr>
-            <w:tcW w:type="dxa" w:w="2556"/>
+            <w:tcW w:type="dxa" w:w="2300"/>
             <w:shd w:fill="F2F2F2" w:color="auto" w:val="clear"/>
             <w:tcMar>
               <w:top w:type="dxa" w:w="60"/>
@@ -8718,7 +8885,7 @@
         </w:tc>
         <w:tc>
           <w:tcPr>
-            <w:tcW w:type="dxa" w:w="2556"/>
+            <w:tcW w:type="dxa" w:w="2300"/>
             <w:shd w:fill="FFFFFF" w:color="auto" w:val="clear"/>
             <w:tcMar>
               <w:top w:type="dxa" w:w="60"/>
@@ -8803,7 +8970,7 @@
         </w:tc>
         <w:tc>
           <w:tcPr>
-            <w:tcW w:type="dxa" w:w="2556"/>
+            <w:tcW w:type="dxa" w:w="2300"/>
             <w:shd w:fill="FFFFFF" w:color="auto" w:val="clear"/>
             <w:tcMar>
               <w:top w:type="dxa" w:w="60"/>
@@ -8865,7 +9032,7 @@
             <w:pPr>
               <w:spacing w:after="20" w:before="0"/>
             </w:pPr>
-            <w:hyperlink w:history="1" r:id="rIdfvi85z6vorqtyx-uhxjrp">
+            <w:hyperlink w:history="1" r:id="rIddas11uzprj9pyzomfluzl">
               <w:r>
                 <w:rPr>
                   <w:rFonts w:ascii="Arial" w:cs="Arial" w:eastAsia="Arial" w:hAnsi="Arial"/>
@@ -8898,7 +9065,7 @@
               <w:spacing w:after="10" w:before="0"/>
               <w:ind w:left="120"/>
             </w:pPr>
-            <w:hyperlink w:history="1" r:id="rIdjmmvupkkew1wm4zqjr8pd">
+            <w:hyperlink w:history="1" r:id="rIdaufbjxsjzrvxxgko9t99g">
               <w:r>
                 <w:rPr>
                   <w:rFonts w:ascii="Arial" w:cs="Arial" w:eastAsia="Arial" w:hAnsi="Arial"/>
@@ -8943,7 +9110,7 @@
             <w:pPr>
               <w:spacing w:after="20" w:before="0"/>
             </w:pPr>
-            <w:hyperlink w:history="1" r:id="rIdwzdvveaagaitkofcio2-q">
+            <w:hyperlink w:history="1" r:id="rIdr1izaksaqmbyiy2pe7p1j">
               <w:r>
                 <w:rPr>
                   <w:rFonts w:ascii="Arial" w:cs="Arial" w:eastAsia="Arial" w:hAnsi="Arial"/>
@@ -8976,7 +9143,7 @@
               <w:spacing w:after="10" w:before="0"/>
               <w:ind w:left="120"/>
             </w:pPr>
-            <w:hyperlink w:history="1" r:id="rIde5mprxxadvz3j3-ianrvg">
+            <w:hyperlink w:history="1" r:id="rId8bot4zshprufkpfyjyewt">
               <w:r>
                 <w:rPr>
                   <w:rFonts w:ascii="Arial" w:cs="Arial" w:eastAsia="Arial" w:hAnsi="Arial"/>
@@ -8992,7 +9159,7 @@
         </w:tc>
         <w:tc>
           <w:tcPr>
-            <w:tcW w:type="dxa" w:w="2556"/>
+            <w:tcW w:type="dxa" w:w="3324"/>
             <w:shd w:fill="FFFFFF" w:color="auto" w:val="clear"/>
             <w:tcMar>
               <w:top w:type="dxa" w:w="60"/>
@@ -9081,7 +9248,7 @@
         </w:tc>
         <w:tc>
           <w:tcPr>
-            <w:tcW w:type="dxa" w:w="2556"/>
+            <w:tcW w:type="dxa" w:w="2300"/>
             <w:shd w:fill="F2F2F2" w:color="auto" w:val="clear"/>
             <w:tcMar>
               <w:top w:type="dxa" w:w="60"/>
@@ -9132,7 +9299,7 @@
         </w:tc>
         <w:tc>
           <w:tcPr>
-            <w:tcW w:type="dxa" w:w="2556"/>
+            <w:tcW w:type="dxa" w:w="2300"/>
             <w:shd w:fill="FFFFFF" w:color="auto" w:val="clear"/>
             <w:tcMar>
               <w:top w:type="dxa" w:w="60"/>
@@ -9217,7 +9384,7 @@
         </w:tc>
         <w:tc>
           <w:tcPr>
-            <w:tcW w:type="dxa" w:w="2556"/>
+            <w:tcW w:type="dxa" w:w="2300"/>
             <w:shd w:fill="FFFFFF" w:color="auto" w:val="clear"/>
             <w:tcMar>
               <w:top w:type="dxa" w:w="60"/>
@@ -9279,7 +9446,7 @@
             <w:pPr>
               <w:spacing w:after="20" w:before="0"/>
             </w:pPr>
-            <w:hyperlink w:history="1" r:id="rId1nl9fgq3geekakhhrexhr">
+            <w:hyperlink w:history="1" r:id="rIdaup52c6p1ljwz8o9gee4k">
               <w:r>
                 <w:rPr>
                   <w:rFonts w:ascii="Arial" w:cs="Arial" w:eastAsia="Arial" w:hAnsi="Arial"/>
@@ -9312,7 +9479,7 @@
               <w:spacing w:after="10" w:before="0"/>
               <w:ind w:left="120"/>
             </w:pPr>
-            <w:hyperlink w:history="1" r:id="rIduqo9qxtd4ogtqj_85kti7">
+            <w:hyperlink w:history="1" r:id="rIdsqzq8jcp6nucijm7yqwag">
               <w:r>
                 <w:rPr>
                   <w:rFonts w:ascii="Arial" w:cs="Arial" w:eastAsia="Arial" w:hAnsi="Arial"/>
@@ -9357,7 +9524,7 @@
             <w:pPr>
               <w:spacing w:after="20" w:before="0"/>
             </w:pPr>
-            <w:hyperlink w:history="1" r:id="rIdnwlpnudo5fznwnfsfhoij">
+            <w:hyperlink w:history="1" r:id="rIdlvtqebugpsczjks6kfmpd">
               <w:r>
                 <w:rPr>
                   <w:rFonts w:ascii="Arial" w:cs="Arial" w:eastAsia="Arial" w:hAnsi="Arial"/>
@@ -9390,7 +9557,7 @@
               <w:spacing w:after="10" w:before="0"/>
               <w:ind w:left="120"/>
             </w:pPr>
-            <w:hyperlink w:history="1" r:id="rIdpmys7d_6i5asnucltn1mm">
+            <w:hyperlink w:history="1" r:id="rIdavtirn3gzy0ogh6i4o__v">
               <w:r>
                 <w:rPr>
                   <w:rFonts w:ascii="Arial" w:cs="Arial" w:eastAsia="Arial" w:hAnsi="Arial"/>
@@ -9406,7 +9573,7 @@
         </w:tc>
         <w:tc>
           <w:tcPr>
-            <w:tcW w:type="dxa" w:w="2556"/>
+            <w:tcW w:type="dxa" w:w="3324"/>
             <w:shd w:fill="FFFFFF" w:color="auto" w:val="clear"/>
             <w:tcMar>
               <w:top w:type="dxa" w:w="60"/>
@@ -9476,7 +9643,7 @@
         </w:tc>
         <w:tc>
           <w:tcPr>
-            <w:tcW w:type="dxa" w:w="2556"/>
+            <w:tcW w:type="dxa" w:w="2300"/>
             <w:shd w:fill="F2F2F2" w:color="auto" w:val="clear"/>
             <w:tcMar>
               <w:top w:type="dxa" w:w="60"/>
@@ -9527,7 +9694,7 @@
         </w:tc>
         <w:tc>
           <w:tcPr>
-            <w:tcW w:type="dxa" w:w="2556"/>
+            <w:tcW w:type="dxa" w:w="2300"/>
             <w:shd w:fill="FFFFFF" w:color="auto" w:val="clear"/>
             <w:tcMar>
               <w:top w:type="dxa" w:w="60"/>
@@ -11168,11 +11335,11 @@
       </w:tblPr>
       <w:tblGrid>
         <w:gridCol w:w="900"/>
+        <w:gridCol w:w="2300"/>
         <w:gridCol w:w="2556"/>
-        <w:gridCol w:w="2556"/>
-        <w:gridCol w:w="2556"/>
-        <w:gridCol w:w="2556"/>
-        <w:gridCol w:w="2556"/>
+        <w:gridCol w:w="3324"/>
+        <w:gridCol w:w="2300"/>
+        <w:gridCol w:w="2300"/>
       </w:tblGrid>
       <w:tr>
         <w:tc>
@@ -11244,7 +11411,7 @@
         </w:tc>
         <w:tc>
           <w:tcPr>
-            <w:tcW w:type="dxa" w:w="2556"/>
+            <w:tcW w:type="dxa" w:w="2300"/>
             <w:shd w:fill="2E75B6" w:color="auto" w:val="clear"/>
             <w:tcMar>
               <w:top w:type="dxa" w:w="60"/>
@@ -11308,7 +11475,7 @@
         </w:tc>
         <w:tc>
           <w:tcPr>
-            <w:tcW w:type="dxa" w:w="2556"/>
+            <w:tcW w:type="dxa" w:w="3324"/>
             <w:shd w:fill="2E75B6" w:color="auto" w:val="clear"/>
             <w:tcMar>
               <w:top w:type="dxa" w:w="60"/>
@@ -11340,7 +11507,7 @@
         </w:tc>
         <w:tc>
           <w:tcPr>
-            <w:tcW w:type="dxa" w:w="2556"/>
+            <w:tcW w:type="dxa" w:w="2300"/>
             <w:shd w:fill="1F6B75" w:color="auto" w:val="clear"/>
             <w:tcMar>
               <w:top w:type="dxa" w:w="60"/>
@@ -11372,7 +11539,7 @@
         </w:tc>
         <w:tc>
           <w:tcPr>
-            <w:tcW w:type="dxa" w:w="2556"/>
+            <w:tcW w:type="dxa" w:w="2300"/>
             <w:shd w:fill="2E75B6" w:color="auto" w:val="clear"/>
             <w:tcMar>
               <w:top w:type="dxa" w:w="60"/>
@@ -11438,7 +11605,7 @@
         </w:tc>
         <w:tc>
           <w:tcPr>
-            <w:tcW w:type="dxa" w:w="2556"/>
+            <w:tcW w:type="dxa" w:w="2300"/>
             <w:shd w:fill="FFFFFF" w:color="auto" w:val="clear"/>
             <w:tcMar>
               <w:top w:type="dxa" w:w="60"/>
@@ -11500,7 +11667,7 @@
             <w:pPr>
               <w:spacing w:after="20" w:before="0"/>
             </w:pPr>
-            <w:hyperlink w:history="1" r:id="rIdgl4qc4zoepmsnuyds0vy8">
+            <w:hyperlink w:history="1" r:id="rIdvyca1hpcgt1dtpcd6p72z">
               <w:r>
                 <w:rPr>
                   <w:rFonts w:ascii="Arial" w:cs="Arial" w:eastAsia="Arial" w:hAnsi="Arial"/>
@@ -11533,7 +11700,7 @@
               <w:spacing w:after="10" w:before="0"/>
               <w:ind w:left="120"/>
             </w:pPr>
-            <w:hyperlink w:history="1" r:id="rIdsa3hbvnd71jvwkmfzlwon">
+            <w:hyperlink w:history="1" r:id="rIddwfpye-vl2jwlb4gbasoa">
               <w:r>
                 <w:rPr>
                   <w:rFonts w:ascii="Arial" w:cs="Arial" w:eastAsia="Arial" w:hAnsi="Arial"/>
@@ -11578,7 +11745,7 @@
             <w:pPr>
               <w:spacing w:after="20" w:before="0"/>
             </w:pPr>
-            <w:hyperlink w:history="1" r:id="rIdcigqsko9gxprmr7u5df3c">
+            <w:hyperlink w:history="1" r:id="rIdjnvssidjktwabbvb1ee_l">
               <w:r>
                 <w:rPr>
                   <w:rFonts w:ascii="Arial" w:cs="Arial" w:eastAsia="Arial" w:hAnsi="Arial"/>
@@ -11611,7 +11778,7 @@
               <w:spacing w:after="10" w:before="0"/>
               <w:ind w:left="120"/>
             </w:pPr>
-            <w:hyperlink w:history="1" r:id="rIdxjtxiilbkx_nkigqu--et">
+            <w:hyperlink w:history="1" r:id="rIdoxnehen8epmtm8r3lfahc">
               <w:r>
                 <w:rPr>
                   <w:rFonts w:ascii="Arial" w:cs="Arial" w:eastAsia="Arial" w:hAnsi="Arial"/>
@@ -11627,7 +11794,7 @@
         </w:tc>
         <w:tc>
           <w:tcPr>
-            <w:tcW w:type="dxa" w:w="2556"/>
+            <w:tcW w:type="dxa" w:w="3324"/>
             <w:shd w:fill="FFFFFF" w:color="auto" w:val="clear"/>
             <w:tcMar>
               <w:top w:type="dxa" w:w="60"/>
@@ -11697,7 +11864,7 @@
         </w:tc>
         <w:tc>
           <w:tcPr>
-            <w:tcW w:type="dxa" w:w="2556"/>
+            <w:tcW w:type="dxa" w:w="2300"/>
             <w:shd w:fill="F2F2F2" w:color="auto" w:val="clear"/>
             <w:tcMar>
               <w:top w:type="dxa" w:w="60"/>
@@ -11729,7 +11896,7 @@
         </w:tc>
         <w:tc>
           <w:tcPr>
-            <w:tcW w:type="dxa" w:w="2556"/>
+            <w:tcW w:type="dxa" w:w="2300"/>
             <w:shd w:fill="FFFFFF" w:color="auto" w:val="clear"/>
             <w:tcMar>
               <w:top w:type="dxa" w:w="60"/>
@@ -11795,7 +11962,7 @@
         </w:tc>
         <w:tc>
           <w:tcPr>
-            <w:tcW w:type="dxa" w:w="2556"/>
+            <w:tcW w:type="dxa" w:w="2300"/>
             <w:shd w:fill="FFFFFF" w:color="auto" w:val="clear"/>
             <w:tcMar>
               <w:top w:type="dxa" w:w="60"/>
@@ -11952,7 +12119,7 @@
             <w:pPr>
               <w:spacing w:after="20" w:before="0"/>
             </w:pPr>
-            <w:hyperlink w:history="1" r:id="rIdoejqlbxjjumptrz-6g-op">
+            <w:hyperlink w:history="1" r:id="rIdfsifuno9duwy5xjk1tcum">
               <w:r>
                 <w:rPr>
                   <w:rFonts w:ascii="Arial" w:cs="Arial" w:eastAsia="Arial" w:hAnsi="Arial"/>
@@ -11985,7 +12152,7 @@
               <w:spacing w:after="10" w:before="0"/>
               <w:ind w:left="120"/>
             </w:pPr>
-            <w:hyperlink w:history="1" r:id="rIdj5dugllulsn6aqlncwi8i">
+            <w:hyperlink w:history="1" r:id="rIdqkzxtacobslzvlvn1dnz9">
               <w:r>
                 <w:rPr>
                   <w:rFonts w:ascii="Arial" w:cs="Arial" w:eastAsia="Arial" w:hAnsi="Arial"/>
@@ -12030,7 +12197,7 @@
             <w:pPr>
               <w:spacing w:after="20" w:before="0"/>
             </w:pPr>
-            <w:hyperlink w:history="1" r:id="rId-pnjbd_xu9aapmpntga6r">
+            <w:hyperlink w:history="1" r:id="rIdf6fohdhrhhoekmjxjq5ou">
               <w:r>
                 <w:rPr>
                   <w:rFonts w:ascii="Arial" w:cs="Arial" w:eastAsia="Arial" w:hAnsi="Arial"/>
@@ -12063,7 +12230,7 @@
               <w:spacing w:after="10" w:before="0"/>
               <w:ind w:left="120"/>
             </w:pPr>
-            <w:hyperlink w:history="1" r:id="rIdmb4pvukfbmv8oi6kjd0y0">
+            <w:hyperlink w:history="1" r:id="rIddwuqqcmg8c8i7naa2y9ds">
               <w:r>
                 <w:rPr>
                   <w:rFonts w:ascii="Arial" w:cs="Arial" w:eastAsia="Arial" w:hAnsi="Arial"/>
@@ -12079,7 +12246,7 @@
         </w:tc>
         <w:tc>
           <w:tcPr>
-            <w:tcW w:type="dxa" w:w="2556"/>
+            <w:tcW w:type="dxa" w:w="3324"/>
             <w:shd w:fill="FFFFFF" w:color="auto" w:val="clear"/>
             <w:tcMar>
               <w:top w:type="dxa" w:w="60"/>
@@ -12168,7 +12335,7 @@
         </w:tc>
         <w:tc>
           <w:tcPr>
-            <w:tcW w:type="dxa" w:w="2556"/>
+            <w:tcW w:type="dxa" w:w="2300"/>
             <w:shd w:fill="F2F2F2" w:color="auto" w:val="clear"/>
             <w:tcMar>
               <w:top w:type="dxa" w:w="60"/>
@@ -12238,7 +12405,7 @@
         </w:tc>
         <w:tc>
           <w:tcPr>
-            <w:tcW w:type="dxa" w:w="2556"/>
+            <w:tcW w:type="dxa" w:w="2300"/>
             <w:shd w:fill="FFFFFF" w:color="auto" w:val="clear"/>
             <w:tcMar>
               <w:top w:type="dxa" w:w="60"/>
@@ -12342,7 +12509,7 @@
         </w:tc>
         <w:tc>
           <w:tcPr>
-            <w:tcW w:type="dxa" w:w="2556"/>
+            <w:tcW w:type="dxa" w:w="2300"/>
             <w:shd w:fill="FFFFFF" w:color="auto" w:val="clear"/>
             <w:tcMar>
               <w:top w:type="dxa" w:w="60"/>
@@ -12404,7 +12571,7 @@
             <w:pPr>
               <w:spacing w:after="20" w:before="0"/>
             </w:pPr>
-            <w:hyperlink w:history="1" r:id="rId8kxdrpf_b3bnba6xo4827">
+            <w:hyperlink w:history="1" r:id="rIdbwdvenpcvxfpyvroqnp_z">
               <w:r>
                 <w:rPr>
                   <w:rFonts w:ascii="Arial" w:cs="Arial" w:eastAsia="Arial" w:hAnsi="Arial"/>
@@ -12437,7 +12604,7 @@
               <w:spacing w:after="10" w:before="0"/>
               <w:ind w:left="120"/>
             </w:pPr>
-            <w:hyperlink w:history="1" r:id="rId2bygsoegzjd8yueqprocu">
+            <w:hyperlink w:history="1" r:id="rIdwv0vgz8ieadcmwvpvluap">
               <w:r>
                 <w:rPr>
                   <w:rFonts w:ascii="Arial" w:cs="Arial" w:eastAsia="Arial" w:hAnsi="Arial"/>
@@ -12482,7 +12649,7 @@
             <w:pPr>
               <w:spacing w:after="20" w:before="0"/>
             </w:pPr>
-            <w:hyperlink w:history="1" r:id="rId7lrlprkm5lopqttmos3rk">
+            <w:hyperlink w:history="1" r:id="rId4_vpo6mcv72izqojbh_hh">
               <w:r>
                 <w:rPr>
                   <w:rFonts w:ascii="Arial" w:cs="Arial" w:eastAsia="Arial" w:hAnsi="Arial"/>
@@ -12515,7 +12682,7 @@
               <w:spacing w:after="10" w:before="0"/>
               <w:ind w:left="120"/>
             </w:pPr>
-            <w:hyperlink w:history="1" r:id="rIdjobefp4peqnfmddyax7ds">
+            <w:hyperlink w:history="1" r:id="rIdgrb0ef2vx9dlp8jeqcnew">
               <w:r>
                 <w:rPr>
                   <w:rFonts w:ascii="Arial" w:cs="Arial" w:eastAsia="Arial" w:hAnsi="Arial"/>
@@ -12531,7 +12698,7 @@
         </w:tc>
         <w:tc>
           <w:tcPr>
-            <w:tcW w:type="dxa" w:w="2556"/>
+            <w:tcW w:type="dxa" w:w="3324"/>
             <w:shd w:fill="FFFFFF" w:color="auto" w:val="clear"/>
             <w:tcMar>
               <w:top w:type="dxa" w:w="60"/>
@@ -12620,7 +12787,7 @@
         </w:tc>
         <w:tc>
           <w:tcPr>
-            <w:tcW w:type="dxa" w:w="2556"/>
+            <w:tcW w:type="dxa" w:w="2300"/>
             <w:shd w:fill="F2F2F2" w:color="auto" w:val="clear"/>
             <w:tcMar>
               <w:top w:type="dxa" w:w="60"/>
@@ -12690,7 +12857,7 @@
         </w:tc>
         <w:tc>
           <w:tcPr>
-            <w:tcW w:type="dxa" w:w="2556"/>
+            <w:tcW w:type="dxa" w:w="2300"/>
             <w:shd w:fill="FFFFFF" w:color="auto" w:val="clear"/>
             <w:tcMar>
               <w:top w:type="dxa" w:w="60"/>
@@ -12775,7 +12942,7 @@
         </w:tc>
         <w:tc>
           <w:tcPr>
-            <w:tcW w:type="dxa" w:w="2556"/>
+            <w:tcW w:type="dxa" w:w="2300"/>
             <w:shd w:fill="FFFFFF" w:color="auto" w:val="clear"/>
             <w:tcMar>
               <w:top w:type="dxa" w:w="60"/>
@@ -12837,7 +13004,7 @@
             <w:pPr>
               <w:spacing w:after="20" w:before="0"/>
             </w:pPr>
-            <w:hyperlink w:history="1" r:id="rIdylyuun3oezcllp2lbfpce">
+            <w:hyperlink w:history="1" r:id="rIdwwo4nlbwhq5xhqjgjfmzy">
               <w:r>
                 <w:rPr>
                   <w:rFonts w:ascii="Arial" w:cs="Arial" w:eastAsia="Arial" w:hAnsi="Arial"/>
@@ -12870,7 +13037,7 @@
               <w:spacing w:after="10" w:before="0"/>
               <w:ind w:left="120"/>
             </w:pPr>
-            <w:hyperlink w:history="1" r:id="rIdcctodvds3wq24g7_qso38">
+            <w:hyperlink w:history="1" r:id="rIdxscsz7nn_a-y7lbzhkjek">
               <w:r>
                 <w:rPr>
                   <w:rFonts w:ascii="Arial" w:cs="Arial" w:eastAsia="Arial" w:hAnsi="Arial"/>
@@ -12915,7 +13082,7 @@
             <w:pPr>
               <w:spacing w:after="20" w:before="0"/>
             </w:pPr>
-            <w:hyperlink w:history="1" r:id="rId9aywqs2yqtetw4te0tw7u">
+            <w:hyperlink w:history="1" r:id="rIda0erpnl3wzpuw4wa1wl_q">
               <w:r>
                 <w:rPr>
                   <w:rFonts w:ascii="Arial" w:cs="Arial" w:eastAsia="Arial" w:hAnsi="Arial"/>
@@ -12948,7 +13115,7 @@
               <w:spacing w:after="10" w:before="0"/>
               <w:ind w:left="120"/>
             </w:pPr>
-            <w:hyperlink w:history="1" r:id="rIdvyqnvxaqhcg4bkpmwyhti">
+            <w:hyperlink w:history="1" r:id="rIdqshcby4v5fj2-tfup6slm">
               <w:r>
                 <w:rPr>
                   <w:rFonts w:ascii="Arial" w:cs="Arial" w:eastAsia="Arial" w:hAnsi="Arial"/>
@@ -12964,7 +13131,7 @@
         </w:tc>
         <w:tc>
           <w:tcPr>
-            <w:tcW w:type="dxa" w:w="2556"/>
+            <w:tcW w:type="dxa" w:w="3324"/>
             <w:shd w:fill="FFFFFF" w:color="auto" w:val="clear"/>
             <w:tcMar>
               <w:top w:type="dxa" w:w="60"/>
@@ -13053,7 +13220,7 @@
         </w:tc>
         <w:tc>
           <w:tcPr>
-            <w:tcW w:type="dxa" w:w="2556"/>
+            <w:tcW w:type="dxa" w:w="2300"/>
             <w:shd w:fill="F2F2F2" w:color="auto" w:val="clear"/>
             <w:tcMar>
               <w:top w:type="dxa" w:w="60"/>
@@ -13104,7 +13271,7 @@
         </w:tc>
         <w:tc>
           <w:tcPr>
-            <w:tcW w:type="dxa" w:w="2556"/>
+            <w:tcW w:type="dxa" w:w="2300"/>
             <w:shd w:fill="FFFFFF" w:color="auto" w:val="clear"/>
             <w:tcMar>
               <w:top w:type="dxa" w:w="60"/>
@@ -13170,7 +13337,7 @@
         </w:tc>
         <w:tc>
           <w:tcPr>
-            <w:tcW w:type="dxa" w:w="2556"/>
+            <w:tcW w:type="dxa" w:w="2300"/>
             <w:shd w:fill="FFFFFF" w:color="auto" w:val="clear"/>
             <w:tcMar>
               <w:top w:type="dxa" w:w="60"/>
@@ -13232,7 +13399,7 @@
             <w:pPr>
               <w:spacing w:after="20" w:before="0"/>
             </w:pPr>
-            <w:hyperlink w:history="1" r:id="rIducvu9mwrdwdstm4skq_hb">
+            <w:hyperlink w:history="1" r:id="rIdz9o9gg72s-eekksas9kkh">
               <w:r>
                 <w:rPr>
                   <w:rFonts w:ascii="Arial" w:cs="Arial" w:eastAsia="Arial" w:hAnsi="Arial"/>
@@ -13265,7 +13432,7 @@
               <w:spacing w:after="10" w:before="0"/>
               <w:ind w:left="120"/>
             </w:pPr>
-            <w:hyperlink w:history="1" r:id="rIdnxssjhcwa3egjsuf9xf7a">
+            <w:hyperlink w:history="1" r:id="rIdrzrhncxgi1sm5deoa0kxw">
               <w:r>
                 <w:rPr>
                   <w:rFonts w:ascii="Arial" w:cs="Arial" w:eastAsia="Arial" w:hAnsi="Arial"/>
@@ -13310,7 +13477,7 @@
             <w:pPr>
               <w:spacing w:after="20" w:before="0"/>
             </w:pPr>
-            <w:hyperlink w:history="1" r:id="rIdbjmquz-f56u-zdxu9gep7">
+            <w:hyperlink w:history="1" r:id="rIdqiqeddv8q0pu-v3ezorva">
               <w:r>
                 <w:rPr>
                   <w:rFonts w:ascii="Arial" w:cs="Arial" w:eastAsia="Arial" w:hAnsi="Arial"/>
@@ -13343,7 +13510,7 @@
               <w:spacing w:after="10" w:before="0"/>
               <w:ind w:left="120"/>
             </w:pPr>
-            <w:hyperlink w:history="1" r:id="rIdofvljgud_ustvxliwfbzd">
+            <w:hyperlink w:history="1" r:id="rIdj5gvgmugrxdrdrlgylme0">
               <w:r>
                 <w:rPr>
                   <w:rFonts w:ascii="Arial" w:cs="Arial" w:eastAsia="Arial" w:hAnsi="Arial"/>
@@ -13359,7 +13526,7 @@
         </w:tc>
         <w:tc>
           <w:tcPr>
-            <w:tcW w:type="dxa" w:w="2556"/>
+            <w:tcW w:type="dxa" w:w="3324"/>
             <w:shd w:fill="FFFFFF" w:color="auto" w:val="clear"/>
             <w:tcMar>
               <w:top w:type="dxa" w:w="60"/>
@@ -13429,7 +13596,7 @@
         </w:tc>
         <w:tc>
           <w:tcPr>
-            <w:tcW w:type="dxa" w:w="2556"/>
+            <w:tcW w:type="dxa" w:w="2300"/>
             <w:shd w:fill="F2F2F2" w:color="auto" w:val="clear"/>
             <w:tcMar>
               <w:top w:type="dxa" w:w="60"/>
@@ -13480,7 +13647,7 @@
         </w:tc>
         <w:tc>
           <w:tcPr>
-            <w:tcW w:type="dxa" w:w="2556"/>
+            <w:tcW w:type="dxa" w:w="2300"/>
             <w:shd w:fill="FFFFFF" w:color="auto" w:val="clear"/>
             <w:tcMar>
               <w:top w:type="dxa" w:w="60"/>
@@ -15001,11 +15168,11 @@
       </w:tblPr>
       <w:tblGrid>
         <w:gridCol w:w="900"/>
+        <w:gridCol w:w="2300"/>
         <w:gridCol w:w="2556"/>
-        <w:gridCol w:w="2556"/>
-        <w:gridCol w:w="2556"/>
-        <w:gridCol w:w="2556"/>
-        <w:gridCol w:w="2556"/>
+        <w:gridCol w:w="3324"/>
+        <w:gridCol w:w="2300"/>
+        <w:gridCol w:w="2300"/>
       </w:tblGrid>
       <w:tr>
         <w:tc>
@@ -15077,7 +15244,7 @@
         </w:tc>
         <w:tc>
           <w:tcPr>
-            <w:tcW w:type="dxa" w:w="2556"/>
+            <w:tcW w:type="dxa" w:w="2300"/>
             <w:shd w:fill="2E75B6" w:color="auto" w:val="clear"/>
             <w:tcMar>
               <w:top w:type="dxa" w:w="60"/>
@@ -15141,7 +15308,7 @@
         </w:tc>
         <w:tc>
           <w:tcPr>
-            <w:tcW w:type="dxa" w:w="2556"/>
+            <w:tcW w:type="dxa" w:w="3324"/>
             <w:shd w:fill="2E75B6" w:color="auto" w:val="clear"/>
             <w:tcMar>
               <w:top w:type="dxa" w:w="60"/>
@@ -15173,7 +15340,7 @@
         </w:tc>
         <w:tc>
           <w:tcPr>
-            <w:tcW w:type="dxa" w:w="2556"/>
+            <w:tcW w:type="dxa" w:w="2300"/>
             <w:shd w:fill="1F6B75" w:color="auto" w:val="clear"/>
             <w:tcMar>
               <w:top w:type="dxa" w:w="60"/>
@@ -15205,7 +15372,7 @@
         </w:tc>
         <w:tc>
           <w:tcPr>
-            <w:tcW w:type="dxa" w:w="2556"/>
+            <w:tcW w:type="dxa" w:w="2300"/>
             <w:shd w:fill="2E75B6" w:color="auto" w:val="clear"/>
             <w:tcMar>
               <w:top w:type="dxa" w:w="60"/>
@@ -15271,7 +15438,7 @@
         </w:tc>
         <w:tc>
           <w:tcPr>
-            <w:tcW w:type="dxa" w:w="2556"/>
+            <w:tcW w:type="dxa" w:w="2300"/>
             <w:shd w:fill="FFFFFF" w:color="auto" w:val="clear"/>
             <w:tcMar>
               <w:top w:type="dxa" w:w="60"/>
@@ -15333,7 +15500,7 @@
             <w:pPr>
               <w:spacing w:after="20" w:before="0"/>
             </w:pPr>
-            <w:hyperlink w:history="1" r:id="rIdjtd_zrb0xlbhx5t9wdajy">
+            <w:hyperlink w:history="1" r:id="rIdm7nfdj4lulj7-79eu8shk">
               <w:r>
                 <w:rPr>
                   <w:rFonts w:ascii="Arial" w:cs="Arial" w:eastAsia="Arial" w:hAnsi="Arial"/>
@@ -15366,7 +15533,7 @@
               <w:spacing w:after="10" w:before="0"/>
               <w:ind w:left="120"/>
             </w:pPr>
-            <w:hyperlink w:history="1" r:id="rIdcdl4kiqg3hadacmo5i3ql">
+            <w:hyperlink w:history="1" r:id="rIdfpxatilni5ywjqb0hxnfc">
               <w:r>
                 <w:rPr>
                   <w:rFonts w:ascii="Arial" w:cs="Arial" w:eastAsia="Arial" w:hAnsi="Arial"/>
@@ -15411,7 +15578,7 @@
             <w:pPr>
               <w:spacing w:after="20" w:before="0"/>
             </w:pPr>
-            <w:hyperlink w:history="1" r:id="rIdb0fs-nxzkfzqs7eeub28n">
+            <w:hyperlink w:history="1" r:id="rIdyshbu8a-xpy1g1_qm3er7">
               <w:r>
                 <w:rPr>
                   <w:rFonts w:ascii="Arial" w:cs="Arial" w:eastAsia="Arial" w:hAnsi="Arial"/>
@@ -15444,7 +15611,7 @@
               <w:spacing w:after="10" w:before="0"/>
               <w:ind w:left="120"/>
             </w:pPr>
-            <w:hyperlink w:history="1" r:id="rId-oktvislhcyjyjp62vsco">
+            <w:hyperlink w:history="1" r:id="rIdqn1x7scqam_petpszukzt">
               <w:r>
                 <w:rPr>
                   <w:rFonts w:ascii="Arial" w:cs="Arial" w:eastAsia="Arial" w:hAnsi="Arial"/>
@@ -15460,7 +15627,7 @@
         </w:tc>
         <w:tc>
           <w:tcPr>
-            <w:tcW w:type="dxa" w:w="2556"/>
+            <w:tcW w:type="dxa" w:w="3324"/>
             <w:shd w:fill="FFFFFF" w:color="auto" w:val="clear"/>
             <w:tcMar>
               <w:top w:type="dxa" w:w="60"/>
@@ -15511,7 +15678,7 @@
         </w:tc>
         <w:tc>
           <w:tcPr>
-            <w:tcW w:type="dxa" w:w="2556"/>
+            <w:tcW w:type="dxa" w:w="2300"/>
             <w:shd w:fill="F2F2F2" w:color="auto" w:val="clear"/>
             <w:tcMar>
               <w:top w:type="dxa" w:w="60"/>
@@ -15543,7 +15710,7 @@
         </w:tc>
         <w:tc>
           <w:tcPr>
-            <w:tcW w:type="dxa" w:w="2556"/>
+            <w:tcW w:type="dxa" w:w="2300"/>
             <w:shd w:fill="FFFFFF" w:color="auto" w:val="clear"/>
             <w:tcMar>
               <w:top w:type="dxa" w:w="60"/>
@@ -15609,7 +15776,7 @@
         </w:tc>
         <w:tc>
           <w:tcPr>
-            <w:tcW w:type="dxa" w:w="2556"/>
+            <w:tcW w:type="dxa" w:w="2300"/>
             <w:shd w:fill="FFFFFF" w:color="auto" w:val="clear"/>
             <w:tcMar>
               <w:top w:type="dxa" w:w="60"/>
@@ -15728,7 +15895,7 @@
             <w:pPr>
               <w:spacing w:after="20" w:before="0"/>
             </w:pPr>
-            <w:hyperlink w:history="1" r:id="rId2edt_hk4dksrq0oujvpml">
+            <w:hyperlink w:history="1" r:id="rId5ie8wynfths9qdpykwqxu">
               <w:r>
                 <w:rPr>
                   <w:rFonts w:ascii="Arial" w:cs="Arial" w:eastAsia="Arial" w:hAnsi="Arial"/>
@@ -15761,7 +15928,7 @@
               <w:spacing w:after="10" w:before="0"/>
               <w:ind w:left="120"/>
             </w:pPr>
-            <w:hyperlink w:history="1" r:id="rIdubt3nsjsuk4pgmxjh6let">
+            <w:hyperlink w:history="1" r:id="rIdmrktwtsxbnwfp4rsde8jo">
               <w:r>
                 <w:rPr>
                   <w:rFonts w:ascii="Arial" w:cs="Arial" w:eastAsia="Arial" w:hAnsi="Arial"/>
@@ -15806,7 +15973,7 @@
             <w:pPr>
               <w:spacing w:after="20" w:before="0"/>
             </w:pPr>
-            <w:hyperlink w:history="1" r:id="rIdphqbebz575ncarzswrswv">
+            <w:hyperlink w:history="1" r:id="rIdl8nxlurtfsxaavv7izrqc">
               <w:r>
                 <w:rPr>
                   <w:rFonts w:ascii="Arial" w:cs="Arial" w:eastAsia="Arial" w:hAnsi="Arial"/>
@@ -15839,7 +16006,7 @@
               <w:spacing w:after="10" w:before="0"/>
               <w:ind w:left="120"/>
             </w:pPr>
-            <w:hyperlink w:history="1" r:id="rIdiygf4yugt0r24vbsgoevn">
+            <w:hyperlink w:history="1" r:id="rIdr94n2kkqweo1omdqldtju">
               <w:r>
                 <w:rPr>
                   <w:rFonts w:ascii="Arial" w:cs="Arial" w:eastAsia="Arial" w:hAnsi="Arial"/>
@@ -15855,7 +16022,7 @@
         </w:tc>
         <w:tc>
           <w:tcPr>
-            <w:tcW w:type="dxa" w:w="2556"/>
+            <w:tcW w:type="dxa" w:w="3324"/>
             <w:shd w:fill="FFFFFF" w:color="auto" w:val="clear"/>
             <w:tcMar>
               <w:top w:type="dxa" w:w="60"/>
@@ -15944,7 +16111,7 @@
         </w:tc>
         <w:tc>
           <w:tcPr>
-            <w:tcW w:type="dxa" w:w="2556"/>
+            <w:tcW w:type="dxa" w:w="2300"/>
             <w:shd w:fill="F2F2F2" w:color="auto" w:val="clear"/>
             <w:tcMar>
               <w:top w:type="dxa" w:w="60"/>
@@ -15995,7 +16162,7 @@
         </w:tc>
         <w:tc>
           <w:tcPr>
-            <w:tcW w:type="dxa" w:w="2556"/>
+            <w:tcW w:type="dxa" w:w="2300"/>
             <w:shd w:fill="FFFFFF" w:color="auto" w:val="clear"/>
             <w:tcMar>
               <w:top w:type="dxa" w:w="60"/>
@@ -16099,7 +16266,7 @@
         </w:tc>
         <w:tc>
           <w:tcPr>
-            <w:tcW w:type="dxa" w:w="2556"/>
+            <w:tcW w:type="dxa" w:w="2300"/>
             <w:shd w:fill="FFFFFF" w:color="auto" w:val="clear"/>
             <w:tcMar>
               <w:top w:type="dxa" w:w="60"/>
@@ -16161,7 +16328,7 @@
             <w:pPr>
               <w:spacing w:after="20" w:before="0"/>
             </w:pPr>
-            <w:hyperlink w:history="1" r:id="rIdjbqauhp7honieyuezyuaz">
+            <w:hyperlink w:history="1" r:id="rIdrwd06xofakkmw-ksulyt_">
               <w:r>
                 <w:rPr>
                   <w:rFonts w:ascii="Arial" w:cs="Arial" w:eastAsia="Arial" w:hAnsi="Arial"/>
@@ -16194,7 +16361,7 @@
               <w:spacing w:after="10" w:before="0"/>
               <w:ind w:left="120"/>
             </w:pPr>
-            <w:hyperlink w:history="1" r:id="rIdnlc9xz6mhhn5-wlz0r81k">
+            <w:hyperlink w:history="1" r:id="rId_mosoivwt8g_-xgbvs0wo">
               <w:r>
                 <w:rPr>
                   <w:rFonts w:ascii="Arial" w:cs="Arial" w:eastAsia="Arial" w:hAnsi="Arial"/>
@@ -16239,7 +16406,7 @@
             <w:pPr>
               <w:spacing w:after="20" w:before="0"/>
             </w:pPr>
-            <w:hyperlink w:history="1" r:id="rIdsvmdf4vqjyn4yzm5ykmpb">
+            <w:hyperlink w:history="1" r:id="rIdafiswbzjsod5_zv4inuak">
               <w:r>
                 <w:rPr>
                   <w:rFonts w:ascii="Arial" w:cs="Arial" w:eastAsia="Arial" w:hAnsi="Arial"/>
@@ -16272,7 +16439,7 @@
               <w:spacing w:after="10" w:before="0"/>
               <w:ind w:left="120"/>
             </w:pPr>
-            <w:hyperlink w:history="1" r:id="rIdidffp8dn3xhxdcbnbsmzx">
+            <w:hyperlink w:history="1" r:id="rIdmqrchewchzbnlplsebzm3">
               <w:r>
                 <w:rPr>
                   <w:rFonts w:ascii="Arial" w:cs="Arial" w:eastAsia="Arial" w:hAnsi="Arial"/>
@@ -16288,7 +16455,7 @@
         </w:tc>
         <w:tc>
           <w:tcPr>
-            <w:tcW w:type="dxa" w:w="2556"/>
+            <w:tcW w:type="dxa" w:w="3324"/>
             <w:shd w:fill="FFFFFF" w:color="auto" w:val="clear"/>
             <w:tcMar>
               <w:top w:type="dxa" w:w="60"/>
@@ -16377,7 +16544,7 @@
         </w:tc>
         <w:tc>
           <w:tcPr>
-            <w:tcW w:type="dxa" w:w="2556"/>
+            <w:tcW w:type="dxa" w:w="2300"/>
             <w:shd w:fill="F2F2F2" w:color="auto" w:val="clear"/>
             <w:tcMar>
               <w:top w:type="dxa" w:w="60"/>
@@ -16447,7 +16614,7 @@
         </w:tc>
         <w:tc>
           <w:tcPr>
-            <w:tcW w:type="dxa" w:w="2556"/>
+            <w:tcW w:type="dxa" w:w="2300"/>
             <w:shd w:fill="FFFFFF" w:color="auto" w:val="clear"/>
             <w:tcMar>
               <w:top w:type="dxa" w:w="60"/>
@@ -16532,7 +16699,7 @@
         </w:tc>
         <w:tc>
           <w:tcPr>
-            <w:tcW w:type="dxa" w:w="2556"/>
+            <w:tcW w:type="dxa" w:w="2300"/>
             <w:shd w:fill="FFFFFF" w:color="auto" w:val="clear"/>
             <w:tcMar>
               <w:top w:type="dxa" w:w="60"/>
@@ -16594,7 +16761,7 @@
             <w:pPr>
               <w:spacing w:after="20" w:before="0"/>
             </w:pPr>
-            <w:hyperlink w:history="1" r:id="rIdbzeuxdeuzwdgmubpjw738">
+            <w:hyperlink w:history="1" r:id="rIdb6xz03m3ews8z79_9m-uz">
               <w:r>
                 <w:rPr>
                   <w:rFonts w:ascii="Arial" w:cs="Arial" w:eastAsia="Arial" w:hAnsi="Arial"/>
@@ -16627,7 +16794,7 @@
               <w:spacing w:after="10" w:before="0"/>
               <w:ind w:left="120"/>
             </w:pPr>
-            <w:hyperlink w:history="1" r:id="rIdzlzn8pjaiy9w24hnwempt">
+            <w:hyperlink w:history="1" r:id="rIdnb0tibyon5qvdkvamreue">
               <w:r>
                 <w:rPr>
                   <w:rFonts w:ascii="Arial" w:cs="Arial" w:eastAsia="Arial" w:hAnsi="Arial"/>
@@ -16672,7 +16839,7 @@
             <w:pPr>
               <w:spacing w:after="20" w:before="0"/>
             </w:pPr>
-            <w:hyperlink w:history="1" r:id="rIdmqjkqqyi3jvvuoziitjkc">
+            <w:hyperlink w:history="1" r:id="rId9k9w0drvoon49qtpk8q_c">
               <w:r>
                 <w:rPr>
                   <w:rFonts w:ascii="Arial" w:cs="Arial" w:eastAsia="Arial" w:hAnsi="Arial"/>
@@ -16705,7 +16872,7 @@
               <w:spacing w:after="10" w:before="0"/>
               <w:ind w:left="120"/>
             </w:pPr>
-            <w:hyperlink w:history="1" r:id="rIdt_k2n2zg7hwu5smkjpasx">
+            <w:hyperlink w:history="1" r:id="rIdziupm8uhnknpsjngsucd2">
               <w:r>
                 <w:rPr>
                   <w:rFonts w:ascii="Arial" w:cs="Arial" w:eastAsia="Arial" w:hAnsi="Arial"/>
@@ -16721,7 +16888,7 @@
         </w:tc>
         <w:tc>
           <w:tcPr>
-            <w:tcW w:type="dxa" w:w="2556"/>
+            <w:tcW w:type="dxa" w:w="3324"/>
             <w:shd w:fill="FFFFFF" w:color="auto" w:val="clear"/>
             <w:tcMar>
               <w:top w:type="dxa" w:w="60"/>
@@ -16791,7 +16958,7 @@
         </w:tc>
         <w:tc>
           <w:tcPr>
-            <w:tcW w:type="dxa" w:w="2556"/>
+            <w:tcW w:type="dxa" w:w="2300"/>
             <w:shd w:fill="F2F2F2" w:color="auto" w:val="clear"/>
             <w:tcMar>
               <w:top w:type="dxa" w:w="60"/>
@@ -16823,7 +16990,7 @@
         </w:tc>
         <w:tc>
           <w:tcPr>
-            <w:tcW w:type="dxa" w:w="2556"/>
+            <w:tcW w:type="dxa" w:w="2300"/>
             <w:shd w:fill="FFFFFF" w:color="auto" w:val="clear"/>
             <w:tcMar>
               <w:top w:type="dxa" w:w="60"/>
@@ -16889,7 +17056,7 @@
         </w:tc>
         <w:tc>
           <w:tcPr>
-            <w:tcW w:type="dxa" w:w="2556"/>
+            <w:tcW w:type="dxa" w:w="2300"/>
             <w:shd w:fill="FFFFFF" w:color="auto" w:val="clear"/>
             <w:tcMar>
               <w:top w:type="dxa" w:w="60"/>
@@ -16951,7 +17118,7 @@
             <w:pPr>
               <w:spacing w:after="20" w:before="0"/>
             </w:pPr>
-            <w:hyperlink w:history="1" r:id="rId4uryfjgpcnt047wsiydky">
+            <w:hyperlink w:history="1" r:id="rId1mvbkondn48h2lxqkfctr">
               <w:r>
                 <w:rPr>
                   <w:rFonts w:ascii="Arial" w:cs="Arial" w:eastAsia="Arial" w:hAnsi="Arial"/>
@@ -16984,7 +17151,7 @@
               <w:spacing w:after="10" w:before="0"/>
               <w:ind w:left="120"/>
             </w:pPr>
-            <w:hyperlink w:history="1" r:id="rIdcu95jxwaexylyguy25bd6">
+            <w:hyperlink w:history="1" r:id="rIdxmburytz6o5kjfoi6axar">
               <w:r>
                 <w:rPr>
                   <w:rFonts w:ascii="Arial" w:cs="Arial" w:eastAsia="Arial" w:hAnsi="Arial"/>
@@ -17029,7 +17196,7 @@
             <w:pPr>
               <w:spacing w:after="20" w:before="0"/>
             </w:pPr>
-            <w:hyperlink w:history="1" r:id="rIdmi_7unfbrokuix2ge-93v">
+            <w:hyperlink w:history="1" r:id="rIdzc9atgd936pwbaij66j-e">
               <w:r>
                 <w:rPr>
                   <w:rFonts w:ascii="Arial" w:cs="Arial" w:eastAsia="Arial" w:hAnsi="Arial"/>
@@ -17062,7 +17229,7 @@
               <w:spacing w:after="10" w:before="0"/>
               <w:ind w:left="120"/>
             </w:pPr>
-            <w:hyperlink w:history="1" r:id="rIdsytrmd42klnjtpwleprid">
+            <w:hyperlink w:history="1" r:id="rIdiqoygijx5kje1eppht2bl">
               <w:r>
                 <w:rPr>
                   <w:rFonts w:ascii="Arial" w:cs="Arial" w:eastAsia="Arial" w:hAnsi="Arial"/>
@@ -17078,7 +17245,7 @@
         </w:tc>
         <w:tc>
           <w:tcPr>
-            <w:tcW w:type="dxa" w:w="2556"/>
+            <w:tcW w:type="dxa" w:w="3324"/>
             <w:shd w:fill="FFFFFF" w:color="auto" w:val="clear"/>
             <w:tcMar>
               <w:top w:type="dxa" w:w="60"/>
@@ -17148,7 +17315,7 @@
         </w:tc>
         <w:tc>
           <w:tcPr>
-            <w:tcW w:type="dxa" w:w="2556"/>
+            <w:tcW w:type="dxa" w:w="2300"/>
             <w:shd w:fill="F2F2F2" w:color="auto" w:val="clear"/>
             <w:tcMar>
               <w:top w:type="dxa" w:w="60"/>
@@ -17199,7 +17366,7 @@
         </w:tc>
         <w:tc>
           <w:tcPr>
-            <w:tcW w:type="dxa" w:w="2556"/>
+            <w:tcW w:type="dxa" w:w="2300"/>
             <w:shd w:fill="FFFFFF" w:color="auto" w:val="clear"/>
             <w:tcMar>
               <w:top w:type="dxa" w:w="60"/>
@@ -18739,11 +18906,11 @@
       </w:tblPr>
       <w:tblGrid>
         <w:gridCol w:w="900"/>
+        <w:gridCol w:w="2300"/>
         <w:gridCol w:w="2556"/>
-        <w:gridCol w:w="2556"/>
-        <w:gridCol w:w="2556"/>
-        <w:gridCol w:w="2556"/>
-        <w:gridCol w:w="2556"/>
+        <w:gridCol w:w="3324"/>
+        <w:gridCol w:w="2300"/>
+        <w:gridCol w:w="2300"/>
       </w:tblGrid>
       <w:tr>
         <w:tc>
@@ -18815,7 +18982,7 @@
         </w:tc>
         <w:tc>
           <w:tcPr>
-            <w:tcW w:type="dxa" w:w="2556"/>
+            <w:tcW w:type="dxa" w:w="2300"/>
             <w:shd w:fill="2E75B6" w:color="auto" w:val="clear"/>
             <w:tcMar>
               <w:top w:type="dxa" w:w="60"/>
@@ -18879,7 +19046,7 @@
         </w:tc>
         <w:tc>
           <w:tcPr>
-            <w:tcW w:type="dxa" w:w="2556"/>
+            <w:tcW w:type="dxa" w:w="3324"/>
             <w:shd w:fill="2E75B6" w:color="auto" w:val="clear"/>
             <w:tcMar>
               <w:top w:type="dxa" w:w="60"/>
@@ -18911,7 +19078,7 @@
         </w:tc>
         <w:tc>
           <w:tcPr>
-            <w:tcW w:type="dxa" w:w="2556"/>
+            <w:tcW w:type="dxa" w:w="2300"/>
             <w:shd w:fill="1F6B75" w:color="auto" w:val="clear"/>
             <w:tcMar>
               <w:top w:type="dxa" w:w="60"/>
@@ -18943,7 +19110,7 @@
         </w:tc>
         <w:tc>
           <w:tcPr>
-            <w:tcW w:type="dxa" w:w="2556"/>
+            <w:tcW w:type="dxa" w:w="2300"/>
             <w:shd w:fill="2E75B6" w:color="auto" w:val="clear"/>
             <w:tcMar>
               <w:top w:type="dxa" w:w="60"/>
@@ -19009,7 +19176,7 @@
         </w:tc>
         <w:tc>
           <w:tcPr>
-            <w:tcW w:type="dxa" w:w="2556"/>
+            <w:tcW w:type="dxa" w:w="2300"/>
             <w:shd w:fill="FFFFFF" w:color="auto" w:val="clear"/>
             <w:tcMar>
               <w:top w:type="dxa" w:w="60"/>
@@ -19071,7 +19238,7 @@
             <w:pPr>
               <w:spacing w:after="20" w:before="0"/>
             </w:pPr>
-            <w:hyperlink w:history="1" r:id="rIdyk-knufarqkllk3uzgnwo">
+            <w:hyperlink w:history="1" r:id="rIdtxemzvederw9rgqwwhjk9">
               <w:r>
                 <w:rPr>
                   <w:rFonts w:ascii="Arial" w:cs="Arial" w:eastAsia="Arial" w:hAnsi="Arial"/>
@@ -19104,7 +19271,7 @@
               <w:spacing w:after="10" w:before="0"/>
               <w:ind w:left="120"/>
             </w:pPr>
-            <w:hyperlink w:history="1" r:id="rId742ahtrnrttb_bznvozzr">
+            <w:hyperlink w:history="1" r:id="rIdwpqcxfjnv4lfresjkv-ky">
               <w:r>
                 <w:rPr>
                   <w:rFonts w:ascii="Arial" w:cs="Arial" w:eastAsia="Arial" w:hAnsi="Arial"/>
@@ -19149,7 +19316,7 @@
             <w:pPr>
               <w:spacing w:after="20" w:before="0"/>
             </w:pPr>
-            <w:hyperlink w:history="1" r:id="rIdeu6_tzanehsjnuk8vmixh">
+            <w:hyperlink w:history="1" r:id="rIditdoefmz30hd_pxbsq6ng">
               <w:r>
                 <w:rPr>
                   <w:rFonts w:ascii="Arial" w:cs="Arial" w:eastAsia="Arial" w:hAnsi="Arial"/>
@@ -19182,7 +19349,7 @@
               <w:spacing w:after="10" w:before="0"/>
               <w:ind w:left="120"/>
             </w:pPr>
-            <w:hyperlink w:history="1" r:id="rIdvt9gf3aq6v5ek1jrswias">
+            <w:hyperlink w:history="1" r:id="rIdst56vquc3ah_bmm8rvv6t">
               <w:r>
                 <w:rPr>
                   <w:rFonts w:ascii="Arial" w:cs="Arial" w:eastAsia="Arial" w:hAnsi="Arial"/>
@@ -19198,7 +19365,7 @@
         </w:tc>
         <w:tc>
           <w:tcPr>
-            <w:tcW w:type="dxa" w:w="2556"/>
+            <w:tcW w:type="dxa" w:w="3324"/>
             <w:shd w:fill="FFFFFF" w:color="auto" w:val="clear"/>
             <w:tcMar>
               <w:top w:type="dxa" w:w="60"/>
@@ -19268,7 +19435,7 @@
         </w:tc>
         <w:tc>
           <w:tcPr>
-            <w:tcW w:type="dxa" w:w="2556"/>
+            <w:tcW w:type="dxa" w:w="2300"/>
             <w:shd w:fill="F2F2F2" w:color="auto" w:val="clear"/>
             <w:tcMar>
               <w:top w:type="dxa" w:w="60"/>
@@ -19319,7 +19486,7 @@
         </w:tc>
         <w:tc>
           <w:tcPr>
-            <w:tcW w:type="dxa" w:w="2556"/>
+            <w:tcW w:type="dxa" w:w="2300"/>
             <w:shd w:fill="FFFFFF" w:color="auto" w:val="clear"/>
             <w:tcMar>
               <w:top w:type="dxa" w:w="60"/>
@@ -19404,7 +19571,7 @@
         </w:tc>
         <w:tc>
           <w:tcPr>
-            <w:tcW w:type="dxa" w:w="2556"/>
+            <w:tcW w:type="dxa" w:w="2300"/>
             <w:shd w:fill="FFFFFF" w:color="auto" w:val="clear"/>
             <w:tcMar>
               <w:top w:type="dxa" w:w="60"/>
@@ -19466,7 +19633,7 @@
             <w:pPr>
               <w:spacing w:after="20" w:before="0"/>
             </w:pPr>
-            <w:hyperlink w:history="1" r:id="rIdbf_owncuti0b44qkumhq3">
+            <w:hyperlink w:history="1" r:id="rIdlkai8you5bmwcw7ybzdsl">
               <w:r>
                 <w:rPr>
                   <w:rFonts w:ascii="Arial" w:cs="Arial" w:eastAsia="Arial" w:hAnsi="Arial"/>
@@ -19499,7 +19666,7 @@
               <w:spacing w:after="10" w:before="0"/>
               <w:ind w:left="120"/>
             </w:pPr>
-            <w:hyperlink w:history="1" r:id="rId0gvfnmvqkva1m_bv1kru3">
+            <w:hyperlink w:history="1" r:id="rIdgtv2romaubfzdenewkwrz">
               <w:r>
                 <w:rPr>
                   <w:rFonts w:ascii="Arial" w:cs="Arial" w:eastAsia="Arial" w:hAnsi="Arial"/>
@@ -19544,7 +19711,7 @@
             <w:pPr>
               <w:spacing w:after="20" w:before="0"/>
             </w:pPr>
-            <w:hyperlink w:history="1" r:id="rId_bzwcw3yxq-gvlemcmq6k">
+            <w:hyperlink w:history="1" r:id="rIdfqi3pwdnltrdxga2zcrpk">
               <w:r>
                 <w:rPr>
                   <w:rFonts w:ascii="Arial" w:cs="Arial" w:eastAsia="Arial" w:hAnsi="Arial"/>
@@ -19577,7 +19744,7 @@
               <w:spacing w:after="10" w:before="0"/>
               <w:ind w:left="120"/>
             </w:pPr>
-            <w:hyperlink w:history="1" r:id="rIdvikguz8hac6majbxj1ucz">
+            <w:hyperlink w:history="1" r:id="rIdp653kpcc1da6h9byule4j">
               <w:r>
                 <w:rPr>
                   <w:rFonts w:ascii="Arial" w:cs="Arial" w:eastAsia="Arial" w:hAnsi="Arial"/>
@@ -19593,7 +19760,7 @@
         </w:tc>
         <w:tc>
           <w:tcPr>
-            <w:tcW w:type="dxa" w:w="2556"/>
+            <w:tcW w:type="dxa" w:w="3324"/>
             <w:shd w:fill="FFFFFF" w:color="auto" w:val="clear"/>
             <w:tcMar>
               <w:top w:type="dxa" w:w="60"/>
@@ -19682,7 +19849,7 @@
         </w:tc>
         <w:tc>
           <w:tcPr>
-            <w:tcW w:type="dxa" w:w="2556"/>
+            <w:tcW w:type="dxa" w:w="2300"/>
             <w:shd w:fill="F2F2F2" w:color="auto" w:val="clear"/>
             <w:tcMar>
               <w:top w:type="dxa" w:w="60"/>
@@ -19714,7 +19881,7 @@
         </w:tc>
         <w:tc>
           <w:tcPr>
-            <w:tcW w:type="dxa" w:w="2556"/>
+            <w:tcW w:type="dxa" w:w="2300"/>
             <w:shd w:fill="FFFFFF" w:color="auto" w:val="clear"/>
             <w:tcMar>
               <w:top w:type="dxa" w:w="60"/>
@@ -19799,7 +19966,7 @@
         </w:tc>
         <w:tc>
           <w:tcPr>
-            <w:tcW w:type="dxa" w:w="2556"/>
+            <w:tcW w:type="dxa" w:w="2300"/>
             <w:shd w:fill="FFFFFF" w:color="auto" w:val="clear"/>
             <w:tcMar>
               <w:top w:type="dxa" w:w="60"/>
@@ -19861,7 +20028,7 @@
             <w:pPr>
               <w:spacing w:after="20" w:before="0"/>
             </w:pPr>
-            <w:hyperlink w:history="1" r:id="rId_lsfbxywmovkisq_y7o-u">
+            <w:hyperlink w:history="1" r:id="rIdudqtf4rudijloo7ydlzvy">
               <w:r>
                 <w:rPr>
                   <w:rFonts w:ascii="Arial" w:cs="Arial" w:eastAsia="Arial" w:hAnsi="Arial"/>
@@ -19894,7 +20061,7 @@
               <w:spacing w:after="10" w:before="0"/>
               <w:ind w:left="120"/>
             </w:pPr>
-            <w:hyperlink w:history="1" r:id="rIdc9pifrizencteaftl3puy">
+            <w:hyperlink w:history="1" r:id="rIdfj4j9tavxvkb-klg97wlm">
               <w:r>
                 <w:rPr>
                   <w:rFonts w:ascii="Arial" w:cs="Arial" w:eastAsia="Arial" w:hAnsi="Arial"/>
@@ -19939,7 +20106,7 @@
             <w:pPr>
               <w:spacing w:after="20" w:before="0"/>
             </w:pPr>
-            <w:hyperlink w:history="1" r:id="rIdsqowxlah28yhkkvt0rjiv">
+            <w:hyperlink w:history="1" r:id="rIdtbkvprw46uyxknoxi6zk1">
               <w:r>
                 <w:rPr>
                   <w:rFonts w:ascii="Arial" w:cs="Arial" w:eastAsia="Arial" w:hAnsi="Arial"/>
@@ -19972,7 +20139,7 @@
               <w:spacing w:after="10" w:before="0"/>
               <w:ind w:left="120"/>
             </w:pPr>
-            <w:hyperlink w:history="1" r:id="rIdc5yht5va90djypjawd0vu">
+            <w:hyperlink w:history="1" r:id="rIdcc8za7ur-ocsudtiqa-l1">
               <w:r>
                 <w:rPr>
                   <w:rFonts w:ascii="Arial" w:cs="Arial" w:eastAsia="Arial" w:hAnsi="Arial"/>
@@ -19988,7 +20155,7 @@
         </w:tc>
         <w:tc>
           <w:tcPr>
-            <w:tcW w:type="dxa" w:w="2556"/>
+            <w:tcW w:type="dxa" w:w="3324"/>
             <w:shd w:fill="FFFFFF" w:color="auto" w:val="clear"/>
             <w:tcMar>
               <w:top w:type="dxa" w:w="60"/>
@@ -20077,7 +20244,7 @@
         </w:tc>
         <w:tc>
           <w:tcPr>
-            <w:tcW w:type="dxa" w:w="2556"/>
+            <w:tcW w:type="dxa" w:w="2300"/>
             <w:shd w:fill="F2F2F2" w:color="auto" w:val="clear"/>
             <w:tcMar>
               <w:top w:type="dxa" w:w="60"/>
@@ -20128,7 +20295,7 @@
         </w:tc>
         <w:tc>
           <w:tcPr>
-            <w:tcW w:type="dxa" w:w="2556"/>
+            <w:tcW w:type="dxa" w:w="2300"/>
             <w:shd w:fill="FFFFFF" w:color="auto" w:val="clear"/>
             <w:tcMar>
               <w:top w:type="dxa" w:w="60"/>
@@ -20194,7 +20361,7 @@
         </w:tc>
         <w:tc>
           <w:tcPr>
-            <w:tcW w:type="dxa" w:w="2556"/>
+            <w:tcW w:type="dxa" w:w="2300"/>
             <w:shd w:fill="FFFFFF" w:color="auto" w:val="clear"/>
             <w:tcMar>
               <w:top w:type="dxa" w:w="60"/>
@@ -20256,7 +20423,7 @@
             <w:pPr>
               <w:spacing w:after="20" w:before="0"/>
             </w:pPr>
-            <w:hyperlink w:history="1" r:id="rIdb2blwgqjlzpuakhuwpnhf">
+            <w:hyperlink w:history="1" r:id="rIdkvkefzp8kbuo8lwksnb3a">
               <w:r>
                 <w:rPr>
                   <w:rFonts w:ascii="Arial" w:cs="Arial" w:eastAsia="Arial" w:hAnsi="Arial"/>
@@ -20289,7 +20456,7 @@
               <w:spacing w:after="10" w:before="0"/>
               <w:ind w:left="120"/>
             </w:pPr>
-            <w:hyperlink w:history="1" r:id="rIdfuiyeqc4cdpfg7ydgt_tf">
+            <w:hyperlink w:history="1" r:id="rId124st2e38cquxa6hd9dj5">
               <w:r>
                 <w:rPr>
                   <w:rFonts w:ascii="Arial" w:cs="Arial" w:eastAsia="Arial" w:hAnsi="Arial"/>
@@ -20334,7 +20501,7 @@
             <w:pPr>
               <w:spacing w:after="20" w:before="0"/>
             </w:pPr>
-            <w:hyperlink w:history="1" r:id="rIdwvmlcr7szvpl8pf4l-tdo">
+            <w:hyperlink w:history="1" r:id="rIdj-qtfgamllcojkykcladg">
               <w:r>
                 <w:rPr>
                   <w:rFonts w:ascii="Arial" w:cs="Arial" w:eastAsia="Arial" w:hAnsi="Arial"/>
@@ -20367,7 +20534,7 @@
               <w:spacing w:after="10" w:before="0"/>
               <w:ind w:left="120"/>
             </w:pPr>
-            <w:hyperlink w:history="1" r:id="rIdzr0jjkadvsqh9zk-m80gu">
+            <w:hyperlink w:history="1" r:id="rIdluccw6mell5vyxm1tkoce">
               <w:r>
                 <w:rPr>
                   <w:rFonts w:ascii="Arial" w:cs="Arial" w:eastAsia="Arial" w:hAnsi="Arial"/>
@@ -20383,7 +20550,7 @@
         </w:tc>
         <w:tc>
           <w:tcPr>
-            <w:tcW w:type="dxa" w:w="2556"/>
+            <w:tcW w:type="dxa" w:w="3324"/>
             <w:shd w:fill="FFFFFF" w:color="auto" w:val="clear"/>
             <w:tcMar>
               <w:top w:type="dxa" w:w="60"/>
@@ -20472,7 +20639,7 @@
         </w:tc>
         <w:tc>
           <w:tcPr>
-            <w:tcW w:type="dxa" w:w="2556"/>
+            <w:tcW w:type="dxa" w:w="2300"/>
             <w:shd w:fill="F2F2F2" w:color="auto" w:val="clear"/>
             <w:tcMar>
               <w:top w:type="dxa" w:w="60"/>
@@ -20504,7 +20671,7 @@
         </w:tc>
         <w:tc>
           <w:tcPr>
-            <w:tcW w:type="dxa" w:w="2556"/>
+            <w:tcW w:type="dxa" w:w="2300"/>
             <w:shd w:fill="FFFFFF" w:color="auto" w:val="clear"/>
             <w:tcMar>
               <w:top w:type="dxa" w:w="60"/>
@@ -20570,7 +20737,7 @@
         </w:tc>
         <w:tc>
           <w:tcPr>
-            <w:tcW w:type="dxa" w:w="2556"/>
+            <w:tcW w:type="dxa" w:w="2300"/>
             <w:shd w:fill="FFFFFF" w:color="auto" w:val="clear"/>
             <w:tcMar>
               <w:top w:type="dxa" w:w="60"/>
@@ -20632,7 +20799,7 @@
             <w:pPr>
               <w:spacing w:after="20" w:before="0"/>
             </w:pPr>
-            <w:hyperlink w:history="1" r:id="rIdhbk5p6cxnzgsyih8zd9px">
+            <w:hyperlink w:history="1" r:id="rIdhsyy2u4t0bysorbcqen12">
               <w:r>
                 <w:rPr>
                   <w:rFonts w:ascii="Arial" w:cs="Arial" w:eastAsia="Arial" w:hAnsi="Arial"/>
@@ -20665,7 +20832,7 @@
               <w:spacing w:after="10" w:before="0"/>
               <w:ind w:left="120"/>
             </w:pPr>
-            <w:hyperlink w:history="1" r:id="rIdmjcck7opkkkrpgda2-21o">
+            <w:hyperlink w:history="1" r:id="rIdvfs3tzcps3llplc8zj6k_">
               <w:r>
                 <w:rPr>
                   <w:rFonts w:ascii="Arial" w:cs="Arial" w:eastAsia="Arial" w:hAnsi="Arial"/>
@@ -20710,7 +20877,7 @@
             <w:pPr>
               <w:spacing w:after="20" w:before="0"/>
             </w:pPr>
-            <w:hyperlink w:history="1" r:id="rIdad0_ejdaxnopkriqjosym">
+            <w:hyperlink w:history="1" r:id="rIdjgraywi9yzdzl-12ijy7h">
               <w:r>
                 <w:rPr>
                   <w:rFonts w:ascii="Arial" w:cs="Arial" w:eastAsia="Arial" w:hAnsi="Arial"/>
@@ -20743,7 +20910,7 @@
               <w:spacing w:after="10" w:before="0"/>
               <w:ind w:left="120"/>
             </w:pPr>
-            <w:hyperlink w:history="1" r:id="rIduzzdhwu4sq57xqs__9kbz">
+            <w:hyperlink w:history="1" r:id="rIdofhngnrxtwamawqmm3rtr">
               <w:r>
                 <w:rPr>
                   <w:rFonts w:ascii="Arial" w:cs="Arial" w:eastAsia="Arial" w:hAnsi="Arial"/>
@@ -20759,7 +20926,7 @@
         </w:tc>
         <w:tc>
           <w:tcPr>
-            <w:tcW w:type="dxa" w:w="2556"/>
+            <w:tcW w:type="dxa" w:w="3324"/>
             <w:shd w:fill="FFFFFF" w:color="auto" w:val="clear"/>
             <w:tcMar>
               <w:top w:type="dxa" w:w="60"/>
@@ -20829,7 +20996,7 @@
         </w:tc>
         <w:tc>
           <w:tcPr>
-            <w:tcW w:type="dxa" w:w="2556"/>
+            <w:tcW w:type="dxa" w:w="2300"/>
             <w:shd w:fill="F2F2F2" w:color="auto" w:val="clear"/>
             <w:tcMar>
               <w:top w:type="dxa" w:w="60"/>
@@ -20861,7 +21028,7 @@
         </w:tc>
         <w:tc>
           <w:tcPr>
-            <w:tcW w:type="dxa" w:w="2556"/>
+            <w:tcW w:type="dxa" w:w="2300"/>
             <w:shd w:fill="FFFFFF" w:color="auto" w:val="clear"/>
             <w:tcMar>
               <w:top w:type="dxa" w:w="60"/>
@@ -22402,11 +22569,11 @@
       </w:tblPr>
       <w:tblGrid>
         <w:gridCol w:w="900"/>
+        <w:gridCol w:w="2300"/>
         <w:gridCol w:w="2556"/>
-        <w:gridCol w:w="2556"/>
-        <w:gridCol w:w="2556"/>
-        <w:gridCol w:w="2556"/>
-        <w:gridCol w:w="2556"/>
+        <w:gridCol w:w="3324"/>
+        <w:gridCol w:w="2300"/>
+        <w:gridCol w:w="2300"/>
       </w:tblGrid>
       <w:tr>
         <w:tc>
@@ -22478,7 +22645,7 @@
         </w:tc>
         <w:tc>
           <w:tcPr>
-            <w:tcW w:type="dxa" w:w="2556"/>
+            <w:tcW w:type="dxa" w:w="2300"/>
             <w:shd w:fill="2E75B6" w:color="auto" w:val="clear"/>
             <w:tcMar>
               <w:top w:type="dxa" w:w="60"/>
@@ -22542,7 +22709,7 @@
         </w:tc>
         <w:tc>
           <w:tcPr>
-            <w:tcW w:type="dxa" w:w="2556"/>
+            <w:tcW w:type="dxa" w:w="3324"/>
             <w:shd w:fill="2E75B6" w:color="auto" w:val="clear"/>
             <w:tcMar>
               <w:top w:type="dxa" w:w="60"/>
@@ -22574,7 +22741,7 @@
         </w:tc>
         <w:tc>
           <w:tcPr>
-            <w:tcW w:type="dxa" w:w="2556"/>
+            <w:tcW w:type="dxa" w:w="2300"/>
             <w:shd w:fill="1F6B75" w:color="auto" w:val="clear"/>
             <w:tcMar>
               <w:top w:type="dxa" w:w="60"/>
@@ -22606,7 +22773,7 @@
         </w:tc>
         <w:tc>
           <w:tcPr>
-            <w:tcW w:type="dxa" w:w="2556"/>
+            <w:tcW w:type="dxa" w:w="2300"/>
             <w:shd w:fill="2E75B6" w:color="auto" w:val="clear"/>
             <w:tcMar>
               <w:top w:type="dxa" w:w="60"/>
@@ -22672,7 +22839,7 @@
         </w:tc>
         <w:tc>
           <w:tcPr>
-            <w:tcW w:type="dxa" w:w="2556"/>
+            <w:tcW w:type="dxa" w:w="2300"/>
             <w:shd w:fill="FFFFFF" w:color="auto" w:val="clear"/>
             <w:tcMar>
               <w:top w:type="dxa" w:w="60"/>
@@ -22734,7 +22901,7 @@
             <w:pPr>
               <w:spacing w:after="20" w:before="0"/>
             </w:pPr>
-            <w:hyperlink w:history="1" r:id="rId-lbjzwaic5ryjfajlhhr-">
+            <w:hyperlink w:history="1" r:id="rIddxpfjnhnydqocmydijzsl">
               <w:r>
                 <w:rPr>
                   <w:rFonts w:ascii="Arial" w:cs="Arial" w:eastAsia="Arial" w:hAnsi="Arial"/>
@@ -22767,7 +22934,7 @@
               <w:spacing w:after="10" w:before="0"/>
               <w:ind w:left="120"/>
             </w:pPr>
-            <w:hyperlink w:history="1" r:id="rIdtpqlxn3dq2jyafphpjkkf">
+            <w:hyperlink w:history="1" r:id="rIdvhemvxbph_vfqcdtovyhq">
               <w:r>
                 <w:rPr>
                   <w:rFonts w:ascii="Arial" w:cs="Arial" w:eastAsia="Arial" w:hAnsi="Arial"/>
@@ -22812,7 +22979,7 @@
             <w:pPr>
               <w:spacing w:after="20" w:before="0"/>
             </w:pPr>
-            <w:hyperlink w:history="1" r:id="rIdhinjblla9xx0qnd8oz_ew">
+            <w:hyperlink w:history="1" r:id="rId_sbh6dgd05knf21ci2nxt">
               <w:r>
                 <w:rPr>
                   <w:rFonts w:ascii="Arial" w:cs="Arial" w:eastAsia="Arial" w:hAnsi="Arial"/>
@@ -22845,7 +23012,7 @@
               <w:spacing w:after="10" w:before="0"/>
               <w:ind w:left="120"/>
             </w:pPr>
-            <w:hyperlink w:history="1" r:id="rIdslbzrwvuagafjaxwmp3jo">
+            <w:hyperlink w:history="1" r:id="rIdegxw5nzylaphqu-9d27hs">
               <w:r>
                 <w:rPr>
                   <w:rFonts w:ascii="Arial" w:cs="Arial" w:eastAsia="Arial" w:hAnsi="Arial"/>
@@ -22861,7 +23028,7 @@
         </w:tc>
         <w:tc>
           <w:tcPr>
-            <w:tcW w:type="dxa" w:w="2556"/>
+            <w:tcW w:type="dxa" w:w="3324"/>
             <w:shd w:fill="FFFFFF" w:color="auto" w:val="clear"/>
             <w:tcMar>
               <w:top w:type="dxa" w:w="60"/>
@@ -22931,7 +23098,7 @@
         </w:tc>
         <w:tc>
           <w:tcPr>
-            <w:tcW w:type="dxa" w:w="2556"/>
+            <w:tcW w:type="dxa" w:w="2300"/>
             <w:shd w:fill="F2F2F2" w:color="auto" w:val="clear"/>
             <w:tcMar>
               <w:top w:type="dxa" w:w="60"/>
@@ -22982,7 +23149,7 @@
         </w:tc>
         <w:tc>
           <w:tcPr>
-            <w:tcW w:type="dxa" w:w="2556"/>
+            <w:tcW w:type="dxa" w:w="2300"/>
             <w:shd w:fill="FFFFFF" w:color="auto" w:val="clear"/>
             <w:tcMar>
               <w:top w:type="dxa" w:w="60"/>
@@ -23048,7 +23215,7 @@
         </w:tc>
         <w:tc>
           <w:tcPr>
-            <w:tcW w:type="dxa" w:w="2556"/>
+            <w:tcW w:type="dxa" w:w="2300"/>
             <w:shd w:fill="FFFFFF" w:color="auto" w:val="clear"/>
             <w:tcMar>
               <w:top w:type="dxa" w:w="60"/>
@@ -23148,7 +23315,7 @@
             <w:pPr>
               <w:spacing w:after="20" w:before="0"/>
             </w:pPr>
-            <w:hyperlink w:history="1" r:id="rIdgysiicrppfgdgluuq50zv">
+            <w:hyperlink w:history="1" r:id="rIdcgdr7dbo1zznrd2lwfb6n">
               <w:r>
                 <w:rPr>
                   <w:rFonts w:ascii="Arial" w:cs="Arial" w:eastAsia="Arial" w:hAnsi="Arial"/>
@@ -23181,7 +23348,7 @@
               <w:spacing w:after="10" w:before="0"/>
               <w:ind w:left="120"/>
             </w:pPr>
-            <w:hyperlink w:history="1" r:id="rIdcwhmr64xb_soroax3x_he">
+            <w:hyperlink w:history="1" r:id="rIdj89x9gg6uuit2tqu8-fih">
               <w:r>
                 <w:rPr>
                   <w:rFonts w:ascii="Arial" w:cs="Arial" w:eastAsia="Arial" w:hAnsi="Arial"/>
@@ -23226,7 +23393,7 @@
             <w:pPr>
               <w:spacing w:after="20" w:before="0"/>
             </w:pPr>
-            <w:hyperlink w:history="1" r:id="rIdu8mspru3-tdqudckaywwb">
+            <w:hyperlink w:history="1" r:id="rIduaglw30zzlwgpzhj4v5hy">
               <w:r>
                 <w:rPr>
                   <w:rFonts w:ascii="Arial" w:cs="Arial" w:eastAsia="Arial" w:hAnsi="Arial"/>
@@ -23259,7 +23426,7 @@
               <w:spacing w:after="10" w:before="0"/>
               <w:ind w:left="120"/>
             </w:pPr>
-            <w:hyperlink w:history="1" r:id="rId0hamf79vlnn_rdbjir99h">
+            <w:hyperlink w:history="1" r:id="rIdbwbaxitcyaycozcmpnhmn">
               <w:r>
                 <w:rPr>
                   <w:rFonts w:ascii="Arial" w:cs="Arial" w:eastAsia="Arial" w:hAnsi="Arial"/>
@@ -23275,7 +23442,7 @@
         </w:tc>
         <w:tc>
           <w:tcPr>
-            <w:tcW w:type="dxa" w:w="2556"/>
+            <w:tcW w:type="dxa" w:w="3324"/>
             <w:shd w:fill="FFFFFF" w:color="auto" w:val="clear"/>
             <w:tcMar>
               <w:top w:type="dxa" w:w="60"/>
@@ -23345,7 +23512,7 @@
         </w:tc>
         <w:tc>
           <w:tcPr>
-            <w:tcW w:type="dxa" w:w="2556"/>
+            <w:tcW w:type="dxa" w:w="2300"/>
             <w:shd w:fill="F2F2F2" w:color="auto" w:val="clear"/>
             <w:tcMar>
               <w:top w:type="dxa" w:w="60"/>
@@ -23396,7 +23563,7 @@
         </w:tc>
         <w:tc>
           <w:tcPr>
-            <w:tcW w:type="dxa" w:w="2556"/>
+            <w:tcW w:type="dxa" w:w="2300"/>
             <w:shd w:fill="FFFFFF" w:color="auto" w:val="clear"/>
             <w:tcMar>
               <w:top w:type="dxa" w:w="60"/>
@@ -23462,7 +23629,7 @@
         </w:tc>
         <w:tc>
           <w:tcPr>
-            <w:tcW w:type="dxa" w:w="2556"/>
+            <w:tcW w:type="dxa" w:w="2300"/>
             <w:shd w:fill="FFFFFF" w:color="auto" w:val="clear"/>
             <w:tcMar>
               <w:top w:type="dxa" w:w="60"/>
@@ -23524,7 +23691,7 @@
             <w:pPr>
               <w:spacing w:after="20" w:before="0"/>
             </w:pPr>
-            <w:hyperlink w:history="1" r:id="rIdntiv9rjz4elqybfxtkwfw">
+            <w:hyperlink w:history="1" r:id="rIdchaigredtyguijjjlipn6">
               <w:r>
                 <w:rPr>
                   <w:rFonts w:ascii="Arial" w:cs="Arial" w:eastAsia="Arial" w:hAnsi="Arial"/>
@@ -23557,7 +23724,7 @@
               <w:spacing w:after="10" w:before="0"/>
               <w:ind w:left="120"/>
             </w:pPr>
-            <w:hyperlink w:history="1" r:id="rIdsiooounfpysoci8fodv6z">
+            <w:hyperlink w:history="1" r:id="rIdolmxjurbncbgwkc9yijxr">
               <w:r>
                 <w:rPr>
                   <w:rFonts w:ascii="Arial" w:cs="Arial" w:eastAsia="Arial" w:hAnsi="Arial"/>
@@ -23602,7 +23769,7 @@
             <w:pPr>
               <w:spacing w:after="20" w:before="0"/>
             </w:pPr>
-            <w:hyperlink w:history="1" r:id="rId4fhlhs6k_yf61pqx3j21n">
+            <w:hyperlink w:history="1" r:id="rIdwwb5xqmpfqpf9lkgwwaxr">
               <w:r>
                 <w:rPr>
                   <w:rFonts w:ascii="Arial" w:cs="Arial" w:eastAsia="Arial" w:hAnsi="Arial"/>
@@ -23635,7 +23802,7 @@
               <w:spacing w:after="10" w:before="0"/>
               <w:ind w:left="120"/>
             </w:pPr>
-            <w:hyperlink w:history="1" r:id="rIddwjvhutwsupogpgo6gamj">
+            <w:hyperlink w:history="1" r:id="rIdtzvgwjbcjmisrsoe_hvwf">
               <w:r>
                 <w:rPr>
                   <w:rFonts w:ascii="Arial" w:cs="Arial" w:eastAsia="Arial" w:hAnsi="Arial"/>
@@ -23651,7 +23818,7 @@
         </w:tc>
         <w:tc>
           <w:tcPr>
-            <w:tcW w:type="dxa" w:w="2556"/>
+            <w:tcW w:type="dxa" w:w="3324"/>
             <w:shd w:fill="FFFFFF" w:color="auto" w:val="clear"/>
             <w:tcMar>
               <w:top w:type="dxa" w:w="60"/>
@@ -23721,7 +23888,7 @@
         </w:tc>
         <w:tc>
           <w:tcPr>
-            <w:tcW w:type="dxa" w:w="2556"/>
+            <w:tcW w:type="dxa" w:w="2300"/>
             <w:shd w:fill="F2F2F2" w:color="auto" w:val="clear"/>
             <w:tcMar>
               <w:top w:type="dxa" w:w="60"/>
@@ -23772,7 +23939,7 @@
         </w:tc>
         <w:tc>
           <w:tcPr>
-            <w:tcW w:type="dxa" w:w="2556"/>
+            <w:tcW w:type="dxa" w:w="2300"/>
             <w:shd w:fill="FFFFFF" w:color="auto" w:val="clear"/>
             <w:tcMar>
               <w:top w:type="dxa" w:w="60"/>
@@ -23838,7 +24005,7 @@
         </w:tc>
         <w:tc>
           <w:tcPr>
-            <w:tcW w:type="dxa" w:w="2556"/>
+            <w:tcW w:type="dxa" w:w="2300"/>
             <w:shd w:fill="FFFFFF" w:color="auto" w:val="clear"/>
             <w:tcMar>
               <w:top w:type="dxa" w:w="60"/>
@@ -23900,7 +24067,7 @@
             <w:pPr>
               <w:spacing w:after="20" w:before="0"/>
             </w:pPr>
-            <w:hyperlink w:history="1" r:id="rId33a4qvsstwms01fprqpmb">
+            <w:hyperlink w:history="1" r:id="rIdbvid3td7jupjvu448gfhj">
               <w:r>
                 <w:rPr>
                   <w:rFonts w:ascii="Arial" w:cs="Arial" w:eastAsia="Arial" w:hAnsi="Arial"/>
@@ -23933,7 +24100,7 @@
               <w:spacing w:after="10" w:before="0"/>
               <w:ind w:left="120"/>
             </w:pPr>
-            <w:hyperlink w:history="1" r:id="rIdy5iii23omfvotd8oznwxh">
+            <w:hyperlink w:history="1" r:id="rIdgvqnl5rqv-bkzzb1lmacz">
               <w:r>
                 <w:rPr>
                   <w:rFonts w:ascii="Arial" w:cs="Arial" w:eastAsia="Arial" w:hAnsi="Arial"/>
@@ -23978,7 +24145,7 @@
             <w:pPr>
               <w:spacing w:after="20" w:before="0"/>
             </w:pPr>
-            <w:hyperlink w:history="1" r:id="rIdsdzhrnv3hmwjgcqiz18ji">
+            <w:hyperlink w:history="1" r:id="rIdoqhgri8dfrxzogkk1iu7i">
               <w:r>
                 <w:rPr>
                   <w:rFonts w:ascii="Arial" w:cs="Arial" w:eastAsia="Arial" w:hAnsi="Arial"/>
@@ -24011,7 +24178,7 @@
               <w:spacing w:after="10" w:before="0"/>
               <w:ind w:left="120"/>
             </w:pPr>
-            <w:hyperlink w:history="1" r:id="rId4xpjqnbk5kzqutwhusjvx">
+            <w:hyperlink w:history="1" r:id="rIdsxwgyjzlyngezg2f6wbu8">
               <w:r>
                 <w:rPr>
                   <w:rFonts w:ascii="Arial" w:cs="Arial" w:eastAsia="Arial" w:hAnsi="Arial"/>
@@ -24027,7 +24194,7 @@
         </w:tc>
         <w:tc>
           <w:tcPr>
-            <w:tcW w:type="dxa" w:w="2556"/>
+            <w:tcW w:type="dxa" w:w="3324"/>
             <w:shd w:fill="FFFFFF" w:color="auto" w:val="clear"/>
             <w:tcMar>
               <w:top w:type="dxa" w:w="60"/>
@@ -24078,7 +24245,7 @@
         </w:tc>
         <w:tc>
           <w:tcPr>
-            <w:tcW w:type="dxa" w:w="2556"/>
+            <w:tcW w:type="dxa" w:w="2300"/>
             <w:shd w:fill="F2F2F2" w:color="auto" w:val="clear"/>
             <w:tcMar>
               <w:top w:type="dxa" w:w="60"/>
@@ -24110,7 +24277,7 @@
         </w:tc>
         <w:tc>
           <w:tcPr>
-            <w:tcW w:type="dxa" w:w="2556"/>
+            <w:tcW w:type="dxa" w:w="2300"/>
             <w:shd w:fill="FFFFFF" w:color="auto" w:val="clear"/>
             <w:tcMar>
               <w:top w:type="dxa" w:w="60"/>
@@ -24176,7 +24343,7 @@
         </w:tc>
         <w:tc>
           <w:tcPr>
-            <w:tcW w:type="dxa" w:w="2556"/>
+            <w:tcW w:type="dxa" w:w="2300"/>
             <w:shd w:fill="FFFFFF" w:color="auto" w:val="clear"/>
             <w:tcMar>
               <w:top w:type="dxa" w:w="60"/>
@@ -24238,7 +24405,7 @@
             <w:pPr>
               <w:spacing w:after="20" w:before="0"/>
             </w:pPr>
-            <w:hyperlink w:history="1" r:id="rIdu4hcwm9q5fyanaao7qdij">
+            <w:hyperlink w:history="1" r:id="rIdtqabbeghz41-aqpqmgqng">
               <w:r>
                 <w:rPr>
                   <w:rFonts w:ascii="Arial" w:cs="Arial" w:eastAsia="Arial" w:hAnsi="Arial"/>
@@ -24271,7 +24438,7 @@
               <w:spacing w:after="10" w:before="0"/>
               <w:ind w:left="120"/>
             </w:pPr>
-            <w:hyperlink w:history="1" r:id="rIdhmlj4-sthgxepasmx0b64">
+            <w:hyperlink w:history="1" r:id="rId7at6a0fy6xlkplsaxnpuj">
               <w:r>
                 <w:rPr>
                   <w:rFonts w:ascii="Arial" w:cs="Arial" w:eastAsia="Arial" w:hAnsi="Arial"/>
@@ -24316,7 +24483,7 @@
             <w:pPr>
               <w:spacing w:after="20" w:before="0"/>
             </w:pPr>
-            <w:hyperlink w:history="1" r:id="rIduhfxh17jsf7pqgfe823dh">
+            <w:hyperlink w:history="1" r:id="rIdba-svvf2-b1qfbr5rhlqe">
               <w:r>
                 <w:rPr>
                   <w:rFonts w:ascii="Arial" w:cs="Arial" w:eastAsia="Arial" w:hAnsi="Arial"/>
@@ -24349,7 +24516,7 @@
               <w:spacing w:after="10" w:before="0"/>
               <w:ind w:left="120"/>
             </w:pPr>
-            <w:hyperlink w:history="1" r:id="rIdkg2ikvt48tiut7dt-4sy4">
+            <w:hyperlink w:history="1" r:id="rIdmcjlcjm4mu1t6mzmge0lk">
               <w:r>
                 <w:rPr>
                   <w:rFonts w:ascii="Arial" w:cs="Arial" w:eastAsia="Arial" w:hAnsi="Arial"/>
@@ -24365,7 +24532,7 @@
         </w:tc>
         <w:tc>
           <w:tcPr>
-            <w:tcW w:type="dxa" w:w="2556"/>
+            <w:tcW w:type="dxa" w:w="3324"/>
             <w:shd w:fill="FFFFFF" w:color="auto" w:val="clear"/>
             <w:tcMar>
               <w:top w:type="dxa" w:w="60"/>
@@ -24435,7 +24602,7 @@
         </w:tc>
         <w:tc>
           <w:tcPr>
-            <w:tcW w:type="dxa" w:w="2556"/>
+            <w:tcW w:type="dxa" w:w="2300"/>
             <w:shd w:fill="F2F2F2" w:color="auto" w:val="clear"/>
             <w:tcMar>
               <w:top w:type="dxa" w:w="60"/>
@@ -24467,7 +24634,7 @@
         </w:tc>
         <w:tc>
           <w:tcPr>
-            <w:tcW w:type="dxa" w:w="2556"/>
+            <w:tcW w:type="dxa" w:w="2300"/>
             <w:shd w:fill="FFFFFF" w:color="auto" w:val="clear"/>
             <w:tcMar>
               <w:top w:type="dxa" w:w="60"/>
@@ -26069,11 +26236,11 @@
       </w:tblPr>
       <w:tblGrid>
         <w:gridCol w:w="900"/>
+        <w:gridCol w:w="2300"/>
         <w:gridCol w:w="2556"/>
-        <w:gridCol w:w="2556"/>
-        <w:gridCol w:w="2556"/>
-        <w:gridCol w:w="2556"/>
-        <w:gridCol w:w="2556"/>
+        <w:gridCol w:w="3324"/>
+        <w:gridCol w:w="2300"/>
+        <w:gridCol w:w="2300"/>
       </w:tblGrid>
       <w:tr>
         <w:tc>
@@ -26145,7 +26312,7 @@
         </w:tc>
         <w:tc>
           <w:tcPr>
-            <w:tcW w:type="dxa" w:w="2556"/>
+            <w:tcW w:type="dxa" w:w="2300"/>
             <w:shd w:fill="2E75B6" w:color="auto" w:val="clear"/>
             <w:tcMar>
               <w:top w:type="dxa" w:w="60"/>
@@ -26209,7 +26376,7 @@
         </w:tc>
         <w:tc>
           <w:tcPr>
-            <w:tcW w:type="dxa" w:w="2556"/>
+            <w:tcW w:type="dxa" w:w="3324"/>
             <w:shd w:fill="2E75B6" w:color="auto" w:val="clear"/>
             <w:tcMar>
               <w:top w:type="dxa" w:w="60"/>
@@ -26241,7 +26408,7 @@
         </w:tc>
         <w:tc>
           <w:tcPr>
-            <w:tcW w:type="dxa" w:w="2556"/>
+            <w:tcW w:type="dxa" w:w="2300"/>
             <w:shd w:fill="1F6B75" w:color="auto" w:val="clear"/>
             <w:tcMar>
               <w:top w:type="dxa" w:w="60"/>
@@ -26273,7 +26440,7 @@
         </w:tc>
         <w:tc>
           <w:tcPr>
-            <w:tcW w:type="dxa" w:w="2556"/>
+            <w:tcW w:type="dxa" w:w="2300"/>
             <w:shd w:fill="2E75B6" w:color="auto" w:val="clear"/>
             <w:tcMar>
               <w:top w:type="dxa" w:w="60"/>
@@ -26339,7 +26506,7 @@
         </w:tc>
         <w:tc>
           <w:tcPr>
-            <w:tcW w:type="dxa" w:w="2556"/>
+            <w:tcW w:type="dxa" w:w="2300"/>
             <w:shd w:fill="FFFFFF" w:color="auto" w:val="clear"/>
             <w:tcMar>
               <w:top w:type="dxa" w:w="60"/>
@@ -26401,7 +26568,7 @@
             <w:pPr>
               <w:spacing w:after="20" w:before="0"/>
             </w:pPr>
-            <w:hyperlink w:history="1" r:id="rIde3k_ev2lovkivta0syonj">
+            <w:hyperlink w:history="1" r:id="rIdh2ts7nip-5kl9piuleivn">
               <w:r>
                 <w:rPr>
                   <w:rFonts w:ascii="Arial" w:cs="Arial" w:eastAsia="Arial" w:hAnsi="Arial"/>
@@ -26434,7 +26601,7 @@
               <w:spacing w:after="10" w:before="0"/>
               <w:ind w:left="120"/>
             </w:pPr>
-            <w:hyperlink w:history="1" r:id="rIdtff8504hiyntkqnn-balr">
+            <w:hyperlink w:history="1" r:id="rIdqrh0ev27f72x9sghova_w">
               <w:r>
                 <w:rPr>
                   <w:rFonts w:ascii="Arial" w:cs="Arial" w:eastAsia="Arial" w:hAnsi="Arial"/>
@@ -26479,7 +26646,7 @@
             <w:pPr>
               <w:spacing w:after="20" w:before="0"/>
             </w:pPr>
-            <w:hyperlink w:history="1" r:id="rIdnjdobqrepk_rkjggqu9pj">
+            <w:hyperlink w:history="1" r:id="rId4xlhyzykwofmxm4u11waj">
               <w:r>
                 <w:rPr>
                   <w:rFonts w:ascii="Arial" w:cs="Arial" w:eastAsia="Arial" w:hAnsi="Arial"/>
@@ -26512,7 +26679,7 @@
               <w:spacing w:after="10" w:before="0"/>
               <w:ind w:left="120"/>
             </w:pPr>
-            <w:hyperlink w:history="1" r:id="rId_-jm7eirx2klw-rjpjgh5">
+            <w:hyperlink w:history="1" r:id="rIdvi6dyohd5-41hlojyzrwz">
               <w:r>
                 <w:rPr>
                   <w:rFonts w:ascii="Arial" w:cs="Arial" w:eastAsia="Arial" w:hAnsi="Arial"/>
@@ -26528,7 +26695,7 @@
         </w:tc>
         <w:tc>
           <w:tcPr>
-            <w:tcW w:type="dxa" w:w="2556"/>
+            <w:tcW w:type="dxa" w:w="3324"/>
             <w:shd w:fill="FFFFFF" w:color="auto" w:val="clear"/>
             <w:tcMar>
               <w:top w:type="dxa" w:w="60"/>
@@ -26598,7 +26765,7 @@
         </w:tc>
         <w:tc>
           <w:tcPr>
-            <w:tcW w:type="dxa" w:w="2556"/>
+            <w:tcW w:type="dxa" w:w="2300"/>
             <w:shd w:fill="F2F2F2" w:color="auto" w:val="clear"/>
             <w:tcMar>
               <w:top w:type="dxa" w:w="60"/>
@@ -26649,7 +26816,7 @@
         </w:tc>
         <w:tc>
           <w:tcPr>
-            <w:tcW w:type="dxa" w:w="2556"/>
+            <w:tcW w:type="dxa" w:w="2300"/>
             <w:shd w:fill="FFFFFF" w:color="auto" w:val="clear"/>
             <w:tcMar>
               <w:top w:type="dxa" w:w="60"/>
@@ -26715,7 +26882,7 @@
         </w:tc>
         <w:tc>
           <w:tcPr>
-            <w:tcW w:type="dxa" w:w="2556"/>
+            <w:tcW w:type="dxa" w:w="2300"/>
             <w:shd w:fill="FFFFFF" w:color="auto" w:val="clear"/>
             <w:tcMar>
               <w:top w:type="dxa" w:w="60"/>
@@ -26796,7 +26963,7 @@
             <w:pPr>
               <w:spacing w:after="20" w:before="0"/>
             </w:pPr>
-            <w:hyperlink w:history="1" r:id="rIdcb_zap6pq53gx0hym_qih">
+            <w:hyperlink w:history="1" r:id="rIdb2mevgm5vw-_q8nmhlh0p">
               <w:r>
                 <w:rPr>
                   <w:rFonts w:ascii="Arial" w:cs="Arial" w:eastAsia="Arial" w:hAnsi="Arial"/>
@@ -26829,7 +26996,7 @@
               <w:spacing w:after="10" w:before="0"/>
               <w:ind w:left="120"/>
             </w:pPr>
-            <w:hyperlink w:history="1" r:id="rIdolzksuh3-k4eig4hbvru9">
+            <w:hyperlink w:history="1" r:id="rId53bsa4hxzmcio81fhgdum">
               <w:r>
                 <w:rPr>
                   <w:rFonts w:ascii="Arial" w:cs="Arial" w:eastAsia="Arial" w:hAnsi="Arial"/>
@@ -26874,7 +27041,7 @@
             <w:pPr>
               <w:spacing w:after="20" w:before="0"/>
             </w:pPr>
-            <w:hyperlink w:history="1" r:id="rId1z41-gdaouuebplbbwuph">
+            <w:hyperlink w:history="1" r:id="rId-jesixzh-kqqec60uezvu">
               <w:r>
                 <w:rPr>
                   <w:rFonts w:ascii="Arial" w:cs="Arial" w:eastAsia="Arial" w:hAnsi="Arial"/>
@@ -26907,7 +27074,7 @@
               <w:spacing w:after="10" w:before="0"/>
               <w:ind w:left="120"/>
             </w:pPr>
-            <w:hyperlink w:history="1" r:id="rIdy_jiq1gbx3tkvzpr0js8t">
+            <w:hyperlink w:history="1" r:id="rIdmiwnmar7svzn7w5evacjh">
               <w:r>
                 <w:rPr>
                   <w:rFonts w:ascii="Arial" w:cs="Arial" w:eastAsia="Arial" w:hAnsi="Arial"/>
@@ -26923,7 +27090,7 @@
         </w:tc>
         <w:tc>
           <w:tcPr>
-            <w:tcW w:type="dxa" w:w="2556"/>
+            <w:tcW w:type="dxa" w:w="3324"/>
             <w:shd w:fill="FFFFFF" w:color="auto" w:val="clear"/>
             <w:tcMar>
               <w:top w:type="dxa" w:w="60"/>
@@ -26993,7 +27160,7 @@
         </w:tc>
         <w:tc>
           <w:tcPr>
-            <w:tcW w:type="dxa" w:w="2556"/>
+            <w:tcW w:type="dxa" w:w="2300"/>
             <w:shd w:fill="F2F2F2" w:color="auto" w:val="clear"/>
             <w:tcMar>
               <w:top w:type="dxa" w:w="60"/>
@@ -27025,7 +27192,7 @@
         </w:tc>
         <w:tc>
           <w:tcPr>
-            <w:tcW w:type="dxa" w:w="2556"/>
+            <w:tcW w:type="dxa" w:w="2300"/>
             <w:shd w:fill="FFFFFF" w:color="auto" w:val="clear"/>
             <w:tcMar>
               <w:top w:type="dxa" w:w="60"/>
@@ -27110,7 +27277,7 @@
         </w:tc>
         <w:tc>
           <w:tcPr>
-            <w:tcW w:type="dxa" w:w="2556"/>
+            <w:tcW w:type="dxa" w:w="2300"/>
             <w:shd w:fill="FFFFFF" w:color="auto" w:val="clear"/>
             <w:tcMar>
               <w:top w:type="dxa" w:w="60"/>
@@ -27172,7 +27339,7 @@
             <w:pPr>
               <w:spacing w:after="20" w:before="0"/>
             </w:pPr>
-            <w:hyperlink w:history="1" r:id="rId3fi1jat0fapaualkqvd3j">
+            <w:hyperlink w:history="1" r:id="rIdkatprj738fjhljsxehemy">
               <w:r>
                 <w:rPr>
                   <w:rFonts w:ascii="Arial" w:cs="Arial" w:eastAsia="Arial" w:hAnsi="Arial"/>
@@ -27205,7 +27372,7 @@
               <w:spacing w:after="10" w:before="0"/>
               <w:ind w:left="120"/>
             </w:pPr>
-            <w:hyperlink w:history="1" r:id="rIdbwn357s7gpr8pslrggkpj">
+            <w:hyperlink w:history="1" r:id="rIdms9uabehr_h13tz0h2qkd">
               <w:r>
                 <w:rPr>
                   <w:rFonts w:ascii="Arial" w:cs="Arial" w:eastAsia="Arial" w:hAnsi="Arial"/>
@@ -27250,7 +27417,7 @@
             <w:pPr>
               <w:spacing w:after="20" w:before="0"/>
             </w:pPr>
-            <w:hyperlink w:history="1" r:id="rIdumms-vpsfjet9o83covkt">
+            <w:hyperlink w:history="1" r:id="rIdlgb8de0gftlgjssxcyva0">
               <w:r>
                 <w:rPr>
                   <w:rFonts w:ascii="Arial" w:cs="Arial" w:eastAsia="Arial" w:hAnsi="Arial"/>
@@ -27283,7 +27450,7 @@
               <w:spacing w:after="10" w:before="0"/>
               <w:ind w:left="120"/>
             </w:pPr>
-            <w:hyperlink w:history="1" r:id="rIdq2myqb9l81kbthihmiww1">
+            <w:hyperlink w:history="1" r:id="rId5kp3xv0vo0kfxeot1soxw">
               <w:r>
                 <w:rPr>
                   <w:rFonts w:ascii="Arial" w:cs="Arial" w:eastAsia="Arial" w:hAnsi="Arial"/>
@@ -27299,7 +27466,7 @@
         </w:tc>
         <w:tc>
           <w:tcPr>
-            <w:tcW w:type="dxa" w:w="2556"/>
+            <w:tcW w:type="dxa" w:w="3324"/>
             <w:shd w:fill="FFFFFF" w:color="auto" w:val="clear"/>
             <w:tcMar>
               <w:top w:type="dxa" w:w="60"/>
@@ -27369,7 +27536,7 @@
         </w:tc>
         <w:tc>
           <w:tcPr>
-            <w:tcW w:type="dxa" w:w="2556"/>
+            <w:tcW w:type="dxa" w:w="2300"/>
             <w:shd w:fill="F2F2F2" w:color="auto" w:val="clear"/>
             <w:tcMar>
               <w:top w:type="dxa" w:w="60"/>
@@ -27401,7 +27568,7 @@
         </w:tc>
         <w:tc>
           <w:tcPr>
-            <w:tcW w:type="dxa" w:w="2556"/>
+            <w:tcW w:type="dxa" w:w="2300"/>
             <w:shd w:fill="FFFFFF" w:color="auto" w:val="clear"/>
             <w:tcMar>
               <w:top w:type="dxa" w:w="60"/>
@@ -27486,7 +27653,7 @@
         </w:tc>
         <w:tc>
           <w:tcPr>
-            <w:tcW w:type="dxa" w:w="2556"/>
+            <w:tcW w:type="dxa" w:w="2300"/>
             <w:shd w:fill="FFFFFF" w:color="auto" w:val="clear"/>
             <w:tcMar>
               <w:top w:type="dxa" w:w="60"/>
@@ -27548,7 +27715,7 @@
             <w:pPr>
               <w:spacing w:after="20" w:before="0"/>
             </w:pPr>
-            <w:hyperlink w:history="1" r:id="rId17pgz_yafputrezayyto4">
+            <w:hyperlink w:history="1" r:id="rId8vjo7qz7mc2wso_hxqtre">
               <w:r>
                 <w:rPr>
                   <w:rFonts w:ascii="Arial" w:cs="Arial" w:eastAsia="Arial" w:hAnsi="Arial"/>
@@ -27581,7 +27748,7 @@
               <w:spacing w:after="10" w:before="0"/>
               <w:ind w:left="120"/>
             </w:pPr>
-            <w:hyperlink w:history="1" r:id="rIdhiqrlkcbdfpkwkd_oedjx">
+            <w:hyperlink w:history="1" r:id="rId3iyolxlkze5l1ihgclecy">
               <w:r>
                 <w:rPr>
                   <w:rFonts w:ascii="Arial" w:cs="Arial" w:eastAsia="Arial" w:hAnsi="Arial"/>
@@ -27626,7 +27793,7 @@
             <w:pPr>
               <w:spacing w:after="20" w:before="0"/>
             </w:pPr>
-            <w:hyperlink w:history="1" r:id="rIdbake2moiim6jt_xi0ihsm">
+            <w:hyperlink w:history="1" r:id="rIdfkpfypykvavl6kaaraqwr">
               <w:r>
                 <w:rPr>
                   <w:rFonts w:ascii="Arial" w:cs="Arial" w:eastAsia="Arial" w:hAnsi="Arial"/>
@@ -27659,7 +27826,7 @@
               <w:spacing w:after="10" w:before="0"/>
               <w:ind w:left="120"/>
             </w:pPr>
-            <w:hyperlink w:history="1" r:id="rId_ucnkvj-9urbw7-yn2dtb">
+            <w:hyperlink w:history="1" r:id="rIdc5i-epvpbihla50pjawfo">
               <w:r>
                 <w:rPr>
                   <w:rFonts w:ascii="Arial" w:cs="Arial" w:eastAsia="Arial" w:hAnsi="Arial"/>
@@ -27675,7 +27842,7 @@
         </w:tc>
         <w:tc>
           <w:tcPr>
-            <w:tcW w:type="dxa" w:w="2556"/>
+            <w:tcW w:type="dxa" w:w="3324"/>
             <w:shd w:fill="FFFFFF" w:color="auto" w:val="clear"/>
             <w:tcMar>
               <w:top w:type="dxa" w:w="60"/>
@@ -27745,7 +27912,7 @@
         </w:tc>
         <w:tc>
           <w:tcPr>
-            <w:tcW w:type="dxa" w:w="2556"/>
+            <w:tcW w:type="dxa" w:w="2300"/>
             <w:shd w:fill="F2F2F2" w:color="auto" w:val="clear"/>
             <w:tcMar>
               <w:top w:type="dxa" w:w="60"/>
@@ -27796,7 +27963,7 @@
         </w:tc>
         <w:tc>
           <w:tcPr>
-            <w:tcW w:type="dxa" w:w="2556"/>
+            <w:tcW w:type="dxa" w:w="2300"/>
             <w:shd w:fill="FFFFFF" w:color="auto" w:val="clear"/>
             <w:tcMar>
               <w:top w:type="dxa" w:w="60"/>
@@ -27881,7 +28048,7 @@
         </w:tc>
         <w:tc>
           <w:tcPr>
-            <w:tcW w:type="dxa" w:w="2556"/>
+            <w:tcW w:type="dxa" w:w="2300"/>
             <w:shd w:fill="FFFFFF" w:color="auto" w:val="clear"/>
             <w:tcMar>
               <w:top w:type="dxa" w:w="60"/>
@@ -27943,7 +28110,7 @@
             <w:pPr>
               <w:spacing w:after="20" w:before="0"/>
             </w:pPr>
-            <w:hyperlink w:history="1" r:id="rIdz9iqsim7rql7l2njzotkg">
+            <w:hyperlink w:history="1" r:id="rIdvhsysmd_st_jx3kjz9iaw">
               <w:r>
                 <w:rPr>
                   <w:rFonts w:ascii="Arial" w:cs="Arial" w:eastAsia="Arial" w:hAnsi="Arial"/>
@@ -27976,7 +28143,7 @@
               <w:spacing w:after="10" w:before="0"/>
               <w:ind w:left="120"/>
             </w:pPr>
-            <w:hyperlink w:history="1" r:id="rIdakdr4ibupjs_6ka1kxubm">
+            <w:hyperlink w:history="1" r:id="rId8xmofhqpmz9swasg6pjnm">
               <w:r>
                 <w:rPr>
                   <w:rFonts w:ascii="Arial" w:cs="Arial" w:eastAsia="Arial" w:hAnsi="Arial"/>
@@ -28021,7 +28188,7 @@
             <w:pPr>
               <w:spacing w:after="20" w:before="0"/>
             </w:pPr>
-            <w:hyperlink w:history="1" r:id="rIdghz1uus_stgzcgakz5vcy">
+            <w:hyperlink w:history="1" r:id="rId_sheaerdzl1qbshm8uei0">
               <w:r>
                 <w:rPr>
                   <w:rFonts w:ascii="Arial" w:cs="Arial" w:eastAsia="Arial" w:hAnsi="Arial"/>
@@ -28054,7 +28221,7 @@
               <w:spacing w:after="10" w:before="0"/>
               <w:ind w:left="120"/>
             </w:pPr>
-            <w:hyperlink w:history="1" r:id="rIdn7xrhgffb8sx20rskn9nl">
+            <w:hyperlink w:history="1" r:id="rIdedi4styhfasqmuvxvhzfk">
               <w:r>
                 <w:rPr>
                   <w:rFonts w:ascii="Arial" w:cs="Arial" w:eastAsia="Arial" w:hAnsi="Arial"/>
@@ -28070,7 +28237,7 @@
         </w:tc>
         <w:tc>
           <w:tcPr>
-            <w:tcW w:type="dxa" w:w="2556"/>
+            <w:tcW w:type="dxa" w:w="3324"/>
             <w:shd w:fill="FFFFFF" w:color="auto" w:val="clear"/>
             <w:tcMar>
               <w:top w:type="dxa" w:w="60"/>
@@ -28121,7 +28288,7 @@
         </w:tc>
         <w:tc>
           <w:tcPr>
-            <w:tcW w:type="dxa" w:w="2556"/>
+            <w:tcW w:type="dxa" w:w="2300"/>
             <w:shd w:fill="F2F2F2" w:color="auto" w:val="clear"/>
             <w:tcMar>
               <w:top w:type="dxa" w:w="60"/>
@@ -28153,7 +28320,7 @@
         </w:tc>
         <w:tc>
           <w:tcPr>
-            <w:tcW w:type="dxa" w:w="2556"/>
+            <w:tcW w:type="dxa" w:w="2300"/>
             <w:shd w:fill="FFFFFF" w:color="auto" w:val="clear"/>
             <w:tcMar>
               <w:top w:type="dxa" w:w="60"/>
@@ -29713,11 +29880,11 @@
       </w:tblPr>
       <w:tblGrid>
         <w:gridCol w:w="900"/>
+        <w:gridCol w:w="2300"/>
         <w:gridCol w:w="2556"/>
-        <w:gridCol w:w="2556"/>
-        <w:gridCol w:w="2556"/>
-        <w:gridCol w:w="2556"/>
-        <w:gridCol w:w="2556"/>
+        <w:gridCol w:w="3324"/>
+        <w:gridCol w:w="2300"/>
+        <w:gridCol w:w="2300"/>
       </w:tblGrid>
       <w:tr>
         <w:tc>
@@ -29789,7 +29956,7 @@
         </w:tc>
         <w:tc>
           <w:tcPr>
-            <w:tcW w:type="dxa" w:w="2556"/>
+            <w:tcW w:type="dxa" w:w="2300"/>
             <w:shd w:fill="2E75B6" w:color="auto" w:val="clear"/>
             <w:tcMar>
               <w:top w:type="dxa" w:w="60"/>
@@ -29853,7 +30020,7 @@
         </w:tc>
         <w:tc>
           <w:tcPr>
-            <w:tcW w:type="dxa" w:w="2556"/>
+            <w:tcW w:type="dxa" w:w="3324"/>
             <w:shd w:fill="2E75B6" w:color="auto" w:val="clear"/>
             <w:tcMar>
               <w:top w:type="dxa" w:w="60"/>
@@ -29885,7 +30052,7 @@
         </w:tc>
         <w:tc>
           <w:tcPr>
-            <w:tcW w:type="dxa" w:w="2556"/>
+            <w:tcW w:type="dxa" w:w="2300"/>
             <w:shd w:fill="1F6B75" w:color="auto" w:val="clear"/>
             <w:tcMar>
               <w:top w:type="dxa" w:w="60"/>
@@ -29917,7 +30084,7 @@
         </w:tc>
         <w:tc>
           <w:tcPr>
-            <w:tcW w:type="dxa" w:w="2556"/>
+            <w:tcW w:type="dxa" w:w="2300"/>
             <w:shd w:fill="2E75B6" w:color="auto" w:val="clear"/>
             <w:tcMar>
               <w:top w:type="dxa" w:w="60"/>
@@ -29983,7 +30150,7 @@
         </w:tc>
         <w:tc>
           <w:tcPr>
-            <w:tcW w:type="dxa" w:w="2556"/>
+            <w:tcW w:type="dxa" w:w="2300"/>
             <w:shd w:fill="FFFFFF" w:color="auto" w:val="clear"/>
             <w:tcMar>
               <w:top w:type="dxa" w:w="60"/>
@@ -30045,7 +30212,7 @@
             <w:pPr>
               <w:spacing w:after="20" w:before="0"/>
             </w:pPr>
-            <w:hyperlink w:history="1" r:id="rIdpnlu__vsnnc1hlndp9yck">
+            <w:hyperlink w:history="1" r:id="rIdcqfzz0acpxn-oalglvju5">
               <w:r>
                 <w:rPr>
                   <w:rFonts w:ascii="Arial" w:cs="Arial" w:eastAsia="Arial" w:hAnsi="Arial"/>
@@ -30078,7 +30245,7 @@
               <w:spacing w:after="10" w:before="0"/>
               <w:ind w:left="120"/>
             </w:pPr>
-            <w:hyperlink w:history="1" r:id="rIdv01nlcoecu6ropna7d7-s">
+            <w:hyperlink w:history="1" r:id="rId8dbf0pdj5d0xzpywsyzpc">
               <w:r>
                 <w:rPr>
                   <w:rFonts w:ascii="Arial" w:cs="Arial" w:eastAsia="Arial" w:hAnsi="Arial"/>
@@ -30123,7 +30290,7 @@
             <w:pPr>
               <w:spacing w:after="20" w:before="0"/>
             </w:pPr>
-            <w:hyperlink w:history="1" r:id="rIdmx8yvrdd3ybznwmdtismp">
+            <w:hyperlink w:history="1" r:id="rIddwfmx48_-vqscg1kwugfc">
               <w:r>
                 <w:rPr>
                   <w:rFonts w:ascii="Arial" w:cs="Arial" w:eastAsia="Arial" w:hAnsi="Arial"/>
@@ -30156,7 +30323,7 @@
               <w:spacing w:after="10" w:before="0"/>
               <w:ind w:left="120"/>
             </w:pPr>
-            <w:hyperlink w:history="1" r:id="rIdulxdc43xy-llku_arfhh1">
+            <w:hyperlink w:history="1" r:id="rIdmodlsrd5fatwjyroev3e3">
               <w:r>
                 <w:rPr>
                   <w:rFonts w:ascii="Arial" w:cs="Arial" w:eastAsia="Arial" w:hAnsi="Arial"/>
@@ -30172,7 +30339,7 @@
         </w:tc>
         <w:tc>
           <w:tcPr>
-            <w:tcW w:type="dxa" w:w="2556"/>
+            <w:tcW w:type="dxa" w:w="3324"/>
             <w:shd w:fill="FFFFFF" w:color="auto" w:val="clear"/>
             <w:tcMar>
               <w:top w:type="dxa" w:w="60"/>
@@ -30242,7 +30409,7 @@
         </w:tc>
         <w:tc>
           <w:tcPr>
-            <w:tcW w:type="dxa" w:w="2556"/>
+            <w:tcW w:type="dxa" w:w="2300"/>
             <w:shd w:fill="F2F2F2" w:color="auto" w:val="clear"/>
             <w:tcMar>
               <w:top w:type="dxa" w:w="60"/>
@@ -30274,7 +30441,7 @@
         </w:tc>
         <w:tc>
           <w:tcPr>
-            <w:tcW w:type="dxa" w:w="2556"/>
+            <w:tcW w:type="dxa" w:w="2300"/>
             <w:shd w:fill="FFFFFF" w:color="auto" w:val="clear"/>
             <w:tcMar>
               <w:top w:type="dxa" w:w="60"/>
@@ -30340,7 +30507,7 @@
         </w:tc>
         <w:tc>
           <w:tcPr>
-            <w:tcW w:type="dxa" w:w="2556"/>
+            <w:tcW w:type="dxa" w:w="2300"/>
             <w:shd w:fill="FFFFFF" w:color="auto" w:val="clear"/>
             <w:tcMar>
               <w:top w:type="dxa" w:w="60"/>
@@ -30402,7 +30569,7 @@
             <w:pPr>
               <w:spacing w:after="20" w:before="0"/>
             </w:pPr>
-            <w:hyperlink w:history="1" r:id="rIdirp3dqhruxnlkjnavla4b">
+            <w:hyperlink w:history="1" r:id="rIdmobdxvucskadvjoufmfhb">
               <w:r>
                 <w:rPr>
                   <w:rFonts w:ascii="Arial" w:cs="Arial" w:eastAsia="Arial" w:hAnsi="Arial"/>
@@ -30435,7 +30602,7 @@
               <w:spacing w:after="10" w:before="0"/>
               <w:ind w:left="120"/>
             </w:pPr>
-            <w:hyperlink w:history="1" r:id="rIdebtphiqtq8k2b8kp8y4vy">
+            <w:hyperlink w:history="1" r:id="rIdm6_taro2xuopjhqhjd5bv">
               <w:r>
                 <w:rPr>
                   <w:rFonts w:ascii="Arial" w:cs="Arial" w:eastAsia="Arial" w:hAnsi="Arial"/>
@@ -30480,7 +30647,7 @@
             <w:pPr>
               <w:spacing w:after="20" w:before="0"/>
             </w:pPr>
-            <w:hyperlink w:history="1" r:id="rId79tbdzsz3xl-l7tuw4wxy">
+            <w:hyperlink w:history="1" r:id="rId5fngxqx8shcdbxba1jqcf">
               <w:r>
                 <w:rPr>
                   <w:rFonts w:ascii="Arial" w:cs="Arial" w:eastAsia="Arial" w:hAnsi="Arial"/>
@@ -30513,7 +30680,7 @@
               <w:spacing w:after="10" w:before="0"/>
               <w:ind w:left="120"/>
             </w:pPr>
-            <w:hyperlink w:history="1" r:id="rIdjjp6p8hnb9p8yixwp-5_p">
+            <w:hyperlink w:history="1" r:id="rId9gglraeixtpmkdqdvgw5x">
               <w:r>
                 <w:rPr>
                   <w:rFonts w:ascii="Arial" w:cs="Arial" w:eastAsia="Arial" w:hAnsi="Arial"/>
@@ -30529,7 +30696,7 @@
         </w:tc>
         <w:tc>
           <w:tcPr>
-            <w:tcW w:type="dxa" w:w="2556"/>
+            <w:tcW w:type="dxa" w:w="3324"/>
             <w:shd w:fill="FFFFFF" w:color="auto" w:val="clear"/>
             <w:tcMar>
               <w:top w:type="dxa" w:w="60"/>
@@ -30580,7 +30747,7 @@
         </w:tc>
         <w:tc>
           <w:tcPr>
-            <w:tcW w:type="dxa" w:w="2556"/>
+            <w:tcW w:type="dxa" w:w="2300"/>
             <w:shd w:fill="F2F2F2" w:color="auto" w:val="clear"/>
             <w:tcMar>
               <w:top w:type="dxa" w:w="60"/>
@@ -30631,7 +30798,7 @@
         </w:tc>
         <w:tc>
           <w:tcPr>
-            <w:tcW w:type="dxa" w:w="2556"/>
+            <w:tcW w:type="dxa" w:w="2300"/>
             <w:shd w:fill="FFFFFF" w:color="auto" w:val="clear"/>
             <w:tcMar>
               <w:top w:type="dxa" w:w="60"/>
@@ -30716,7 +30883,7 @@
         </w:tc>
         <w:tc>
           <w:tcPr>
-            <w:tcW w:type="dxa" w:w="2556"/>
+            <w:tcW w:type="dxa" w:w="2300"/>
             <w:shd w:fill="FFFFFF" w:color="auto" w:val="clear"/>
             <w:tcMar>
               <w:top w:type="dxa" w:w="60"/>
@@ -30778,7 +30945,7 @@
             <w:pPr>
               <w:spacing w:after="20" w:before="0"/>
             </w:pPr>
-            <w:hyperlink w:history="1" r:id="rIdaucmjcsuwbcuxkmep_frh">
+            <w:hyperlink w:history="1" r:id="rId23pycnn-ltfst7wcbtawz">
               <w:r>
                 <w:rPr>
                   <w:rFonts w:ascii="Arial" w:cs="Arial" w:eastAsia="Arial" w:hAnsi="Arial"/>
@@ -30811,7 +30978,7 @@
               <w:spacing w:after="10" w:before="0"/>
               <w:ind w:left="120"/>
             </w:pPr>
-            <w:hyperlink w:history="1" r:id="rIdpd9yyrqqmd_sx6lvpozfk">
+            <w:hyperlink w:history="1" r:id="rIdahanbmwzrkewcpjczrzah">
               <w:r>
                 <w:rPr>
                   <w:rFonts w:ascii="Arial" w:cs="Arial" w:eastAsia="Arial" w:hAnsi="Arial"/>
@@ -30856,7 +31023,7 @@
             <w:pPr>
               <w:spacing w:after="20" w:before="0"/>
             </w:pPr>
-            <w:hyperlink w:history="1" r:id="rIdn2uhyaa8moplnmg6zsthn">
+            <w:hyperlink w:history="1" r:id="rIdte9btfkks4hzahd2witqn">
               <w:r>
                 <w:rPr>
                   <w:rFonts w:ascii="Arial" w:cs="Arial" w:eastAsia="Arial" w:hAnsi="Arial"/>
@@ -30889,7 +31056,7 @@
               <w:spacing w:after="10" w:before="0"/>
               <w:ind w:left="120"/>
             </w:pPr>
-            <w:hyperlink w:history="1" r:id="rIdrayrcfhdqsvjrwd3tsylm">
+            <w:hyperlink w:history="1" r:id="rIds-dnxm3qidbl3vzwjhqff">
               <w:r>
                 <w:rPr>
                   <w:rFonts w:ascii="Arial" w:cs="Arial" w:eastAsia="Arial" w:hAnsi="Arial"/>
@@ -30905,7 +31072,7 @@
         </w:tc>
         <w:tc>
           <w:tcPr>
-            <w:tcW w:type="dxa" w:w="2556"/>
+            <w:tcW w:type="dxa" w:w="3324"/>
             <w:shd w:fill="FFFFFF" w:color="auto" w:val="clear"/>
             <w:tcMar>
               <w:top w:type="dxa" w:w="60"/>
@@ -30975,7 +31142,7 @@
         </w:tc>
         <w:tc>
           <w:tcPr>
-            <w:tcW w:type="dxa" w:w="2556"/>
+            <w:tcW w:type="dxa" w:w="2300"/>
             <w:shd w:fill="F2F2F2" w:color="auto" w:val="clear"/>
             <w:tcMar>
               <w:top w:type="dxa" w:w="60"/>
@@ -31026,7 +31193,7 @@
         </w:tc>
         <w:tc>
           <w:tcPr>
-            <w:tcW w:type="dxa" w:w="2556"/>
+            <w:tcW w:type="dxa" w:w="2300"/>
             <w:shd w:fill="FFFFFF" w:color="auto" w:val="clear"/>
             <w:tcMar>
               <w:top w:type="dxa" w:w="60"/>
@@ -31092,7 +31259,7 @@
         </w:tc>
         <w:tc>
           <w:tcPr>
-            <w:tcW w:type="dxa" w:w="2556"/>
+            <w:tcW w:type="dxa" w:w="2300"/>
             <w:shd w:fill="FFFFFF" w:color="auto" w:val="clear"/>
             <w:tcMar>
               <w:top w:type="dxa" w:w="60"/>
@@ -31154,7 +31321,7 @@
             <w:pPr>
               <w:spacing w:after="20" w:before="0"/>
             </w:pPr>
-            <w:hyperlink w:history="1" r:id="rIdsvr50ejdbnrbrk_jh60r1">
+            <w:hyperlink w:history="1" r:id="rIdeyfl_hxdod2qwlor_xr7w">
               <w:r>
                 <w:rPr>
                   <w:rFonts w:ascii="Arial" w:cs="Arial" w:eastAsia="Arial" w:hAnsi="Arial"/>
@@ -31187,7 +31354,7 @@
               <w:spacing w:after="10" w:before="0"/>
               <w:ind w:left="120"/>
             </w:pPr>
-            <w:hyperlink w:history="1" r:id="rIdrlekvvmx7jbp98w2crnkr">
+            <w:hyperlink w:history="1" r:id="rIdofsi8w5tbvfgfg2wp9p0m">
               <w:r>
                 <w:rPr>
                   <w:rFonts w:ascii="Arial" w:cs="Arial" w:eastAsia="Arial" w:hAnsi="Arial"/>
@@ -31232,7 +31399,7 @@
             <w:pPr>
               <w:spacing w:after="20" w:before="0"/>
             </w:pPr>
-            <w:hyperlink w:history="1" r:id="rIdi6auq_a9jxohjnipdxtfv">
+            <w:hyperlink w:history="1" r:id="rIdc-spd7-kexw7cykdpci9b">
               <w:r>
                 <w:rPr>
                   <w:rFonts w:ascii="Arial" w:cs="Arial" w:eastAsia="Arial" w:hAnsi="Arial"/>
@@ -31265,7 +31432,7 @@
               <w:spacing w:after="10" w:before="0"/>
               <w:ind w:left="120"/>
             </w:pPr>
-            <w:hyperlink w:history="1" r:id="rIdhnwhaottkarfrtrangr5i">
+            <w:hyperlink w:history="1" r:id="rIdpsbamvoi2gckgfoemj6da">
               <w:r>
                 <w:rPr>
                   <w:rFonts w:ascii="Arial" w:cs="Arial" w:eastAsia="Arial" w:hAnsi="Arial"/>
@@ -31281,7 +31448,7 @@
         </w:tc>
         <w:tc>
           <w:tcPr>
-            <w:tcW w:type="dxa" w:w="2556"/>
+            <w:tcW w:type="dxa" w:w="3324"/>
             <w:shd w:fill="FFFFFF" w:color="auto" w:val="clear"/>
             <w:tcMar>
               <w:top w:type="dxa" w:w="60"/>
@@ -31351,7 +31518,7 @@
         </w:tc>
         <w:tc>
           <w:tcPr>
-            <w:tcW w:type="dxa" w:w="2556"/>
+            <w:tcW w:type="dxa" w:w="2300"/>
             <w:shd w:fill="F2F2F2" w:color="auto" w:val="clear"/>
             <w:tcMar>
               <w:top w:type="dxa" w:w="60"/>
@@ -31383,7 +31550,7 @@
         </w:tc>
         <w:tc>
           <w:tcPr>
-            <w:tcW w:type="dxa" w:w="2556"/>
+            <w:tcW w:type="dxa" w:w="2300"/>
             <w:shd w:fill="FFFFFF" w:color="auto" w:val="clear"/>
             <w:tcMar>
               <w:top w:type="dxa" w:w="60"/>
@@ -31449,7 +31616,7 @@
         </w:tc>
         <w:tc>
           <w:tcPr>
-            <w:tcW w:type="dxa" w:w="2556"/>
+            <w:tcW w:type="dxa" w:w="2300"/>
             <w:shd w:fill="FFFFFF" w:color="auto" w:val="clear"/>
             <w:tcMar>
               <w:top w:type="dxa" w:w="60"/>
@@ -31511,7 +31678,7 @@
             <w:pPr>
               <w:spacing w:after="20" w:before="0"/>
             </w:pPr>
-            <w:hyperlink w:history="1" r:id="rId0nxicuqnhopbrn82v1c0d">
+            <w:hyperlink w:history="1" r:id="rIdglqg4gg5ovl6eduegxfk5">
               <w:r>
                 <w:rPr>
                   <w:rFonts w:ascii="Arial" w:cs="Arial" w:eastAsia="Arial" w:hAnsi="Arial"/>
@@ -31544,7 +31711,7 @@
               <w:spacing w:after="10" w:before="0"/>
               <w:ind w:left="120"/>
             </w:pPr>
-            <w:hyperlink w:history="1" r:id="rIdxixuddyl0iiwxwbx6avyj">
+            <w:hyperlink w:history="1" r:id="rIdl6wdc8vqpipalzijov95d">
               <w:r>
                 <w:rPr>
                   <w:rFonts w:ascii="Arial" w:cs="Arial" w:eastAsia="Arial" w:hAnsi="Arial"/>
@@ -31589,7 +31756,7 @@
             <w:pPr>
               <w:spacing w:after="20" w:before="0"/>
             </w:pPr>
-            <w:hyperlink w:history="1" r:id="rIdkbogkovpk1y2rx1ibhh-p">
+            <w:hyperlink w:history="1" r:id="rIdhiamq_d5p766r8iu7qgz6">
               <w:r>
                 <w:rPr>
                   <w:rFonts w:ascii="Arial" w:cs="Arial" w:eastAsia="Arial" w:hAnsi="Arial"/>
@@ -31622,7 +31789,7 @@
               <w:spacing w:after="10" w:before="0"/>
               <w:ind w:left="120"/>
             </w:pPr>
-            <w:hyperlink w:history="1" r:id="rIdudrgvuwgjdxg1vzz3ntsm">
+            <w:hyperlink w:history="1" r:id="rIdyyge71ycqr4q-5h4dedrv">
               <w:r>
                 <w:rPr>
                   <w:rFonts w:ascii="Arial" w:cs="Arial" w:eastAsia="Arial" w:hAnsi="Arial"/>
@@ -31638,7 +31805,7 @@
         </w:tc>
         <w:tc>
           <w:tcPr>
-            <w:tcW w:type="dxa" w:w="2556"/>
+            <w:tcW w:type="dxa" w:w="3324"/>
             <w:shd w:fill="FFFFFF" w:color="auto" w:val="clear"/>
             <w:tcMar>
               <w:top w:type="dxa" w:w="60"/>
@@ -31708,7 +31875,7 @@
         </w:tc>
         <w:tc>
           <w:tcPr>
-            <w:tcW w:type="dxa" w:w="2556"/>
+            <w:tcW w:type="dxa" w:w="2300"/>
             <w:shd w:fill="F2F2F2" w:color="auto" w:val="clear"/>
             <w:tcMar>
               <w:top w:type="dxa" w:w="60"/>
@@ -31740,7 +31907,7 @@
         </w:tc>
         <w:tc>
           <w:tcPr>
-            <w:tcW w:type="dxa" w:w="2556"/>
+            <w:tcW w:type="dxa" w:w="2300"/>
             <w:shd w:fill="FFFFFF" w:color="auto" w:val="clear"/>
             <w:tcMar>
               <w:top w:type="dxa" w:w="60"/>

--- a/data/outputs/docx/Grade 10 Bio/Bio 1.3/Biology_CellStructure_CBE_LessonSequence.docx
+++ b/data/outputs/docx/Grade 10 Bio/Bio 1.3/Biology_CellStructure_CBE_LessonSequence.docx
@@ -3591,7 +3591,7 @@
             <w:pPr>
               <w:spacing w:after="20" w:before="0"/>
             </w:pPr>
-            <w:hyperlink w:history="1" r:id="rId9cyio7beau0phjz2xpimp">
+            <w:hyperlink w:history="1" r:id="rIdqmv72jfprrcqmgbktignw">
               <w:r>
                 <w:rPr>
                   <w:rFonts w:ascii="Arial" w:cs="Arial" w:eastAsia="Arial" w:hAnsi="Arial"/>
@@ -3624,7 +3624,7 @@
               <w:spacing w:after="10" w:before="0"/>
               <w:ind w:left="120"/>
             </w:pPr>
-            <w:hyperlink w:history="1" r:id="rIdvrb7bxkrafcjwvm0opg-r">
+            <w:hyperlink w:history="1" r:id="rIdzu4azht_d4wugnkwvlu9y">
               <w:r>
                 <w:rPr>
                   <w:rFonts w:ascii="Arial" w:cs="Arial" w:eastAsia="Arial" w:hAnsi="Arial"/>
@@ -3669,7 +3669,7 @@
             <w:pPr>
               <w:spacing w:after="20" w:before="0"/>
             </w:pPr>
-            <w:hyperlink w:history="1" r:id="rIdurdcfwfixuotaurc7aklw">
+            <w:hyperlink w:history="1" r:id="rId2qbtrxobmtgxjwaw2no_y">
               <w:r>
                 <w:rPr>
                   <w:rFonts w:ascii="Arial" w:cs="Arial" w:eastAsia="Arial" w:hAnsi="Arial"/>
@@ -3702,7 +3702,7 @@
               <w:spacing w:after="10" w:before="0"/>
               <w:ind w:left="120"/>
             </w:pPr>
-            <w:hyperlink w:history="1" r:id="rIdhpiwftcdjumz0ctsmgd5v">
+            <w:hyperlink w:history="1" r:id="rIdvrel_djfsp1zosk4lfcp1">
               <w:r>
                 <w:rPr>
                   <w:rFonts w:ascii="Arial" w:cs="Arial" w:eastAsia="Arial" w:hAnsi="Arial"/>
@@ -4043,7 +4043,7 @@
             <w:pPr>
               <w:spacing w:after="20" w:before="0"/>
             </w:pPr>
-            <w:hyperlink w:history="1" r:id="rIdaky83jlued8ilqbsrl7ow">
+            <w:hyperlink w:history="1" r:id="rIdn-p3fiec-tkofagjgvrmn">
               <w:r>
                 <w:rPr>
                   <w:rFonts w:ascii="Arial" w:cs="Arial" w:eastAsia="Arial" w:hAnsi="Arial"/>
@@ -4076,7 +4076,7 @@
               <w:spacing w:after="10" w:before="0"/>
               <w:ind w:left="120"/>
             </w:pPr>
-            <w:hyperlink w:history="1" r:id="rIdwcwrtjsxwhq8kodb-q2oo">
+            <w:hyperlink w:history="1" r:id="rIdk-worlvxi2g2rctkxyokl">
               <w:r>
                 <w:rPr>
                   <w:rFonts w:ascii="Arial" w:cs="Arial" w:eastAsia="Arial" w:hAnsi="Arial"/>
@@ -4121,7 +4121,7 @@
             <w:pPr>
               <w:spacing w:after="20" w:before="0"/>
             </w:pPr>
-            <w:hyperlink w:history="1" r:id="rIdqxxaurlxtisr8fnxt292j">
+            <w:hyperlink w:history="1" r:id="rIdhrkb4elot6_msekxgwrkq">
               <w:r>
                 <w:rPr>
                   <w:rFonts w:ascii="Arial" w:cs="Arial" w:eastAsia="Arial" w:hAnsi="Arial"/>
@@ -4154,7 +4154,7 @@
               <w:spacing w:after="10" w:before="0"/>
               <w:ind w:left="120"/>
             </w:pPr>
-            <w:hyperlink w:history="1" r:id="rId58qpthw_ek605xnoe7jci">
+            <w:hyperlink w:history="1" r:id="rIdduv-sozzf-qnq0bsy50dp">
               <w:r>
                 <w:rPr>
                   <w:rFonts w:ascii="Arial" w:cs="Arial" w:eastAsia="Arial" w:hAnsi="Arial"/>
@@ -4495,7 +4495,7 @@
             <w:pPr>
               <w:spacing w:after="20" w:before="0"/>
             </w:pPr>
-            <w:hyperlink w:history="1" r:id="rId-qhzcrgcuop9xvbrjgdmf">
+            <w:hyperlink w:history="1" r:id="rIdm9plp4aoodgbou5awti9d">
               <w:r>
                 <w:rPr>
                   <w:rFonts w:ascii="Arial" w:cs="Arial" w:eastAsia="Arial" w:hAnsi="Arial"/>
@@ -4528,7 +4528,7 @@
               <w:spacing w:after="10" w:before="0"/>
               <w:ind w:left="120"/>
             </w:pPr>
-            <w:hyperlink w:history="1" r:id="rId5kbdjz98mpz13tzfn7pql">
+            <w:hyperlink w:history="1" r:id="rIds8ywk1faatbrushcwzibx">
               <w:r>
                 <w:rPr>
                   <w:rFonts w:ascii="Arial" w:cs="Arial" w:eastAsia="Arial" w:hAnsi="Arial"/>
@@ -4573,7 +4573,7 @@
             <w:pPr>
               <w:spacing w:after="20" w:before="0"/>
             </w:pPr>
-            <w:hyperlink w:history="1" r:id="rIdzi-5a0eat5zc6we8awluv">
+            <w:hyperlink w:history="1" r:id="rIdtnexdlvtdtyabkdtrnxv7">
               <w:r>
                 <w:rPr>
                   <w:rFonts w:ascii="Arial" w:cs="Arial" w:eastAsia="Arial" w:hAnsi="Arial"/>
@@ -4606,7 +4606,7 @@
               <w:spacing w:after="10" w:before="0"/>
               <w:ind w:left="120"/>
             </w:pPr>
-            <w:hyperlink w:history="1" r:id="rIdwx4yazh-ryf4u_qlsdfbu">
+            <w:hyperlink w:history="1" r:id="rIdoasxhpmmvljp6i5fnpjx4">
               <w:r>
                 <w:rPr>
                   <w:rFonts w:ascii="Arial" w:cs="Arial" w:eastAsia="Arial" w:hAnsi="Arial"/>
@@ -4966,7 +4966,7 @@
             <w:pPr>
               <w:spacing w:after="20" w:before="0"/>
             </w:pPr>
-            <w:hyperlink w:history="1" r:id="rIdakypkncbicom2my-4_7fe">
+            <w:hyperlink w:history="1" r:id="rIdsrbi03p1cqwgj2vgdhopi">
               <w:r>
                 <w:rPr>
                   <w:rFonts w:ascii="Arial" w:cs="Arial" w:eastAsia="Arial" w:hAnsi="Arial"/>
@@ -4999,7 +4999,7 @@
               <w:spacing w:after="10" w:before="0"/>
               <w:ind w:left="120"/>
             </w:pPr>
-            <w:hyperlink w:history="1" r:id="rIdbpeheqqkrhxamzi4lxtz3">
+            <w:hyperlink w:history="1" r:id="rIdyfxxszj5_buodr0uce8np">
               <w:r>
                 <w:rPr>
                   <w:rFonts w:ascii="Arial" w:cs="Arial" w:eastAsia="Arial" w:hAnsi="Arial"/>
@@ -5044,7 +5044,7 @@
             <w:pPr>
               <w:spacing w:after="20" w:before="0"/>
             </w:pPr>
-            <w:hyperlink w:history="1" r:id="rIdtnrou1-kxtqcfyrex7rem">
+            <w:hyperlink w:history="1" r:id="rIddcsuwbm9aaswp-y7g8mt8">
               <w:r>
                 <w:rPr>
                   <w:rFonts w:ascii="Arial" w:cs="Arial" w:eastAsia="Arial" w:hAnsi="Arial"/>
@@ -5077,7 +5077,7 @@
               <w:spacing w:after="10" w:before="0"/>
               <w:ind w:left="120"/>
             </w:pPr>
-            <w:hyperlink w:history="1" r:id="rIdwyv__pehlvj3xi68jqo01">
+            <w:hyperlink w:history="1" r:id="rIdwf24mnm6ynx5hfogckl_d">
               <w:r>
                 <w:rPr>
                   <w:rFonts w:ascii="Arial" w:cs="Arial" w:eastAsia="Arial" w:hAnsi="Arial"/>
@@ -5437,7 +5437,7 @@
             <w:pPr>
               <w:spacing w:after="20" w:before="0"/>
             </w:pPr>
-            <w:hyperlink w:history="1" r:id="rId0de_1fe0_v_6ye-kt1zjc">
+            <w:hyperlink w:history="1" r:id="rIdxwf_xriz7ptlqfmcgapjp">
               <w:r>
                 <w:rPr>
                   <w:rFonts w:ascii="Arial" w:cs="Arial" w:eastAsia="Arial" w:hAnsi="Arial"/>
@@ -5470,7 +5470,7 @@
               <w:spacing w:after="10" w:before="0"/>
               <w:ind w:left="120"/>
             </w:pPr>
-            <w:hyperlink w:history="1" r:id="rIdmizdsqdmrbxogcb0trccs">
+            <w:hyperlink w:history="1" r:id="rId1olsfm-fevotqyesjga9d">
               <w:r>
                 <w:rPr>
                   <w:rFonts w:ascii="Arial" w:cs="Arial" w:eastAsia="Arial" w:hAnsi="Arial"/>
@@ -5515,7 +5515,7 @@
             <w:pPr>
               <w:spacing w:after="20" w:before="0"/>
             </w:pPr>
-            <w:hyperlink w:history="1" r:id="rIdy24wmgobf53ebaprx3tkk">
+            <w:hyperlink w:history="1" r:id="rIdwp_4k987stl3wykut_rjg">
               <w:r>
                 <w:rPr>
                   <w:rFonts w:ascii="Arial" w:cs="Arial" w:eastAsia="Arial" w:hAnsi="Arial"/>
@@ -5548,7 +5548,7 @@
               <w:spacing w:after="10" w:before="0"/>
               <w:ind w:left="120"/>
             </w:pPr>
-            <w:hyperlink w:history="1" r:id="rIdjhkczjdwn4_cdayne30ax">
+            <w:hyperlink w:history="1" r:id="rId4isvfez4sqrk-hq4movbo">
               <w:r>
                 <w:rPr>
                   <w:rFonts w:ascii="Arial" w:cs="Arial" w:eastAsia="Arial" w:hAnsi="Arial"/>
@@ -7714,7 +7714,7 @@
             <w:pPr>
               <w:spacing w:after="20" w:before="0"/>
             </w:pPr>
-            <w:hyperlink w:history="1" r:id="rIdfphvp2kdcmruwjwojs3dd">
+            <w:hyperlink w:history="1" r:id="rIdyzxjie9ydsdgumzzqdmez">
               <w:r>
                 <w:rPr>
                   <w:rFonts w:ascii="Arial" w:cs="Arial" w:eastAsia="Arial" w:hAnsi="Arial"/>
@@ -7747,7 +7747,7 @@
               <w:spacing w:after="10" w:before="0"/>
               <w:ind w:left="120"/>
             </w:pPr>
-            <w:hyperlink w:history="1" r:id="rId60h_jfkq0hivburokz9mp">
+            <w:hyperlink w:history="1" r:id="rId08fetpdk_ll7fsj4gweow">
               <w:r>
                 <w:rPr>
                   <w:rFonts w:ascii="Arial" w:cs="Arial" w:eastAsia="Arial" w:hAnsi="Arial"/>
@@ -7792,7 +7792,7 @@
             <w:pPr>
               <w:spacing w:after="20" w:before="0"/>
             </w:pPr>
-            <w:hyperlink w:history="1" r:id="rId1zxe4mwvnfi_ush8oa6ny">
+            <w:hyperlink w:history="1" r:id="rIdi2ax-lw9lk1_0cocqw8r7">
               <w:r>
                 <w:rPr>
                   <w:rFonts w:ascii="Arial" w:cs="Arial" w:eastAsia="Arial" w:hAnsi="Arial"/>
@@ -7825,7 +7825,7 @@
               <w:spacing w:after="10" w:before="0"/>
               <w:ind w:left="120"/>
             </w:pPr>
-            <w:hyperlink w:history="1" r:id="rId6xwl4haz1imuotixkgvap">
+            <w:hyperlink w:history="1" r:id="rIdemkbmqjqbkhgn_48ufx1q">
               <w:r>
                 <w:rPr>
                   <w:rFonts w:ascii="Arial" w:cs="Arial" w:eastAsia="Arial" w:hAnsi="Arial"/>
@@ -8147,7 +8147,7 @@
             <w:pPr>
               <w:spacing w:after="20" w:before="0"/>
             </w:pPr>
-            <w:hyperlink w:history="1" r:id="rIdhjgaikenawqviybxuxorm">
+            <w:hyperlink w:history="1" r:id="rId5yfhutwge5kdemclhnanj">
               <w:r>
                 <w:rPr>
                   <w:rFonts w:ascii="Arial" w:cs="Arial" w:eastAsia="Arial" w:hAnsi="Arial"/>
@@ -8180,7 +8180,7 @@
               <w:spacing w:after="10" w:before="0"/>
               <w:ind w:left="120"/>
             </w:pPr>
-            <w:hyperlink w:history="1" r:id="rIdz7rt7ijclc0qflse9381n">
+            <w:hyperlink w:history="1" r:id="rIdto2iannv4etvy3pmje-zd">
               <w:r>
                 <w:rPr>
                   <w:rFonts w:ascii="Arial" w:cs="Arial" w:eastAsia="Arial" w:hAnsi="Arial"/>
@@ -8225,7 +8225,7 @@
             <w:pPr>
               <w:spacing w:after="20" w:before="0"/>
             </w:pPr>
-            <w:hyperlink w:history="1" r:id="rIduy3xtzkjkalqq79xolmrj">
+            <w:hyperlink w:history="1" r:id="rIdf9gqwhtwhe3p9f107h455">
               <w:r>
                 <w:rPr>
                   <w:rFonts w:ascii="Arial" w:cs="Arial" w:eastAsia="Arial" w:hAnsi="Arial"/>
@@ -8258,7 +8258,7 @@
               <w:spacing w:after="10" w:before="0"/>
               <w:ind w:left="120"/>
             </w:pPr>
-            <w:hyperlink w:history="1" r:id="rIdcrhevvlsu4teq5fmkuztj">
+            <w:hyperlink w:history="1" r:id="rIdqynqavv9_6ps25v5ktmpt">
               <w:r>
                 <w:rPr>
                   <w:rFonts w:ascii="Arial" w:cs="Arial" w:eastAsia="Arial" w:hAnsi="Arial"/>
@@ -8599,7 +8599,7 @@
             <w:pPr>
               <w:spacing w:after="20" w:before="0"/>
             </w:pPr>
-            <w:hyperlink w:history="1" r:id="rIdwxm7ty-6m01wjbluurwyl">
+            <w:hyperlink w:history="1" r:id="rIdifmh1dbugcnma2n8wehka">
               <w:r>
                 <w:rPr>
                   <w:rFonts w:ascii="Arial" w:cs="Arial" w:eastAsia="Arial" w:hAnsi="Arial"/>
@@ -8632,7 +8632,7 @@
               <w:spacing w:after="10" w:before="0"/>
               <w:ind w:left="120"/>
             </w:pPr>
-            <w:hyperlink w:history="1" r:id="rIdisgx26qyp_yj_ss22_cm5">
+            <w:hyperlink w:history="1" r:id="rIdgmii6wb-laoxivvntjte_">
               <w:r>
                 <w:rPr>
                   <w:rFonts w:ascii="Arial" w:cs="Arial" w:eastAsia="Arial" w:hAnsi="Arial"/>
@@ -8677,7 +8677,7 @@
             <w:pPr>
               <w:spacing w:after="20" w:before="0"/>
             </w:pPr>
-            <w:hyperlink w:history="1" r:id="rIdckt8uvhw3f5exk-eg7rtw">
+            <w:hyperlink w:history="1" r:id="rIdul-fqosvtele4jiujatkr">
               <w:r>
                 <w:rPr>
                   <w:rFonts w:ascii="Arial" w:cs="Arial" w:eastAsia="Arial" w:hAnsi="Arial"/>
@@ -8710,7 +8710,7 @@
               <w:spacing w:after="10" w:before="0"/>
               <w:ind w:left="120"/>
             </w:pPr>
-            <w:hyperlink w:history="1" r:id="rIddzhgdp5h5an4lslx-xtva">
+            <w:hyperlink w:history="1" r:id="rIdp1_a0dudw4jsi-7b4eti_">
               <w:r>
                 <w:rPr>
                   <w:rFonts w:ascii="Arial" w:cs="Arial" w:eastAsia="Arial" w:hAnsi="Arial"/>
@@ -9032,7 +9032,7 @@
             <w:pPr>
               <w:spacing w:after="20" w:before="0"/>
             </w:pPr>
-            <w:hyperlink w:history="1" r:id="rIddas11uzprj9pyzomfluzl">
+            <w:hyperlink w:history="1" r:id="rIdt6pzccv9stoqnnw_ib_bp">
               <w:r>
                 <w:rPr>
                   <w:rFonts w:ascii="Arial" w:cs="Arial" w:eastAsia="Arial" w:hAnsi="Arial"/>
@@ -9065,7 +9065,7 @@
               <w:spacing w:after="10" w:before="0"/>
               <w:ind w:left="120"/>
             </w:pPr>
-            <w:hyperlink w:history="1" r:id="rIdaufbjxsjzrvxxgko9t99g">
+            <w:hyperlink w:history="1" r:id="rIdv18ju4xcuu4ervh-rv9fg">
               <w:r>
                 <w:rPr>
                   <w:rFonts w:ascii="Arial" w:cs="Arial" w:eastAsia="Arial" w:hAnsi="Arial"/>
@@ -9110,7 +9110,7 @@
             <w:pPr>
               <w:spacing w:after="20" w:before="0"/>
             </w:pPr>
-            <w:hyperlink w:history="1" r:id="rIdr1izaksaqmbyiy2pe7p1j">
+            <w:hyperlink w:history="1" r:id="rIdkislmrr-fnfce8ldutpnw">
               <w:r>
                 <w:rPr>
                   <w:rFonts w:ascii="Arial" w:cs="Arial" w:eastAsia="Arial" w:hAnsi="Arial"/>
@@ -9143,7 +9143,7 @@
               <w:spacing w:after="10" w:before="0"/>
               <w:ind w:left="120"/>
             </w:pPr>
-            <w:hyperlink w:history="1" r:id="rId8bot4zshprufkpfyjyewt">
+            <w:hyperlink w:history="1" r:id="rIdjw5vsivplaeo246bfivki">
               <w:r>
                 <w:rPr>
                   <w:rFonts w:ascii="Arial" w:cs="Arial" w:eastAsia="Arial" w:hAnsi="Arial"/>
@@ -9446,7 +9446,7 @@
             <w:pPr>
               <w:spacing w:after="20" w:before="0"/>
             </w:pPr>
-            <w:hyperlink w:history="1" r:id="rIdaup52c6p1ljwz8o9gee4k">
+            <w:hyperlink w:history="1" r:id="rId5yfqjnl2vldg7qcv-yhie">
               <w:r>
                 <w:rPr>
                   <w:rFonts w:ascii="Arial" w:cs="Arial" w:eastAsia="Arial" w:hAnsi="Arial"/>
@@ -9479,7 +9479,7 @@
               <w:spacing w:after="10" w:before="0"/>
               <w:ind w:left="120"/>
             </w:pPr>
-            <w:hyperlink w:history="1" r:id="rIdsqzq8jcp6nucijm7yqwag">
+            <w:hyperlink w:history="1" r:id="rIdhcbcmrrhhdqxdlbpfg827">
               <w:r>
                 <w:rPr>
                   <w:rFonts w:ascii="Arial" w:cs="Arial" w:eastAsia="Arial" w:hAnsi="Arial"/>
@@ -9524,7 +9524,7 @@
             <w:pPr>
               <w:spacing w:after="20" w:before="0"/>
             </w:pPr>
-            <w:hyperlink w:history="1" r:id="rIdlvtqebugpsczjks6kfmpd">
+            <w:hyperlink w:history="1" r:id="rIdmlatusmmcxp1gxzgo2lz0">
               <w:r>
                 <w:rPr>
                   <w:rFonts w:ascii="Arial" w:cs="Arial" w:eastAsia="Arial" w:hAnsi="Arial"/>
@@ -9557,7 +9557,7 @@
               <w:spacing w:after="10" w:before="0"/>
               <w:ind w:left="120"/>
             </w:pPr>
-            <w:hyperlink w:history="1" r:id="rIdavtirn3gzy0ogh6i4o__v">
+            <w:hyperlink w:history="1" r:id="rIdixdtw1i5kopayb_o2siqs">
               <w:r>
                 <w:rPr>
                   <w:rFonts w:ascii="Arial" w:cs="Arial" w:eastAsia="Arial" w:hAnsi="Arial"/>
@@ -11667,7 +11667,7 @@
             <w:pPr>
               <w:spacing w:after="20" w:before="0"/>
             </w:pPr>
-            <w:hyperlink w:history="1" r:id="rIdvyca1hpcgt1dtpcd6p72z">
+            <w:hyperlink w:history="1" r:id="rId84yihhzlep7k7yuvc3c_9">
               <w:r>
                 <w:rPr>
                   <w:rFonts w:ascii="Arial" w:cs="Arial" w:eastAsia="Arial" w:hAnsi="Arial"/>
@@ -11700,7 +11700,7 @@
               <w:spacing w:after="10" w:before="0"/>
               <w:ind w:left="120"/>
             </w:pPr>
-            <w:hyperlink w:history="1" r:id="rIddwfpye-vl2jwlb4gbasoa">
+            <w:hyperlink w:history="1" r:id="rId9n1ok4ccmom9pqmavc8eo">
               <w:r>
                 <w:rPr>
                   <w:rFonts w:ascii="Arial" w:cs="Arial" w:eastAsia="Arial" w:hAnsi="Arial"/>
@@ -11745,7 +11745,7 @@
             <w:pPr>
               <w:spacing w:after="20" w:before="0"/>
             </w:pPr>
-            <w:hyperlink w:history="1" r:id="rIdjnvssidjktwabbvb1ee_l">
+            <w:hyperlink w:history="1" r:id="rIdvhb9vq33ydyfpiqq1zery">
               <w:r>
                 <w:rPr>
                   <w:rFonts w:ascii="Arial" w:cs="Arial" w:eastAsia="Arial" w:hAnsi="Arial"/>
@@ -11778,7 +11778,7 @@
               <w:spacing w:after="10" w:before="0"/>
               <w:ind w:left="120"/>
             </w:pPr>
-            <w:hyperlink w:history="1" r:id="rIdoxnehen8epmtm8r3lfahc">
+            <w:hyperlink w:history="1" r:id="rId1wxdupnkrey6itvr0fhsy">
               <w:r>
                 <w:rPr>
                   <w:rFonts w:ascii="Arial" w:cs="Arial" w:eastAsia="Arial" w:hAnsi="Arial"/>
@@ -12119,7 +12119,7 @@
             <w:pPr>
               <w:spacing w:after="20" w:before="0"/>
             </w:pPr>
-            <w:hyperlink w:history="1" r:id="rIdfsifuno9duwy5xjk1tcum">
+            <w:hyperlink w:history="1" r:id="rIdxsomjsubt4vffwvmwysz8">
               <w:r>
                 <w:rPr>
                   <w:rFonts w:ascii="Arial" w:cs="Arial" w:eastAsia="Arial" w:hAnsi="Arial"/>
@@ -12152,7 +12152,7 @@
               <w:spacing w:after="10" w:before="0"/>
               <w:ind w:left="120"/>
             </w:pPr>
-            <w:hyperlink w:history="1" r:id="rIdqkzxtacobslzvlvn1dnz9">
+            <w:hyperlink w:history="1" r:id="rId7wmy-eq_g9ptmai_qynnm">
               <w:r>
                 <w:rPr>
                   <w:rFonts w:ascii="Arial" w:cs="Arial" w:eastAsia="Arial" w:hAnsi="Arial"/>
@@ -12197,7 +12197,7 @@
             <w:pPr>
               <w:spacing w:after="20" w:before="0"/>
             </w:pPr>
-            <w:hyperlink w:history="1" r:id="rIdf6fohdhrhhoekmjxjq5ou">
+            <w:hyperlink w:history="1" r:id="rId63ygvicp_0y4t-w-iv9ns">
               <w:r>
                 <w:rPr>
                   <w:rFonts w:ascii="Arial" w:cs="Arial" w:eastAsia="Arial" w:hAnsi="Arial"/>
@@ -12230,7 +12230,7 @@
               <w:spacing w:after="10" w:before="0"/>
               <w:ind w:left="120"/>
             </w:pPr>
-            <w:hyperlink w:history="1" r:id="rIddwuqqcmg8c8i7naa2y9ds">
+            <w:hyperlink w:history="1" r:id="rIdlbnf6uo3c0jw07l5by3ek">
               <w:r>
                 <w:rPr>
                   <w:rFonts w:ascii="Arial" w:cs="Arial" w:eastAsia="Arial" w:hAnsi="Arial"/>
@@ -12571,7 +12571,7 @@
             <w:pPr>
               <w:spacing w:after="20" w:before="0"/>
             </w:pPr>
-            <w:hyperlink w:history="1" r:id="rIdbwdvenpcvxfpyvroqnp_z">
+            <w:hyperlink w:history="1" r:id="rIdp7mpmaf9d8f_1408q6mfz">
               <w:r>
                 <w:rPr>
                   <w:rFonts w:ascii="Arial" w:cs="Arial" w:eastAsia="Arial" w:hAnsi="Arial"/>
@@ -12604,7 +12604,7 @@
               <w:spacing w:after="10" w:before="0"/>
               <w:ind w:left="120"/>
             </w:pPr>
-            <w:hyperlink w:history="1" r:id="rIdwv0vgz8ieadcmwvpvluap">
+            <w:hyperlink w:history="1" r:id="rId5horcqw11utusmdkg1kil">
               <w:r>
                 <w:rPr>
                   <w:rFonts w:ascii="Arial" w:cs="Arial" w:eastAsia="Arial" w:hAnsi="Arial"/>
@@ -12649,7 +12649,7 @@
             <w:pPr>
               <w:spacing w:after="20" w:before="0"/>
             </w:pPr>
-            <w:hyperlink w:history="1" r:id="rId4_vpo6mcv72izqojbh_hh">
+            <w:hyperlink w:history="1" r:id="rId7yzpw9ffdkh8erfnqi6fr">
               <w:r>
                 <w:rPr>
                   <w:rFonts w:ascii="Arial" w:cs="Arial" w:eastAsia="Arial" w:hAnsi="Arial"/>
@@ -12682,7 +12682,7 @@
               <w:spacing w:after="10" w:before="0"/>
               <w:ind w:left="120"/>
             </w:pPr>
-            <w:hyperlink w:history="1" r:id="rIdgrb0ef2vx9dlp8jeqcnew">
+            <w:hyperlink w:history="1" r:id="rIdlzkwisb6maucc4tu57n1a">
               <w:r>
                 <w:rPr>
                   <w:rFonts w:ascii="Arial" w:cs="Arial" w:eastAsia="Arial" w:hAnsi="Arial"/>
@@ -13004,7 +13004,7 @@
             <w:pPr>
               <w:spacing w:after="20" w:before="0"/>
             </w:pPr>
-            <w:hyperlink w:history="1" r:id="rIdwwo4nlbwhq5xhqjgjfmzy">
+            <w:hyperlink w:history="1" r:id="rIdvtn9e03honrcth6rvpajq">
               <w:r>
                 <w:rPr>
                   <w:rFonts w:ascii="Arial" w:cs="Arial" w:eastAsia="Arial" w:hAnsi="Arial"/>
@@ -13037,7 +13037,7 @@
               <w:spacing w:after="10" w:before="0"/>
               <w:ind w:left="120"/>
             </w:pPr>
-            <w:hyperlink w:history="1" r:id="rIdxscsz7nn_a-y7lbzhkjek">
+            <w:hyperlink w:history="1" r:id="rIdbb10ggo6vvcpx7o8jgvxd">
               <w:r>
                 <w:rPr>
                   <w:rFonts w:ascii="Arial" w:cs="Arial" w:eastAsia="Arial" w:hAnsi="Arial"/>
@@ -13082,7 +13082,7 @@
             <w:pPr>
               <w:spacing w:after="20" w:before="0"/>
             </w:pPr>
-            <w:hyperlink w:history="1" r:id="rIda0erpnl3wzpuw4wa1wl_q">
+            <w:hyperlink w:history="1" r:id="rIdejp-2i-3ynfdurgkrsvxy">
               <w:r>
                 <w:rPr>
                   <w:rFonts w:ascii="Arial" w:cs="Arial" w:eastAsia="Arial" w:hAnsi="Arial"/>
@@ -13115,7 +13115,7 @@
               <w:spacing w:after="10" w:before="0"/>
               <w:ind w:left="120"/>
             </w:pPr>
-            <w:hyperlink w:history="1" r:id="rIdqshcby4v5fj2-tfup6slm">
+            <w:hyperlink w:history="1" r:id="rId7l4xqok7honfxg-fq1khc">
               <w:r>
                 <w:rPr>
                   <w:rFonts w:ascii="Arial" w:cs="Arial" w:eastAsia="Arial" w:hAnsi="Arial"/>
@@ -13399,7 +13399,7 @@
             <w:pPr>
               <w:spacing w:after="20" w:before="0"/>
             </w:pPr>
-            <w:hyperlink w:history="1" r:id="rIdz9o9gg72s-eekksas9kkh">
+            <w:hyperlink w:history="1" r:id="rIdypeubztvmui0mk0arq7m0">
               <w:r>
                 <w:rPr>
                   <w:rFonts w:ascii="Arial" w:cs="Arial" w:eastAsia="Arial" w:hAnsi="Arial"/>
@@ -13432,7 +13432,7 @@
               <w:spacing w:after="10" w:before="0"/>
               <w:ind w:left="120"/>
             </w:pPr>
-            <w:hyperlink w:history="1" r:id="rIdrzrhncxgi1sm5deoa0kxw">
+            <w:hyperlink w:history="1" r:id="rIdcchzoi5jrdlzkfy8awcur">
               <w:r>
                 <w:rPr>
                   <w:rFonts w:ascii="Arial" w:cs="Arial" w:eastAsia="Arial" w:hAnsi="Arial"/>
@@ -13477,7 +13477,7 @@
             <w:pPr>
               <w:spacing w:after="20" w:before="0"/>
             </w:pPr>
-            <w:hyperlink w:history="1" r:id="rIdqiqeddv8q0pu-v3ezorva">
+            <w:hyperlink w:history="1" r:id="rIduo6imfevhzapr8eyasmkf">
               <w:r>
                 <w:rPr>
                   <w:rFonts w:ascii="Arial" w:cs="Arial" w:eastAsia="Arial" w:hAnsi="Arial"/>
@@ -13510,7 +13510,7 @@
               <w:spacing w:after="10" w:before="0"/>
               <w:ind w:left="120"/>
             </w:pPr>
-            <w:hyperlink w:history="1" r:id="rIdj5gvgmugrxdrdrlgylme0">
+            <w:hyperlink w:history="1" r:id="rIdxkb_yysm9ffqapcsowujx">
               <w:r>
                 <w:rPr>
                   <w:rFonts w:ascii="Arial" w:cs="Arial" w:eastAsia="Arial" w:hAnsi="Arial"/>
@@ -15500,7 +15500,7 @@
             <w:pPr>
               <w:spacing w:after="20" w:before="0"/>
             </w:pPr>
-            <w:hyperlink w:history="1" r:id="rIdm7nfdj4lulj7-79eu8shk">
+            <w:hyperlink w:history="1" r:id="rIdw74snkb9t6vw915uphcbu">
               <w:r>
                 <w:rPr>
                   <w:rFonts w:ascii="Arial" w:cs="Arial" w:eastAsia="Arial" w:hAnsi="Arial"/>
@@ -15533,7 +15533,7 @@
               <w:spacing w:after="10" w:before="0"/>
               <w:ind w:left="120"/>
             </w:pPr>
-            <w:hyperlink w:history="1" r:id="rIdfpxatilni5ywjqb0hxnfc">
+            <w:hyperlink w:history="1" r:id="rId4dwiivrtnl6h3bxye9pyw">
               <w:r>
                 <w:rPr>
                   <w:rFonts w:ascii="Arial" w:cs="Arial" w:eastAsia="Arial" w:hAnsi="Arial"/>
@@ -15578,7 +15578,7 @@
             <w:pPr>
               <w:spacing w:after="20" w:before="0"/>
             </w:pPr>
-            <w:hyperlink w:history="1" r:id="rIdyshbu8a-xpy1g1_qm3er7">
+            <w:hyperlink w:history="1" r:id="rIdhbddrfjm3rn9d4iy8--mb">
               <w:r>
                 <w:rPr>
                   <w:rFonts w:ascii="Arial" w:cs="Arial" w:eastAsia="Arial" w:hAnsi="Arial"/>
@@ -15611,7 +15611,7 @@
               <w:spacing w:after="10" w:before="0"/>
               <w:ind w:left="120"/>
             </w:pPr>
-            <w:hyperlink w:history="1" r:id="rIdqn1x7scqam_petpszukzt">
+            <w:hyperlink w:history="1" r:id="rId0ou1hw3gtjwy-efyildxm">
               <w:r>
                 <w:rPr>
                   <w:rFonts w:ascii="Arial" w:cs="Arial" w:eastAsia="Arial" w:hAnsi="Arial"/>
@@ -15895,7 +15895,7 @@
             <w:pPr>
               <w:spacing w:after="20" w:before="0"/>
             </w:pPr>
-            <w:hyperlink w:history="1" r:id="rId5ie8wynfths9qdpykwqxu">
+            <w:hyperlink w:history="1" r:id="rIduhqaeguzwbduahwp5vx1d">
               <w:r>
                 <w:rPr>
                   <w:rFonts w:ascii="Arial" w:cs="Arial" w:eastAsia="Arial" w:hAnsi="Arial"/>
@@ -15928,7 +15928,7 @@
               <w:spacing w:after="10" w:before="0"/>
               <w:ind w:left="120"/>
             </w:pPr>
-            <w:hyperlink w:history="1" r:id="rIdmrktwtsxbnwfp4rsde8jo">
+            <w:hyperlink w:history="1" r:id="rId2nt1niqpucnlpi3p9grlw">
               <w:r>
                 <w:rPr>
                   <w:rFonts w:ascii="Arial" w:cs="Arial" w:eastAsia="Arial" w:hAnsi="Arial"/>
@@ -15973,7 +15973,7 @@
             <w:pPr>
               <w:spacing w:after="20" w:before="0"/>
             </w:pPr>
-            <w:hyperlink w:history="1" r:id="rIdl8nxlurtfsxaavv7izrqc">
+            <w:hyperlink w:history="1" r:id="rIdarb4ozh2ujz2l0a-cwuf2">
               <w:r>
                 <w:rPr>
                   <w:rFonts w:ascii="Arial" w:cs="Arial" w:eastAsia="Arial" w:hAnsi="Arial"/>
@@ -16006,7 +16006,7 @@
               <w:spacing w:after="10" w:before="0"/>
               <w:ind w:left="120"/>
             </w:pPr>
-            <w:hyperlink w:history="1" r:id="rIdr94n2kkqweo1omdqldtju">
+            <w:hyperlink w:history="1" r:id="rIdnmqsdsi_4wcycw8_92afx">
               <w:r>
                 <w:rPr>
                   <w:rFonts w:ascii="Arial" w:cs="Arial" w:eastAsia="Arial" w:hAnsi="Arial"/>
@@ -16328,7 +16328,7 @@
             <w:pPr>
               <w:spacing w:after="20" w:before="0"/>
             </w:pPr>
-            <w:hyperlink w:history="1" r:id="rIdrwd06xofakkmw-ksulyt_">
+            <w:hyperlink w:history="1" r:id="rId_czy2av3ryxjxlc8ys7p8">
               <w:r>
                 <w:rPr>
                   <w:rFonts w:ascii="Arial" w:cs="Arial" w:eastAsia="Arial" w:hAnsi="Arial"/>
@@ -16361,7 +16361,7 @@
               <w:spacing w:after="10" w:before="0"/>
               <w:ind w:left="120"/>
             </w:pPr>
-            <w:hyperlink w:history="1" r:id="rId_mosoivwt8g_-xgbvs0wo">
+            <w:hyperlink w:history="1" r:id="rId6p0ah0uthc1ahapgixn5s">
               <w:r>
                 <w:rPr>
                   <w:rFonts w:ascii="Arial" w:cs="Arial" w:eastAsia="Arial" w:hAnsi="Arial"/>
@@ -16406,7 +16406,7 @@
             <w:pPr>
               <w:spacing w:after="20" w:before="0"/>
             </w:pPr>
-            <w:hyperlink w:history="1" r:id="rIdafiswbzjsod5_zv4inuak">
+            <w:hyperlink w:history="1" r:id="rIdd6yg8ctb04yjlwphtb7da">
               <w:r>
                 <w:rPr>
                   <w:rFonts w:ascii="Arial" w:cs="Arial" w:eastAsia="Arial" w:hAnsi="Arial"/>
@@ -16439,7 +16439,7 @@
               <w:spacing w:after="10" w:before="0"/>
               <w:ind w:left="120"/>
             </w:pPr>
-            <w:hyperlink w:history="1" r:id="rIdmqrchewchzbnlplsebzm3">
+            <w:hyperlink w:history="1" r:id="rId3hhd6nacu-glnahxp-jn9">
               <w:r>
                 <w:rPr>
                   <w:rFonts w:ascii="Arial" w:cs="Arial" w:eastAsia="Arial" w:hAnsi="Arial"/>
@@ -16761,7 +16761,7 @@
             <w:pPr>
               <w:spacing w:after="20" w:before="0"/>
             </w:pPr>
-            <w:hyperlink w:history="1" r:id="rIdb6xz03m3ews8z79_9m-uz">
+            <w:hyperlink w:history="1" r:id="rIdjtmwyici9ts-0hm21tuhb">
               <w:r>
                 <w:rPr>
                   <w:rFonts w:ascii="Arial" w:cs="Arial" w:eastAsia="Arial" w:hAnsi="Arial"/>
@@ -16794,7 +16794,7 @@
               <w:spacing w:after="10" w:before="0"/>
               <w:ind w:left="120"/>
             </w:pPr>
-            <w:hyperlink w:history="1" r:id="rIdnb0tibyon5qvdkvamreue">
+            <w:hyperlink w:history="1" r:id="rId2qa3jggylfaspequngcrg">
               <w:r>
                 <w:rPr>
                   <w:rFonts w:ascii="Arial" w:cs="Arial" w:eastAsia="Arial" w:hAnsi="Arial"/>
@@ -16839,7 +16839,7 @@
             <w:pPr>
               <w:spacing w:after="20" w:before="0"/>
             </w:pPr>
-            <w:hyperlink w:history="1" r:id="rId9k9w0drvoon49qtpk8q_c">
+            <w:hyperlink w:history="1" r:id="rId8v7yqiymq0okbonspb9oh">
               <w:r>
                 <w:rPr>
                   <w:rFonts w:ascii="Arial" w:cs="Arial" w:eastAsia="Arial" w:hAnsi="Arial"/>
@@ -16872,7 +16872,7 @@
               <w:spacing w:after="10" w:before="0"/>
               <w:ind w:left="120"/>
             </w:pPr>
-            <w:hyperlink w:history="1" r:id="rIdziupm8uhnknpsjngsucd2">
+            <w:hyperlink w:history="1" r:id="rIdidhoif6pl1lnog6mbh415">
               <w:r>
                 <w:rPr>
                   <w:rFonts w:ascii="Arial" w:cs="Arial" w:eastAsia="Arial" w:hAnsi="Arial"/>
@@ -17118,7 +17118,7 @@
             <w:pPr>
               <w:spacing w:after="20" w:before="0"/>
             </w:pPr>
-            <w:hyperlink w:history="1" r:id="rId1mvbkondn48h2lxqkfctr">
+            <w:hyperlink w:history="1" r:id="rIdkewewonw2sjvnzmng-ggs">
               <w:r>
                 <w:rPr>
                   <w:rFonts w:ascii="Arial" w:cs="Arial" w:eastAsia="Arial" w:hAnsi="Arial"/>
@@ -17151,7 +17151,7 @@
               <w:spacing w:after="10" w:before="0"/>
               <w:ind w:left="120"/>
             </w:pPr>
-            <w:hyperlink w:history="1" r:id="rIdxmburytz6o5kjfoi6axar">
+            <w:hyperlink w:history="1" r:id="rIduipwzorzn0wfrnaenpmpv">
               <w:r>
                 <w:rPr>
                   <w:rFonts w:ascii="Arial" w:cs="Arial" w:eastAsia="Arial" w:hAnsi="Arial"/>
@@ -17196,7 +17196,7 @@
             <w:pPr>
               <w:spacing w:after="20" w:before="0"/>
             </w:pPr>
-            <w:hyperlink w:history="1" r:id="rIdzc9atgd936pwbaij66j-e">
+            <w:hyperlink w:history="1" r:id="rIddxm8vw8-1hzueuopcbear">
               <w:r>
                 <w:rPr>
                   <w:rFonts w:ascii="Arial" w:cs="Arial" w:eastAsia="Arial" w:hAnsi="Arial"/>
@@ -17229,7 +17229,7 @@
               <w:spacing w:after="10" w:before="0"/>
               <w:ind w:left="120"/>
             </w:pPr>
-            <w:hyperlink w:history="1" r:id="rIdiqoygijx5kje1eppht2bl">
+            <w:hyperlink w:history="1" r:id="rId1guhjkf8m0wgw0ssivbvj">
               <w:r>
                 <w:rPr>
                   <w:rFonts w:ascii="Arial" w:cs="Arial" w:eastAsia="Arial" w:hAnsi="Arial"/>
@@ -19238,7 +19238,7 @@
             <w:pPr>
               <w:spacing w:after="20" w:before="0"/>
             </w:pPr>
-            <w:hyperlink w:history="1" r:id="rIdtxemzvederw9rgqwwhjk9">
+            <w:hyperlink w:history="1" r:id="rIdcus-qoy9xy9ntb1ncfynx">
               <w:r>
                 <w:rPr>
                   <w:rFonts w:ascii="Arial" w:cs="Arial" w:eastAsia="Arial" w:hAnsi="Arial"/>
@@ -19271,7 +19271,7 @@
               <w:spacing w:after="10" w:before="0"/>
               <w:ind w:left="120"/>
             </w:pPr>
-            <w:hyperlink w:history="1" r:id="rIdwpqcxfjnv4lfresjkv-ky">
+            <w:hyperlink w:history="1" r:id="rIdergbngrc4swpepfgu06w_">
               <w:r>
                 <w:rPr>
                   <w:rFonts w:ascii="Arial" w:cs="Arial" w:eastAsia="Arial" w:hAnsi="Arial"/>
@@ -19316,7 +19316,7 @@
             <w:pPr>
               <w:spacing w:after="20" w:before="0"/>
             </w:pPr>
-            <w:hyperlink w:history="1" r:id="rIditdoefmz30hd_pxbsq6ng">
+            <w:hyperlink w:history="1" r:id="rId2w3z75m1hs95nogt6_i5v">
               <w:r>
                 <w:rPr>
                   <w:rFonts w:ascii="Arial" w:cs="Arial" w:eastAsia="Arial" w:hAnsi="Arial"/>
@@ -19349,7 +19349,7 @@
               <w:spacing w:after="10" w:before="0"/>
               <w:ind w:left="120"/>
             </w:pPr>
-            <w:hyperlink w:history="1" r:id="rIdst56vquc3ah_bmm8rvv6t">
+            <w:hyperlink w:history="1" r:id="rIdx8h9fflyiv0ig2gqv2x-n">
               <w:r>
                 <w:rPr>
                   <w:rFonts w:ascii="Arial" w:cs="Arial" w:eastAsia="Arial" w:hAnsi="Arial"/>
@@ -19633,7 +19633,7 @@
             <w:pPr>
               <w:spacing w:after="20" w:before="0"/>
             </w:pPr>
-            <w:hyperlink w:history="1" r:id="rIdlkai8you5bmwcw7ybzdsl">
+            <w:hyperlink w:history="1" r:id="rIdfkd1tqiaytwttfk5kwldk">
               <w:r>
                 <w:rPr>
                   <w:rFonts w:ascii="Arial" w:cs="Arial" w:eastAsia="Arial" w:hAnsi="Arial"/>
@@ -19666,7 +19666,7 @@
               <w:spacing w:after="10" w:before="0"/>
               <w:ind w:left="120"/>
             </w:pPr>
-            <w:hyperlink w:history="1" r:id="rIdgtv2romaubfzdenewkwrz">
+            <w:hyperlink w:history="1" r:id="rIdgokzqrct5skkf0usxbxn3">
               <w:r>
                 <w:rPr>
                   <w:rFonts w:ascii="Arial" w:cs="Arial" w:eastAsia="Arial" w:hAnsi="Arial"/>
@@ -19711,7 +19711,7 @@
             <w:pPr>
               <w:spacing w:after="20" w:before="0"/>
             </w:pPr>
-            <w:hyperlink w:history="1" r:id="rIdfqi3pwdnltrdxga2zcrpk">
+            <w:hyperlink w:history="1" r:id="rIdlsc2ruls9358rqnrjwdgz">
               <w:r>
                 <w:rPr>
                   <w:rFonts w:ascii="Arial" w:cs="Arial" w:eastAsia="Arial" w:hAnsi="Arial"/>
@@ -19744,7 +19744,7 @@
               <w:spacing w:after="10" w:before="0"/>
               <w:ind w:left="120"/>
             </w:pPr>
-            <w:hyperlink w:history="1" r:id="rIdp653kpcc1da6h9byule4j">
+            <w:hyperlink w:history="1" r:id="rId2y-8tp7lzg9dncljhu8ql">
               <w:r>
                 <w:rPr>
                   <w:rFonts w:ascii="Arial" w:cs="Arial" w:eastAsia="Arial" w:hAnsi="Arial"/>
@@ -20028,7 +20028,7 @@
             <w:pPr>
               <w:spacing w:after="20" w:before="0"/>
             </w:pPr>
-            <w:hyperlink w:history="1" r:id="rIdudqtf4rudijloo7ydlzvy">
+            <w:hyperlink w:history="1" r:id="rIdni708wnujpng56hih2fku">
               <w:r>
                 <w:rPr>
                   <w:rFonts w:ascii="Arial" w:cs="Arial" w:eastAsia="Arial" w:hAnsi="Arial"/>
@@ -20061,7 +20061,7 @@
               <w:spacing w:after="10" w:before="0"/>
               <w:ind w:left="120"/>
             </w:pPr>
-            <w:hyperlink w:history="1" r:id="rIdfj4j9tavxvkb-klg97wlm">
+            <w:hyperlink w:history="1" r:id="rId0b3ye_o4akdcvrd3ykrtx">
               <w:r>
                 <w:rPr>
                   <w:rFonts w:ascii="Arial" w:cs="Arial" w:eastAsia="Arial" w:hAnsi="Arial"/>
@@ -20106,7 +20106,7 @@
             <w:pPr>
               <w:spacing w:after="20" w:before="0"/>
             </w:pPr>
-            <w:hyperlink w:history="1" r:id="rIdtbkvprw46uyxknoxi6zk1">
+            <w:hyperlink w:history="1" r:id="rIdq8vqrhf2z9dlvaoa6hrpa">
               <w:r>
                 <w:rPr>
                   <w:rFonts w:ascii="Arial" w:cs="Arial" w:eastAsia="Arial" w:hAnsi="Arial"/>
@@ -20139,7 +20139,7 @@
               <w:spacing w:after="10" w:before="0"/>
               <w:ind w:left="120"/>
             </w:pPr>
-            <w:hyperlink w:history="1" r:id="rIdcc8za7ur-ocsudtiqa-l1">
+            <w:hyperlink w:history="1" r:id="rIdszcscldm_hfbow7_ju2ar">
               <w:r>
                 <w:rPr>
                   <w:rFonts w:ascii="Arial" w:cs="Arial" w:eastAsia="Arial" w:hAnsi="Arial"/>
@@ -20423,7 +20423,7 @@
             <w:pPr>
               <w:spacing w:after="20" w:before="0"/>
             </w:pPr>
-            <w:hyperlink w:history="1" r:id="rIdkvkefzp8kbuo8lwksnb3a">
+            <w:hyperlink w:history="1" r:id="rId6glv_mbboyvsevdetysg_">
               <w:r>
                 <w:rPr>
                   <w:rFonts w:ascii="Arial" w:cs="Arial" w:eastAsia="Arial" w:hAnsi="Arial"/>
@@ -20456,7 +20456,7 @@
               <w:spacing w:after="10" w:before="0"/>
               <w:ind w:left="120"/>
             </w:pPr>
-            <w:hyperlink w:history="1" r:id="rId124st2e38cquxa6hd9dj5">
+            <w:hyperlink w:history="1" r:id="rIdvo3ekajznobruhf0mp4wq">
               <w:r>
                 <w:rPr>
                   <w:rFonts w:ascii="Arial" w:cs="Arial" w:eastAsia="Arial" w:hAnsi="Arial"/>
@@ -20501,7 +20501,7 @@
             <w:pPr>
               <w:spacing w:after="20" w:before="0"/>
             </w:pPr>
-            <w:hyperlink w:history="1" r:id="rIdj-qtfgamllcojkykcladg">
+            <w:hyperlink w:history="1" r:id="rIdgtfzlkqdr2dog-zfxflma">
               <w:r>
                 <w:rPr>
                   <w:rFonts w:ascii="Arial" w:cs="Arial" w:eastAsia="Arial" w:hAnsi="Arial"/>
@@ -20534,7 +20534,7 @@
               <w:spacing w:after="10" w:before="0"/>
               <w:ind w:left="120"/>
             </w:pPr>
-            <w:hyperlink w:history="1" r:id="rIdluccw6mell5vyxm1tkoce">
+            <w:hyperlink w:history="1" r:id="rId6w0blueskdemfv4u7t20p">
               <w:r>
                 <w:rPr>
                   <w:rFonts w:ascii="Arial" w:cs="Arial" w:eastAsia="Arial" w:hAnsi="Arial"/>
@@ -20799,7 +20799,7 @@
             <w:pPr>
               <w:spacing w:after="20" w:before="0"/>
             </w:pPr>
-            <w:hyperlink w:history="1" r:id="rIdhsyy2u4t0bysorbcqen12">
+            <w:hyperlink w:history="1" r:id="rIdl-p47f2gkenzgigxx68db">
               <w:r>
                 <w:rPr>
                   <w:rFonts w:ascii="Arial" w:cs="Arial" w:eastAsia="Arial" w:hAnsi="Arial"/>
@@ -20832,7 +20832,7 @@
               <w:spacing w:after="10" w:before="0"/>
               <w:ind w:left="120"/>
             </w:pPr>
-            <w:hyperlink w:history="1" r:id="rIdvfs3tzcps3llplc8zj6k_">
+            <w:hyperlink w:history="1" r:id="rId7wnuymygaazwcbjy4dsei">
               <w:r>
                 <w:rPr>
                   <w:rFonts w:ascii="Arial" w:cs="Arial" w:eastAsia="Arial" w:hAnsi="Arial"/>
@@ -20877,7 +20877,7 @@
             <w:pPr>
               <w:spacing w:after="20" w:before="0"/>
             </w:pPr>
-            <w:hyperlink w:history="1" r:id="rIdjgraywi9yzdzl-12ijy7h">
+            <w:hyperlink w:history="1" r:id="rIdzcaheuc6xfmrohyar51qk">
               <w:r>
                 <w:rPr>
                   <w:rFonts w:ascii="Arial" w:cs="Arial" w:eastAsia="Arial" w:hAnsi="Arial"/>
@@ -20910,7 +20910,7 @@
               <w:spacing w:after="10" w:before="0"/>
               <w:ind w:left="120"/>
             </w:pPr>
-            <w:hyperlink w:history="1" r:id="rIdofhngnrxtwamawqmm3rtr">
+            <w:hyperlink w:history="1" r:id="rId-ckcollwpeiqqw6n7au3k">
               <w:r>
                 <w:rPr>
                   <w:rFonts w:ascii="Arial" w:cs="Arial" w:eastAsia="Arial" w:hAnsi="Arial"/>
@@ -22901,7 +22901,7 @@
             <w:pPr>
               <w:spacing w:after="20" w:before="0"/>
             </w:pPr>
-            <w:hyperlink w:history="1" r:id="rIddxpfjnhnydqocmydijzsl">
+            <w:hyperlink w:history="1" r:id="rId9ffu_sc75hmy20wohayzm">
               <w:r>
                 <w:rPr>
                   <w:rFonts w:ascii="Arial" w:cs="Arial" w:eastAsia="Arial" w:hAnsi="Arial"/>
@@ -22934,7 +22934,7 @@
               <w:spacing w:after="10" w:before="0"/>
               <w:ind w:left="120"/>
             </w:pPr>
-            <w:hyperlink w:history="1" r:id="rIdvhemvxbph_vfqcdtovyhq">
+            <w:hyperlink w:history="1" r:id="rIde_atohdndweiluxh6-pft">
               <w:r>
                 <w:rPr>
                   <w:rFonts w:ascii="Arial" w:cs="Arial" w:eastAsia="Arial" w:hAnsi="Arial"/>
@@ -22979,7 +22979,7 @@
             <w:pPr>
               <w:spacing w:after="20" w:before="0"/>
             </w:pPr>
-            <w:hyperlink w:history="1" r:id="rId_sbh6dgd05knf21ci2nxt">
+            <w:hyperlink w:history="1" r:id="rIdckmx3cyyfyksktlu5o4l5">
               <w:r>
                 <w:rPr>
                   <w:rFonts w:ascii="Arial" w:cs="Arial" w:eastAsia="Arial" w:hAnsi="Arial"/>
@@ -23012,7 +23012,7 @@
               <w:spacing w:after="10" w:before="0"/>
               <w:ind w:left="120"/>
             </w:pPr>
-            <w:hyperlink w:history="1" r:id="rIdegxw5nzylaphqu-9d27hs">
+            <w:hyperlink w:history="1" r:id="rIdjqgdwyksh_wbumhycma7w">
               <w:r>
                 <w:rPr>
                   <w:rFonts w:ascii="Arial" w:cs="Arial" w:eastAsia="Arial" w:hAnsi="Arial"/>
@@ -23315,7 +23315,7 @@
             <w:pPr>
               <w:spacing w:after="20" w:before="0"/>
             </w:pPr>
-            <w:hyperlink w:history="1" r:id="rIdcgdr7dbo1zznrd2lwfb6n">
+            <w:hyperlink w:history="1" r:id="rIdoeptd-n00lrodifmhw0f6">
               <w:r>
                 <w:rPr>
                   <w:rFonts w:ascii="Arial" w:cs="Arial" w:eastAsia="Arial" w:hAnsi="Arial"/>
@@ -23348,7 +23348,7 @@
               <w:spacing w:after="10" w:before="0"/>
               <w:ind w:left="120"/>
             </w:pPr>
-            <w:hyperlink w:history="1" r:id="rIdj89x9gg6uuit2tqu8-fih">
+            <w:hyperlink w:history="1" r:id="rId6uz8t_nowcdnkaxeq0kps">
               <w:r>
                 <w:rPr>
                   <w:rFonts w:ascii="Arial" w:cs="Arial" w:eastAsia="Arial" w:hAnsi="Arial"/>
@@ -23393,7 +23393,7 @@
             <w:pPr>
               <w:spacing w:after="20" w:before="0"/>
             </w:pPr>
-            <w:hyperlink w:history="1" r:id="rIduaglw30zzlwgpzhj4v5hy">
+            <w:hyperlink w:history="1" r:id="rIdwkmrld7d91sxfp7wmuxmw">
               <w:r>
                 <w:rPr>
                   <w:rFonts w:ascii="Arial" w:cs="Arial" w:eastAsia="Arial" w:hAnsi="Arial"/>
@@ -23426,7 +23426,7 @@
               <w:spacing w:after="10" w:before="0"/>
               <w:ind w:left="120"/>
             </w:pPr>
-            <w:hyperlink w:history="1" r:id="rIdbwbaxitcyaycozcmpnhmn">
+            <w:hyperlink w:history="1" r:id="rIdx6liyy09cbt4oim-aazpr">
               <w:r>
                 <w:rPr>
                   <w:rFonts w:ascii="Arial" w:cs="Arial" w:eastAsia="Arial" w:hAnsi="Arial"/>
@@ -23691,7 +23691,7 @@
             <w:pPr>
               <w:spacing w:after="20" w:before="0"/>
             </w:pPr>
-            <w:hyperlink w:history="1" r:id="rIdchaigredtyguijjjlipn6">
+            <w:hyperlink w:history="1" r:id="rIdd97expyah5ijsqbzhj0pq">
               <w:r>
                 <w:rPr>
                   <w:rFonts w:ascii="Arial" w:cs="Arial" w:eastAsia="Arial" w:hAnsi="Arial"/>
@@ -23724,7 +23724,7 @@
               <w:spacing w:after="10" w:before="0"/>
               <w:ind w:left="120"/>
             </w:pPr>
-            <w:hyperlink w:history="1" r:id="rIdolmxjurbncbgwkc9yijxr">
+            <w:hyperlink w:history="1" r:id="rIdjuoqc6h86zhec0cmgmxnt">
               <w:r>
                 <w:rPr>
                   <w:rFonts w:ascii="Arial" w:cs="Arial" w:eastAsia="Arial" w:hAnsi="Arial"/>
@@ -23769,7 +23769,7 @@
             <w:pPr>
               <w:spacing w:after="20" w:before="0"/>
             </w:pPr>
-            <w:hyperlink w:history="1" r:id="rIdwwb5xqmpfqpf9lkgwwaxr">
+            <w:hyperlink w:history="1" r:id="rIdhtrvhyvi_tx78bwyhthom">
               <w:r>
                 <w:rPr>
                   <w:rFonts w:ascii="Arial" w:cs="Arial" w:eastAsia="Arial" w:hAnsi="Arial"/>
@@ -23802,7 +23802,7 @@
               <w:spacing w:after="10" w:before="0"/>
               <w:ind w:left="120"/>
             </w:pPr>
-            <w:hyperlink w:history="1" r:id="rIdtzvgwjbcjmisrsoe_hvwf">
+            <w:hyperlink w:history="1" r:id="rIdunnvhybdejt2zq3-oaowo">
               <w:r>
                 <w:rPr>
                   <w:rFonts w:ascii="Arial" w:cs="Arial" w:eastAsia="Arial" w:hAnsi="Arial"/>
@@ -24067,7 +24067,7 @@
             <w:pPr>
               <w:spacing w:after="20" w:before="0"/>
             </w:pPr>
-            <w:hyperlink w:history="1" r:id="rIdbvid3td7jupjvu448gfhj">
+            <w:hyperlink w:history="1" r:id="rIddsbe2jkjc_pstzemtzyw3">
               <w:r>
                 <w:rPr>
                   <w:rFonts w:ascii="Arial" w:cs="Arial" w:eastAsia="Arial" w:hAnsi="Arial"/>
@@ -24100,7 +24100,7 @@
               <w:spacing w:after="10" w:before="0"/>
               <w:ind w:left="120"/>
             </w:pPr>
-            <w:hyperlink w:history="1" r:id="rIdgvqnl5rqv-bkzzb1lmacz">
+            <w:hyperlink w:history="1" r:id="rId7qwdhiunfebdx2mpaubx3">
               <w:r>
                 <w:rPr>
                   <w:rFonts w:ascii="Arial" w:cs="Arial" w:eastAsia="Arial" w:hAnsi="Arial"/>
@@ -24145,7 +24145,7 @@
             <w:pPr>
               <w:spacing w:after="20" w:before="0"/>
             </w:pPr>
-            <w:hyperlink w:history="1" r:id="rIdoqhgri8dfrxzogkk1iu7i">
+            <w:hyperlink w:history="1" r:id="rIdgqxgib5_c22hdozn0ej7t">
               <w:r>
                 <w:rPr>
                   <w:rFonts w:ascii="Arial" w:cs="Arial" w:eastAsia="Arial" w:hAnsi="Arial"/>
@@ -24178,7 +24178,7 @@
               <w:spacing w:after="10" w:before="0"/>
               <w:ind w:left="120"/>
             </w:pPr>
-            <w:hyperlink w:history="1" r:id="rIdsxwgyjzlyngezg2f6wbu8">
+            <w:hyperlink w:history="1" r:id="rIdi4mtqfzylqtoezc8med_n">
               <w:r>
                 <w:rPr>
                   <w:rFonts w:ascii="Arial" w:cs="Arial" w:eastAsia="Arial" w:hAnsi="Arial"/>
@@ -24405,7 +24405,7 @@
             <w:pPr>
               <w:spacing w:after="20" w:before="0"/>
             </w:pPr>
-            <w:hyperlink w:history="1" r:id="rIdtqabbeghz41-aqpqmgqng">
+            <w:hyperlink w:history="1" r:id="rId1bs5obbj_sezfjrsdmvez">
               <w:r>
                 <w:rPr>
                   <w:rFonts w:ascii="Arial" w:cs="Arial" w:eastAsia="Arial" w:hAnsi="Arial"/>
@@ -24438,7 +24438,7 @@
               <w:spacing w:after="10" w:before="0"/>
               <w:ind w:left="120"/>
             </w:pPr>
-            <w:hyperlink w:history="1" r:id="rId7at6a0fy6xlkplsaxnpuj">
+            <w:hyperlink w:history="1" r:id="rIdxsrilzuwa760w4oc_scj7">
               <w:r>
                 <w:rPr>
                   <w:rFonts w:ascii="Arial" w:cs="Arial" w:eastAsia="Arial" w:hAnsi="Arial"/>
@@ -24483,7 +24483,7 @@
             <w:pPr>
               <w:spacing w:after="20" w:before="0"/>
             </w:pPr>
-            <w:hyperlink w:history="1" r:id="rIdba-svvf2-b1qfbr5rhlqe">
+            <w:hyperlink w:history="1" r:id="rIdtbddbnzc_otwye8mljgab">
               <w:r>
                 <w:rPr>
                   <w:rFonts w:ascii="Arial" w:cs="Arial" w:eastAsia="Arial" w:hAnsi="Arial"/>
@@ -24516,7 +24516,7 @@
               <w:spacing w:after="10" w:before="0"/>
               <w:ind w:left="120"/>
             </w:pPr>
-            <w:hyperlink w:history="1" r:id="rIdmcjlcjm4mu1t6mzmge0lk">
+            <w:hyperlink w:history="1" r:id="rIdmgd3ixwngbp0e0ayxkne8">
               <w:r>
                 <w:rPr>
                   <w:rFonts w:ascii="Arial" w:cs="Arial" w:eastAsia="Arial" w:hAnsi="Arial"/>
@@ -26568,7 +26568,7 @@
             <w:pPr>
               <w:spacing w:after="20" w:before="0"/>
             </w:pPr>
-            <w:hyperlink w:history="1" r:id="rIdh2ts7nip-5kl9piuleivn">
+            <w:hyperlink w:history="1" r:id="rIdcbjhccb2icfj-sa4zyyzb">
               <w:r>
                 <w:rPr>
                   <w:rFonts w:ascii="Arial" w:cs="Arial" w:eastAsia="Arial" w:hAnsi="Arial"/>
@@ -26601,7 +26601,7 @@
               <w:spacing w:after="10" w:before="0"/>
               <w:ind w:left="120"/>
             </w:pPr>
-            <w:hyperlink w:history="1" r:id="rIdqrh0ev27f72x9sghova_w">
+            <w:hyperlink w:history="1" r:id="rId1z4j7ht8je3gqjswduepa">
               <w:r>
                 <w:rPr>
                   <w:rFonts w:ascii="Arial" w:cs="Arial" w:eastAsia="Arial" w:hAnsi="Arial"/>
@@ -26646,7 +26646,7 @@
             <w:pPr>
               <w:spacing w:after="20" w:before="0"/>
             </w:pPr>
-            <w:hyperlink w:history="1" r:id="rId4xlhyzykwofmxm4u11waj">
+            <w:hyperlink w:history="1" r:id="rIdbicfhezpqljavzes-zthi">
               <w:r>
                 <w:rPr>
                   <w:rFonts w:ascii="Arial" w:cs="Arial" w:eastAsia="Arial" w:hAnsi="Arial"/>
@@ -26679,7 +26679,7 @@
               <w:spacing w:after="10" w:before="0"/>
               <w:ind w:left="120"/>
             </w:pPr>
-            <w:hyperlink w:history="1" r:id="rIdvi6dyohd5-41hlojyzrwz">
+            <w:hyperlink w:history="1" r:id="rIdht0cb3uhbavkweccdwbnd">
               <w:r>
                 <w:rPr>
                   <w:rFonts w:ascii="Arial" w:cs="Arial" w:eastAsia="Arial" w:hAnsi="Arial"/>
@@ -26963,7 +26963,7 @@
             <w:pPr>
               <w:spacing w:after="20" w:before="0"/>
             </w:pPr>
-            <w:hyperlink w:history="1" r:id="rIdb2mevgm5vw-_q8nmhlh0p">
+            <w:hyperlink w:history="1" r:id="rIdnbrom97qd_rutqfyjhhsq">
               <w:r>
                 <w:rPr>
                   <w:rFonts w:ascii="Arial" w:cs="Arial" w:eastAsia="Arial" w:hAnsi="Arial"/>
@@ -26996,7 +26996,7 @@
               <w:spacing w:after="10" w:before="0"/>
               <w:ind w:left="120"/>
             </w:pPr>
-            <w:hyperlink w:history="1" r:id="rId53bsa4hxzmcio81fhgdum">
+            <w:hyperlink w:history="1" r:id="rIdwgsmzahh019om7e_lae2m">
               <w:r>
                 <w:rPr>
                   <w:rFonts w:ascii="Arial" w:cs="Arial" w:eastAsia="Arial" w:hAnsi="Arial"/>
@@ -27041,7 +27041,7 @@
             <w:pPr>
               <w:spacing w:after="20" w:before="0"/>
             </w:pPr>
-            <w:hyperlink w:history="1" r:id="rId-jesixzh-kqqec60uezvu">
+            <w:hyperlink w:history="1" r:id="rIdikrwkeivjyuvzyiybpzya">
               <w:r>
                 <w:rPr>
                   <w:rFonts w:ascii="Arial" w:cs="Arial" w:eastAsia="Arial" w:hAnsi="Arial"/>
@@ -27074,7 +27074,7 @@
               <w:spacing w:after="10" w:before="0"/>
               <w:ind w:left="120"/>
             </w:pPr>
-            <w:hyperlink w:history="1" r:id="rIdmiwnmar7svzn7w5evacjh">
+            <w:hyperlink w:history="1" r:id="rIdlrs4chaypucvhnrgzgigg">
               <w:r>
                 <w:rPr>
                   <w:rFonts w:ascii="Arial" w:cs="Arial" w:eastAsia="Arial" w:hAnsi="Arial"/>
@@ -27339,7 +27339,7 @@
             <w:pPr>
               <w:spacing w:after="20" w:before="0"/>
             </w:pPr>
-            <w:hyperlink w:history="1" r:id="rIdkatprj738fjhljsxehemy">
+            <w:hyperlink w:history="1" r:id="rIdnvbp0ip7bzka9bl3z0k-p">
               <w:r>
                 <w:rPr>
                   <w:rFonts w:ascii="Arial" w:cs="Arial" w:eastAsia="Arial" w:hAnsi="Arial"/>
@@ -27372,7 +27372,7 @@
               <w:spacing w:after="10" w:before="0"/>
               <w:ind w:left="120"/>
             </w:pPr>
-            <w:hyperlink w:history="1" r:id="rIdms9uabehr_h13tz0h2qkd">
+            <w:hyperlink w:history="1" r:id="rIdgg-up5ecbywn2fapcggx4">
               <w:r>
                 <w:rPr>
                   <w:rFonts w:ascii="Arial" w:cs="Arial" w:eastAsia="Arial" w:hAnsi="Arial"/>
@@ -27417,7 +27417,7 @@
             <w:pPr>
               <w:spacing w:after="20" w:before="0"/>
             </w:pPr>
-            <w:hyperlink w:history="1" r:id="rIdlgb8de0gftlgjssxcyva0">
+            <w:hyperlink w:history="1" r:id="rIdsdfs5tbeqes8irpu6cgly">
               <w:r>
                 <w:rPr>
                   <w:rFonts w:ascii="Arial" w:cs="Arial" w:eastAsia="Arial" w:hAnsi="Arial"/>
@@ -27450,7 +27450,7 @@
               <w:spacing w:after="10" w:before="0"/>
               <w:ind w:left="120"/>
             </w:pPr>
-            <w:hyperlink w:history="1" r:id="rId5kp3xv0vo0kfxeot1soxw">
+            <w:hyperlink w:history="1" r:id="rIdtqogftzcdeccf-wqxapuy">
               <w:r>
                 <w:rPr>
                   <w:rFonts w:ascii="Arial" w:cs="Arial" w:eastAsia="Arial" w:hAnsi="Arial"/>
@@ -27715,7 +27715,7 @@
             <w:pPr>
               <w:spacing w:after="20" w:before="0"/>
             </w:pPr>
-            <w:hyperlink w:history="1" r:id="rId8vjo7qz7mc2wso_hxqtre">
+            <w:hyperlink w:history="1" r:id="rIdjy1srddncbkwf941xbd9e">
               <w:r>
                 <w:rPr>
                   <w:rFonts w:ascii="Arial" w:cs="Arial" w:eastAsia="Arial" w:hAnsi="Arial"/>
@@ -27748,7 +27748,7 @@
               <w:spacing w:after="10" w:before="0"/>
               <w:ind w:left="120"/>
             </w:pPr>
-            <w:hyperlink w:history="1" r:id="rId3iyolxlkze5l1ihgclecy">
+            <w:hyperlink w:history="1" r:id="rIdpmwggcfatp1hedgl4sxok">
               <w:r>
                 <w:rPr>
                   <w:rFonts w:ascii="Arial" w:cs="Arial" w:eastAsia="Arial" w:hAnsi="Arial"/>
@@ -27793,7 +27793,7 @@
             <w:pPr>
               <w:spacing w:after="20" w:before="0"/>
             </w:pPr>
-            <w:hyperlink w:history="1" r:id="rIdfkpfypykvavl6kaaraqwr">
+            <w:hyperlink w:history="1" r:id="rIdewh9gwucglavz8r-8jdzl">
               <w:r>
                 <w:rPr>
                   <w:rFonts w:ascii="Arial" w:cs="Arial" w:eastAsia="Arial" w:hAnsi="Arial"/>
@@ -27826,7 +27826,7 @@
               <w:spacing w:after="10" w:before="0"/>
               <w:ind w:left="120"/>
             </w:pPr>
-            <w:hyperlink w:history="1" r:id="rIdc5i-epvpbihla50pjawfo">
+            <w:hyperlink w:history="1" r:id="rIdrlxgl7-fwmaw6svk5gz3y">
               <w:r>
                 <w:rPr>
                   <w:rFonts w:ascii="Arial" w:cs="Arial" w:eastAsia="Arial" w:hAnsi="Arial"/>
@@ -28110,7 +28110,7 @@
             <w:pPr>
               <w:spacing w:after="20" w:before="0"/>
             </w:pPr>
-            <w:hyperlink w:history="1" r:id="rIdvhsysmd_st_jx3kjz9iaw">
+            <w:hyperlink w:history="1" r:id="rIdndqqz-ukrehu40cuuaogw">
               <w:r>
                 <w:rPr>
                   <w:rFonts w:ascii="Arial" w:cs="Arial" w:eastAsia="Arial" w:hAnsi="Arial"/>
@@ -28143,7 +28143,7 @@
               <w:spacing w:after="10" w:before="0"/>
               <w:ind w:left="120"/>
             </w:pPr>
-            <w:hyperlink w:history="1" r:id="rId8xmofhqpmz9swasg6pjnm">
+            <w:hyperlink w:history="1" r:id="rIdraraorugd0sc5sq1iqlx5">
               <w:r>
                 <w:rPr>
                   <w:rFonts w:ascii="Arial" w:cs="Arial" w:eastAsia="Arial" w:hAnsi="Arial"/>
@@ -28188,7 +28188,7 @@
             <w:pPr>
               <w:spacing w:after="20" w:before="0"/>
             </w:pPr>
-            <w:hyperlink w:history="1" r:id="rId_sheaerdzl1qbshm8uei0">
+            <w:hyperlink w:history="1" r:id="rIdqqb8wqokbxgggdofhmo1f">
               <w:r>
                 <w:rPr>
                   <w:rFonts w:ascii="Arial" w:cs="Arial" w:eastAsia="Arial" w:hAnsi="Arial"/>
@@ -28221,7 +28221,7 @@
               <w:spacing w:after="10" w:before="0"/>
               <w:ind w:left="120"/>
             </w:pPr>
-            <w:hyperlink w:history="1" r:id="rIdedi4styhfasqmuvxvhzfk">
+            <w:hyperlink w:history="1" r:id="rIdfkwxpdtmhwutw9umc0ig4">
               <w:r>
                 <w:rPr>
                   <w:rFonts w:ascii="Arial" w:cs="Arial" w:eastAsia="Arial" w:hAnsi="Arial"/>
@@ -30212,7 +30212,7 @@
             <w:pPr>
               <w:spacing w:after="20" w:before="0"/>
             </w:pPr>
-            <w:hyperlink w:history="1" r:id="rIdcqfzz0acpxn-oalglvju5">
+            <w:hyperlink w:history="1" r:id="rIde2blzuvglqpquuey0bcoc">
               <w:r>
                 <w:rPr>
                   <w:rFonts w:ascii="Arial" w:cs="Arial" w:eastAsia="Arial" w:hAnsi="Arial"/>
@@ -30245,7 +30245,7 @@
               <w:spacing w:after="10" w:before="0"/>
               <w:ind w:left="120"/>
             </w:pPr>
-            <w:hyperlink w:history="1" r:id="rId8dbf0pdj5d0xzpywsyzpc">
+            <w:hyperlink w:history="1" r:id="rIdwoern3x7hx2ygkef6cgmm">
               <w:r>
                 <w:rPr>
                   <w:rFonts w:ascii="Arial" w:cs="Arial" w:eastAsia="Arial" w:hAnsi="Arial"/>
@@ -30290,7 +30290,7 @@
             <w:pPr>
               <w:spacing w:after="20" w:before="0"/>
             </w:pPr>
-            <w:hyperlink w:history="1" r:id="rIddwfmx48_-vqscg1kwugfc">
+            <w:hyperlink w:history="1" r:id="rIdj3w0jbrqp5pteczonb9h8">
               <w:r>
                 <w:rPr>
                   <w:rFonts w:ascii="Arial" w:cs="Arial" w:eastAsia="Arial" w:hAnsi="Arial"/>
@@ -30323,7 +30323,7 @@
               <w:spacing w:after="10" w:before="0"/>
               <w:ind w:left="120"/>
             </w:pPr>
-            <w:hyperlink w:history="1" r:id="rIdmodlsrd5fatwjyroev3e3">
+            <w:hyperlink w:history="1" r:id="rIdesygcbc8nwwrlj51vlnpw">
               <w:r>
                 <w:rPr>
                   <w:rFonts w:ascii="Arial" w:cs="Arial" w:eastAsia="Arial" w:hAnsi="Arial"/>
@@ -30569,7 +30569,7 @@
             <w:pPr>
               <w:spacing w:after="20" w:before="0"/>
             </w:pPr>
-            <w:hyperlink w:history="1" r:id="rIdmobdxvucskadvjoufmfhb">
+            <w:hyperlink w:history="1" r:id="rIdhkzcyin1qtvehpggrejal">
               <w:r>
                 <w:rPr>
                   <w:rFonts w:ascii="Arial" w:cs="Arial" w:eastAsia="Arial" w:hAnsi="Arial"/>
@@ -30602,7 +30602,7 @@
               <w:spacing w:after="10" w:before="0"/>
               <w:ind w:left="120"/>
             </w:pPr>
-            <w:hyperlink w:history="1" r:id="rIdm6_taro2xuopjhqhjd5bv">
+            <w:hyperlink w:history="1" r:id="rId5xnvhjjmwgeod0qyz47dm">
               <w:r>
                 <w:rPr>
                   <w:rFonts w:ascii="Arial" w:cs="Arial" w:eastAsia="Arial" w:hAnsi="Arial"/>
@@ -30647,7 +30647,7 @@
             <w:pPr>
               <w:spacing w:after="20" w:before="0"/>
             </w:pPr>
-            <w:hyperlink w:history="1" r:id="rId5fngxqx8shcdbxba1jqcf">
+            <w:hyperlink w:history="1" r:id="rIdfqnbqv_4fs1zfeg4zystg">
               <w:r>
                 <w:rPr>
                   <w:rFonts w:ascii="Arial" w:cs="Arial" w:eastAsia="Arial" w:hAnsi="Arial"/>
@@ -30680,7 +30680,7 @@
               <w:spacing w:after="10" w:before="0"/>
               <w:ind w:left="120"/>
             </w:pPr>
-            <w:hyperlink w:history="1" r:id="rId9gglraeixtpmkdqdvgw5x">
+            <w:hyperlink w:history="1" r:id="rIdcbnwngyfotqtcikgsslv6">
               <w:r>
                 <w:rPr>
                   <w:rFonts w:ascii="Arial" w:cs="Arial" w:eastAsia="Arial" w:hAnsi="Arial"/>
@@ -30945,7 +30945,7 @@
             <w:pPr>
               <w:spacing w:after="20" w:before="0"/>
             </w:pPr>
-            <w:hyperlink w:history="1" r:id="rId23pycnn-ltfst7wcbtawz">
+            <w:hyperlink w:history="1" r:id="rIdpsiiqwukgbpr6itj6fvuk">
               <w:r>
                 <w:rPr>
                   <w:rFonts w:ascii="Arial" w:cs="Arial" w:eastAsia="Arial" w:hAnsi="Arial"/>
@@ -30978,7 +30978,7 @@
               <w:spacing w:after="10" w:before="0"/>
               <w:ind w:left="120"/>
             </w:pPr>
-            <w:hyperlink w:history="1" r:id="rIdahanbmwzrkewcpjczrzah">
+            <w:hyperlink w:history="1" r:id="rIdal-osofyyjioeodzchjgo">
               <w:r>
                 <w:rPr>
                   <w:rFonts w:ascii="Arial" w:cs="Arial" w:eastAsia="Arial" w:hAnsi="Arial"/>
@@ -31023,7 +31023,7 @@
             <w:pPr>
               <w:spacing w:after="20" w:before="0"/>
             </w:pPr>
-            <w:hyperlink w:history="1" r:id="rIdte9btfkks4hzahd2witqn">
+            <w:hyperlink w:history="1" r:id="rIdbebulqfvvgle4g8htesyd">
               <w:r>
                 <w:rPr>
                   <w:rFonts w:ascii="Arial" w:cs="Arial" w:eastAsia="Arial" w:hAnsi="Arial"/>
@@ -31056,7 +31056,7 @@
               <w:spacing w:after="10" w:before="0"/>
               <w:ind w:left="120"/>
             </w:pPr>
-            <w:hyperlink w:history="1" r:id="rIds-dnxm3qidbl3vzwjhqff">
+            <w:hyperlink w:history="1" r:id="rIdtxqy17kdwseibqesqqzzj">
               <w:r>
                 <w:rPr>
                   <w:rFonts w:ascii="Arial" w:cs="Arial" w:eastAsia="Arial" w:hAnsi="Arial"/>
@@ -31321,7 +31321,7 @@
             <w:pPr>
               <w:spacing w:after="20" w:before="0"/>
             </w:pPr>
-            <w:hyperlink w:history="1" r:id="rIdeyfl_hxdod2qwlor_xr7w">
+            <w:hyperlink w:history="1" r:id="rIdl3j6kkoq81l3hlt9v6cun">
               <w:r>
                 <w:rPr>
                   <w:rFonts w:ascii="Arial" w:cs="Arial" w:eastAsia="Arial" w:hAnsi="Arial"/>
@@ -31354,7 +31354,7 @@
               <w:spacing w:after="10" w:before="0"/>
               <w:ind w:left="120"/>
             </w:pPr>
-            <w:hyperlink w:history="1" r:id="rIdofsi8w5tbvfgfg2wp9p0m">
+            <w:hyperlink w:history="1" r:id="rIdhgwo-mqcuyebhq9-oq4yf">
               <w:r>
                 <w:rPr>
                   <w:rFonts w:ascii="Arial" w:cs="Arial" w:eastAsia="Arial" w:hAnsi="Arial"/>
@@ -31399,7 +31399,7 @@
             <w:pPr>
               <w:spacing w:after="20" w:before="0"/>
             </w:pPr>
-            <w:hyperlink w:history="1" r:id="rIdc-spd7-kexw7cykdpci9b">
+            <w:hyperlink w:history="1" r:id="rId2wxobzxdbt7hqpynqqcxb">
               <w:r>
                 <w:rPr>
                   <w:rFonts w:ascii="Arial" w:cs="Arial" w:eastAsia="Arial" w:hAnsi="Arial"/>
@@ -31432,7 +31432,7 @@
               <w:spacing w:after="10" w:before="0"/>
               <w:ind w:left="120"/>
             </w:pPr>
-            <w:hyperlink w:history="1" r:id="rIdpsbamvoi2gckgfoemj6da">
+            <w:hyperlink w:history="1" r:id="rIdnop8r0sq3-lxbfrrt0gyj">
               <w:r>
                 <w:rPr>
                   <w:rFonts w:ascii="Arial" w:cs="Arial" w:eastAsia="Arial" w:hAnsi="Arial"/>
@@ -31678,7 +31678,7 @@
             <w:pPr>
               <w:spacing w:after="20" w:before="0"/>
             </w:pPr>
-            <w:hyperlink w:history="1" r:id="rIdglqg4gg5ovl6eduegxfk5">
+            <w:hyperlink w:history="1" r:id="rIdkewwfihk3ngjvo3n1ggsz">
               <w:r>
                 <w:rPr>
                   <w:rFonts w:ascii="Arial" w:cs="Arial" w:eastAsia="Arial" w:hAnsi="Arial"/>
@@ -31711,7 +31711,7 @@
               <w:spacing w:after="10" w:before="0"/>
               <w:ind w:left="120"/>
             </w:pPr>
-            <w:hyperlink w:history="1" r:id="rIdl6wdc8vqpipalzijov95d">
+            <w:hyperlink w:history="1" r:id="rIdhjuasigpycgcyugf2fpi7">
               <w:r>
                 <w:rPr>
                   <w:rFonts w:ascii="Arial" w:cs="Arial" w:eastAsia="Arial" w:hAnsi="Arial"/>
@@ -31756,7 +31756,7 @@
             <w:pPr>
               <w:spacing w:after="20" w:before="0"/>
             </w:pPr>
-            <w:hyperlink w:history="1" r:id="rIdhiamq_d5p766r8iu7qgz6">
+            <w:hyperlink w:history="1" r:id="rIddetjz82t0b2kiqxupjnqv">
               <w:r>
                 <w:rPr>
                   <w:rFonts w:ascii="Arial" w:cs="Arial" w:eastAsia="Arial" w:hAnsi="Arial"/>
@@ -31789,7 +31789,7 @@
               <w:spacing w:after="10" w:before="0"/>
               <w:ind w:left="120"/>
             </w:pPr>
-            <w:hyperlink w:history="1" r:id="rIdyyge71ycqr4q-5h4dedrv">
+            <w:hyperlink w:history="1" r:id="rIdkgsvk5koprziutykdpffn">
               <w:r>
                 <w:rPr>
                   <w:rFonts w:ascii="Arial" w:cs="Arial" w:eastAsia="Arial" w:hAnsi="Arial"/>

--- a/data/outputs/docx/Grade 10 Bio/Bio 1.3/Biology_CellStructure_CBE_LessonSequence.docx
+++ b/data/outputs/docx/Grade 10 Bio/Bio 1.3/Biology_CellStructure_CBE_LessonSequence.docx
@@ -3591,7 +3591,7 @@
             <w:pPr>
               <w:spacing w:after="20" w:before="0"/>
             </w:pPr>
-            <w:hyperlink w:history="1" r:id="rIdqmv72jfprrcqmgbktignw">
+            <w:hyperlink w:history="1" r:id="rIdj_a71uhpquhuzr552sou6">
               <w:r>
                 <w:rPr>
                   <w:rFonts w:ascii="Arial" w:cs="Arial" w:eastAsia="Arial" w:hAnsi="Arial"/>
@@ -3624,7 +3624,7 @@
               <w:spacing w:after="10" w:before="0"/>
               <w:ind w:left="120"/>
             </w:pPr>
-            <w:hyperlink w:history="1" r:id="rIdzu4azht_d4wugnkwvlu9y">
+            <w:hyperlink w:history="1" r:id="rIdsnt0jkkt_jm4wfgds_qve">
               <w:r>
                 <w:rPr>
                   <w:rFonts w:ascii="Arial" w:cs="Arial" w:eastAsia="Arial" w:hAnsi="Arial"/>
@@ -3669,7 +3669,7 @@
             <w:pPr>
               <w:spacing w:after="20" w:before="0"/>
             </w:pPr>
-            <w:hyperlink w:history="1" r:id="rId2qbtrxobmtgxjwaw2no_y">
+            <w:hyperlink w:history="1" r:id="rIdtgcmcmkf7t0zycpw-afta">
               <w:r>
                 <w:rPr>
                   <w:rFonts w:ascii="Arial" w:cs="Arial" w:eastAsia="Arial" w:hAnsi="Arial"/>
@@ -3702,7 +3702,7 @@
               <w:spacing w:after="10" w:before="0"/>
               <w:ind w:left="120"/>
             </w:pPr>
-            <w:hyperlink w:history="1" r:id="rIdvrel_djfsp1zosk4lfcp1">
+            <w:hyperlink w:history="1" r:id="rIdz9odxcooa0gmu1wdaw7jt">
               <w:r>
                 <w:rPr>
                   <w:rFonts w:ascii="Arial" w:cs="Arial" w:eastAsia="Arial" w:hAnsi="Arial"/>
@@ -4043,7 +4043,7 @@
             <w:pPr>
               <w:spacing w:after="20" w:before="0"/>
             </w:pPr>
-            <w:hyperlink w:history="1" r:id="rIdn-p3fiec-tkofagjgvrmn">
+            <w:hyperlink w:history="1" r:id="rId0blzg_fokbbl4mteqbsax">
               <w:r>
                 <w:rPr>
                   <w:rFonts w:ascii="Arial" w:cs="Arial" w:eastAsia="Arial" w:hAnsi="Arial"/>
@@ -4076,7 +4076,7 @@
               <w:spacing w:after="10" w:before="0"/>
               <w:ind w:left="120"/>
             </w:pPr>
-            <w:hyperlink w:history="1" r:id="rIdk-worlvxi2g2rctkxyokl">
+            <w:hyperlink w:history="1" r:id="rIdvyan6zgdo3smcqji3vjr-">
               <w:r>
                 <w:rPr>
                   <w:rFonts w:ascii="Arial" w:cs="Arial" w:eastAsia="Arial" w:hAnsi="Arial"/>
@@ -4121,7 +4121,7 @@
             <w:pPr>
               <w:spacing w:after="20" w:before="0"/>
             </w:pPr>
-            <w:hyperlink w:history="1" r:id="rIdhrkb4elot6_msekxgwrkq">
+            <w:hyperlink w:history="1" r:id="rIdpht6apsthiwlshye-2udm">
               <w:r>
                 <w:rPr>
                   <w:rFonts w:ascii="Arial" w:cs="Arial" w:eastAsia="Arial" w:hAnsi="Arial"/>
@@ -4154,7 +4154,7 @@
               <w:spacing w:after="10" w:before="0"/>
               <w:ind w:left="120"/>
             </w:pPr>
-            <w:hyperlink w:history="1" r:id="rIdduv-sozzf-qnq0bsy50dp">
+            <w:hyperlink w:history="1" r:id="rIdg-7w5p1kkwtf3taa7tmxu">
               <w:r>
                 <w:rPr>
                   <w:rFonts w:ascii="Arial" w:cs="Arial" w:eastAsia="Arial" w:hAnsi="Arial"/>
@@ -4495,7 +4495,7 @@
             <w:pPr>
               <w:spacing w:after="20" w:before="0"/>
             </w:pPr>
-            <w:hyperlink w:history="1" r:id="rIdm9plp4aoodgbou5awti9d">
+            <w:hyperlink w:history="1" r:id="rIdv6ebcgakywhdenxslefox">
               <w:r>
                 <w:rPr>
                   <w:rFonts w:ascii="Arial" w:cs="Arial" w:eastAsia="Arial" w:hAnsi="Arial"/>
@@ -4528,7 +4528,7 @@
               <w:spacing w:after="10" w:before="0"/>
               <w:ind w:left="120"/>
             </w:pPr>
-            <w:hyperlink w:history="1" r:id="rIds8ywk1faatbrushcwzibx">
+            <w:hyperlink w:history="1" r:id="rIdpa4mkx575h88aw186guov">
               <w:r>
                 <w:rPr>
                   <w:rFonts w:ascii="Arial" w:cs="Arial" w:eastAsia="Arial" w:hAnsi="Arial"/>
@@ -4573,7 +4573,7 @@
             <w:pPr>
               <w:spacing w:after="20" w:before="0"/>
             </w:pPr>
-            <w:hyperlink w:history="1" r:id="rIdtnexdlvtdtyabkdtrnxv7">
+            <w:hyperlink w:history="1" r:id="rIdgxx20j1q2dmspuc18uo9s">
               <w:r>
                 <w:rPr>
                   <w:rFonts w:ascii="Arial" w:cs="Arial" w:eastAsia="Arial" w:hAnsi="Arial"/>
@@ -4606,7 +4606,7 @@
               <w:spacing w:after="10" w:before="0"/>
               <w:ind w:left="120"/>
             </w:pPr>
-            <w:hyperlink w:history="1" r:id="rIdoasxhpmmvljp6i5fnpjx4">
+            <w:hyperlink w:history="1" r:id="rIdfcgb4hzbgd9pfvb_8fb9e">
               <w:r>
                 <w:rPr>
                   <w:rFonts w:ascii="Arial" w:cs="Arial" w:eastAsia="Arial" w:hAnsi="Arial"/>
@@ -4966,7 +4966,7 @@
             <w:pPr>
               <w:spacing w:after="20" w:before="0"/>
             </w:pPr>
-            <w:hyperlink w:history="1" r:id="rIdsrbi03p1cqwgj2vgdhopi">
+            <w:hyperlink w:history="1" r:id="rIdbkf_u5nevleqmc-g0tlrf">
               <w:r>
                 <w:rPr>
                   <w:rFonts w:ascii="Arial" w:cs="Arial" w:eastAsia="Arial" w:hAnsi="Arial"/>
@@ -4999,7 +4999,7 @@
               <w:spacing w:after="10" w:before="0"/>
               <w:ind w:left="120"/>
             </w:pPr>
-            <w:hyperlink w:history="1" r:id="rIdyfxxszj5_buodr0uce8np">
+            <w:hyperlink w:history="1" r:id="rIdkvrrdnrqhwiwozkwlwsnb">
               <w:r>
                 <w:rPr>
                   <w:rFonts w:ascii="Arial" w:cs="Arial" w:eastAsia="Arial" w:hAnsi="Arial"/>
@@ -5044,7 +5044,7 @@
             <w:pPr>
               <w:spacing w:after="20" w:before="0"/>
             </w:pPr>
-            <w:hyperlink w:history="1" r:id="rIddcsuwbm9aaswp-y7g8mt8">
+            <w:hyperlink w:history="1" r:id="rId_x8vzgjcra1dlcb0pwmmw">
               <w:r>
                 <w:rPr>
                   <w:rFonts w:ascii="Arial" w:cs="Arial" w:eastAsia="Arial" w:hAnsi="Arial"/>
@@ -5077,7 +5077,7 @@
               <w:spacing w:after="10" w:before="0"/>
               <w:ind w:left="120"/>
             </w:pPr>
-            <w:hyperlink w:history="1" r:id="rIdwf24mnm6ynx5hfogckl_d">
+            <w:hyperlink w:history="1" r:id="rIdjhlwo43cx0fdpj1ybzrzf">
               <w:r>
                 <w:rPr>
                   <w:rFonts w:ascii="Arial" w:cs="Arial" w:eastAsia="Arial" w:hAnsi="Arial"/>
@@ -5437,7 +5437,7 @@
             <w:pPr>
               <w:spacing w:after="20" w:before="0"/>
             </w:pPr>
-            <w:hyperlink w:history="1" r:id="rIdxwf_xriz7ptlqfmcgapjp">
+            <w:hyperlink w:history="1" r:id="rIdow7y2sny8bva9txv3a6yy">
               <w:r>
                 <w:rPr>
                   <w:rFonts w:ascii="Arial" w:cs="Arial" w:eastAsia="Arial" w:hAnsi="Arial"/>
@@ -5470,7 +5470,7 @@
               <w:spacing w:after="10" w:before="0"/>
               <w:ind w:left="120"/>
             </w:pPr>
-            <w:hyperlink w:history="1" r:id="rId1olsfm-fevotqyesjga9d">
+            <w:hyperlink w:history="1" r:id="rIds-etpkd8zei40dckowv9e">
               <w:r>
                 <w:rPr>
                   <w:rFonts w:ascii="Arial" w:cs="Arial" w:eastAsia="Arial" w:hAnsi="Arial"/>
@@ -5515,7 +5515,7 @@
             <w:pPr>
               <w:spacing w:after="20" w:before="0"/>
             </w:pPr>
-            <w:hyperlink w:history="1" r:id="rIdwp_4k987stl3wykut_rjg">
+            <w:hyperlink w:history="1" r:id="rIds6si-fkjkjqoklllkycz7">
               <w:r>
                 <w:rPr>
                   <w:rFonts w:ascii="Arial" w:cs="Arial" w:eastAsia="Arial" w:hAnsi="Arial"/>
@@ -5548,7 +5548,7 @@
               <w:spacing w:after="10" w:before="0"/>
               <w:ind w:left="120"/>
             </w:pPr>
-            <w:hyperlink w:history="1" r:id="rId4isvfez4sqrk-hq4movbo">
+            <w:hyperlink w:history="1" r:id="rIdge9nw7sln1evd1gdkgu06">
               <w:r>
                 <w:rPr>
                   <w:rFonts w:ascii="Arial" w:cs="Arial" w:eastAsia="Arial" w:hAnsi="Arial"/>
@@ -7714,7 +7714,7 @@
             <w:pPr>
               <w:spacing w:after="20" w:before="0"/>
             </w:pPr>
-            <w:hyperlink w:history="1" r:id="rIdyzxjie9ydsdgumzzqdmez">
+            <w:hyperlink w:history="1" r:id="rId7fcg7ywy3lhu_m-4dsnd1">
               <w:r>
                 <w:rPr>
                   <w:rFonts w:ascii="Arial" w:cs="Arial" w:eastAsia="Arial" w:hAnsi="Arial"/>
@@ -7747,7 +7747,7 @@
               <w:spacing w:after="10" w:before="0"/>
               <w:ind w:left="120"/>
             </w:pPr>
-            <w:hyperlink w:history="1" r:id="rId08fetpdk_ll7fsj4gweow">
+            <w:hyperlink w:history="1" r:id="rIdzrip2fwg8vvopj_iwblrs">
               <w:r>
                 <w:rPr>
                   <w:rFonts w:ascii="Arial" w:cs="Arial" w:eastAsia="Arial" w:hAnsi="Arial"/>
@@ -7792,7 +7792,7 @@
             <w:pPr>
               <w:spacing w:after="20" w:before="0"/>
             </w:pPr>
-            <w:hyperlink w:history="1" r:id="rIdi2ax-lw9lk1_0cocqw8r7">
+            <w:hyperlink w:history="1" r:id="rIduuhs6n3bk933nokn3yrpb">
               <w:r>
                 <w:rPr>
                   <w:rFonts w:ascii="Arial" w:cs="Arial" w:eastAsia="Arial" w:hAnsi="Arial"/>
@@ -7825,7 +7825,7 @@
               <w:spacing w:after="10" w:before="0"/>
               <w:ind w:left="120"/>
             </w:pPr>
-            <w:hyperlink w:history="1" r:id="rIdemkbmqjqbkhgn_48ufx1q">
+            <w:hyperlink w:history="1" r:id="rIdep-cqm7zynw5_sbavcdls">
               <w:r>
                 <w:rPr>
                   <w:rFonts w:ascii="Arial" w:cs="Arial" w:eastAsia="Arial" w:hAnsi="Arial"/>
@@ -8147,7 +8147,7 @@
             <w:pPr>
               <w:spacing w:after="20" w:before="0"/>
             </w:pPr>
-            <w:hyperlink w:history="1" r:id="rId5yfhutwge5kdemclhnanj">
+            <w:hyperlink w:history="1" r:id="rIdyxpczg8ymhrmhi5sy90iy">
               <w:r>
                 <w:rPr>
                   <w:rFonts w:ascii="Arial" w:cs="Arial" w:eastAsia="Arial" w:hAnsi="Arial"/>
@@ -8180,7 +8180,7 @@
               <w:spacing w:after="10" w:before="0"/>
               <w:ind w:left="120"/>
             </w:pPr>
-            <w:hyperlink w:history="1" r:id="rIdto2iannv4etvy3pmje-zd">
+            <w:hyperlink w:history="1" r:id="rIdoerqsk1s8bkwsjkwt2q3u">
               <w:r>
                 <w:rPr>
                   <w:rFonts w:ascii="Arial" w:cs="Arial" w:eastAsia="Arial" w:hAnsi="Arial"/>
@@ -8225,7 +8225,7 @@
             <w:pPr>
               <w:spacing w:after="20" w:before="0"/>
             </w:pPr>
-            <w:hyperlink w:history="1" r:id="rIdf9gqwhtwhe3p9f107h455">
+            <w:hyperlink w:history="1" r:id="rId_k3999eg8auo1c7que8bx">
               <w:r>
                 <w:rPr>
                   <w:rFonts w:ascii="Arial" w:cs="Arial" w:eastAsia="Arial" w:hAnsi="Arial"/>
@@ -8258,7 +8258,7 @@
               <w:spacing w:after="10" w:before="0"/>
               <w:ind w:left="120"/>
             </w:pPr>
-            <w:hyperlink w:history="1" r:id="rIdqynqavv9_6ps25v5ktmpt">
+            <w:hyperlink w:history="1" r:id="rIdez9olfzxtsuauoqp8bsy9">
               <w:r>
                 <w:rPr>
                   <w:rFonts w:ascii="Arial" w:cs="Arial" w:eastAsia="Arial" w:hAnsi="Arial"/>
@@ -8599,7 +8599,7 @@
             <w:pPr>
               <w:spacing w:after="20" w:before="0"/>
             </w:pPr>
-            <w:hyperlink w:history="1" r:id="rIdifmh1dbugcnma2n8wehka">
+            <w:hyperlink w:history="1" r:id="rIdcuwygjvyzi6ganizzdrlz">
               <w:r>
                 <w:rPr>
                   <w:rFonts w:ascii="Arial" w:cs="Arial" w:eastAsia="Arial" w:hAnsi="Arial"/>
@@ -8632,7 +8632,7 @@
               <w:spacing w:after="10" w:before="0"/>
               <w:ind w:left="120"/>
             </w:pPr>
-            <w:hyperlink w:history="1" r:id="rIdgmii6wb-laoxivvntjte_">
+            <w:hyperlink w:history="1" r:id="rIdw3dp9e8qkx3ltc6rg7wn-">
               <w:r>
                 <w:rPr>
                   <w:rFonts w:ascii="Arial" w:cs="Arial" w:eastAsia="Arial" w:hAnsi="Arial"/>
@@ -8677,7 +8677,7 @@
             <w:pPr>
               <w:spacing w:after="20" w:before="0"/>
             </w:pPr>
-            <w:hyperlink w:history="1" r:id="rIdul-fqosvtele4jiujatkr">
+            <w:hyperlink w:history="1" r:id="rId4q75edyxbpo_mv9kfcnke">
               <w:r>
                 <w:rPr>
                   <w:rFonts w:ascii="Arial" w:cs="Arial" w:eastAsia="Arial" w:hAnsi="Arial"/>
@@ -8710,7 +8710,7 @@
               <w:spacing w:after="10" w:before="0"/>
               <w:ind w:left="120"/>
             </w:pPr>
-            <w:hyperlink w:history="1" r:id="rIdp1_a0dudw4jsi-7b4eti_">
+            <w:hyperlink w:history="1" r:id="rIdkhfhx7dfilqkektlq5qzj">
               <w:r>
                 <w:rPr>
                   <w:rFonts w:ascii="Arial" w:cs="Arial" w:eastAsia="Arial" w:hAnsi="Arial"/>
@@ -9032,7 +9032,7 @@
             <w:pPr>
               <w:spacing w:after="20" w:before="0"/>
             </w:pPr>
-            <w:hyperlink w:history="1" r:id="rIdt6pzccv9stoqnnw_ib_bp">
+            <w:hyperlink w:history="1" r:id="rIdukfyfhqliblkzw7jdsxz1">
               <w:r>
                 <w:rPr>
                   <w:rFonts w:ascii="Arial" w:cs="Arial" w:eastAsia="Arial" w:hAnsi="Arial"/>
@@ -9065,7 +9065,7 @@
               <w:spacing w:after="10" w:before="0"/>
               <w:ind w:left="120"/>
             </w:pPr>
-            <w:hyperlink w:history="1" r:id="rIdv18ju4xcuu4ervh-rv9fg">
+            <w:hyperlink w:history="1" r:id="rIdvuyy305b-st1xxukokl3k">
               <w:r>
                 <w:rPr>
                   <w:rFonts w:ascii="Arial" w:cs="Arial" w:eastAsia="Arial" w:hAnsi="Arial"/>
@@ -9110,7 +9110,7 @@
             <w:pPr>
               <w:spacing w:after="20" w:before="0"/>
             </w:pPr>
-            <w:hyperlink w:history="1" r:id="rIdkislmrr-fnfce8ldutpnw">
+            <w:hyperlink w:history="1" r:id="rIdvvv643ko-kbtvphpuhegm">
               <w:r>
                 <w:rPr>
                   <w:rFonts w:ascii="Arial" w:cs="Arial" w:eastAsia="Arial" w:hAnsi="Arial"/>
@@ -9143,7 +9143,7 @@
               <w:spacing w:after="10" w:before="0"/>
               <w:ind w:left="120"/>
             </w:pPr>
-            <w:hyperlink w:history="1" r:id="rIdjw5vsivplaeo246bfivki">
+            <w:hyperlink w:history="1" r:id="rIdjnknsbygva2vdwegfathu">
               <w:r>
                 <w:rPr>
                   <w:rFonts w:ascii="Arial" w:cs="Arial" w:eastAsia="Arial" w:hAnsi="Arial"/>
@@ -9446,7 +9446,7 @@
             <w:pPr>
               <w:spacing w:after="20" w:before="0"/>
             </w:pPr>
-            <w:hyperlink w:history="1" r:id="rId5yfqjnl2vldg7qcv-yhie">
+            <w:hyperlink w:history="1" r:id="rIdo65x6neii30zwdbrpsy1e">
               <w:r>
                 <w:rPr>
                   <w:rFonts w:ascii="Arial" w:cs="Arial" w:eastAsia="Arial" w:hAnsi="Arial"/>
@@ -9479,7 +9479,7 @@
               <w:spacing w:after="10" w:before="0"/>
               <w:ind w:left="120"/>
             </w:pPr>
-            <w:hyperlink w:history="1" r:id="rIdhcbcmrrhhdqxdlbpfg827">
+            <w:hyperlink w:history="1" r:id="rId1u40fgycvy9xrumyutgsi">
               <w:r>
                 <w:rPr>
                   <w:rFonts w:ascii="Arial" w:cs="Arial" w:eastAsia="Arial" w:hAnsi="Arial"/>
@@ -9524,7 +9524,7 @@
             <w:pPr>
               <w:spacing w:after="20" w:before="0"/>
             </w:pPr>
-            <w:hyperlink w:history="1" r:id="rIdmlatusmmcxp1gxzgo2lz0">
+            <w:hyperlink w:history="1" r:id="rIdhqwdrfhnu0xtlpeocukya">
               <w:r>
                 <w:rPr>
                   <w:rFonts w:ascii="Arial" w:cs="Arial" w:eastAsia="Arial" w:hAnsi="Arial"/>
@@ -9557,7 +9557,7 @@
               <w:spacing w:after="10" w:before="0"/>
               <w:ind w:left="120"/>
             </w:pPr>
-            <w:hyperlink w:history="1" r:id="rIdixdtw1i5kopayb_o2siqs">
+            <w:hyperlink w:history="1" r:id="rId2wiy_g2g-5pcayzhrssjv">
               <w:r>
                 <w:rPr>
                   <w:rFonts w:ascii="Arial" w:cs="Arial" w:eastAsia="Arial" w:hAnsi="Arial"/>
@@ -11667,7 +11667,7 @@
             <w:pPr>
               <w:spacing w:after="20" w:before="0"/>
             </w:pPr>
-            <w:hyperlink w:history="1" r:id="rId84yihhzlep7k7yuvc3c_9">
+            <w:hyperlink w:history="1" r:id="rIdrsvcedfz_vj8lqg5jtezg">
               <w:r>
                 <w:rPr>
                   <w:rFonts w:ascii="Arial" w:cs="Arial" w:eastAsia="Arial" w:hAnsi="Arial"/>
@@ -11700,7 +11700,7 @@
               <w:spacing w:after="10" w:before="0"/>
               <w:ind w:left="120"/>
             </w:pPr>
-            <w:hyperlink w:history="1" r:id="rId9n1ok4ccmom9pqmavc8eo">
+            <w:hyperlink w:history="1" r:id="rIdhfghctsenggks1-f9izkg">
               <w:r>
                 <w:rPr>
                   <w:rFonts w:ascii="Arial" w:cs="Arial" w:eastAsia="Arial" w:hAnsi="Arial"/>
@@ -11745,7 +11745,7 @@
             <w:pPr>
               <w:spacing w:after="20" w:before="0"/>
             </w:pPr>
-            <w:hyperlink w:history="1" r:id="rIdvhb9vq33ydyfpiqq1zery">
+            <w:hyperlink w:history="1" r:id="rIdiklunkqpws9a8sbmu1agg">
               <w:r>
                 <w:rPr>
                   <w:rFonts w:ascii="Arial" w:cs="Arial" w:eastAsia="Arial" w:hAnsi="Arial"/>
@@ -11778,7 +11778,7 @@
               <w:spacing w:after="10" w:before="0"/>
               <w:ind w:left="120"/>
             </w:pPr>
-            <w:hyperlink w:history="1" r:id="rId1wxdupnkrey6itvr0fhsy">
+            <w:hyperlink w:history="1" r:id="rIducl_d0olco3qcw_9awg2h">
               <w:r>
                 <w:rPr>
                   <w:rFonts w:ascii="Arial" w:cs="Arial" w:eastAsia="Arial" w:hAnsi="Arial"/>
@@ -12119,7 +12119,7 @@
             <w:pPr>
               <w:spacing w:after="20" w:before="0"/>
             </w:pPr>
-            <w:hyperlink w:history="1" r:id="rIdxsomjsubt4vffwvmwysz8">
+            <w:hyperlink w:history="1" r:id="rIduimjo6angtax6_lyuvfx0">
               <w:r>
                 <w:rPr>
                   <w:rFonts w:ascii="Arial" w:cs="Arial" w:eastAsia="Arial" w:hAnsi="Arial"/>
@@ -12152,7 +12152,7 @@
               <w:spacing w:after="10" w:before="0"/>
               <w:ind w:left="120"/>
             </w:pPr>
-            <w:hyperlink w:history="1" r:id="rId7wmy-eq_g9ptmai_qynnm">
+            <w:hyperlink w:history="1" r:id="rId0gipfhj8swtxmwfcbc0ly">
               <w:r>
                 <w:rPr>
                   <w:rFonts w:ascii="Arial" w:cs="Arial" w:eastAsia="Arial" w:hAnsi="Arial"/>
@@ -12197,7 +12197,7 @@
             <w:pPr>
               <w:spacing w:after="20" w:before="0"/>
             </w:pPr>
-            <w:hyperlink w:history="1" r:id="rId63ygvicp_0y4t-w-iv9ns">
+            <w:hyperlink w:history="1" r:id="rIdfvgqd7i7t4nrm_bw3i1yc">
               <w:r>
                 <w:rPr>
                   <w:rFonts w:ascii="Arial" w:cs="Arial" w:eastAsia="Arial" w:hAnsi="Arial"/>
@@ -12230,7 +12230,7 @@
               <w:spacing w:after="10" w:before="0"/>
               <w:ind w:left="120"/>
             </w:pPr>
-            <w:hyperlink w:history="1" r:id="rIdlbnf6uo3c0jw07l5by3ek">
+            <w:hyperlink w:history="1" r:id="rIdmcn4ordclebnan41mn300">
               <w:r>
                 <w:rPr>
                   <w:rFonts w:ascii="Arial" w:cs="Arial" w:eastAsia="Arial" w:hAnsi="Arial"/>
@@ -12571,7 +12571,7 @@
             <w:pPr>
               <w:spacing w:after="20" w:before="0"/>
             </w:pPr>
-            <w:hyperlink w:history="1" r:id="rIdp7mpmaf9d8f_1408q6mfz">
+            <w:hyperlink w:history="1" r:id="rIdawq9fybqdb0rfj6hgxepj">
               <w:r>
                 <w:rPr>
                   <w:rFonts w:ascii="Arial" w:cs="Arial" w:eastAsia="Arial" w:hAnsi="Arial"/>
@@ -12604,7 +12604,7 @@
               <w:spacing w:after="10" w:before="0"/>
               <w:ind w:left="120"/>
             </w:pPr>
-            <w:hyperlink w:history="1" r:id="rId5horcqw11utusmdkg1kil">
+            <w:hyperlink w:history="1" r:id="rIddmu-7zfcmex36ag96l9uy">
               <w:r>
                 <w:rPr>
                   <w:rFonts w:ascii="Arial" w:cs="Arial" w:eastAsia="Arial" w:hAnsi="Arial"/>
@@ -12649,7 +12649,7 @@
             <w:pPr>
               <w:spacing w:after="20" w:before="0"/>
             </w:pPr>
-            <w:hyperlink w:history="1" r:id="rId7yzpw9ffdkh8erfnqi6fr">
+            <w:hyperlink w:history="1" r:id="rIdkm7ytgw3etwpueof76rdi">
               <w:r>
                 <w:rPr>
                   <w:rFonts w:ascii="Arial" w:cs="Arial" w:eastAsia="Arial" w:hAnsi="Arial"/>
@@ -12682,7 +12682,7 @@
               <w:spacing w:after="10" w:before="0"/>
               <w:ind w:left="120"/>
             </w:pPr>
-            <w:hyperlink w:history="1" r:id="rIdlzkwisb6maucc4tu57n1a">
+            <w:hyperlink w:history="1" r:id="rIdmrl6geus-zvylbx7g8hc3">
               <w:r>
                 <w:rPr>
                   <w:rFonts w:ascii="Arial" w:cs="Arial" w:eastAsia="Arial" w:hAnsi="Arial"/>
@@ -13004,7 +13004,7 @@
             <w:pPr>
               <w:spacing w:after="20" w:before="0"/>
             </w:pPr>
-            <w:hyperlink w:history="1" r:id="rIdvtn9e03honrcth6rvpajq">
+            <w:hyperlink w:history="1" r:id="rIdlp2wsqhpuu1pglmm21vwq">
               <w:r>
                 <w:rPr>
                   <w:rFonts w:ascii="Arial" w:cs="Arial" w:eastAsia="Arial" w:hAnsi="Arial"/>
@@ -13037,7 +13037,7 @@
               <w:spacing w:after="10" w:before="0"/>
               <w:ind w:left="120"/>
             </w:pPr>
-            <w:hyperlink w:history="1" r:id="rIdbb10ggo6vvcpx7o8jgvxd">
+            <w:hyperlink w:history="1" r:id="rIdgdmmtqgwpa20xcutwsp_r">
               <w:r>
                 <w:rPr>
                   <w:rFonts w:ascii="Arial" w:cs="Arial" w:eastAsia="Arial" w:hAnsi="Arial"/>
@@ -13082,7 +13082,7 @@
             <w:pPr>
               <w:spacing w:after="20" w:before="0"/>
             </w:pPr>
-            <w:hyperlink w:history="1" r:id="rIdejp-2i-3ynfdurgkrsvxy">
+            <w:hyperlink w:history="1" r:id="rIdqeohxx2mpn24dwxjxttgm">
               <w:r>
                 <w:rPr>
                   <w:rFonts w:ascii="Arial" w:cs="Arial" w:eastAsia="Arial" w:hAnsi="Arial"/>
@@ -13115,7 +13115,7 @@
               <w:spacing w:after="10" w:before="0"/>
               <w:ind w:left="120"/>
             </w:pPr>
-            <w:hyperlink w:history="1" r:id="rId7l4xqok7honfxg-fq1khc">
+            <w:hyperlink w:history="1" r:id="rIdcn1ikd5svpnawkuse60h5">
               <w:r>
                 <w:rPr>
                   <w:rFonts w:ascii="Arial" w:cs="Arial" w:eastAsia="Arial" w:hAnsi="Arial"/>
@@ -13399,7 +13399,7 @@
             <w:pPr>
               <w:spacing w:after="20" w:before="0"/>
             </w:pPr>
-            <w:hyperlink w:history="1" r:id="rIdypeubztvmui0mk0arq7m0">
+            <w:hyperlink w:history="1" r:id="rId64xi-nycf8gk5qlvp3hv3">
               <w:r>
                 <w:rPr>
                   <w:rFonts w:ascii="Arial" w:cs="Arial" w:eastAsia="Arial" w:hAnsi="Arial"/>
@@ -13432,7 +13432,7 @@
               <w:spacing w:after="10" w:before="0"/>
               <w:ind w:left="120"/>
             </w:pPr>
-            <w:hyperlink w:history="1" r:id="rIdcchzoi5jrdlzkfy8awcur">
+            <w:hyperlink w:history="1" r:id="rIdplr8tg0kpmhwxjaay-wi-">
               <w:r>
                 <w:rPr>
                   <w:rFonts w:ascii="Arial" w:cs="Arial" w:eastAsia="Arial" w:hAnsi="Arial"/>
@@ -13477,7 +13477,7 @@
             <w:pPr>
               <w:spacing w:after="20" w:before="0"/>
             </w:pPr>
-            <w:hyperlink w:history="1" r:id="rIduo6imfevhzapr8eyasmkf">
+            <w:hyperlink w:history="1" r:id="rIdeu-rk82lhqdwkfoa56kfs">
               <w:r>
                 <w:rPr>
                   <w:rFonts w:ascii="Arial" w:cs="Arial" w:eastAsia="Arial" w:hAnsi="Arial"/>
@@ -13510,7 +13510,7 @@
               <w:spacing w:after="10" w:before="0"/>
               <w:ind w:left="120"/>
             </w:pPr>
-            <w:hyperlink w:history="1" r:id="rIdxkb_yysm9ffqapcsowujx">
+            <w:hyperlink w:history="1" r:id="rIdqzmbisgc5asj5a_tbgnfv">
               <w:r>
                 <w:rPr>
                   <w:rFonts w:ascii="Arial" w:cs="Arial" w:eastAsia="Arial" w:hAnsi="Arial"/>
@@ -15500,7 +15500,7 @@
             <w:pPr>
               <w:spacing w:after="20" w:before="0"/>
             </w:pPr>
-            <w:hyperlink w:history="1" r:id="rIdw74snkb9t6vw915uphcbu">
+            <w:hyperlink w:history="1" r:id="rIdy758na23qdgtmgjmahs5n">
               <w:r>
                 <w:rPr>
                   <w:rFonts w:ascii="Arial" w:cs="Arial" w:eastAsia="Arial" w:hAnsi="Arial"/>
@@ -15533,7 +15533,7 @@
               <w:spacing w:after="10" w:before="0"/>
               <w:ind w:left="120"/>
             </w:pPr>
-            <w:hyperlink w:history="1" r:id="rId4dwiivrtnl6h3bxye9pyw">
+            <w:hyperlink w:history="1" r:id="rIdqdfkjkahf66wffhitc7v9">
               <w:r>
                 <w:rPr>
                   <w:rFonts w:ascii="Arial" w:cs="Arial" w:eastAsia="Arial" w:hAnsi="Arial"/>
@@ -15578,7 +15578,7 @@
             <w:pPr>
               <w:spacing w:after="20" w:before="0"/>
             </w:pPr>
-            <w:hyperlink w:history="1" r:id="rIdhbddrfjm3rn9d4iy8--mb">
+            <w:hyperlink w:history="1" r:id="rIdk-8jqmgbvixbfunpehsj7">
               <w:r>
                 <w:rPr>
                   <w:rFonts w:ascii="Arial" w:cs="Arial" w:eastAsia="Arial" w:hAnsi="Arial"/>
@@ -15611,7 +15611,7 @@
               <w:spacing w:after="10" w:before="0"/>
               <w:ind w:left="120"/>
             </w:pPr>
-            <w:hyperlink w:history="1" r:id="rId0ou1hw3gtjwy-efyildxm">
+            <w:hyperlink w:history="1" r:id="rIdvq8ulrafiiv0na_vbojm1">
               <w:r>
                 <w:rPr>
                   <w:rFonts w:ascii="Arial" w:cs="Arial" w:eastAsia="Arial" w:hAnsi="Arial"/>
@@ -15895,7 +15895,7 @@
             <w:pPr>
               <w:spacing w:after="20" w:before="0"/>
             </w:pPr>
-            <w:hyperlink w:history="1" r:id="rIduhqaeguzwbduahwp5vx1d">
+            <w:hyperlink w:history="1" r:id="rIdg8yjpdntqxr2xxd5qbof_">
               <w:r>
                 <w:rPr>
                   <w:rFonts w:ascii="Arial" w:cs="Arial" w:eastAsia="Arial" w:hAnsi="Arial"/>
@@ -15928,7 +15928,7 @@
               <w:spacing w:after="10" w:before="0"/>
               <w:ind w:left="120"/>
             </w:pPr>
-            <w:hyperlink w:history="1" r:id="rId2nt1niqpucnlpi3p9grlw">
+            <w:hyperlink w:history="1" r:id="rIdxqtxzefblttk0nypknhe2">
               <w:r>
                 <w:rPr>
                   <w:rFonts w:ascii="Arial" w:cs="Arial" w:eastAsia="Arial" w:hAnsi="Arial"/>
@@ -15973,7 +15973,7 @@
             <w:pPr>
               <w:spacing w:after="20" w:before="0"/>
             </w:pPr>
-            <w:hyperlink w:history="1" r:id="rIdarb4ozh2ujz2l0a-cwuf2">
+            <w:hyperlink w:history="1" r:id="rId49cnyrzghf0yidykcxgth">
               <w:r>
                 <w:rPr>
                   <w:rFonts w:ascii="Arial" w:cs="Arial" w:eastAsia="Arial" w:hAnsi="Arial"/>
@@ -16006,7 +16006,7 @@
               <w:spacing w:after="10" w:before="0"/>
               <w:ind w:left="120"/>
             </w:pPr>
-            <w:hyperlink w:history="1" r:id="rIdnmqsdsi_4wcycw8_92afx">
+            <w:hyperlink w:history="1" r:id="rIdjkkec7spepfbwenu-b-uz">
               <w:r>
                 <w:rPr>
                   <w:rFonts w:ascii="Arial" w:cs="Arial" w:eastAsia="Arial" w:hAnsi="Arial"/>
@@ -16328,7 +16328,7 @@
             <w:pPr>
               <w:spacing w:after="20" w:before="0"/>
             </w:pPr>
-            <w:hyperlink w:history="1" r:id="rId_czy2av3ryxjxlc8ys7p8">
+            <w:hyperlink w:history="1" r:id="rIdmkwvup-tamzdkrt0hpgbu">
               <w:r>
                 <w:rPr>
                   <w:rFonts w:ascii="Arial" w:cs="Arial" w:eastAsia="Arial" w:hAnsi="Arial"/>
@@ -16361,7 +16361,7 @@
               <w:spacing w:after="10" w:before="0"/>
               <w:ind w:left="120"/>
             </w:pPr>
-            <w:hyperlink w:history="1" r:id="rId6p0ah0uthc1ahapgixn5s">
+            <w:hyperlink w:history="1" r:id="rIdvwek-obsbawa1jxx6iyrp">
               <w:r>
                 <w:rPr>
                   <w:rFonts w:ascii="Arial" w:cs="Arial" w:eastAsia="Arial" w:hAnsi="Arial"/>
@@ -16406,7 +16406,7 @@
             <w:pPr>
               <w:spacing w:after="20" w:before="0"/>
             </w:pPr>
-            <w:hyperlink w:history="1" r:id="rIdd6yg8ctb04yjlwphtb7da">
+            <w:hyperlink w:history="1" r:id="rId_rnb78gwqerzbgy-9hiul">
               <w:r>
                 <w:rPr>
                   <w:rFonts w:ascii="Arial" w:cs="Arial" w:eastAsia="Arial" w:hAnsi="Arial"/>
@@ -16439,7 +16439,7 @@
               <w:spacing w:after="10" w:before="0"/>
               <w:ind w:left="120"/>
             </w:pPr>
-            <w:hyperlink w:history="1" r:id="rId3hhd6nacu-glnahxp-jn9">
+            <w:hyperlink w:history="1" r:id="rIdnhe91dcwcldgz1i_tcaqs">
               <w:r>
                 <w:rPr>
                   <w:rFonts w:ascii="Arial" w:cs="Arial" w:eastAsia="Arial" w:hAnsi="Arial"/>
@@ -16761,7 +16761,7 @@
             <w:pPr>
               <w:spacing w:after="20" w:before="0"/>
             </w:pPr>
-            <w:hyperlink w:history="1" r:id="rIdjtmwyici9ts-0hm21tuhb">
+            <w:hyperlink w:history="1" r:id="rIdbjgdeep42rdsfc74da44t">
               <w:r>
                 <w:rPr>
                   <w:rFonts w:ascii="Arial" w:cs="Arial" w:eastAsia="Arial" w:hAnsi="Arial"/>
@@ -16794,7 +16794,7 @@
               <w:spacing w:after="10" w:before="0"/>
               <w:ind w:left="120"/>
             </w:pPr>
-            <w:hyperlink w:history="1" r:id="rId2qa3jggylfaspequngcrg">
+            <w:hyperlink w:history="1" r:id="rIdosluqouwqeskgiasla_bm">
               <w:r>
                 <w:rPr>
                   <w:rFonts w:ascii="Arial" w:cs="Arial" w:eastAsia="Arial" w:hAnsi="Arial"/>
@@ -16839,7 +16839,7 @@
             <w:pPr>
               <w:spacing w:after="20" w:before="0"/>
             </w:pPr>
-            <w:hyperlink w:history="1" r:id="rId8v7yqiymq0okbonspb9oh">
+            <w:hyperlink w:history="1" r:id="rIdscdwto94jt3lfpckbw9bf">
               <w:r>
                 <w:rPr>
                   <w:rFonts w:ascii="Arial" w:cs="Arial" w:eastAsia="Arial" w:hAnsi="Arial"/>
@@ -16872,7 +16872,7 @@
               <w:spacing w:after="10" w:before="0"/>
               <w:ind w:left="120"/>
             </w:pPr>
-            <w:hyperlink w:history="1" r:id="rIdidhoif6pl1lnog6mbh415">
+            <w:hyperlink w:history="1" r:id="rIdcm997fqoezzsjb2etifcr">
               <w:r>
                 <w:rPr>
                   <w:rFonts w:ascii="Arial" w:cs="Arial" w:eastAsia="Arial" w:hAnsi="Arial"/>
@@ -17118,7 +17118,7 @@
             <w:pPr>
               <w:spacing w:after="20" w:before="0"/>
             </w:pPr>
-            <w:hyperlink w:history="1" r:id="rIdkewewonw2sjvnzmng-ggs">
+            <w:hyperlink w:history="1" r:id="rIddpkffccpryyhlkejq0xlv">
               <w:r>
                 <w:rPr>
                   <w:rFonts w:ascii="Arial" w:cs="Arial" w:eastAsia="Arial" w:hAnsi="Arial"/>
@@ -17151,7 +17151,7 @@
               <w:spacing w:after="10" w:before="0"/>
               <w:ind w:left="120"/>
             </w:pPr>
-            <w:hyperlink w:history="1" r:id="rIduipwzorzn0wfrnaenpmpv">
+            <w:hyperlink w:history="1" r:id="rId3d2bk3xgb2fr-10jet4ix">
               <w:r>
                 <w:rPr>
                   <w:rFonts w:ascii="Arial" w:cs="Arial" w:eastAsia="Arial" w:hAnsi="Arial"/>
@@ -17196,7 +17196,7 @@
             <w:pPr>
               <w:spacing w:after="20" w:before="0"/>
             </w:pPr>
-            <w:hyperlink w:history="1" r:id="rIddxm8vw8-1hzueuopcbear">
+            <w:hyperlink w:history="1" r:id="rIdvq7wtvyhd9j973j6fqp0b">
               <w:r>
                 <w:rPr>
                   <w:rFonts w:ascii="Arial" w:cs="Arial" w:eastAsia="Arial" w:hAnsi="Arial"/>
@@ -17229,7 +17229,7 @@
               <w:spacing w:after="10" w:before="0"/>
               <w:ind w:left="120"/>
             </w:pPr>
-            <w:hyperlink w:history="1" r:id="rId1guhjkf8m0wgw0ssivbvj">
+            <w:hyperlink w:history="1" r:id="rIdhdy83wa6bu_a8vpj_xwh4">
               <w:r>
                 <w:rPr>
                   <w:rFonts w:ascii="Arial" w:cs="Arial" w:eastAsia="Arial" w:hAnsi="Arial"/>
@@ -19238,7 +19238,7 @@
             <w:pPr>
               <w:spacing w:after="20" w:before="0"/>
             </w:pPr>
-            <w:hyperlink w:history="1" r:id="rIdcus-qoy9xy9ntb1ncfynx">
+            <w:hyperlink w:history="1" r:id="rIdskmizz6u3zonjhewwiigy">
               <w:r>
                 <w:rPr>
                   <w:rFonts w:ascii="Arial" w:cs="Arial" w:eastAsia="Arial" w:hAnsi="Arial"/>
@@ -19271,7 +19271,7 @@
               <w:spacing w:after="10" w:before="0"/>
               <w:ind w:left="120"/>
             </w:pPr>
-            <w:hyperlink w:history="1" r:id="rIdergbngrc4swpepfgu06w_">
+            <w:hyperlink w:history="1" r:id="rIdzaedqxsyik8b2r9992fdo">
               <w:r>
                 <w:rPr>
                   <w:rFonts w:ascii="Arial" w:cs="Arial" w:eastAsia="Arial" w:hAnsi="Arial"/>
@@ -19316,7 +19316,7 @@
             <w:pPr>
               <w:spacing w:after="20" w:before="0"/>
             </w:pPr>
-            <w:hyperlink w:history="1" r:id="rId2w3z75m1hs95nogt6_i5v">
+            <w:hyperlink w:history="1" r:id="rId6n6_7hcesjir2epukt_4p">
               <w:r>
                 <w:rPr>
                   <w:rFonts w:ascii="Arial" w:cs="Arial" w:eastAsia="Arial" w:hAnsi="Arial"/>
@@ -19349,7 +19349,7 @@
               <w:spacing w:after="10" w:before="0"/>
               <w:ind w:left="120"/>
             </w:pPr>
-            <w:hyperlink w:history="1" r:id="rIdx8h9fflyiv0ig2gqv2x-n">
+            <w:hyperlink w:history="1" r:id="rIdemsytftji_wvjsj6lo9gw">
               <w:r>
                 <w:rPr>
                   <w:rFonts w:ascii="Arial" w:cs="Arial" w:eastAsia="Arial" w:hAnsi="Arial"/>
@@ -19633,7 +19633,7 @@
             <w:pPr>
               <w:spacing w:after="20" w:before="0"/>
             </w:pPr>
-            <w:hyperlink w:history="1" r:id="rIdfkd1tqiaytwttfk5kwldk">
+            <w:hyperlink w:history="1" r:id="rIdlq4zhzozoxcelwqjqdejo">
               <w:r>
                 <w:rPr>
                   <w:rFonts w:ascii="Arial" w:cs="Arial" w:eastAsia="Arial" w:hAnsi="Arial"/>
@@ -19666,7 +19666,7 @@
               <w:spacing w:after="10" w:before="0"/>
               <w:ind w:left="120"/>
             </w:pPr>
-            <w:hyperlink w:history="1" r:id="rIdgokzqrct5skkf0usxbxn3">
+            <w:hyperlink w:history="1" r:id="rIdddkodbtnrmxiaxqtgw8cr">
               <w:r>
                 <w:rPr>
                   <w:rFonts w:ascii="Arial" w:cs="Arial" w:eastAsia="Arial" w:hAnsi="Arial"/>
@@ -19711,7 +19711,7 @@
             <w:pPr>
               <w:spacing w:after="20" w:before="0"/>
             </w:pPr>
-            <w:hyperlink w:history="1" r:id="rIdlsc2ruls9358rqnrjwdgz">
+            <w:hyperlink w:history="1" r:id="rIdq9xyl4-jbciv_ax3px1gn">
               <w:r>
                 <w:rPr>
                   <w:rFonts w:ascii="Arial" w:cs="Arial" w:eastAsia="Arial" w:hAnsi="Arial"/>
@@ -19744,7 +19744,7 @@
               <w:spacing w:after="10" w:before="0"/>
               <w:ind w:left="120"/>
             </w:pPr>
-            <w:hyperlink w:history="1" r:id="rId2y-8tp7lzg9dncljhu8ql">
+            <w:hyperlink w:history="1" r:id="rId_afrxa7m5j8mrowlfcsjl">
               <w:r>
                 <w:rPr>
                   <w:rFonts w:ascii="Arial" w:cs="Arial" w:eastAsia="Arial" w:hAnsi="Arial"/>
@@ -20028,7 +20028,7 @@
             <w:pPr>
               <w:spacing w:after="20" w:before="0"/>
             </w:pPr>
-            <w:hyperlink w:history="1" r:id="rIdni708wnujpng56hih2fku">
+            <w:hyperlink w:history="1" r:id="rIdtx7gcjwimyzxxjohmetjl">
               <w:r>
                 <w:rPr>
                   <w:rFonts w:ascii="Arial" w:cs="Arial" w:eastAsia="Arial" w:hAnsi="Arial"/>
@@ -20061,7 +20061,7 @@
               <w:spacing w:after="10" w:before="0"/>
               <w:ind w:left="120"/>
             </w:pPr>
-            <w:hyperlink w:history="1" r:id="rId0b3ye_o4akdcvrd3ykrtx">
+            <w:hyperlink w:history="1" r:id="rId4uqx8nlescnwlbus3chgr">
               <w:r>
                 <w:rPr>
                   <w:rFonts w:ascii="Arial" w:cs="Arial" w:eastAsia="Arial" w:hAnsi="Arial"/>
@@ -20106,7 +20106,7 @@
             <w:pPr>
               <w:spacing w:after="20" w:before="0"/>
             </w:pPr>
-            <w:hyperlink w:history="1" r:id="rIdq8vqrhf2z9dlvaoa6hrpa">
+            <w:hyperlink w:history="1" r:id="rIdj9fnxg5rnqcuecb8z2wfs">
               <w:r>
                 <w:rPr>
                   <w:rFonts w:ascii="Arial" w:cs="Arial" w:eastAsia="Arial" w:hAnsi="Arial"/>
@@ -20139,7 +20139,7 @@
               <w:spacing w:after="10" w:before="0"/>
               <w:ind w:left="120"/>
             </w:pPr>
-            <w:hyperlink w:history="1" r:id="rIdszcscldm_hfbow7_ju2ar">
+            <w:hyperlink w:history="1" r:id="rIdm2ezjw7qxtgxh7rdbmn28">
               <w:r>
                 <w:rPr>
                   <w:rFonts w:ascii="Arial" w:cs="Arial" w:eastAsia="Arial" w:hAnsi="Arial"/>
@@ -20423,7 +20423,7 @@
             <w:pPr>
               <w:spacing w:after="20" w:before="0"/>
             </w:pPr>
-            <w:hyperlink w:history="1" r:id="rId6glv_mbboyvsevdetysg_">
+            <w:hyperlink w:history="1" r:id="rId-5gkbl4t5emdbekmu5_ja">
               <w:r>
                 <w:rPr>
                   <w:rFonts w:ascii="Arial" w:cs="Arial" w:eastAsia="Arial" w:hAnsi="Arial"/>
@@ -20456,7 +20456,7 @@
               <w:spacing w:after="10" w:before="0"/>
               <w:ind w:left="120"/>
             </w:pPr>
-            <w:hyperlink w:history="1" r:id="rIdvo3ekajznobruhf0mp4wq">
+            <w:hyperlink w:history="1" r:id="rIdd_vz8jv2hijs9xz6k1hnt">
               <w:r>
                 <w:rPr>
                   <w:rFonts w:ascii="Arial" w:cs="Arial" w:eastAsia="Arial" w:hAnsi="Arial"/>
@@ -20501,7 +20501,7 @@
             <w:pPr>
               <w:spacing w:after="20" w:before="0"/>
             </w:pPr>
-            <w:hyperlink w:history="1" r:id="rIdgtfzlkqdr2dog-zfxflma">
+            <w:hyperlink w:history="1" r:id="rIdburlvew5uj2khtejqzqkj">
               <w:r>
                 <w:rPr>
                   <w:rFonts w:ascii="Arial" w:cs="Arial" w:eastAsia="Arial" w:hAnsi="Arial"/>
@@ -20534,7 +20534,7 @@
               <w:spacing w:after="10" w:before="0"/>
               <w:ind w:left="120"/>
             </w:pPr>
-            <w:hyperlink w:history="1" r:id="rId6w0blueskdemfv4u7t20p">
+            <w:hyperlink w:history="1" r:id="rIdhpo28o-j5jlxrqz3l0vc8">
               <w:r>
                 <w:rPr>
                   <w:rFonts w:ascii="Arial" w:cs="Arial" w:eastAsia="Arial" w:hAnsi="Arial"/>
@@ -20799,7 +20799,7 @@
             <w:pPr>
               <w:spacing w:after="20" w:before="0"/>
             </w:pPr>
-            <w:hyperlink w:history="1" r:id="rIdl-p47f2gkenzgigxx68db">
+            <w:hyperlink w:history="1" r:id="rIdbbotlu58dcwtsnmegzshk">
               <w:r>
                 <w:rPr>
                   <w:rFonts w:ascii="Arial" w:cs="Arial" w:eastAsia="Arial" w:hAnsi="Arial"/>
@@ -20832,7 +20832,7 @@
               <w:spacing w:after="10" w:before="0"/>
               <w:ind w:left="120"/>
             </w:pPr>
-            <w:hyperlink w:history="1" r:id="rId7wnuymygaazwcbjy4dsei">
+            <w:hyperlink w:history="1" r:id="rIdiyteeq1exl-quhmvmubjq">
               <w:r>
                 <w:rPr>
                   <w:rFonts w:ascii="Arial" w:cs="Arial" w:eastAsia="Arial" w:hAnsi="Arial"/>
@@ -20877,7 +20877,7 @@
             <w:pPr>
               <w:spacing w:after="20" w:before="0"/>
             </w:pPr>
-            <w:hyperlink w:history="1" r:id="rIdzcaheuc6xfmrohyar51qk">
+            <w:hyperlink w:history="1" r:id="rIdiqz9ba3iyyno1r4kszlkj">
               <w:r>
                 <w:rPr>
                   <w:rFonts w:ascii="Arial" w:cs="Arial" w:eastAsia="Arial" w:hAnsi="Arial"/>
@@ -20910,7 +20910,7 @@
               <w:spacing w:after="10" w:before="0"/>
               <w:ind w:left="120"/>
             </w:pPr>
-            <w:hyperlink w:history="1" r:id="rId-ckcollwpeiqqw6n7au3k">
+            <w:hyperlink w:history="1" r:id="rId1cbq8022znypoa9wbt5m9">
               <w:r>
                 <w:rPr>
                   <w:rFonts w:ascii="Arial" w:cs="Arial" w:eastAsia="Arial" w:hAnsi="Arial"/>
@@ -22901,7 +22901,7 @@
             <w:pPr>
               <w:spacing w:after="20" w:before="0"/>
             </w:pPr>
-            <w:hyperlink w:history="1" r:id="rId9ffu_sc75hmy20wohayzm">
+            <w:hyperlink w:history="1" r:id="rIdvyjg1n78ycnpoj5gdpa9e">
               <w:r>
                 <w:rPr>
                   <w:rFonts w:ascii="Arial" w:cs="Arial" w:eastAsia="Arial" w:hAnsi="Arial"/>
@@ -22934,7 +22934,7 @@
               <w:spacing w:after="10" w:before="0"/>
               <w:ind w:left="120"/>
             </w:pPr>
-            <w:hyperlink w:history="1" r:id="rIde_atohdndweiluxh6-pft">
+            <w:hyperlink w:history="1" r:id="rIdspurljhhvgewv4ur9couz">
               <w:r>
                 <w:rPr>
                   <w:rFonts w:ascii="Arial" w:cs="Arial" w:eastAsia="Arial" w:hAnsi="Arial"/>
@@ -22979,7 +22979,7 @@
             <w:pPr>
               <w:spacing w:after="20" w:before="0"/>
             </w:pPr>
-            <w:hyperlink w:history="1" r:id="rIdckmx3cyyfyksktlu5o4l5">
+            <w:hyperlink w:history="1" r:id="rIdqafcwfdtjlfp47wt0gzqk">
               <w:r>
                 <w:rPr>
                   <w:rFonts w:ascii="Arial" w:cs="Arial" w:eastAsia="Arial" w:hAnsi="Arial"/>
@@ -23012,7 +23012,7 @@
               <w:spacing w:after="10" w:before="0"/>
               <w:ind w:left="120"/>
             </w:pPr>
-            <w:hyperlink w:history="1" r:id="rIdjqgdwyksh_wbumhycma7w">
+            <w:hyperlink w:history="1" r:id="rIdxgzufhgu6fhjxqodyqzo_">
               <w:r>
                 <w:rPr>
                   <w:rFonts w:ascii="Arial" w:cs="Arial" w:eastAsia="Arial" w:hAnsi="Arial"/>
@@ -23315,7 +23315,7 @@
             <w:pPr>
               <w:spacing w:after="20" w:before="0"/>
             </w:pPr>
-            <w:hyperlink w:history="1" r:id="rIdoeptd-n00lrodifmhw0f6">
+            <w:hyperlink w:history="1" r:id="rId96tx-nzi7saczkeycwuxc">
               <w:r>
                 <w:rPr>
                   <w:rFonts w:ascii="Arial" w:cs="Arial" w:eastAsia="Arial" w:hAnsi="Arial"/>
@@ -23348,7 +23348,7 @@
               <w:spacing w:after="10" w:before="0"/>
               <w:ind w:left="120"/>
             </w:pPr>
-            <w:hyperlink w:history="1" r:id="rId6uz8t_nowcdnkaxeq0kps">
+            <w:hyperlink w:history="1" r:id="rIdmiml7vwtarzmhmgznhzb-">
               <w:r>
                 <w:rPr>
                   <w:rFonts w:ascii="Arial" w:cs="Arial" w:eastAsia="Arial" w:hAnsi="Arial"/>
@@ -23393,7 +23393,7 @@
             <w:pPr>
               <w:spacing w:after="20" w:before="0"/>
             </w:pPr>
-            <w:hyperlink w:history="1" r:id="rIdwkmrld7d91sxfp7wmuxmw">
+            <w:hyperlink w:history="1" r:id="rId7capogxowsd9_m8dye1zg">
               <w:r>
                 <w:rPr>
                   <w:rFonts w:ascii="Arial" w:cs="Arial" w:eastAsia="Arial" w:hAnsi="Arial"/>
@@ -23426,7 +23426,7 @@
               <w:spacing w:after="10" w:before="0"/>
               <w:ind w:left="120"/>
             </w:pPr>
-            <w:hyperlink w:history="1" r:id="rIdx6liyy09cbt4oim-aazpr">
+            <w:hyperlink w:history="1" r:id="rId0ztv3vb9ylmrmejqvdnlk">
               <w:r>
                 <w:rPr>
                   <w:rFonts w:ascii="Arial" w:cs="Arial" w:eastAsia="Arial" w:hAnsi="Arial"/>
@@ -23691,7 +23691,7 @@
             <w:pPr>
               <w:spacing w:after="20" w:before="0"/>
             </w:pPr>
-            <w:hyperlink w:history="1" r:id="rIdd97expyah5ijsqbzhj0pq">
+            <w:hyperlink w:history="1" r:id="rId6za16dfgutvbvkpmyhrxt">
               <w:r>
                 <w:rPr>
                   <w:rFonts w:ascii="Arial" w:cs="Arial" w:eastAsia="Arial" w:hAnsi="Arial"/>
@@ -23724,7 +23724,7 @@
               <w:spacing w:after="10" w:before="0"/>
               <w:ind w:left="120"/>
             </w:pPr>
-            <w:hyperlink w:history="1" r:id="rIdjuoqc6h86zhec0cmgmxnt">
+            <w:hyperlink w:history="1" r:id="rId-qp_z5ju3ncur0zu4a9jm">
               <w:r>
                 <w:rPr>
                   <w:rFonts w:ascii="Arial" w:cs="Arial" w:eastAsia="Arial" w:hAnsi="Arial"/>
@@ -23769,7 +23769,7 @@
             <w:pPr>
               <w:spacing w:after="20" w:before="0"/>
             </w:pPr>
-            <w:hyperlink w:history="1" r:id="rIdhtrvhyvi_tx78bwyhthom">
+            <w:hyperlink w:history="1" r:id="rIdkmbgafnjjicpbzl1tmcad">
               <w:r>
                 <w:rPr>
                   <w:rFonts w:ascii="Arial" w:cs="Arial" w:eastAsia="Arial" w:hAnsi="Arial"/>
@@ -23802,7 +23802,7 @@
               <w:spacing w:after="10" w:before="0"/>
               <w:ind w:left="120"/>
             </w:pPr>
-            <w:hyperlink w:history="1" r:id="rIdunnvhybdejt2zq3-oaowo">
+            <w:hyperlink w:history="1" r:id="rIdb44sq2egccof0ueya_2yp">
               <w:r>
                 <w:rPr>
                   <w:rFonts w:ascii="Arial" w:cs="Arial" w:eastAsia="Arial" w:hAnsi="Arial"/>
@@ -24067,7 +24067,7 @@
             <w:pPr>
               <w:spacing w:after="20" w:before="0"/>
             </w:pPr>
-            <w:hyperlink w:history="1" r:id="rIddsbe2jkjc_pstzemtzyw3">
+            <w:hyperlink w:history="1" r:id="rIdbdo25gg5itgra1jmmcn_y">
               <w:r>
                 <w:rPr>
                   <w:rFonts w:ascii="Arial" w:cs="Arial" w:eastAsia="Arial" w:hAnsi="Arial"/>
@@ -24100,7 +24100,7 @@
               <w:spacing w:after="10" w:before="0"/>
               <w:ind w:left="120"/>
             </w:pPr>
-            <w:hyperlink w:history="1" r:id="rId7qwdhiunfebdx2mpaubx3">
+            <w:hyperlink w:history="1" r:id="rIdcafrfubdrygv2aiuxfy_s">
               <w:r>
                 <w:rPr>
                   <w:rFonts w:ascii="Arial" w:cs="Arial" w:eastAsia="Arial" w:hAnsi="Arial"/>
@@ -24145,7 +24145,7 @@
             <w:pPr>
               <w:spacing w:after="20" w:before="0"/>
             </w:pPr>
-            <w:hyperlink w:history="1" r:id="rIdgqxgib5_c22hdozn0ej7t">
+            <w:hyperlink w:history="1" r:id="rIddufelxvq2rkskvryiuyi1">
               <w:r>
                 <w:rPr>
                   <w:rFonts w:ascii="Arial" w:cs="Arial" w:eastAsia="Arial" w:hAnsi="Arial"/>
@@ -24178,7 +24178,7 @@
               <w:spacing w:after="10" w:before="0"/>
               <w:ind w:left="120"/>
             </w:pPr>
-            <w:hyperlink w:history="1" r:id="rIdi4mtqfzylqtoezc8med_n">
+            <w:hyperlink w:history="1" r:id="rId7rxxrltokx_wqjhdgtutg">
               <w:r>
                 <w:rPr>
                   <w:rFonts w:ascii="Arial" w:cs="Arial" w:eastAsia="Arial" w:hAnsi="Arial"/>
@@ -24405,7 +24405,7 @@
             <w:pPr>
               <w:spacing w:after="20" w:before="0"/>
             </w:pPr>
-            <w:hyperlink w:history="1" r:id="rId1bs5obbj_sezfjrsdmvez">
+            <w:hyperlink w:history="1" r:id="rId5i7ktsadezuq24_faj3w-">
               <w:r>
                 <w:rPr>
                   <w:rFonts w:ascii="Arial" w:cs="Arial" w:eastAsia="Arial" w:hAnsi="Arial"/>
@@ -24438,7 +24438,7 @@
               <w:spacing w:after="10" w:before="0"/>
               <w:ind w:left="120"/>
             </w:pPr>
-            <w:hyperlink w:history="1" r:id="rIdxsrilzuwa760w4oc_scj7">
+            <w:hyperlink w:history="1" r:id="rIdcksxmtcczhd9-wlxr4hu_">
               <w:r>
                 <w:rPr>
                   <w:rFonts w:ascii="Arial" w:cs="Arial" w:eastAsia="Arial" w:hAnsi="Arial"/>
@@ -24483,7 +24483,7 @@
             <w:pPr>
               <w:spacing w:after="20" w:before="0"/>
             </w:pPr>
-            <w:hyperlink w:history="1" r:id="rIdtbddbnzc_otwye8mljgab">
+            <w:hyperlink w:history="1" r:id="rIdzah-hzpi39znqo8yenbek">
               <w:r>
                 <w:rPr>
                   <w:rFonts w:ascii="Arial" w:cs="Arial" w:eastAsia="Arial" w:hAnsi="Arial"/>
@@ -24516,7 +24516,7 @@
               <w:spacing w:after="10" w:before="0"/>
               <w:ind w:left="120"/>
             </w:pPr>
-            <w:hyperlink w:history="1" r:id="rIdmgd3ixwngbp0e0ayxkne8">
+            <w:hyperlink w:history="1" r:id="rIdvbj8tdfdsbx511g9vmuoj">
               <w:r>
                 <w:rPr>
                   <w:rFonts w:ascii="Arial" w:cs="Arial" w:eastAsia="Arial" w:hAnsi="Arial"/>
@@ -26568,7 +26568,7 @@
             <w:pPr>
               <w:spacing w:after="20" w:before="0"/>
             </w:pPr>
-            <w:hyperlink w:history="1" r:id="rIdcbjhccb2icfj-sa4zyyzb">
+            <w:hyperlink w:history="1" r:id="rIdsc8e20zfk4ayldzwqdvte">
               <w:r>
                 <w:rPr>
                   <w:rFonts w:ascii="Arial" w:cs="Arial" w:eastAsia="Arial" w:hAnsi="Arial"/>
@@ -26601,7 +26601,7 @@
               <w:spacing w:after="10" w:before="0"/>
               <w:ind w:left="120"/>
             </w:pPr>
-            <w:hyperlink w:history="1" r:id="rId1z4j7ht8je3gqjswduepa">
+            <w:hyperlink w:history="1" r:id="rId8okvg6qi9-amig9ccnsnm">
               <w:r>
                 <w:rPr>
                   <w:rFonts w:ascii="Arial" w:cs="Arial" w:eastAsia="Arial" w:hAnsi="Arial"/>
@@ -26646,7 +26646,7 @@
             <w:pPr>
               <w:spacing w:after="20" w:before="0"/>
             </w:pPr>
-            <w:hyperlink w:history="1" r:id="rIdbicfhezpqljavzes-zthi">
+            <w:hyperlink w:history="1" r:id="rIdxbkeyraezwk8hx8zmbg18">
               <w:r>
                 <w:rPr>
                   <w:rFonts w:ascii="Arial" w:cs="Arial" w:eastAsia="Arial" w:hAnsi="Arial"/>
@@ -26679,7 +26679,7 @@
               <w:spacing w:after="10" w:before="0"/>
               <w:ind w:left="120"/>
             </w:pPr>
-            <w:hyperlink w:history="1" r:id="rIdht0cb3uhbavkweccdwbnd">
+            <w:hyperlink w:history="1" r:id="rId6p6xpy1pdki7tmzxxarzq">
               <w:r>
                 <w:rPr>
                   <w:rFonts w:ascii="Arial" w:cs="Arial" w:eastAsia="Arial" w:hAnsi="Arial"/>
@@ -26963,7 +26963,7 @@
             <w:pPr>
               <w:spacing w:after="20" w:before="0"/>
             </w:pPr>
-            <w:hyperlink w:history="1" r:id="rIdnbrom97qd_rutqfyjhhsq">
+            <w:hyperlink w:history="1" r:id="rId4ae4ahck8igau1medttbf">
               <w:r>
                 <w:rPr>
                   <w:rFonts w:ascii="Arial" w:cs="Arial" w:eastAsia="Arial" w:hAnsi="Arial"/>
@@ -26996,7 +26996,7 @@
               <w:spacing w:after="10" w:before="0"/>
               <w:ind w:left="120"/>
             </w:pPr>
-            <w:hyperlink w:history="1" r:id="rIdwgsmzahh019om7e_lae2m">
+            <w:hyperlink w:history="1" r:id="rId0dwl1tpketfh1jmpzbvwq">
               <w:r>
                 <w:rPr>
                   <w:rFonts w:ascii="Arial" w:cs="Arial" w:eastAsia="Arial" w:hAnsi="Arial"/>
@@ -27041,7 +27041,7 @@
             <w:pPr>
               <w:spacing w:after="20" w:before="0"/>
             </w:pPr>
-            <w:hyperlink w:history="1" r:id="rIdikrwkeivjyuvzyiybpzya">
+            <w:hyperlink w:history="1" r:id="rIdghiidmpmdxjox_vnvy-sn">
               <w:r>
                 <w:rPr>
                   <w:rFonts w:ascii="Arial" w:cs="Arial" w:eastAsia="Arial" w:hAnsi="Arial"/>
@@ -27074,7 +27074,7 @@
               <w:spacing w:after="10" w:before="0"/>
               <w:ind w:left="120"/>
             </w:pPr>
-            <w:hyperlink w:history="1" r:id="rIdlrs4chaypucvhnrgzgigg">
+            <w:hyperlink w:history="1" r:id="rIdtje-kxgco1tvvuevwdjks">
               <w:r>
                 <w:rPr>
                   <w:rFonts w:ascii="Arial" w:cs="Arial" w:eastAsia="Arial" w:hAnsi="Arial"/>
@@ -27339,7 +27339,7 @@
             <w:pPr>
               <w:spacing w:after="20" w:before="0"/>
             </w:pPr>
-            <w:hyperlink w:history="1" r:id="rIdnvbp0ip7bzka9bl3z0k-p">
+            <w:hyperlink w:history="1" r:id="rId7k6a_ps0tijox05ftbick">
               <w:r>
                 <w:rPr>
                   <w:rFonts w:ascii="Arial" w:cs="Arial" w:eastAsia="Arial" w:hAnsi="Arial"/>
@@ -27372,7 +27372,7 @@
               <w:spacing w:after="10" w:before="0"/>
               <w:ind w:left="120"/>
             </w:pPr>
-            <w:hyperlink w:history="1" r:id="rIdgg-up5ecbywn2fapcggx4">
+            <w:hyperlink w:history="1" r:id="rIdxmbbfqdrh1encx5idfdic">
               <w:r>
                 <w:rPr>
                   <w:rFonts w:ascii="Arial" w:cs="Arial" w:eastAsia="Arial" w:hAnsi="Arial"/>
@@ -27417,7 +27417,7 @@
             <w:pPr>
               <w:spacing w:after="20" w:before="0"/>
             </w:pPr>
-            <w:hyperlink w:history="1" r:id="rIdsdfs5tbeqes8irpu6cgly">
+            <w:hyperlink w:history="1" r:id="rIdetckntyqawepqvncemo0j">
               <w:r>
                 <w:rPr>
                   <w:rFonts w:ascii="Arial" w:cs="Arial" w:eastAsia="Arial" w:hAnsi="Arial"/>
@@ -27450,7 +27450,7 @@
               <w:spacing w:after="10" w:before="0"/>
               <w:ind w:left="120"/>
             </w:pPr>
-            <w:hyperlink w:history="1" r:id="rIdtqogftzcdeccf-wqxapuy">
+            <w:hyperlink w:history="1" r:id="rId24u68anltp5w_a_xb59is">
               <w:r>
                 <w:rPr>
                   <w:rFonts w:ascii="Arial" w:cs="Arial" w:eastAsia="Arial" w:hAnsi="Arial"/>
@@ -27715,7 +27715,7 @@
             <w:pPr>
               <w:spacing w:after="20" w:before="0"/>
             </w:pPr>
-            <w:hyperlink w:history="1" r:id="rIdjy1srddncbkwf941xbd9e">
+            <w:hyperlink w:history="1" r:id="rIdypjsoqwlulfwhc0ewdvwj">
               <w:r>
                 <w:rPr>
                   <w:rFonts w:ascii="Arial" w:cs="Arial" w:eastAsia="Arial" w:hAnsi="Arial"/>
@@ -27748,7 +27748,7 @@
               <w:spacing w:after="10" w:before="0"/>
               <w:ind w:left="120"/>
             </w:pPr>
-            <w:hyperlink w:history="1" r:id="rIdpmwggcfatp1hedgl4sxok">
+            <w:hyperlink w:history="1" r:id="rIdre3t-mpmz-wfceaqsd0nt">
               <w:r>
                 <w:rPr>
                   <w:rFonts w:ascii="Arial" w:cs="Arial" w:eastAsia="Arial" w:hAnsi="Arial"/>
@@ -27793,7 +27793,7 @@
             <w:pPr>
               <w:spacing w:after="20" w:before="0"/>
             </w:pPr>
-            <w:hyperlink w:history="1" r:id="rIdewh9gwucglavz8r-8jdzl">
+            <w:hyperlink w:history="1" r:id="rId7pez1rz1lcbh5ysepyimm">
               <w:r>
                 <w:rPr>
                   <w:rFonts w:ascii="Arial" w:cs="Arial" w:eastAsia="Arial" w:hAnsi="Arial"/>
@@ -27826,7 +27826,7 @@
               <w:spacing w:after="10" w:before="0"/>
               <w:ind w:left="120"/>
             </w:pPr>
-            <w:hyperlink w:history="1" r:id="rIdrlxgl7-fwmaw6svk5gz3y">
+            <w:hyperlink w:history="1" r:id="rIdwwchetbald5nh31w2c05n">
               <w:r>
                 <w:rPr>
                   <w:rFonts w:ascii="Arial" w:cs="Arial" w:eastAsia="Arial" w:hAnsi="Arial"/>
@@ -28110,7 +28110,7 @@
             <w:pPr>
               <w:spacing w:after="20" w:before="0"/>
             </w:pPr>
-            <w:hyperlink w:history="1" r:id="rIdndqqz-ukrehu40cuuaogw">
+            <w:hyperlink w:history="1" r:id="rIdhzqqk8w6myphp3bdrk6cw">
               <w:r>
                 <w:rPr>
                   <w:rFonts w:ascii="Arial" w:cs="Arial" w:eastAsia="Arial" w:hAnsi="Arial"/>
@@ -28143,7 +28143,7 @@
               <w:spacing w:after="10" w:before="0"/>
               <w:ind w:left="120"/>
             </w:pPr>
-            <w:hyperlink w:history="1" r:id="rIdraraorugd0sc5sq1iqlx5">
+            <w:hyperlink w:history="1" r:id="rIdenipnqbmciguxua2mrsso">
               <w:r>
                 <w:rPr>
                   <w:rFonts w:ascii="Arial" w:cs="Arial" w:eastAsia="Arial" w:hAnsi="Arial"/>
@@ -28188,7 +28188,7 @@
             <w:pPr>
               <w:spacing w:after="20" w:before="0"/>
             </w:pPr>
-            <w:hyperlink w:history="1" r:id="rIdqqb8wqokbxgggdofhmo1f">
+            <w:hyperlink w:history="1" r:id="rId0ovfruqk8j1szbvbq1q5b">
               <w:r>
                 <w:rPr>
                   <w:rFonts w:ascii="Arial" w:cs="Arial" w:eastAsia="Arial" w:hAnsi="Arial"/>
@@ -28221,7 +28221,7 @@
               <w:spacing w:after="10" w:before="0"/>
               <w:ind w:left="120"/>
             </w:pPr>
-            <w:hyperlink w:history="1" r:id="rIdfkwxpdtmhwutw9umc0ig4">
+            <w:hyperlink w:history="1" r:id="rIdnki3xsh2srwt5hynkz_de">
               <w:r>
                 <w:rPr>
                   <w:rFonts w:ascii="Arial" w:cs="Arial" w:eastAsia="Arial" w:hAnsi="Arial"/>
@@ -30212,7 +30212,7 @@
             <w:pPr>
               <w:spacing w:after="20" w:before="0"/>
             </w:pPr>
-            <w:hyperlink w:history="1" r:id="rIde2blzuvglqpquuey0bcoc">
+            <w:hyperlink w:history="1" r:id="rIdz1_x4f8qb-vpde12vjf08">
               <w:r>
                 <w:rPr>
                   <w:rFonts w:ascii="Arial" w:cs="Arial" w:eastAsia="Arial" w:hAnsi="Arial"/>
@@ -30245,7 +30245,7 @@
               <w:spacing w:after="10" w:before="0"/>
               <w:ind w:left="120"/>
             </w:pPr>
-            <w:hyperlink w:history="1" r:id="rIdwoern3x7hx2ygkef6cgmm">
+            <w:hyperlink w:history="1" r:id="rIdkj863dtmco77-vtbkqgn4">
               <w:r>
                 <w:rPr>
                   <w:rFonts w:ascii="Arial" w:cs="Arial" w:eastAsia="Arial" w:hAnsi="Arial"/>
@@ -30290,7 +30290,7 @@
             <w:pPr>
               <w:spacing w:after="20" w:before="0"/>
             </w:pPr>
-            <w:hyperlink w:history="1" r:id="rIdj3w0jbrqp5pteczonb9h8">
+            <w:hyperlink w:history="1" r:id="rId0dayusexjf_xdhggrjgb3">
               <w:r>
                 <w:rPr>
                   <w:rFonts w:ascii="Arial" w:cs="Arial" w:eastAsia="Arial" w:hAnsi="Arial"/>
@@ -30323,7 +30323,7 @@
               <w:spacing w:after="10" w:before="0"/>
               <w:ind w:left="120"/>
             </w:pPr>
-            <w:hyperlink w:history="1" r:id="rIdesygcbc8nwwrlj51vlnpw">
+            <w:hyperlink w:history="1" r:id="rIdtpbfu-zb0rd5hwbamgzok">
               <w:r>
                 <w:rPr>
                   <w:rFonts w:ascii="Arial" w:cs="Arial" w:eastAsia="Arial" w:hAnsi="Arial"/>
@@ -30569,7 +30569,7 @@
             <w:pPr>
               <w:spacing w:after="20" w:before="0"/>
             </w:pPr>
-            <w:hyperlink w:history="1" r:id="rIdhkzcyin1qtvehpggrejal">
+            <w:hyperlink w:history="1" r:id="rId3hj_ft1nafs2uwhiyn1aj">
               <w:r>
                 <w:rPr>
                   <w:rFonts w:ascii="Arial" w:cs="Arial" w:eastAsia="Arial" w:hAnsi="Arial"/>
@@ -30602,7 +30602,7 @@
               <w:spacing w:after="10" w:before="0"/>
               <w:ind w:left="120"/>
             </w:pPr>
-            <w:hyperlink w:history="1" r:id="rId5xnvhjjmwgeod0qyz47dm">
+            <w:hyperlink w:history="1" r:id="rIdhm62suov85zxctaalnqut">
               <w:r>
                 <w:rPr>
                   <w:rFonts w:ascii="Arial" w:cs="Arial" w:eastAsia="Arial" w:hAnsi="Arial"/>
@@ -30647,7 +30647,7 @@
             <w:pPr>
               <w:spacing w:after="20" w:before="0"/>
             </w:pPr>
-            <w:hyperlink w:history="1" r:id="rIdfqnbqv_4fs1zfeg4zystg">
+            <w:hyperlink w:history="1" r:id="rIdkkfmdis6f3izgr9lliwu5">
               <w:r>
                 <w:rPr>
                   <w:rFonts w:ascii="Arial" w:cs="Arial" w:eastAsia="Arial" w:hAnsi="Arial"/>
@@ -30680,7 +30680,7 @@
               <w:spacing w:after="10" w:before="0"/>
               <w:ind w:left="120"/>
             </w:pPr>
-            <w:hyperlink w:history="1" r:id="rIdcbnwngyfotqtcikgsslv6">
+            <w:hyperlink w:history="1" r:id="rIdpb8zzkmjebs0lqvoqzlb6">
               <w:r>
                 <w:rPr>
                   <w:rFonts w:ascii="Arial" w:cs="Arial" w:eastAsia="Arial" w:hAnsi="Arial"/>
@@ -30945,7 +30945,7 @@
             <w:pPr>
               <w:spacing w:after="20" w:before="0"/>
             </w:pPr>
-            <w:hyperlink w:history="1" r:id="rIdpsiiqwukgbpr6itj6fvuk">
+            <w:hyperlink w:history="1" r:id="rIdnpxtz_fru4ichk6q5crdo">
               <w:r>
                 <w:rPr>
                   <w:rFonts w:ascii="Arial" w:cs="Arial" w:eastAsia="Arial" w:hAnsi="Arial"/>
@@ -30978,7 +30978,7 @@
               <w:spacing w:after="10" w:before="0"/>
               <w:ind w:left="120"/>
             </w:pPr>
-            <w:hyperlink w:history="1" r:id="rIdal-osofyyjioeodzchjgo">
+            <w:hyperlink w:history="1" r:id="rIduejy8g-ufym-qlxhzpk16">
               <w:r>
                 <w:rPr>
                   <w:rFonts w:ascii="Arial" w:cs="Arial" w:eastAsia="Arial" w:hAnsi="Arial"/>
@@ -31023,7 +31023,7 @@
             <w:pPr>
               <w:spacing w:after="20" w:before="0"/>
             </w:pPr>
-            <w:hyperlink w:history="1" r:id="rIdbebulqfvvgle4g8htesyd">
+            <w:hyperlink w:history="1" r:id="rIdmjgwo3vlv-3vj17xjmzrq">
               <w:r>
                 <w:rPr>
                   <w:rFonts w:ascii="Arial" w:cs="Arial" w:eastAsia="Arial" w:hAnsi="Arial"/>
@@ -31056,7 +31056,7 @@
               <w:spacing w:after="10" w:before="0"/>
               <w:ind w:left="120"/>
             </w:pPr>
-            <w:hyperlink w:history="1" r:id="rIdtxqy17kdwseibqesqqzzj">
+            <w:hyperlink w:history="1" r:id="rIdoil9buwejku2mdxqi7pxn">
               <w:r>
                 <w:rPr>
                   <w:rFonts w:ascii="Arial" w:cs="Arial" w:eastAsia="Arial" w:hAnsi="Arial"/>
@@ -31321,7 +31321,7 @@
             <w:pPr>
               <w:spacing w:after="20" w:before="0"/>
             </w:pPr>
-            <w:hyperlink w:history="1" r:id="rIdl3j6kkoq81l3hlt9v6cun">
+            <w:hyperlink w:history="1" r:id="rId0tugmpmabqtqtn5efugt8">
               <w:r>
                 <w:rPr>
                   <w:rFonts w:ascii="Arial" w:cs="Arial" w:eastAsia="Arial" w:hAnsi="Arial"/>
@@ -31354,7 +31354,7 @@
               <w:spacing w:after="10" w:before="0"/>
               <w:ind w:left="120"/>
             </w:pPr>
-            <w:hyperlink w:history="1" r:id="rIdhgwo-mqcuyebhq9-oq4yf">
+            <w:hyperlink w:history="1" r:id="rId1xbbxg-vvx71ux-awdghh">
               <w:r>
                 <w:rPr>
                   <w:rFonts w:ascii="Arial" w:cs="Arial" w:eastAsia="Arial" w:hAnsi="Arial"/>
@@ -31399,7 +31399,7 @@
             <w:pPr>
               <w:spacing w:after="20" w:before="0"/>
             </w:pPr>
-            <w:hyperlink w:history="1" r:id="rId2wxobzxdbt7hqpynqqcxb">
+            <w:hyperlink w:history="1" r:id="rIdy0q5aiaxnwlkuii3apqpl">
               <w:r>
                 <w:rPr>
                   <w:rFonts w:ascii="Arial" w:cs="Arial" w:eastAsia="Arial" w:hAnsi="Arial"/>
@@ -31432,7 +31432,7 @@
               <w:spacing w:after="10" w:before="0"/>
               <w:ind w:left="120"/>
             </w:pPr>
-            <w:hyperlink w:history="1" r:id="rIdnop8r0sq3-lxbfrrt0gyj">
+            <w:hyperlink w:history="1" r:id="rIdwib4qk7glkwoczxd-op1u">
               <w:r>
                 <w:rPr>
                   <w:rFonts w:ascii="Arial" w:cs="Arial" w:eastAsia="Arial" w:hAnsi="Arial"/>
@@ -31678,7 +31678,7 @@
             <w:pPr>
               <w:spacing w:after="20" w:before="0"/>
             </w:pPr>
-            <w:hyperlink w:history="1" r:id="rIdkewwfihk3ngjvo3n1ggsz">
+            <w:hyperlink w:history="1" r:id="rIdfltc4eek7tfbcbgpxjej9">
               <w:r>
                 <w:rPr>
                   <w:rFonts w:ascii="Arial" w:cs="Arial" w:eastAsia="Arial" w:hAnsi="Arial"/>
@@ -31711,7 +31711,7 @@
               <w:spacing w:after="10" w:before="0"/>
               <w:ind w:left="120"/>
             </w:pPr>
-            <w:hyperlink w:history="1" r:id="rIdhjuasigpycgcyugf2fpi7">
+            <w:hyperlink w:history="1" r:id="rIdp4stghozptcmtz_9z7rgu">
               <w:r>
                 <w:rPr>
                   <w:rFonts w:ascii="Arial" w:cs="Arial" w:eastAsia="Arial" w:hAnsi="Arial"/>
@@ -31756,7 +31756,7 @@
             <w:pPr>
               <w:spacing w:after="20" w:before="0"/>
             </w:pPr>
-            <w:hyperlink w:history="1" r:id="rIddetjz82t0b2kiqxupjnqv">
+            <w:hyperlink w:history="1" r:id="rIdfzox3tgwpzdb5ndsw_gtj">
               <w:r>
                 <w:rPr>
                   <w:rFonts w:ascii="Arial" w:cs="Arial" w:eastAsia="Arial" w:hAnsi="Arial"/>
@@ -31789,7 +31789,7 @@
               <w:spacing w:after="10" w:before="0"/>
               <w:ind w:left="120"/>
             </w:pPr>
-            <w:hyperlink w:history="1" r:id="rIdkgsvk5koprziutykdpffn">
+            <w:hyperlink w:history="1" r:id="rIdulz8psrfefzz21afardib">
               <w:r>
                 <w:rPr>
                   <w:rFonts w:ascii="Arial" w:cs="Arial" w:eastAsia="Arial" w:hAnsi="Arial"/>
